--- a/internal_doc/03.开发设计/Story-ReplicaLogArchivingAndReplay.docx
+++ b/internal_doc/03.开发设计/Story-ReplicaLogArchivingAndReplay.docx
@@ -115,9 +115,11 @@
               </w:rPr>
               <w:t xml:space="preserve"> </w:t>
             </w:r>
+            <w:proofErr w:type="spellStart"/>
             <w:r>
               <w:t>Weichao</w:t>
             </w:r>
+            <w:proofErr w:type="spellEnd"/>
           </w:p>
         </w:tc>
         <w:tc>
@@ -226,12 +228,14 @@
       </w:r>
     </w:p>
     <w:p>
+      <w:proofErr w:type="spellStart"/>
       <w:r>
         <w:rPr>
           <w:rFonts w:hint="eastAsia"/>
         </w:rPr>
         <w:t>SequoiaDB</w:t>
       </w:r>
+      <w:proofErr w:type="spellEnd"/>
       <w:r>
         <w:rPr>
           <w:rFonts w:hint="eastAsia"/>
@@ -301,7 +305,6 @@
         </w:numPr>
         <w:ind w:firstLineChars="0"/>
         <w:rPr>
-          <w:rFonts w:hint="eastAsia"/>
           <w:color w:val="000000" w:themeColor="text1"/>
         </w:rPr>
       </w:pPr>
@@ -330,7 +333,29 @@
           <w:rFonts w:hint="eastAsia"/>
           <w:color w:val="000000" w:themeColor="text1"/>
         </w:rPr>
-        <w:t>按日志文件压缩存储到本地目录；</w:t>
+        <w:t>按日志文件</w:t>
+      </w:r>
+      <w:commentRangeStart w:id="0"/>
+      <w:r>
+        <w:rPr>
+          <w:rFonts w:hint="eastAsia"/>
+          <w:color w:val="000000" w:themeColor="text1"/>
+        </w:rPr>
+        <w:t>压缩存储</w:t>
+      </w:r>
+      <w:commentRangeEnd w:id="0"/>
+      <w:r>
+        <w:rPr>
+          <w:rStyle w:val="CommentReference"/>
+        </w:rPr>
+        <w:commentReference w:id="0"/>
+      </w:r>
+      <w:r>
+        <w:rPr>
+          <w:rFonts w:hint="eastAsia"/>
+          <w:color w:val="000000" w:themeColor="text1"/>
+        </w:rPr>
+        <w:t>到本地目录；</w:t>
       </w:r>
     </w:p>
     <w:p>
@@ -400,6 +425,7 @@
         </w:rPr>
         <w:t>．归档日志重放工具</w:t>
       </w:r>
+      <w:proofErr w:type="spellStart"/>
       <w:r>
         <w:rPr>
           <w:rFonts w:hint="eastAsia"/>
@@ -407,6 +433,7 @@
         </w:rPr>
         <w:t>sdbreplay</w:t>
       </w:r>
+      <w:proofErr w:type="spellEnd"/>
       <w:r>
         <w:rPr>
           <w:rFonts w:hint="eastAsia"/>
@@ -458,7 +485,6 @@
         </w:numPr>
         <w:ind w:firstLineChars="0"/>
         <w:rPr>
-          <w:rFonts w:hint="eastAsia"/>
           <w:color w:val="000000" w:themeColor="text1"/>
         </w:rPr>
       </w:pPr>
@@ -469,6 +495,7 @@
         </w:rPr>
         <w:t>根据记录生成执行语句，连接到</w:t>
       </w:r>
+      <w:proofErr w:type="spellStart"/>
       <w:r>
         <w:rPr>
           <w:rFonts w:hint="eastAsia"/>
@@ -476,6 +503,7 @@
         </w:rPr>
         <w:t>sequoiadb</w:t>
       </w:r>
+      <w:proofErr w:type="spellEnd"/>
       <w:r>
         <w:rPr>
           <w:rFonts w:hint="eastAsia"/>
@@ -612,6 +640,1009 @@
           <w:rFonts w:hint="eastAsia"/>
         </w:rPr>
         <w:t>日志归档配置参数：</w:t>
+      </w:r>
+    </w:p>
+    <w:tbl>
+      <w:tblPr>
+        <w:tblStyle w:val="TableGrid"/>
+        <w:tblW w:w="0" w:type="auto"/>
+        <w:tblLook w:val="04A0"/>
+      </w:tblPr>
+      <w:tblGrid>
+        <w:gridCol w:w="1668"/>
+        <w:gridCol w:w="1559"/>
+        <w:gridCol w:w="1134"/>
+        <w:gridCol w:w="1843"/>
+        <w:gridCol w:w="2412"/>
+      </w:tblGrid>
+      <w:tr>
+        <w:tc>
+          <w:tcPr>
+            <w:tcW w:w="1668" w:type="dxa"/>
+          </w:tcPr>
+          <w:p>
+            <w:pPr>
+              <w:ind w:left="0"/>
+              <w:jc w:val="center"/>
+              <w:rPr>
+                <w:rFonts w:eastAsiaTheme="minorEastAsia"/>
+                <w:b/>
+              </w:rPr>
+            </w:pPr>
+            <w:r>
+              <w:rPr>
+                <w:rFonts w:eastAsiaTheme="minorEastAsia" w:hint="eastAsia"/>
+                <w:b/>
+              </w:rPr>
+              <w:t>参数</w:t>
+            </w:r>
+          </w:p>
+        </w:tc>
+        <w:tc>
+          <w:tcPr>
+            <w:tcW w:w="1559" w:type="dxa"/>
+          </w:tcPr>
+          <w:p>
+            <w:pPr>
+              <w:ind w:left="0"/>
+              <w:jc w:val="center"/>
+              <w:rPr>
+                <w:rFonts w:eastAsiaTheme="minorEastAsia"/>
+                <w:b/>
+              </w:rPr>
+            </w:pPr>
+            <w:r>
+              <w:rPr>
+                <w:rFonts w:eastAsiaTheme="minorEastAsia" w:hint="eastAsia"/>
+                <w:b/>
+              </w:rPr>
+              <w:t>描述</w:t>
+            </w:r>
+          </w:p>
+        </w:tc>
+        <w:tc>
+          <w:tcPr>
+            <w:tcW w:w="1134" w:type="dxa"/>
+          </w:tcPr>
+          <w:p>
+            <w:pPr>
+              <w:ind w:left="0"/>
+              <w:jc w:val="center"/>
+              <w:rPr>
+                <w:rFonts w:eastAsiaTheme="minorEastAsia"/>
+                <w:b/>
+              </w:rPr>
+            </w:pPr>
+            <w:r>
+              <w:rPr>
+                <w:rFonts w:eastAsiaTheme="minorEastAsia" w:hint="eastAsia"/>
+                <w:b/>
+              </w:rPr>
+              <w:t>类型</w:t>
+            </w:r>
+          </w:p>
+        </w:tc>
+        <w:tc>
+          <w:tcPr>
+            <w:tcW w:w="1843" w:type="dxa"/>
+          </w:tcPr>
+          <w:p>
+            <w:pPr>
+              <w:ind w:left="0"/>
+              <w:jc w:val="center"/>
+              <w:rPr>
+                <w:rFonts w:eastAsiaTheme="minorEastAsia"/>
+                <w:b/>
+              </w:rPr>
+            </w:pPr>
+            <w:r>
+              <w:rPr>
+                <w:rFonts w:eastAsiaTheme="minorEastAsia" w:hint="eastAsia"/>
+                <w:b/>
+              </w:rPr>
+              <w:t>默认值</w:t>
+            </w:r>
+          </w:p>
+        </w:tc>
+        <w:tc>
+          <w:tcPr>
+            <w:tcW w:w="2412" w:type="dxa"/>
+          </w:tcPr>
+          <w:p>
+            <w:pPr>
+              <w:ind w:left="0"/>
+              <w:jc w:val="center"/>
+              <w:rPr>
+                <w:rFonts w:eastAsiaTheme="minorEastAsia"/>
+                <w:b/>
+              </w:rPr>
+            </w:pPr>
+            <w:r>
+              <w:rPr>
+                <w:rFonts w:eastAsiaTheme="minorEastAsia" w:hint="eastAsia"/>
+                <w:b/>
+              </w:rPr>
+              <w:t>备注</w:t>
+            </w:r>
+          </w:p>
+        </w:tc>
+      </w:tr>
+      <w:tr>
+        <w:tc>
+          <w:tcPr>
+            <w:tcW w:w="1668" w:type="dxa"/>
+          </w:tcPr>
+          <w:p>
+            <w:pPr>
+              <w:ind w:left="0"/>
+              <w:rPr>
+                <w:rFonts w:eastAsiaTheme="minorEastAsia"/>
+              </w:rPr>
+            </w:pPr>
+            <w:commentRangeStart w:id="1"/>
+            <w:proofErr w:type="spellStart"/>
+            <w:r>
+              <w:rPr>
+                <w:rFonts w:hint="eastAsia"/>
+              </w:rPr>
+              <w:t>arc</w:t>
+            </w:r>
+            <w:r>
+              <w:rPr>
+                <w:rFonts w:eastAsiaTheme="minorEastAsia" w:hint="eastAsia"/>
+              </w:rPr>
+              <w:t>enabled</w:t>
+            </w:r>
+            <w:commentRangeEnd w:id="1"/>
+            <w:proofErr w:type="spellEnd"/>
+            <w:r>
+              <w:rPr>
+                <w:rStyle w:val="CommentReference"/>
+                <w:rFonts w:eastAsiaTheme="minorEastAsia"/>
+              </w:rPr>
+              <w:commentReference w:id="1"/>
+            </w:r>
+          </w:p>
+        </w:tc>
+        <w:tc>
+          <w:tcPr>
+            <w:tcW w:w="1559" w:type="dxa"/>
+          </w:tcPr>
+          <w:p>
+            <w:pPr>
+              <w:ind w:left="0"/>
+            </w:pPr>
+            <w:r>
+              <w:rPr>
+                <w:rFonts w:eastAsiaTheme="minorEastAsia" w:hint="eastAsia"/>
+              </w:rPr>
+              <w:t>是否</w:t>
+            </w:r>
+            <w:r>
+              <w:rPr>
+                <w:rFonts w:eastAsiaTheme="minorEastAsia" w:hint="eastAsia"/>
+              </w:rPr>
+              <w:t>开启</w:t>
+            </w:r>
+            <w:proofErr w:type="spellStart"/>
+            <w:r>
+              <w:rPr>
+                <w:rFonts w:hint="eastAsia"/>
+              </w:rPr>
+              <w:t>归档</w:t>
+            </w:r>
+            <w:proofErr w:type="spellEnd"/>
+          </w:p>
+        </w:tc>
+        <w:tc>
+          <w:tcPr>
+            <w:tcW w:w="1134" w:type="dxa"/>
+          </w:tcPr>
+          <w:p>
+            <w:pPr>
+              <w:ind w:left="0"/>
+              <w:rPr>
+                <w:rFonts w:eastAsiaTheme="minorEastAsia"/>
+              </w:rPr>
+            </w:pPr>
+            <w:proofErr w:type="spellStart"/>
+            <w:r>
+              <w:rPr>
+                <w:rFonts w:eastAsiaTheme="minorEastAsia" w:hint="eastAsia"/>
+              </w:rPr>
+              <w:t>b</w:t>
+            </w:r>
+            <w:r>
+              <w:rPr>
+                <w:rFonts w:eastAsiaTheme="minorEastAsia" w:hint="eastAsia"/>
+              </w:rPr>
+              <w:t>ool</w:t>
+            </w:r>
+            <w:proofErr w:type="spellEnd"/>
+          </w:p>
+        </w:tc>
+        <w:tc>
+          <w:tcPr>
+            <w:tcW w:w="1843" w:type="dxa"/>
+          </w:tcPr>
+          <w:p>
+            <w:pPr>
+              <w:ind w:left="0"/>
+              <w:rPr>
+                <w:rFonts w:eastAsiaTheme="minorEastAsia"/>
+              </w:rPr>
+            </w:pPr>
+            <w:r>
+              <w:rPr>
+                <w:rFonts w:eastAsiaTheme="minorEastAsia" w:hint="eastAsia"/>
+              </w:rPr>
+              <w:t>false</w:t>
+            </w:r>
+          </w:p>
+        </w:tc>
+        <w:tc>
+          <w:tcPr>
+            <w:tcW w:w="2412" w:type="dxa"/>
+          </w:tcPr>
+          <w:p>
+            <w:pPr>
+              <w:ind w:left="0"/>
+            </w:pPr>
+          </w:p>
+        </w:tc>
+      </w:tr>
+      <w:tr>
+        <w:tc>
+          <w:tcPr>
+            <w:tcW w:w="1668" w:type="dxa"/>
+          </w:tcPr>
+          <w:p>
+            <w:pPr>
+              <w:ind w:left="0"/>
+              <w:rPr>
+                <w:rFonts w:eastAsiaTheme="minorEastAsia"/>
+              </w:rPr>
+            </w:pPr>
+            <w:proofErr w:type="spellStart"/>
+            <w:r>
+              <w:rPr>
+                <w:rFonts w:eastAsiaTheme="minorEastAsia" w:hint="eastAsia"/>
+              </w:rPr>
+              <w:t>arcpath</w:t>
+            </w:r>
+            <w:proofErr w:type="spellEnd"/>
+          </w:p>
+        </w:tc>
+        <w:tc>
+          <w:tcPr>
+            <w:tcW w:w="1559" w:type="dxa"/>
+          </w:tcPr>
+          <w:p>
+            <w:pPr>
+              <w:ind w:left="0"/>
+            </w:pPr>
+            <w:proofErr w:type="spellStart"/>
+            <w:r>
+              <w:rPr>
+                <w:rFonts w:hint="eastAsia"/>
+              </w:rPr>
+              <w:t>归档路径</w:t>
+            </w:r>
+            <w:proofErr w:type="spellEnd"/>
+          </w:p>
+        </w:tc>
+        <w:tc>
+          <w:tcPr>
+            <w:tcW w:w="1134" w:type="dxa"/>
+          </w:tcPr>
+          <w:p>
+            <w:pPr>
+              <w:ind w:left="0"/>
+              <w:rPr>
+                <w:rFonts w:eastAsiaTheme="minorEastAsia"/>
+              </w:rPr>
+            </w:pPr>
+            <w:r>
+              <w:rPr>
+                <w:rFonts w:eastAsiaTheme="minorEastAsia" w:hint="eastAsia"/>
+              </w:rPr>
+              <w:t>s</w:t>
+            </w:r>
+            <w:r>
+              <w:rPr>
+                <w:rFonts w:eastAsiaTheme="minorEastAsia" w:hint="eastAsia"/>
+              </w:rPr>
+              <w:t>tring</w:t>
+            </w:r>
+          </w:p>
+        </w:tc>
+        <w:tc>
+          <w:tcPr>
+            <w:tcW w:w="1843" w:type="dxa"/>
+          </w:tcPr>
+          <w:p>
+            <w:pPr>
+              <w:ind w:left="0"/>
+              <w:rPr>
+                <w:rFonts w:eastAsiaTheme="minorEastAsia"/>
+              </w:rPr>
+            </w:pPr>
+            <w:proofErr w:type="spellStart"/>
+            <w:r>
+              <w:rPr>
+                <w:rFonts w:eastAsiaTheme="minorEastAsia" w:hint="eastAsia"/>
+              </w:rPr>
+              <w:t>dbpath</w:t>
+            </w:r>
+            <w:proofErr w:type="spellEnd"/>
+            <w:r>
+              <w:rPr>
+                <w:rFonts w:eastAsiaTheme="minorEastAsia" w:hint="eastAsia"/>
+              </w:rPr>
+              <w:t>/</w:t>
+            </w:r>
+            <w:proofErr w:type="spellStart"/>
+            <w:r>
+              <w:rPr>
+                <w:rFonts w:eastAsiaTheme="minorEastAsia" w:hint="eastAsia"/>
+              </w:rPr>
+              <w:t>archive</w:t>
+            </w:r>
+            <w:r>
+              <w:rPr>
+                <w:rFonts w:eastAsiaTheme="minorEastAsia" w:hint="eastAsia"/>
+              </w:rPr>
+              <w:t>log</w:t>
+            </w:r>
+            <w:proofErr w:type="spellEnd"/>
+          </w:p>
+        </w:tc>
+        <w:tc>
+          <w:tcPr>
+            <w:tcW w:w="2412" w:type="dxa"/>
+          </w:tcPr>
+          <w:p>
+            <w:pPr>
+              <w:ind w:left="0"/>
+            </w:pPr>
+          </w:p>
+        </w:tc>
+      </w:tr>
+      <w:tr>
+        <w:tc>
+          <w:tcPr>
+            <w:tcW w:w="1668" w:type="dxa"/>
+          </w:tcPr>
+          <w:p>
+            <w:pPr>
+              <w:ind w:left="0"/>
+              <w:rPr>
+                <w:rFonts w:eastAsiaTheme="minorEastAsia"/>
+              </w:rPr>
+            </w:pPr>
+            <w:proofErr w:type="spellStart"/>
+            <w:r>
+              <w:rPr>
+                <w:rFonts w:eastAsiaTheme="minorEastAsia" w:hint="eastAsia"/>
+              </w:rPr>
+              <w:t>arc</w:t>
+            </w:r>
+            <w:r>
+              <w:rPr>
+                <w:rFonts w:eastAsiaTheme="minorEastAsia" w:hint="eastAsia"/>
+              </w:rPr>
+              <w:t>timeout</w:t>
+            </w:r>
+            <w:proofErr w:type="spellEnd"/>
+          </w:p>
+        </w:tc>
+        <w:tc>
+          <w:tcPr>
+            <w:tcW w:w="1559" w:type="dxa"/>
+          </w:tcPr>
+          <w:p>
+            <w:pPr>
+              <w:ind w:left="0"/>
+              <w:rPr>
+                <w:rFonts w:eastAsiaTheme="minorEastAsia"/>
+              </w:rPr>
+            </w:pPr>
+            <w:r>
+              <w:rPr>
+                <w:rFonts w:eastAsiaTheme="minorEastAsia" w:hint="eastAsia"/>
+              </w:rPr>
+              <w:t>归档</w:t>
+            </w:r>
+            <w:r>
+              <w:rPr>
+                <w:rFonts w:eastAsiaTheme="minorEastAsia" w:hint="eastAsia"/>
+              </w:rPr>
+              <w:t>超时时间</w:t>
+            </w:r>
+          </w:p>
+        </w:tc>
+        <w:tc>
+          <w:tcPr>
+            <w:tcW w:w="1134" w:type="dxa"/>
+          </w:tcPr>
+          <w:p>
+            <w:pPr>
+              <w:ind w:left="0"/>
+              <w:rPr>
+                <w:rFonts w:eastAsiaTheme="minorEastAsia"/>
+              </w:rPr>
+            </w:pPr>
+            <w:proofErr w:type="spellStart"/>
+            <w:r>
+              <w:rPr>
+                <w:rFonts w:eastAsiaTheme="minorEastAsia" w:hint="eastAsia"/>
+              </w:rPr>
+              <w:t>i</w:t>
+            </w:r>
+            <w:r>
+              <w:rPr>
+                <w:rFonts w:eastAsiaTheme="minorEastAsia" w:hint="eastAsia"/>
+              </w:rPr>
+              <w:t>nt</w:t>
+            </w:r>
+            <w:proofErr w:type="spellEnd"/>
+            <w:r>
+              <w:rPr>
+                <w:rFonts w:eastAsiaTheme="minorEastAsia" w:hint="eastAsia"/>
+              </w:rPr>
+              <w:t>(</w:t>
+            </w:r>
+            <w:r>
+              <w:rPr>
+                <w:rFonts w:eastAsiaTheme="minorEastAsia" w:hint="eastAsia"/>
+              </w:rPr>
+              <w:t>秒</w:t>
+            </w:r>
+            <w:r>
+              <w:rPr>
+                <w:rFonts w:eastAsiaTheme="minorEastAsia" w:hint="eastAsia"/>
+              </w:rPr>
+              <w:t>)</w:t>
+            </w:r>
+          </w:p>
+        </w:tc>
+        <w:tc>
+          <w:tcPr>
+            <w:tcW w:w="1843" w:type="dxa"/>
+          </w:tcPr>
+          <w:p>
+            <w:pPr>
+              <w:ind w:left="0"/>
+              <w:rPr>
+                <w:rFonts w:eastAsiaTheme="minorEastAsia"/>
+              </w:rPr>
+            </w:pPr>
+            <w:r>
+              <w:rPr>
+                <w:rFonts w:eastAsiaTheme="minorEastAsia" w:hint="eastAsia"/>
+              </w:rPr>
+              <w:t>1800</w:t>
+            </w:r>
+            <w:r>
+              <w:rPr>
+                <w:rFonts w:eastAsiaTheme="minorEastAsia" w:hint="eastAsia"/>
+              </w:rPr>
+              <w:t>(</w:t>
+            </w:r>
+            <w:commentRangeStart w:id="2"/>
+            <w:r>
+              <w:rPr>
+                <w:rFonts w:eastAsiaTheme="minorEastAsia" w:hint="eastAsia"/>
+              </w:rPr>
+              <w:t>3</w:t>
+            </w:r>
+            <w:r>
+              <w:rPr>
+                <w:rFonts w:eastAsiaTheme="minorEastAsia" w:hint="eastAsia"/>
+              </w:rPr>
+              <w:t>0</w:t>
+            </w:r>
+            <w:r>
+              <w:rPr>
+                <w:rFonts w:eastAsiaTheme="minorEastAsia" w:hint="eastAsia"/>
+              </w:rPr>
+              <w:t>分钟</w:t>
+            </w:r>
+            <w:commentRangeEnd w:id="2"/>
+            <w:r>
+              <w:rPr>
+                <w:rStyle w:val="CommentReference"/>
+                <w:rFonts w:eastAsiaTheme="minorEastAsia"/>
+              </w:rPr>
+              <w:commentReference w:id="2"/>
+            </w:r>
+            <w:r>
+              <w:rPr>
+                <w:rFonts w:eastAsiaTheme="minorEastAsia" w:hint="eastAsia"/>
+              </w:rPr>
+              <w:t>)</w:t>
+            </w:r>
+          </w:p>
+        </w:tc>
+        <w:tc>
+          <w:tcPr>
+            <w:tcW w:w="2412" w:type="dxa"/>
+          </w:tcPr>
+          <w:p>
+            <w:pPr>
+              <w:ind w:left="0"/>
+              <w:rPr>
+                <w:rFonts w:eastAsiaTheme="minorEastAsia"/>
+              </w:rPr>
+            </w:pPr>
+            <w:r>
+              <w:rPr>
+                <w:rFonts w:eastAsiaTheme="minorEastAsia" w:hint="eastAsia"/>
+              </w:rPr>
+              <w:t>取值范围</w:t>
+            </w:r>
+            <w:r>
+              <w:rPr>
+                <w:rFonts w:eastAsiaTheme="minorEastAsia" w:hint="eastAsia"/>
+              </w:rPr>
+              <w:t>&gt;=0</w:t>
+            </w:r>
+            <w:r>
+              <w:rPr>
+                <w:rFonts w:eastAsiaTheme="minorEastAsia" w:hint="eastAsia"/>
+              </w:rPr>
+              <w:t>。</w:t>
+            </w:r>
+            <w:r>
+              <w:rPr>
+                <w:rFonts w:eastAsiaTheme="minorEastAsia" w:hint="eastAsia"/>
+              </w:rPr>
+              <w:t>0</w:t>
+            </w:r>
+            <w:r>
+              <w:rPr>
+                <w:rFonts w:eastAsiaTheme="minorEastAsia" w:hint="eastAsia"/>
+              </w:rPr>
+              <w:t>表示没有</w:t>
+            </w:r>
+            <w:r>
+              <w:rPr>
+                <w:rFonts w:eastAsiaTheme="minorEastAsia" w:hint="eastAsia"/>
+              </w:rPr>
+              <w:t>超时</w:t>
+            </w:r>
+            <w:r>
+              <w:rPr>
+                <w:rFonts w:eastAsiaTheme="minorEastAsia" w:hint="eastAsia"/>
+              </w:rPr>
+              <w:t>。</w:t>
+            </w:r>
+          </w:p>
+        </w:tc>
+      </w:tr>
+      <w:tr>
+        <w:tc>
+          <w:tcPr>
+            <w:tcW w:w="1668" w:type="dxa"/>
+          </w:tcPr>
+          <w:p>
+            <w:pPr>
+              <w:ind w:left="0"/>
+              <w:rPr>
+                <w:rFonts w:eastAsiaTheme="minorEastAsia"/>
+              </w:rPr>
+            </w:pPr>
+            <w:proofErr w:type="spellStart"/>
+            <w:r>
+              <w:rPr>
+                <w:rFonts w:eastAsiaTheme="minorEastAsia" w:hint="eastAsia"/>
+              </w:rPr>
+              <w:t>arcexpired</w:t>
+            </w:r>
+            <w:proofErr w:type="spellEnd"/>
+          </w:p>
+        </w:tc>
+        <w:tc>
+          <w:tcPr>
+            <w:tcW w:w="1559" w:type="dxa"/>
+          </w:tcPr>
+          <w:p>
+            <w:pPr>
+              <w:ind w:left="0"/>
+              <w:rPr>
+                <w:rFonts w:eastAsiaTheme="minorEastAsia"/>
+              </w:rPr>
+            </w:pPr>
+            <w:r>
+              <w:rPr>
+                <w:rFonts w:eastAsiaTheme="minorEastAsia" w:hint="eastAsia"/>
+              </w:rPr>
+              <w:t>归档日志过期时间</w:t>
+            </w:r>
+          </w:p>
+        </w:tc>
+        <w:tc>
+          <w:tcPr>
+            <w:tcW w:w="1134" w:type="dxa"/>
+          </w:tcPr>
+          <w:p>
+            <w:pPr>
+              <w:ind w:left="0"/>
+              <w:rPr>
+                <w:rFonts w:eastAsiaTheme="minorEastAsia"/>
+              </w:rPr>
+            </w:pPr>
+            <w:proofErr w:type="spellStart"/>
+            <w:r>
+              <w:rPr>
+                <w:rFonts w:eastAsiaTheme="minorEastAsia" w:hint="eastAsia"/>
+              </w:rPr>
+              <w:t>i</w:t>
+            </w:r>
+            <w:r>
+              <w:rPr>
+                <w:rFonts w:eastAsiaTheme="minorEastAsia" w:hint="eastAsia"/>
+              </w:rPr>
+              <w:t>nt</w:t>
+            </w:r>
+            <w:proofErr w:type="spellEnd"/>
+            <w:r>
+              <w:rPr>
+                <w:rFonts w:eastAsiaTheme="minorEastAsia" w:hint="eastAsia"/>
+              </w:rPr>
+              <w:t>(</w:t>
+            </w:r>
+            <w:commentRangeStart w:id="3"/>
+            <w:r>
+              <w:rPr>
+                <w:rFonts w:eastAsiaTheme="minorEastAsia" w:hint="eastAsia"/>
+              </w:rPr>
+              <w:t>秒</w:t>
+            </w:r>
+            <w:commentRangeEnd w:id="3"/>
+            <w:r>
+              <w:rPr>
+                <w:rStyle w:val="CommentReference"/>
+                <w:rFonts w:eastAsiaTheme="minorEastAsia"/>
+              </w:rPr>
+              <w:commentReference w:id="3"/>
+            </w:r>
+            <w:r>
+              <w:rPr>
+                <w:rFonts w:eastAsiaTheme="minorEastAsia" w:hint="eastAsia"/>
+              </w:rPr>
+              <w:t>)</w:t>
+            </w:r>
+          </w:p>
+        </w:tc>
+        <w:tc>
+          <w:tcPr>
+            <w:tcW w:w="1843" w:type="dxa"/>
+          </w:tcPr>
+          <w:p>
+            <w:pPr>
+              <w:ind w:left="0"/>
+              <w:rPr>
+                <w:rFonts w:eastAsiaTheme="minorEastAsia"/>
+              </w:rPr>
+            </w:pPr>
+            <w:r>
+              <w:rPr>
+                <w:rFonts w:eastAsiaTheme="minorEastAsia" w:hint="eastAsia"/>
+              </w:rPr>
+              <w:t>864000</w:t>
+            </w:r>
+            <w:r>
+              <w:rPr>
+                <w:rFonts w:eastAsiaTheme="minorEastAsia" w:hint="eastAsia"/>
+              </w:rPr>
+              <w:t>(</w:t>
+            </w:r>
+            <w:r>
+              <w:rPr>
+                <w:rFonts w:eastAsiaTheme="minorEastAsia" w:hint="eastAsia"/>
+              </w:rPr>
+              <w:t>10</w:t>
+            </w:r>
+            <w:r>
+              <w:rPr>
+                <w:rFonts w:eastAsiaTheme="minorEastAsia" w:hint="eastAsia"/>
+              </w:rPr>
+              <w:t>天</w:t>
+            </w:r>
+            <w:r>
+              <w:rPr>
+                <w:rFonts w:eastAsiaTheme="minorEastAsia" w:hint="eastAsia"/>
+              </w:rPr>
+              <w:t>)</w:t>
+            </w:r>
+          </w:p>
+        </w:tc>
+        <w:tc>
+          <w:tcPr>
+            <w:tcW w:w="2412" w:type="dxa"/>
+          </w:tcPr>
+          <w:p>
+            <w:pPr>
+              <w:ind w:left="0"/>
+              <w:rPr>
+                <w:rFonts w:eastAsiaTheme="minorEastAsia"/>
+              </w:rPr>
+            </w:pPr>
+            <w:r>
+              <w:rPr>
+                <w:rFonts w:eastAsiaTheme="minorEastAsia" w:hint="eastAsia"/>
+              </w:rPr>
+              <w:t>取值范围</w:t>
+            </w:r>
+            <w:r>
+              <w:rPr>
+                <w:rFonts w:eastAsiaTheme="minorEastAsia" w:hint="eastAsia"/>
+              </w:rPr>
+              <w:t>&gt;=0</w:t>
+            </w:r>
+            <w:r>
+              <w:rPr>
+                <w:rFonts w:eastAsiaTheme="minorEastAsia" w:hint="eastAsia"/>
+              </w:rPr>
+              <w:t>。</w:t>
+            </w:r>
+            <w:r>
+              <w:rPr>
+                <w:rFonts w:eastAsiaTheme="minorEastAsia" w:hint="eastAsia"/>
+              </w:rPr>
+              <w:t>超过过期时间后删除，</w:t>
+            </w:r>
+            <w:r>
+              <w:rPr>
+                <w:rFonts w:eastAsiaTheme="minorEastAsia" w:hint="eastAsia"/>
+              </w:rPr>
+              <w:t>0</w:t>
+            </w:r>
+            <w:r>
+              <w:rPr>
+                <w:rFonts w:eastAsiaTheme="minorEastAsia" w:hint="eastAsia"/>
+              </w:rPr>
+              <w:t>表示不过期</w:t>
+            </w:r>
+            <w:r>
+              <w:rPr>
+                <w:rFonts w:eastAsiaTheme="minorEastAsia" w:hint="eastAsia"/>
+              </w:rPr>
+              <w:t>。</w:t>
+            </w:r>
+          </w:p>
+        </w:tc>
+      </w:tr>
+      <w:tr>
+        <w:tc>
+          <w:tcPr>
+            <w:tcW w:w="1668" w:type="dxa"/>
+          </w:tcPr>
+          <w:p>
+            <w:pPr>
+              <w:ind w:left="0"/>
+              <w:rPr>
+                <w:rFonts w:eastAsiaTheme="minorEastAsia"/>
+              </w:rPr>
+            </w:pPr>
+            <w:proofErr w:type="spellStart"/>
+            <w:r>
+              <w:rPr>
+                <w:rFonts w:eastAsiaTheme="minorEastAsia" w:hint="eastAsia"/>
+              </w:rPr>
+              <w:t>arcquota</w:t>
+            </w:r>
+            <w:proofErr w:type="spellEnd"/>
+          </w:p>
+        </w:tc>
+        <w:tc>
+          <w:tcPr>
+            <w:tcW w:w="1559" w:type="dxa"/>
+          </w:tcPr>
+          <w:p>
+            <w:pPr>
+              <w:ind w:left="0"/>
+              <w:rPr>
+                <w:rFonts w:eastAsiaTheme="minorEastAsia"/>
+              </w:rPr>
+            </w:pPr>
+            <w:r>
+              <w:rPr>
+                <w:rFonts w:eastAsiaTheme="minorEastAsia" w:hint="eastAsia"/>
+              </w:rPr>
+              <w:t>归档磁盘空间</w:t>
+            </w:r>
+            <w:r>
+              <w:rPr>
+                <w:rFonts w:eastAsiaTheme="minorEastAsia" w:hint="eastAsia"/>
+              </w:rPr>
+              <w:lastRenderedPageBreak/>
+              <w:t>配</w:t>
+            </w:r>
+            <w:r>
+              <w:rPr>
+                <w:rFonts w:eastAsiaTheme="minorEastAsia" w:hint="eastAsia"/>
+              </w:rPr>
+              <w:t>额</w:t>
+            </w:r>
+          </w:p>
+        </w:tc>
+        <w:tc>
+          <w:tcPr>
+            <w:tcW w:w="1134" w:type="dxa"/>
+          </w:tcPr>
+          <w:p>
+            <w:pPr>
+              <w:ind w:left="0"/>
+              <w:rPr>
+                <w:rFonts w:eastAsiaTheme="minorEastAsia"/>
+              </w:rPr>
+            </w:pPr>
+            <w:proofErr w:type="spellStart"/>
+            <w:r>
+              <w:rPr>
+                <w:rFonts w:eastAsiaTheme="minorEastAsia" w:hint="eastAsia"/>
+              </w:rPr>
+              <w:lastRenderedPageBreak/>
+              <w:t>i</w:t>
+            </w:r>
+            <w:r>
+              <w:rPr>
+                <w:rFonts w:eastAsiaTheme="minorEastAsia" w:hint="eastAsia"/>
+              </w:rPr>
+              <w:t>nt</w:t>
+            </w:r>
+            <w:proofErr w:type="spellEnd"/>
+            <w:r>
+              <w:rPr>
+                <w:rFonts w:eastAsiaTheme="minorEastAsia" w:hint="eastAsia"/>
+              </w:rPr>
+              <w:t>(G</w:t>
+            </w:r>
+            <w:r>
+              <w:rPr>
+                <w:rFonts w:eastAsiaTheme="minorEastAsia" w:hint="eastAsia"/>
+              </w:rPr>
+              <w:t>B)</w:t>
+            </w:r>
+          </w:p>
+        </w:tc>
+        <w:tc>
+          <w:tcPr>
+            <w:tcW w:w="1843" w:type="dxa"/>
+          </w:tcPr>
+          <w:p>
+            <w:pPr>
+              <w:ind w:left="0"/>
+              <w:rPr>
+                <w:rFonts w:eastAsiaTheme="minorEastAsia"/>
+              </w:rPr>
+            </w:pPr>
+            <w:r>
+              <w:rPr>
+                <w:rFonts w:eastAsiaTheme="minorEastAsia" w:hint="eastAsia"/>
+              </w:rPr>
+              <w:t>1</w:t>
+            </w:r>
+            <w:r>
+              <w:rPr>
+                <w:rFonts w:eastAsiaTheme="minorEastAsia" w:hint="eastAsia"/>
+              </w:rPr>
+              <w:t>0</w:t>
+            </w:r>
+          </w:p>
+        </w:tc>
+        <w:tc>
+          <w:tcPr>
+            <w:tcW w:w="2412" w:type="dxa"/>
+          </w:tcPr>
+          <w:p>
+            <w:pPr>
+              <w:ind w:left="0"/>
+              <w:rPr>
+                <w:rFonts w:eastAsiaTheme="minorEastAsia"/>
+              </w:rPr>
+            </w:pPr>
+            <w:r>
+              <w:rPr>
+                <w:rFonts w:eastAsiaTheme="minorEastAsia" w:hint="eastAsia"/>
+              </w:rPr>
+              <w:t>取值范围</w:t>
+            </w:r>
+            <w:r>
+              <w:rPr>
+                <w:rFonts w:eastAsiaTheme="minorEastAsia" w:hint="eastAsia"/>
+              </w:rPr>
+              <w:t>&gt;</w:t>
+            </w:r>
+            <w:r>
+              <w:rPr>
+                <w:rFonts w:eastAsiaTheme="minorEastAsia" w:hint="eastAsia"/>
+              </w:rPr>
+              <w:t>=0</w:t>
+            </w:r>
+            <w:r>
+              <w:rPr>
+                <w:rFonts w:eastAsiaTheme="minorEastAsia" w:hint="eastAsia"/>
+              </w:rPr>
+              <w:t>。</w:t>
+            </w:r>
+            <w:r>
+              <w:rPr>
+                <w:rFonts w:eastAsiaTheme="minorEastAsia" w:hint="eastAsia"/>
+              </w:rPr>
+              <w:t>超过磁盘</w:t>
+            </w:r>
+            <w:r>
+              <w:rPr>
+                <w:rFonts w:eastAsiaTheme="minorEastAsia" w:hint="eastAsia"/>
+              </w:rPr>
+              <w:lastRenderedPageBreak/>
+              <w:t>配额后</w:t>
+            </w:r>
+            <w:r>
+              <w:rPr>
+                <w:rFonts w:eastAsiaTheme="minorEastAsia" w:hint="eastAsia"/>
+              </w:rPr>
+              <w:t>从最早的开始删除</w:t>
+            </w:r>
+            <w:r>
+              <w:rPr>
+                <w:rFonts w:eastAsiaTheme="minorEastAsia" w:hint="eastAsia"/>
+              </w:rPr>
+              <w:t>，</w:t>
+            </w:r>
+            <w:r>
+              <w:rPr>
+                <w:rFonts w:eastAsiaTheme="minorEastAsia" w:hint="eastAsia"/>
+              </w:rPr>
+              <w:t>0</w:t>
+            </w:r>
+            <w:r>
+              <w:rPr>
+                <w:rFonts w:eastAsiaTheme="minorEastAsia" w:hint="eastAsia"/>
+              </w:rPr>
+              <w:t>表示不设置配</w:t>
+            </w:r>
+            <w:r>
+              <w:rPr>
+                <w:rFonts w:eastAsiaTheme="minorEastAsia" w:hint="eastAsia"/>
+              </w:rPr>
+              <w:t>额</w:t>
+            </w:r>
+            <w:r>
+              <w:rPr>
+                <w:rFonts w:eastAsiaTheme="minorEastAsia" w:hint="eastAsia"/>
+              </w:rPr>
+              <w:t>。</w:t>
+            </w:r>
+          </w:p>
+        </w:tc>
+      </w:tr>
+    </w:tbl>
+    <w:p>
+      <w:pPr>
+        <w:ind w:left="0"/>
+      </w:pPr>
+    </w:p>
+    <w:p>
+      <w:pPr>
+        <w:ind w:left="0"/>
+      </w:pPr>
+      <w:proofErr w:type="spellStart"/>
+      <w:r>
+        <w:rPr>
+          <w:rFonts w:hint="eastAsia"/>
+        </w:rPr>
+        <w:t>sdbreplay</w:t>
+      </w:r>
+      <w:proofErr w:type="spellEnd"/>
+      <w:r>
+        <w:rPr>
+          <w:rFonts w:hint="eastAsia"/>
+        </w:rPr>
+        <w:t>参数</w:t>
       </w:r>
     </w:p>
     <w:tbl>
@@ -755,7 +1786,13 @@
               <w:rPr>
                 <w:rFonts w:eastAsiaTheme="minorEastAsia" w:hint="eastAsia"/>
               </w:rPr>
-              <w:t>arcenabled</w:t>
+              <w:t>help</w:t>
+            </w:r>
+            <w:r>
+              <w:rPr>
+                <w:rFonts w:eastAsiaTheme="minorEastAsia" w:hint="eastAsia"/>
+              </w:rPr>
+              <w:t>(h)</w:t>
             </w:r>
           </w:p>
         </w:tc>
@@ -766,24 +1803,15 @@
           <w:p>
             <w:pPr>
               <w:ind w:left="0"/>
-            </w:pPr>
-            <w:r>
-              <w:rPr>
-                <w:rFonts w:eastAsiaTheme="minorEastAsia" w:hint="eastAsia"/>
-              </w:rPr>
-              <w:t>是否</w:t>
-            </w:r>
-            <w:r>
-              <w:rPr>
-                <w:rFonts w:eastAsiaTheme="minorEastAsia" w:hint="eastAsia"/>
-              </w:rPr>
-              <w:t>开启</w:t>
-            </w:r>
-            <w:r>
-              <w:rPr>
-                <w:rFonts w:hint="eastAsia"/>
-              </w:rPr>
-              <w:t>归档</w:t>
+              <w:rPr>
+                <w:rFonts w:eastAsiaTheme="minorEastAsia"/>
+              </w:rPr>
+            </w:pPr>
+            <w:r>
+              <w:rPr>
+                <w:rFonts w:eastAsiaTheme="minorEastAsia" w:hint="eastAsia"/>
+              </w:rPr>
+              <w:t>打印帮助信息</w:t>
             </w:r>
           </w:p>
         </w:tc>
@@ -798,18 +1826,14 @@
                 <w:rFonts w:eastAsiaTheme="minorEastAsia"/>
               </w:rPr>
             </w:pPr>
-            <w:r>
-              <w:rPr>
-                <w:rFonts w:eastAsiaTheme="minorEastAsia" w:hint="eastAsia"/>
-              </w:rPr>
-              <w:t>b</w:t>
-            </w:r>
-            <w:r>
-              <w:rPr>
-                <w:rFonts w:eastAsiaTheme="minorEastAsia" w:hint="eastAsia"/>
-              </w:rPr>
-              <w:t>ool</w:t>
-            </w:r>
+            <w:proofErr w:type="spellStart"/>
+            <w:r>
+              <w:rPr>
+                <w:rFonts w:eastAsiaTheme="minorEastAsia" w:hint="eastAsia"/>
+              </w:rPr>
+              <w:t>swith</w:t>
+            </w:r>
+            <w:proofErr w:type="spellEnd"/>
           </w:p>
         </w:tc>
         <w:tc>
@@ -827,7 +1851,7 @@
               <w:rPr>
                 <w:rFonts w:eastAsiaTheme="minorEastAsia" w:hint="eastAsia"/>
               </w:rPr>
-              <w:t>false</w:t>
+              <w:t>-</w:t>
             </w:r>
           </w:p>
         </w:tc>
@@ -858,7 +1882,13 @@
               <w:rPr>
                 <w:rFonts w:eastAsiaTheme="minorEastAsia" w:hint="eastAsia"/>
               </w:rPr>
-              <w:t>arcpath</w:t>
+              <w:t>version</w:t>
+            </w:r>
+            <w:r>
+              <w:rPr>
+                <w:rFonts w:eastAsiaTheme="minorEastAsia" w:hint="eastAsia"/>
+              </w:rPr>
+              <w:t>(V)</w:t>
             </w:r>
           </w:p>
         </w:tc>
@@ -869,12 +1899,15 @@
           <w:p>
             <w:pPr>
               <w:ind w:left="0"/>
-            </w:pPr>
-            <w:r>
-              <w:rPr>
-                <w:rFonts w:hint="eastAsia"/>
-              </w:rPr>
-              <w:t>归档路径</w:t>
+              <w:rPr>
+                <w:rFonts w:eastAsiaTheme="minorEastAsia"/>
+              </w:rPr>
+            </w:pPr>
+            <w:r>
+              <w:rPr>
+                <w:rFonts w:eastAsiaTheme="minorEastAsia" w:hint="eastAsia"/>
+              </w:rPr>
+              <w:t>打印版本号</w:t>
             </w:r>
           </w:p>
         </w:tc>
@@ -893,13 +1926,7 @@
               <w:rPr>
                 <w:rFonts w:eastAsiaTheme="minorEastAsia" w:hint="eastAsia"/>
               </w:rPr>
-              <w:t>s</w:t>
-            </w:r>
-            <w:r>
-              <w:rPr>
-                <w:rFonts w:eastAsiaTheme="minorEastAsia" w:hint="eastAsia"/>
-              </w:rPr>
-              <w:t>tring</w:t>
+              <w:t>switch</w:t>
             </w:r>
           </w:p>
         </w:tc>
@@ -918,13 +1945,7 @@
               <w:rPr>
                 <w:rFonts w:eastAsiaTheme="minorEastAsia" w:hint="eastAsia"/>
               </w:rPr>
-              <w:t>dbpath/archive</w:t>
-            </w:r>
-            <w:r>
-              <w:rPr>
-                <w:rFonts w:eastAsiaTheme="minorEastAsia" w:hint="eastAsia"/>
-              </w:rPr>
-              <w:t>log</w:t>
+              <w:t>-</w:t>
             </w:r>
           </w:p>
         </w:tc>
@@ -955,13 +1976,7 @@
               <w:rPr>
                 <w:rFonts w:eastAsiaTheme="minorEastAsia" w:hint="eastAsia"/>
               </w:rPr>
-              <w:t>arc</w:t>
-            </w:r>
-            <w:r>
-              <w:rPr>
-                <w:rFonts w:eastAsiaTheme="minorEastAsia" w:hint="eastAsia"/>
-              </w:rPr>
-              <w:t>timeout</w:t>
+              <w:t>host</w:t>
             </w:r>
           </w:p>
         </w:tc>
@@ -980,13 +1995,13 @@
               <w:rPr>
                 <w:rFonts w:eastAsiaTheme="minorEastAsia" w:hint="eastAsia"/>
               </w:rPr>
-              <w:t>归档</w:t>
-            </w:r>
-            <w:r>
-              <w:rPr>
-                <w:rFonts w:eastAsiaTheme="minorEastAsia" w:hint="eastAsia"/>
-              </w:rPr>
-              <w:t>超时时间</w:t>
+              <w:t>数据库</w:t>
+            </w:r>
+            <w:r>
+              <w:rPr>
+                <w:rFonts w:eastAsiaTheme="minorEastAsia" w:hint="eastAsia"/>
+              </w:rPr>
+              <w:t>URL</w:t>
             </w:r>
           </w:p>
         </w:tc>
@@ -1005,31 +2020,7 @@
               <w:rPr>
                 <w:rFonts w:eastAsiaTheme="minorEastAsia" w:hint="eastAsia"/>
               </w:rPr>
-              <w:t>i</w:t>
-            </w:r>
-            <w:r>
-              <w:rPr>
-                <w:rFonts w:eastAsiaTheme="minorEastAsia" w:hint="eastAsia"/>
-              </w:rPr>
-              <w:t>nt</w:t>
-            </w:r>
-            <w:r>
-              <w:rPr>
-                <w:rFonts w:eastAsiaTheme="minorEastAsia" w:hint="eastAsia"/>
-              </w:rPr>
-              <w:t>(</w:t>
-            </w:r>
-            <w:r>
-              <w:rPr>
-                <w:rFonts w:eastAsiaTheme="minorEastAsia" w:hint="eastAsia"/>
-              </w:rPr>
-              <w:t>秒</w:t>
-            </w:r>
-            <w:r>
-              <w:rPr>
-                <w:rFonts w:eastAsiaTheme="minorEastAsia" w:hint="eastAsia"/>
-              </w:rPr>
-              <w:t>)</w:t>
+              <w:t>string</w:t>
             </w:r>
           </w:p>
         </w:tc>
@@ -1048,25 +2039,7 @@
               <w:rPr>
                 <w:rFonts w:eastAsiaTheme="minorEastAsia" w:hint="eastAsia"/>
               </w:rPr>
-              <w:t>1800</w:t>
-            </w:r>
-            <w:r>
-              <w:rPr>
-                <w:rFonts w:eastAsiaTheme="minorEastAsia" w:hint="eastAsia"/>
-              </w:rPr>
-              <w:t>(30</w:t>
-            </w:r>
-            <w:r>
-              <w:rPr>
-                <w:rFonts w:eastAsiaTheme="minorEastAsia" w:hint="eastAsia"/>
-              </w:rPr>
-              <w:t>分钟</w:t>
-            </w:r>
-            <w:r>
-              <w:rPr>
-                <w:rFonts w:eastAsiaTheme="minorEastAsia" w:hint="eastAsia"/>
-              </w:rPr>
-              <w:t>)</w:t>
+              <w:t>127.0.0.1:11810</w:t>
             </w:r>
           </w:p>
         </w:tc>
@@ -1085,44 +2058,48 @@
               <w:rPr>
                 <w:rFonts w:eastAsiaTheme="minorEastAsia" w:hint="eastAsia"/>
               </w:rPr>
-              <w:t>取值范围</w:t>
-            </w:r>
-            <w:r>
-              <w:rPr>
-                <w:rFonts w:eastAsiaTheme="minorEastAsia" w:hint="eastAsia"/>
-              </w:rPr>
-              <w:t>&gt;=0</w:t>
-            </w:r>
-            <w:r>
-              <w:rPr>
-                <w:rFonts w:eastAsiaTheme="minorEastAsia" w:hint="eastAsia"/>
-              </w:rPr>
-              <w:t>。</w:t>
-            </w:r>
-            <w:r>
-              <w:rPr>
-                <w:rFonts w:eastAsiaTheme="minorEastAsia" w:hint="eastAsia"/>
-              </w:rPr>
-              <w:t>0</w:t>
-            </w:r>
-            <w:r>
-              <w:rPr>
-                <w:rFonts w:eastAsiaTheme="minorEastAsia" w:hint="eastAsia"/>
-              </w:rPr>
-              <w:t>表示没有</w:t>
-            </w:r>
-            <w:r>
-              <w:rPr>
-                <w:rFonts w:eastAsiaTheme="minorEastAsia" w:hint="eastAsia"/>
-              </w:rPr>
-              <w:t>超时</w:t>
-            </w:r>
-            <w:r>
-              <w:rPr>
-                <w:rFonts w:eastAsiaTheme="minorEastAsia" w:hint="eastAsia"/>
-              </w:rPr>
-              <w:t>。</w:t>
-            </w:r>
+              <w:t>格式为</w:t>
+            </w:r>
+            <w:proofErr w:type="spellStart"/>
+            <w:r>
+              <w:rPr>
+                <w:rFonts w:eastAsiaTheme="minorEastAsia" w:hint="eastAsia"/>
+              </w:rPr>
+              <w:t>h</w:t>
+            </w:r>
+            <w:r>
+              <w:rPr>
+                <w:rFonts w:eastAsiaTheme="minorEastAsia" w:hint="eastAsia"/>
+              </w:rPr>
+              <w:t>ost</w:t>
+            </w:r>
+            <w:r>
+              <w:rPr>
+                <w:rFonts w:eastAsiaTheme="minorEastAsia" w:hint="eastAsia"/>
+              </w:rPr>
+              <w:t>name</w:t>
+            </w:r>
+            <w:r>
+              <w:rPr>
+                <w:rFonts w:eastAsiaTheme="minorEastAsia" w:hint="eastAsia"/>
+              </w:rPr>
+              <w:t>:port</w:t>
+            </w:r>
+            <w:proofErr w:type="spellEnd"/>
+            <w:r>
+              <w:rPr>
+                <w:rFonts w:eastAsiaTheme="minorEastAsia" w:hint="eastAsia"/>
+              </w:rPr>
+              <w:t>或</w:t>
+            </w:r>
+            <w:proofErr w:type="spellStart"/>
+            <w:r>
+              <w:rPr>
+                <w:rFonts w:eastAsiaTheme="minorEastAsia" w:hint="eastAsia"/>
+              </w:rPr>
+              <w:t>ip:port</w:t>
+            </w:r>
+            <w:proofErr w:type="spellEnd"/>
           </w:p>
         </w:tc>
       </w:tr>
@@ -1142,7 +2119,7 @@
               <w:rPr>
                 <w:rFonts w:eastAsiaTheme="minorEastAsia" w:hint="eastAsia"/>
               </w:rPr>
-              <w:t>arcexpired</w:t>
+              <w:t>user</w:t>
             </w:r>
           </w:p>
         </w:tc>
@@ -1161,7 +2138,7 @@
               <w:rPr>
                 <w:rFonts w:eastAsiaTheme="minorEastAsia" w:hint="eastAsia"/>
               </w:rPr>
-              <w:t>归档日志过期时间</w:t>
+              <w:t>用户名</w:t>
             </w:r>
           </w:p>
         </w:tc>
@@ -1172,39 +2149,12 @@
           <w:p>
             <w:pPr>
               <w:ind w:left="0"/>
-              <w:rPr>
-                <w:rFonts w:eastAsiaTheme="minorEastAsia"/>
-              </w:rPr>
-            </w:pPr>
-            <w:r>
-              <w:rPr>
-                <w:rFonts w:eastAsiaTheme="minorEastAsia" w:hint="eastAsia"/>
-              </w:rPr>
-              <w:t>i</w:t>
-            </w:r>
-            <w:r>
-              <w:rPr>
-                <w:rFonts w:eastAsiaTheme="minorEastAsia" w:hint="eastAsia"/>
-              </w:rPr>
-              <w:t>nt</w:t>
-            </w:r>
-            <w:r>
-              <w:rPr>
-                <w:rFonts w:eastAsiaTheme="minorEastAsia" w:hint="eastAsia"/>
-              </w:rPr>
-              <w:t>(</w:t>
-            </w:r>
-            <w:r>
-              <w:rPr>
-                <w:rFonts w:eastAsiaTheme="minorEastAsia" w:hint="eastAsia"/>
-              </w:rPr>
-              <w:t>秒</w:t>
-            </w:r>
-            <w:r>
-              <w:rPr>
-                <w:rFonts w:eastAsiaTheme="minorEastAsia" w:hint="eastAsia"/>
-              </w:rPr>
-              <w:t>)</w:t>
+            </w:pPr>
+            <w:r>
+              <w:rPr>
+                <w:rFonts w:eastAsiaTheme="minorEastAsia" w:hint="eastAsia"/>
+              </w:rPr>
+              <w:t>string</w:t>
             </w:r>
           </w:p>
         </w:tc>
@@ -1215,40 +2165,7 @@
           <w:p>
             <w:pPr>
               <w:ind w:left="0"/>
-              <w:rPr>
-                <w:rFonts w:eastAsiaTheme="minorEastAsia"/>
-              </w:rPr>
-            </w:pPr>
-            <w:r>
-              <w:rPr>
-                <w:rFonts w:eastAsiaTheme="minorEastAsia" w:hint="eastAsia"/>
-              </w:rPr>
-              <w:t>864000</w:t>
-            </w:r>
-            <w:r>
-              <w:rPr>
-                <w:rFonts w:eastAsiaTheme="minorEastAsia" w:hint="eastAsia"/>
-              </w:rPr>
-              <w:t>(</w:t>
-            </w:r>
-            <w:r>
-              <w:rPr>
-                <w:rFonts w:eastAsiaTheme="minorEastAsia" w:hint="eastAsia"/>
-              </w:rPr>
-              <w:t>10</w:t>
-            </w:r>
-            <w:r>
-              <w:rPr>
-                <w:rFonts w:eastAsiaTheme="minorEastAsia" w:hint="eastAsia"/>
-              </w:rPr>
-              <w:t>天</w:t>
-            </w:r>
-            <w:r>
-              <w:rPr>
-                <w:rFonts w:eastAsiaTheme="minorEastAsia" w:hint="eastAsia"/>
-              </w:rPr>
-              <w:t>)</w:t>
-            </w:r>
+            </w:pPr>
           </w:p>
         </w:tc>
         <w:tc>
@@ -1258,52 +2175,7 @@
           <w:p>
             <w:pPr>
               <w:ind w:left="0"/>
-              <w:rPr>
-                <w:rFonts w:eastAsiaTheme="minorEastAsia"/>
-              </w:rPr>
-            </w:pPr>
-            <w:r>
-              <w:rPr>
-                <w:rFonts w:eastAsiaTheme="minorEastAsia" w:hint="eastAsia"/>
-              </w:rPr>
-              <w:t>取值范围</w:t>
-            </w:r>
-            <w:r>
-              <w:rPr>
-                <w:rFonts w:eastAsiaTheme="minorEastAsia" w:hint="eastAsia"/>
-              </w:rPr>
-              <w:t>&gt;=0</w:t>
-            </w:r>
-            <w:r>
-              <w:rPr>
-                <w:rFonts w:eastAsiaTheme="minorEastAsia" w:hint="eastAsia"/>
-              </w:rPr>
-              <w:t>。</w:t>
-            </w:r>
-            <w:r>
-              <w:rPr>
-                <w:rFonts w:eastAsiaTheme="minorEastAsia" w:hint="eastAsia"/>
-              </w:rPr>
-              <w:t>超过过期时间后删除，</w:t>
-            </w:r>
-            <w:r>
-              <w:rPr>
-                <w:rFonts w:eastAsiaTheme="minorEastAsia" w:hint="eastAsia"/>
-              </w:rPr>
-              <w:t>0</w:t>
-            </w:r>
-            <w:r>
-              <w:rPr>
-                <w:rFonts w:eastAsiaTheme="minorEastAsia" w:hint="eastAsia"/>
-              </w:rPr>
-              <w:t>表示不过期</w:t>
-            </w:r>
-            <w:r>
-              <w:rPr>
-                <w:rFonts w:eastAsiaTheme="minorEastAsia" w:hint="eastAsia"/>
-              </w:rPr>
-              <w:t>。</w:t>
-            </w:r>
+            </w:pPr>
           </w:p>
         </w:tc>
       </w:tr>
@@ -1323,7 +2195,19 @@
               <w:rPr>
                 <w:rFonts w:eastAsiaTheme="minorEastAsia" w:hint="eastAsia"/>
               </w:rPr>
-              <w:t>arcquota</w:t>
+              <w:t>passw</w:t>
+            </w:r>
+            <w:r>
+              <w:rPr>
+                <w:rFonts w:eastAsiaTheme="minorEastAsia" w:hint="eastAsia"/>
+              </w:rPr>
+              <w:t>or</w:t>
+            </w:r>
+            <w:r>
+              <w:rPr>
+                <w:rFonts w:eastAsiaTheme="minorEastAsia" w:hint="eastAsia"/>
+              </w:rPr>
+              <w:t>d</w:t>
             </w:r>
           </w:p>
         </w:tc>
@@ -1342,13 +2226,7 @@
               <w:rPr>
                 <w:rFonts w:eastAsiaTheme="minorEastAsia" w:hint="eastAsia"/>
               </w:rPr>
-              <w:t>归档磁盘空间配</w:t>
-            </w:r>
-            <w:r>
-              <w:rPr>
-                <w:rFonts w:eastAsiaTheme="minorEastAsia" w:hint="eastAsia"/>
-              </w:rPr>
-              <w:t>额</w:t>
+              <w:t>密码</w:t>
             </w:r>
           </w:p>
         </w:tc>
@@ -1359,33 +2237,12 @@
           <w:p>
             <w:pPr>
               <w:ind w:left="0"/>
-              <w:rPr>
-                <w:rFonts w:eastAsiaTheme="minorEastAsia"/>
-              </w:rPr>
-            </w:pPr>
-            <w:r>
-              <w:rPr>
-                <w:rFonts w:eastAsiaTheme="minorEastAsia" w:hint="eastAsia"/>
-              </w:rPr>
-              <w:t>i</w:t>
-            </w:r>
-            <w:r>
-              <w:rPr>
-                <w:rFonts w:eastAsiaTheme="minorEastAsia" w:hint="eastAsia"/>
-              </w:rPr>
-              <w:t>nt</w:t>
-            </w:r>
-            <w:r>
-              <w:rPr>
-                <w:rFonts w:eastAsiaTheme="minorEastAsia" w:hint="eastAsia"/>
-              </w:rPr>
-              <w:t>(G</w:t>
-            </w:r>
-            <w:r>
-              <w:rPr>
-                <w:rFonts w:eastAsiaTheme="minorEastAsia" w:hint="eastAsia"/>
-              </w:rPr>
-              <w:t>B)</w:t>
+            </w:pPr>
+            <w:r>
+              <w:rPr>
+                <w:rFonts w:eastAsiaTheme="minorEastAsia" w:hint="eastAsia"/>
+              </w:rPr>
+              <w:t>string</w:t>
             </w:r>
           </w:p>
         </w:tc>
@@ -1396,22 +2253,7 @@
           <w:p>
             <w:pPr>
               <w:ind w:left="0"/>
-              <w:rPr>
-                <w:rFonts w:eastAsiaTheme="minorEastAsia"/>
-              </w:rPr>
-            </w:pPr>
-            <w:r>
-              <w:rPr>
-                <w:rFonts w:eastAsiaTheme="minorEastAsia" w:hint="eastAsia"/>
-              </w:rPr>
-              <w:t>1</w:t>
-            </w:r>
-            <w:r>
-              <w:rPr>
-                <w:rFonts w:eastAsiaTheme="minorEastAsia" w:hint="eastAsia"/>
-              </w:rPr>
-              <w:t>0</w:t>
-            </w:r>
+            </w:pPr>
           </w:p>
         </w:tc>
         <w:tc>
@@ -1421,83 +2263,405 @@
           <w:p>
             <w:pPr>
               <w:ind w:left="0"/>
-              <w:rPr>
-                <w:rFonts w:eastAsiaTheme="minorEastAsia"/>
-              </w:rPr>
-            </w:pPr>
-            <w:r>
-              <w:rPr>
-                <w:rFonts w:eastAsiaTheme="minorEastAsia" w:hint="eastAsia"/>
-              </w:rPr>
-              <w:t>取值范围</w:t>
-            </w:r>
-            <w:r>
-              <w:rPr>
-                <w:rFonts w:eastAsiaTheme="minorEastAsia" w:hint="eastAsia"/>
-              </w:rPr>
-              <w:t>&gt;</w:t>
-            </w:r>
-            <w:r>
-              <w:rPr>
-                <w:rFonts w:eastAsiaTheme="minorEastAsia" w:hint="eastAsia"/>
-              </w:rPr>
-              <w:t>=0</w:t>
-            </w:r>
-            <w:r>
-              <w:rPr>
-                <w:rFonts w:eastAsiaTheme="minorEastAsia" w:hint="eastAsia"/>
-              </w:rPr>
-              <w:t>。</w:t>
-            </w:r>
-            <w:r>
-              <w:rPr>
-                <w:rFonts w:eastAsiaTheme="minorEastAsia" w:hint="eastAsia"/>
-              </w:rPr>
-              <w:t>超过磁盘</w:t>
-            </w:r>
-            <w:r>
-              <w:rPr>
-                <w:rFonts w:eastAsiaTheme="minorEastAsia" w:hint="eastAsia"/>
-              </w:rPr>
-              <w:lastRenderedPageBreak/>
-              <w:t>配额后</w:t>
-            </w:r>
-            <w:r>
-              <w:rPr>
-                <w:rFonts w:eastAsiaTheme="minorEastAsia" w:hint="eastAsia"/>
-              </w:rPr>
-              <w:t>从最早的开始删除</w:t>
-            </w:r>
-            <w:r>
-              <w:rPr>
-                <w:rFonts w:eastAsiaTheme="minorEastAsia" w:hint="eastAsia"/>
-              </w:rPr>
-              <w:t>，</w:t>
-            </w:r>
-            <w:r>
-              <w:rPr>
-                <w:rFonts w:eastAsiaTheme="minorEastAsia" w:hint="eastAsia"/>
-              </w:rPr>
-              <w:t>0</w:t>
-            </w:r>
-            <w:r>
-              <w:rPr>
-                <w:rFonts w:eastAsiaTheme="minorEastAsia" w:hint="eastAsia"/>
-              </w:rPr>
-              <w:t>表示不设置配</w:t>
-            </w:r>
-            <w:r>
-              <w:rPr>
-                <w:rFonts w:eastAsiaTheme="minorEastAsia" w:hint="eastAsia"/>
-              </w:rPr>
-              <w:t>额</w:t>
-            </w:r>
-            <w:r>
-              <w:rPr>
-                <w:rFonts w:eastAsiaTheme="minorEastAsia" w:hint="eastAsia"/>
-              </w:rPr>
-              <w:t>。</w:t>
-            </w:r>
+            </w:pPr>
+          </w:p>
+        </w:tc>
+      </w:tr>
+      <w:tr>
+        <w:tc>
+          <w:tcPr>
+            <w:tcW w:w="1242" w:type="dxa"/>
+          </w:tcPr>
+          <w:p>
+            <w:pPr>
+              <w:ind w:left="0"/>
+              <w:rPr>
+                <w:rFonts w:eastAsiaTheme="minorEastAsia"/>
+              </w:rPr>
+            </w:pPr>
+            <w:proofErr w:type="spellStart"/>
+            <w:r>
+              <w:rPr>
+                <w:rFonts w:eastAsiaTheme="minorEastAsia" w:hint="eastAsia"/>
+              </w:rPr>
+              <w:t>arcpath</w:t>
+            </w:r>
+            <w:proofErr w:type="spellEnd"/>
+          </w:p>
+        </w:tc>
+        <w:tc>
+          <w:tcPr>
+            <w:tcW w:w="1985" w:type="dxa"/>
+          </w:tcPr>
+          <w:p>
+            <w:pPr>
+              <w:ind w:left="0"/>
+            </w:pPr>
+            <w:proofErr w:type="spellStart"/>
+            <w:r>
+              <w:rPr>
+                <w:rFonts w:hint="eastAsia"/>
+              </w:rPr>
+              <w:t>归档路径</w:t>
+            </w:r>
+            <w:proofErr w:type="spellEnd"/>
+          </w:p>
+        </w:tc>
+        <w:tc>
+          <w:tcPr>
+            <w:tcW w:w="1134" w:type="dxa"/>
+          </w:tcPr>
+          <w:p>
+            <w:pPr>
+              <w:ind w:left="0"/>
+              <w:rPr>
+                <w:rFonts w:eastAsiaTheme="minorEastAsia"/>
+              </w:rPr>
+            </w:pPr>
+            <w:r>
+              <w:rPr>
+                <w:rFonts w:eastAsiaTheme="minorEastAsia" w:hint="eastAsia"/>
+              </w:rPr>
+              <w:t>string</w:t>
+            </w:r>
+          </w:p>
+        </w:tc>
+        <w:tc>
+          <w:tcPr>
+            <w:tcW w:w="1843" w:type="dxa"/>
+          </w:tcPr>
+          <w:p>
+            <w:pPr>
+              <w:ind w:left="0"/>
+              <w:rPr>
+                <w:rFonts w:eastAsiaTheme="minorEastAsia"/>
+              </w:rPr>
+            </w:pPr>
+            <w:r>
+              <w:rPr>
+                <w:rFonts w:eastAsiaTheme="minorEastAsia" w:hint="eastAsia"/>
+              </w:rPr>
+              <w:t>-</w:t>
+            </w:r>
+          </w:p>
+        </w:tc>
+        <w:tc>
+          <w:tcPr>
+            <w:tcW w:w="2412" w:type="dxa"/>
+          </w:tcPr>
+          <w:p>
+            <w:pPr>
+              <w:ind w:left="0"/>
+            </w:pPr>
+          </w:p>
+        </w:tc>
+      </w:tr>
+      <w:tr>
+        <w:tc>
+          <w:tcPr>
+            <w:tcW w:w="1242" w:type="dxa"/>
+          </w:tcPr>
+          <w:p>
+            <w:pPr>
+              <w:ind w:left="0"/>
+              <w:rPr>
+                <w:rFonts w:eastAsiaTheme="minorEastAsia"/>
+              </w:rPr>
+            </w:pPr>
+            <w:r>
+              <w:rPr>
+                <w:rFonts w:eastAsiaTheme="minorEastAsia" w:hint="eastAsia"/>
+              </w:rPr>
+              <w:t>f</w:t>
+            </w:r>
+            <w:r>
+              <w:rPr>
+                <w:rFonts w:eastAsiaTheme="minorEastAsia" w:hint="eastAsia"/>
+              </w:rPr>
+              <w:t>ilter</w:t>
+            </w:r>
+          </w:p>
+        </w:tc>
+        <w:tc>
+          <w:tcPr>
+            <w:tcW w:w="1985" w:type="dxa"/>
+          </w:tcPr>
+          <w:p>
+            <w:pPr>
+              <w:ind w:left="0"/>
+              <w:rPr>
+                <w:rFonts w:eastAsiaTheme="minorEastAsia"/>
+              </w:rPr>
+            </w:pPr>
+            <w:r>
+              <w:rPr>
+                <w:rFonts w:eastAsiaTheme="minorEastAsia" w:hint="eastAsia"/>
+              </w:rPr>
+              <w:t>过滤条件</w:t>
+            </w:r>
+          </w:p>
+        </w:tc>
+        <w:tc>
+          <w:tcPr>
+            <w:tcW w:w="1134" w:type="dxa"/>
+          </w:tcPr>
+          <w:p>
+            <w:pPr>
+              <w:ind w:left="0"/>
+              <w:rPr>
+                <w:rFonts w:eastAsiaTheme="minorEastAsia"/>
+              </w:rPr>
+            </w:pPr>
+            <w:proofErr w:type="spellStart"/>
+            <w:r>
+              <w:rPr>
+                <w:rFonts w:eastAsiaTheme="minorEastAsia" w:hint="eastAsia"/>
+              </w:rPr>
+              <w:t>jso</w:t>
+            </w:r>
+            <w:r>
+              <w:rPr>
+                <w:rFonts w:eastAsiaTheme="minorEastAsia" w:hint="eastAsia"/>
+              </w:rPr>
+              <w:t>n</w:t>
+            </w:r>
+            <w:proofErr w:type="spellEnd"/>
+          </w:p>
+        </w:tc>
+        <w:tc>
+          <w:tcPr>
+            <w:tcW w:w="1843" w:type="dxa"/>
+          </w:tcPr>
+          <w:p>
+            <w:pPr>
+              <w:ind w:left="0"/>
+              <w:rPr>
+                <w:rFonts w:eastAsiaTheme="minorEastAsia"/>
+              </w:rPr>
+            </w:pPr>
+            <w:r>
+              <w:rPr>
+                <w:rFonts w:eastAsiaTheme="minorEastAsia" w:hint="eastAsia"/>
+              </w:rPr>
+              <w:t>{}</w:t>
+            </w:r>
+          </w:p>
+        </w:tc>
+        <w:tc>
+          <w:tcPr>
+            <w:tcW w:w="2412" w:type="dxa"/>
+          </w:tcPr>
+          <w:p>
+            <w:pPr>
+              <w:ind w:left="0"/>
+              <w:rPr>
+                <w:rFonts w:eastAsiaTheme="minorEastAsia"/>
+              </w:rPr>
+            </w:pPr>
+          </w:p>
+        </w:tc>
+      </w:tr>
+      <w:tr>
+        <w:tc>
+          <w:tcPr>
+            <w:tcW w:w="1242" w:type="dxa"/>
+          </w:tcPr>
+          <w:p>
+            <w:pPr>
+              <w:ind w:left="0"/>
+              <w:rPr>
+                <w:rFonts w:eastAsiaTheme="minorEastAsia"/>
+              </w:rPr>
+            </w:pPr>
+            <w:r>
+              <w:rPr>
+                <w:rFonts w:eastAsiaTheme="minorEastAsia" w:hint="eastAsia"/>
+              </w:rPr>
+              <w:t>delete</w:t>
+            </w:r>
+          </w:p>
+        </w:tc>
+        <w:tc>
+          <w:tcPr>
+            <w:tcW w:w="1985" w:type="dxa"/>
+          </w:tcPr>
+          <w:p>
+            <w:pPr>
+              <w:ind w:left="0"/>
+              <w:rPr>
+                <w:rFonts w:eastAsiaTheme="minorEastAsia"/>
+              </w:rPr>
+            </w:pPr>
+            <w:r>
+              <w:rPr>
+                <w:rFonts w:eastAsiaTheme="minorEastAsia" w:hint="eastAsia"/>
+              </w:rPr>
+              <w:t>重放后删除归档日志文件</w:t>
+            </w:r>
+          </w:p>
+        </w:tc>
+        <w:tc>
+          <w:tcPr>
+            <w:tcW w:w="1134" w:type="dxa"/>
+          </w:tcPr>
+          <w:p>
+            <w:pPr>
+              <w:ind w:left="0"/>
+              <w:rPr>
+                <w:rFonts w:eastAsiaTheme="minorEastAsia"/>
+              </w:rPr>
+            </w:pPr>
+            <w:proofErr w:type="spellStart"/>
+            <w:r>
+              <w:rPr>
+                <w:rFonts w:eastAsiaTheme="minorEastAsia" w:hint="eastAsia"/>
+              </w:rPr>
+              <w:t>bool</w:t>
+            </w:r>
+            <w:proofErr w:type="spellEnd"/>
+          </w:p>
+        </w:tc>
+        <w:tc>
+          <w:tcPr>
+            <w:tcW w:w="1843" w:type="dxa"/>
+          </w:tcPr>
+          <w:p>
+            <w:pPr>
+              <w:ind w:left="0"/>
+              <w:rPr>
+                <w:rFonts w:eastAsiaTheme="minorEastAsia"/>
+              </w:rPr>
+            </w:pPr>
+            <w:r>
+              <w:rPr>
+                <w:rFonts w:eastAsiaTheme="minorEastAsia" w:hint="eastAsia"/>
+              </w:rPr>
+              <w:t>false</w:t>
+            </w:r>
+          </w:p>
+        </w:tc>
+        <w:tc>
+          <w:tcPr>
+            <w:tcW w:w="2412" w:type="dxa"/>
+          </w:tcPr>
+          <w:p>
+            <w:pPr>
+              <w:ind w:left="0"/>
+            </w:pPr>
+          </w:p>
+        </w:tc>
+      </w:tr>
+      <w:tr>
+        <w:tc>
+          <w:tcPr>
+            <w:tcW w:w="1242" w:type="dxa"/>
+          </w:tcPr>
+          <w:p>
+            <w:pPr>
+              <w:ind w:left="0"/>
+              <w:rPr>
+                <w:rFonts w:eastAsiaTheme="minorEastAsia"/>
+              </w:rPr>
+            </w:pPr>
+            <w:r>
+              <w:rPr>
+                <w:rFonts w:eastAsiaTheme="minorEastAsia" w:hint="eastAsia"/>
+              </w:rPr>
+              <w:t>keep</w:t>
+            </w:r>
+          </w:p>
+        </w:tc>
+        <w:tc>
+          <w:tcPr>
+            <w:tcW w:w="1985" w:type="dxa"/>
+          </w:tcPr>
+          <w:p>
+            <w:pPr>
+              <w:ind w:left="0"/>
+              <w:rPr>
+                <w:rFonts w:eastAsiaTheme="minorEastAsia"/>
+              </w:rPr>
+            </w:pPr>
+            <w:r>
+              <w:rPr>
+                <w:rFonts w:eastAsiaTheme="minorEastAsia" w:hint="eastAsia"/>
+              </w:rPr>
+              <w:t>保持不退出，</w:t>
+            </w:r>
+            <w:r>
+              <w:rPr>
+                <w:rFonts w:eastAsiaTheme="minorEastAsia" w:hint="eastAsia"/>
+              </w:rPr>
+              <w:t>持续</w:t>
+            </w:r>
+            <w:r>
+              <w:rPr>
+                <w:rFonts w:eastAsiaTheme="minorEastAsia" w:hint="eastAsia"/>
+              </w:rPr>
+              <w:t>监控</w:t>
+            </w:r>
+            <w:r>
+              <w:rPr>
+                <w:rFonts w:eastAsiaTheme="minorEastAsia" w:hint="eastAsia"/>
+              </w:rPr>
+              <w:t>归档路径并重放</w:t>
+            </w:r>
+            <w:r>
+              <w:rPr>
+                <w:rFonts w:eastAsiaTheme="minorEastAsia" w:hint="eastAsia"/>
+              </w:rPr>
+              <w:t>日志</w:t>
+            </w:r>
+          </w:p>
+        </w:tc>
+        <w:tc>
+          <w:tcPr>
+            <w:tcW w:w="1134" w:type="dxa"/>
+          </w:tcPr>
+          <w:p>
+            <w:pPr>
+              <w:ind w:left="0"/>
+              <w:rPr>
+                <w:rFonts w:eastAsiaTheme="minorEastAsia"/>
+              </w:rPr>
+            </w:pPr>
+            <w:proofErr w:type="spellStart"/>
+            <w:r>
+              <w:rPr>
+                <w:rFonts w:eastAsiaTheme="minorEastAsia" w:hint="eastAsia"/>
+              </w:rPr>
+              <w:t>bool</w:t>
+            </w:r>
+            <w:proofErr w:type="spellEnd"/>
+          </w:p>
+        </w:tc>
+        <w:tc>
+          <w:tcPr>
+            <w:tcW w:w="1843" w:type="dxa"/>
+          </w:tcPr>
+          <w:p>
+            <w:pPr>
+              <w:ind w:left="0"/>
+              <w:rPr>
+                <w:rFonts w:eastAsiaTheme="minorEastAsia"/>
+              </w:rPr>
+            </w:pPr>
+            <w:r>
+              <w:rPr>
+                <w:rFonts w:eastAsiaTheme="minorEastAsia" w:hint="eastAsia"/>
+              </w:rPr>
+              <w:t>false</w:t>
+            </w:r>
+          </w:p>
+        </w:tc>
+        <w:tc>
+          <w:tcPr>
+            <w:tcW w:w="2412" w:type="dxa"/>
+          </w:tcPr>
+          <w:p>
+            <w:pPr>
+              <w:ind w:left="0"/>
+            </w:pPr>
           </w:p>
         </w:tc>
       </w:tr>
@@ -1510,1054 +2674,6 @@
     <w:p>
       <w:pPr>
         <w:ind w:left="0"/>
-      </w:pPr>
-      <w:r>
-        <w:rPr>
-          <w:rFonts w:hint="eastAsia"/>
-        </w:rPr>
-        <w:t>sdbreplay</w:t>
-      </w:r>
-      <w:r>
-        <w:rPr>
-          <w:rFonts w:hint="eastAsia"/>
-        </w:rPr>
-        <w:t>参数</w:t>
-      </w:r>
-    </w:p>
-    <w:tbl>
-      <w:tblPr>
-        <w:tblStyle w:val="TableGrid"/>
-        <w:tblW w:w="0" w:type="auto"/>
-        <w:tblLook w:val="04A0"/>
-      </w:tblPr>
-      <w:tblGrid>
-        <w:gridCol w:w="1242"/>
-        <w:gridCol w:w="1985"/>
-        <w:gridCol w:w="1134"/>
-        <w:gridCol w:w="1843"/>
-        <w:gridCol w:w="2412"/>
-      </w:tblGrid>
-      <w:tr>
-        <w:tc>
-          <w:tcPr>
-            <w:tcW w:w="1242" w:type="dxa"/>
-          </w:tcPr>
-          <w:p>
-            <w:pPr>
-              <w:ind w:left="0"/>
-              <w:jc w:val="center"/>
-              <w:rPr>
-                <w:rFonts w:eastAsiaTheme="minorEastAsia"/>
-                <w:b/>
-              </w:rPr>
-            </w:pPr>
-            <w:r>
-              <w:rPr>
-                <w:rFonts w:eastAsiaTheme="minorEastAsia" w:hint="eastAsia"/>
-                <w:b/>
-              </w:rPr>
-              <w:t>参数</w:t>
-            </w:r>
-          </w:p>
-        </w:tc>
-        <w:tc>
-          <w:tcPr>
-            <w:tcW w:w="1985" w:type="dxa"/>
-          </w:tcPr>
-          <w:p>
-            <w:pPr>
-              <w:ind w:left="0"/>
-              <w:jc w:val="center"/>
-              <w:rPr>
-                <w:rFonts w:eastAsiaTheme="minorEastAsia"/>
-                <w:b/>
-              </w:rPr>
-            </w:pPr>
-            <w:r>
-              <w:rPr>
-                <w:rFonts w:eastAsiaTheme="minorEastAsia" w:hint="eastAsia"/>
-                <w:b/>
-              </w:rPr>
-              <w:t>描述</w:t>
-            </w:r>
-          </w:p>
-        </w:tc>
-        <w:tc>
-          <w:tcPr>
-            <w:tcW w:w="1134" w:type="dxa"/>
-          </w:tcPr>
-          <w:p>
-            <w:pPr>
-              <w:ind w:left="0"/>
-              <w:jc w:val="center"/>
-              <w:rPr>
-                <w:rFonts w:eastAsiaTheme="minorEastAsia"/>
-                <w:b/>
-              </w:rPr>
-            </w:pPr>
-            <w:r>
-              <w:rPr>
-                <w:rFonts w:eastAsiaTheme="minorEastAsia" w:hint="eastAsia"/>
-                <w:b/>
-              </w:rPr>
-              <w:t>类型</w:t>
-            </w:r>
-          </w:p>
-        </w:tc>
-        <w:tc>
-          <w:tcPr>
-            <w:tcW w:w="1843" w:type="dxa"/>
-          </w:tcPr>
-          <w:p>
-            <w:pPr>
-              <w:ind w:left="0"/>
-              <w:jc w:val="center"/>
-              <w:rPr>
-                <w:rFonts w:eastAsiaTheme="minorEastAsia"/>
-                <w:b/>
-              </w:rPr>
-            </w:pPr>
-            <w:r>
-              <w:rPr>
-                <w:rFonts w:eastAsiaTheme="minorEastAsia" w:hint="eastAsia"/>
-                <w:b/>
-              </w:rPr>
-              <w:t>默认值</w:t>
-            </w:r>
-          </w:p>
-        </w:tc>
-        <w:tc>
-          <w:tcPr>
-            <w:tcW w:w="2412" w:type="dxa"/>
-          </w:tcPr>
-          <w:p>
-            <w:pPr>
-              <w:ind w:left="0"/>
-              <w:jc w:val="center"/>
-              <w:rPr>
-                <w:rFonts w:eastAsiaTheme="minorEastAsia"/>
-                <w:b/>
-              </w:rPr>
-            </w:pPr>
-            <w:r>
-              <w:rPr>
-                <w:rFonts w:eastAsiaTheme="minorEastAsia" w:hint="eastAsia"/>
-                <w:b/>
-              </w:rPr>
-              <w:t>备注</w:t>
-            </w:r>
-          </w:p>
-        </w:tc>
-      </w:tr>
-      <w:tr>
-        <w:tc>
-          <w:tcPr>
-            <w:tcW w:w="1242" w:type="dxa"/>
-          </w:tcPr>
-          <w:p>
-            <w:pPr>
-              <w:ind w:left="0"/>
-              <w:rPr>
-                <w:rFonts w:eastAsiaTheme="minorEastAsia"/>
-              </w:rPr>
-            </w:pPr>
-            <w:r>
-              <w:rPr>
-                <w:rFonts w:eastAsiaTheme="minorEastAsia" w:hint="eastAsia"/>
-              </w:rPr>
-              <w:t>help</w:t>
-            </w:r>
-            <w:r>
-              <w:rPr>
-                <w:rFonts w:eastAsiaTheme="minorEastAsia" w:hint="eastAsia"/>
-              </w:rPr>
-              <w:t>(h)</w:t>
-            </w:r>
-          </w:p>
-        </w:tc>
-        <w:tc>
-          <w:tcPr>
-            <w:tcW w:w="1985" w:type="dxa"/>
-          </w:tcPr>
-          <w:p>
-            <w:pPr>
-              <w:ind w:left="0"/>
-              <w:rPr>
-                <w:rFonts w:eastAsiaTheme="minorEastAsia"/>
-              </w:rPr>
-            </w:pPr>
-            <w:r>
-              <w:rPr>
-                <w:rFonts w:eastAsiaTheme="minorEastAsia" w:hint="eastAsia"/>
-              </w:rPr>
-              <w:t>打印帮助信息</w:t>
-            </w:r>
-          </w:p>
-        </w:tc>
-        <w:tc>
-          <w:tcPr>
-            <w:tcW w:w="1134" w:type="dxa"/>
-          </w:tcPr>
-          <w:p>
-            <w:pPr>
-              <w:ind w:left="0"/>
-              <w:rPr>
-                <w:rFonts w:eastAsiaTheme="minorEastAsia"/>
-              </w:rPr>
-            </w:pPr>
-            <w:r>
-              <w:rPr>
-                <w:rFonts w:eastAsiaTheme="minorEastAsia" w:hint="eastAsia"/>
-              </w:rPr>
-              <w:t>swith</w:t>
-            </w:r>
-          </w:p>
-        </w:tc>
-        <w:tc>
-          <w:tcPr>
-            <w:tcW w:w="1843" w:type="dxa"/>
-          </w:tcPr>
-          <w:p>
-            <w:pPr>
-              <w:ind w:left="0"/>
-              <w:rPr>
-                <w:rFonts w:eastAsiaTheme="minorEastAsia"/>
-              </w:rPr>
-            </w:pPr>
-            <w:r>
-              <w:rPr>
-                <w:rFonts w:eastAsiaTheme="minorEastAsia" w:hint="eastAsia"/>
-              </w:rPr>
-              <w:t>-</w:t>
-            </w:r>
-          </w:p>
-        </w:tc>
-        <w:tc>
-          <w:tcPr>
-            <w:tcW w:w="2412" w:type="dxa"/>
-          </w:tcPr>
-          <w:p>
-            <w:pPr>
-              <w:ind w:left="0"/>
-            </w:pPr>
-          </w:p>
-        </w:tc>
-      </w:tr>
-      <w:tr>
-        <w:tc>
-          <w:tcPr>
-            <w:tcW w:w="1242" w:type="dxa"/>
-          </w:tcPr>
-          <w:p>
-            <w:pPr>
-              <w:ind w:left="0"/>
-              <w:rPr>
-                <w:rFonts w:eastAsiaTheme="minorEastAsia"/>
-              </w:rPr>
-            </w:pPr>
-            <w:r>
-              <w:rPr>
-                <w:rFonts w:eastAsiaTheme="minorEastAsia" w:hint="eastAsia"/>
-              </w:rPr>
-              <w:t>version</w:t>
-            </w:r>
-            <w:r>
-              <w:rPr>
-                <w:rFonts w:eastAsiaTheme="minorEastAsia" w:hint="eastAsia"/>
-              </w:rPr>
-              <w:t>(V)</w:t>
-            </w:r>
-          </w:p>
-        </w:tc>
-        <w:tc>
-          <w:tcPr>
-            <w:tcW w:w="1985" w:type="dxa"/>
-          </w:tcPr>
-          <w:p>
-            <w:pPr>
-              <w:ind w:left="0"/>
-              <w:rPr>
-                <w:rFonts w:eastAsiaTheme="minorEastAsia"/>
-              </w:rPr>
-            </w:pPr>
-            <w:r>
-              <w:rPr>
-                <w:rFonts w:eastAsiaTheme="minorEastAsia" w:hint="eastAsia"/>
-              </w:rPr>
-              <w:t>打印版本号</w:t>
-            </w:r>
-          </w:p>
-        </w:tc>
-        <w:tc>
-          <w:tcPr>
-            <w:tcW w:w="1134" w:type="dxa"/>
-          </w:tcPr>
-          <w:p>
-            <w:pPr>
-              <w:ind w:left="0"/>
-              <w:rPr>
-                <w:rFonts w:eastAsiaTheme="minorEastAsia"/>
-              </w:rPr>
-            </w:pPr>
-            <w:r>
-              <w:rPr>
-                <w:rFonts w:eastAsiaTheme="minorEastAsia" w:hint="eastAsia"/>
-              </w:rPr>
-              <w:t>switch</w:t>
-            </w:r>
-          </w:p>
-        </w:tc>
-        <w:tc>
-          <w:tcPr>
-            <w:tcW w:w="1843" w:type="dxa"/>
-          </w:tcPr>
-          <w:p>
-            <w:pPr>
-              <w:ind w:left="0"/>
-              <w:rPr>
-                <w:rFonts w:eastAsiaTheme="minorEastAsia"/>
-              </w:rPr>
-            </w:pPr>
-            <w:r>
-              <w:rPr>
-                <w:rFonts w:eastAsiaTheme="minorEastAsia" w:hint="eastAsia"/>
-              </w:rPr>
-              <w:t>-</w:t>
-            </w:r>
-          </w:p>
-        </w:tc>
-        <w:tc>
-          <w:tcPr>
-            <w:tcW w:w="2412" w:type="dxa"/>
-          </w:tcPr>
-          <w:p>
-            <w:pPr>
-              <w:ind w:left="0"/>
-            </w:pPr>
-          </w:p>
-        </w:tc>
-      </w:tr>
-      <w:tr>
-        <w:tc>
-          <w:tcPr>
-            <w:tcW w:w="1242" w:type="dxa"/>
-          </w:tcPr>
-          <w:p>
-            <w:pPr>
-              <w:ind w:left="0"/>
-              <w:rPr>
-                <w:rFonts w:eastAsiaTheme="minorEastAsia" w:hint="eastAsia"/>
-              </w:rPr>
-            </w:pPr>
-            <w:r>
-              <w:rPr>
-                <w:rFonts w:eastAsiaTheme="minorEastAsia" w:hint="eastAsia"/>
-              </w:rPr>
-              <w:t>host</w:t>
-            </w:r>
-          </w:p>
-        </w:tc>
-        <w:tc>
-          <w:tcPr>
-            <w:tcW w:w="1985" w:type="dxa"/>
-          </w:tcPr>
-          <w:p>
-            <w:pPr>
-              <w:ind w:left="0"/>
-              <w:rPr>
-                <w:rFonts w:eastAsiaTheme="minorEastAsia" w:hint="eastAsia"/>
-              </w:rPr>
-            </w:pPr>
-            <w:r>
-              <w:rPr>
-                <w:rFonts w:eastAsiaTheme="minorEastAsia" w:hint="eastAsia"/>
-              </w:rPr>
-              <w:t>数据库</w:t>
-            </w:r>
-            <w:r>
-              <w:rPr>
-                <w:rFonts w:eastAsiaTheme="minorEastAsia" w:hint="eastAsia"/>
-              </w:rPr>
-              <w:t>URL</w:t>
-            </w:r>
-          </w:p>
-        </w:tc>
-        <w:tc>
-          <w:tcPr>
-            <w:tcW w:w="1134" w:type="dxa"/>
-          </w:tcPr>
-          <w:p>
-            <w:pPr>
-              <w:ind w:left="0"/>
-              <w:rPr>
-                <w:rFonts w:eastAsiaTheme="minorEastAsia" w:hint="eastAsia"/>
-              </w:rPr>
-            </w:pPr>
-            <w:r>
-              <w:rPr>
-                <w:rFonts w:eastAsiaTheme="minorEastAsia" w:hint="eastAsia"/>
-              </w:rPr>
-              <w:t>string</w:t>
-            </w:r>
-          </w:p>
-        </w:tc>
-        <w:tc>
-          <w:tcPr>
-            <w:tcW w:w="1843" w:type="dxa"/>
-          </w:tcPr>
-          <w:p>
-            <w:pPr>
-              <w:ind w:left="0"/>
-              <w:rPr>
-                <w:rFonts w:eastAsiaTheme="minorEastAsia" w:hint="eastAsia"/>
-              </w:rPr>
-            </w:pPr>
-            <w:r>
-              <w:rPr>
-                <w:rFonts w:eastAsiaTheme="minorEastAsia" w:hint="eastAsia"/>
-              </w:rPr>
-              <w:t>127.0.0.1:11810</w:t>
-            </w:r>
-          </w:p>
-        </w:tc>
-        <w:tc>
-          <w:tcPr>
-            <w:tcW w:w="2412" w:type="dxa"/>
-          </w:tcPr>
-          <w:p>
-            <w:pPr>
-              <w:ind w:left="0"/>
-              <w:rPr>
-                <w:rFonts w:eastAsiaTheme="minorEastAsia" w:hint="eastAsia"/>
-              </w:rPr>
-            </w:pPr>
-            <w:r>
-              <w:rPr>
-                <w:rFonts w:eastAsiaTheme="minorEastAsia" w:hint="eastAsia"/>
-              </w:rPr>
-              <w:t>格式为</w:t>
-            </w:r>
-            <w:r>
-              <w:rPr>
-                <w:rFonts w:eastAsiaTheme="minorEastAsia" w:hint="eastAsia"/>
-              </w:rPr>
-              <w:t>h</w:t>
-            </w:r>
-            <w:r>
-              <w:rPr>
-                <w:rFonts w:eastAsiaTheme="minorEastAsia" w:hint="eastAsia"/>
-              </w:rPr>
-              <w:t>ost</w:t>
-            </w:r>
-            <w:r>
-              <w:rPr>
-                <w:rFonts w:eastAsiaTheme="minorEastAsia" w:hint="eastAsia"/>
-              </w:rPr>
-              <w:t>name</w:t>
-            </w:r>
-            <w:r>
-              <w:rPr>
-                <w:rFonts w:eastAsiaTheme="minorEastAsia" w:hint="eastAsia"/>
-              </w:rPr>
-              <w:t>:port</w:t>
-            </w:r>
-            <w:r>
-              <w:rPr>
-                <w:rFonts w:eastAsiaTheme="minorEastAsia" w:hint="eastAsia"/>
-              </w:rPr>
-              <w:t>或</w:t>
-            </w:r>
-            <w:r>
-              <w:rPr>
-                <w:rFonts w:eastAsiaTheme="minorEastAsia" w:hint="eastAsia"/>
-              </w:rPr>
-              <w:t>ip:port</w:t>
-            </w:r>
-          </w:p>
-        </w:tc>
-      </w:tr>
-      <w:tr>
-        <w:tc>
-          <w:tcPr>
-            <w:tcW w:w="1242" w:type="dxa"/>
-          </w:tcPr>
-          <w:p>
-            <w:pPr>
-              <w:ind w:left="0"/>
-              <w:rPr>
-                <w:rFonts w:eastAsiaTheme="minorEastAsia" w:hint="eastAsia"/>
-              </w:rPr>
-            </w:pPr>
-            <w:r>
-              <w:rPr>
-                <w:rFonts w:eastAsiaTheme="minorEastAsia" w:hint="eastAsia"/>
-              </w:rPr>
-              <w:t>user</w:t>
-            </w:r>
-          </w:p>
-        </w:tc>
-        <w:tc>
-          <w:tcPr>
-            <w:tcW w:w="1985" w:type="dxa"/>
-          </w:tcPr>
-          <w:p>
-            <w:pPr>
-              <w:ind w:left="0"/>
-              <w:rPr>
-                <w:rFonts w:eastAsiaTheme="minorEastAsia" w:hint="eastAsia"/>
-              </w:rPr>
-            </w:pPr>
-            <w:r>
-              <w:rPr>
-                <w:rFonts w:eastAsiaTheme="minorEastAsia" w:hint="eastAsia"/>
-              </w:rPr>
-              <w:t>用户名</w:t>
-            </w:r>
-          </w:p>
-        </w:tc>
-        <w:tc>
-          <w:tcPr>
-            <w:tcW w:w="1134" w:type="dxa"/>
-          </w:tcPr>
-          <w:p>
-            <w:pPr>
-              <w:ind w:left="0"/>
-              <w:rPr>
-                <w:rFonts w:hint="eastAsia"/>
-              </w:rPr>
-            </w:pPr>
-            <w:r>
-              <w:rPr>
-                <w:rFonts w:eastAsiaTheme="minorEastAsia" w:hint="eastAsia"/>
-              </w:rPr>
-              <w:t>string</w:t>
-            </w:r>
-          </w:p>
-        </w:tc>
-        <w:tc>
-          <w:tcPr>
-            <w:tcW w:w="1843" w:type="dxa"/>
-          </w:tcPr>
-          <w:p>
-            <w:pPr>
-              <w:ind w:left="0"/>
-              <w:rPr>
-                <w:rFonts w:hint="eastAsia"/>
-              </w:rPr>
-            </w:pPr>
-          </w:p>
-        </w:tc>
-        <w:tc>
-          <w:tcPr>
-            <w:tcW w:w="2412" w:type="dxa"/>
-          </w:tcPr>
-          <w:p>
-            <w:pPr>
-              <w:ind w:left="0"/>
-              <w:rPr>
-                <w:rFonts w:hint="eastAsia"/>
-              </w:rPr>
-            </w:pPr>
-          </w:p>
-        </w:tc>
-      </w:tr>
-      <w:tr>
-        <w:tc>
-          <w:tcPr>
-            <w:tcW w:w="1242" w:type="dxa"/>
-          </w:tcPr>
-          <w:p>
-            <w:pPr>
-              <w:ind w:left="0"/>
-              <w:rPr>
-                <w:rFonts w:eastAsiaTheme="minorEastAsia" w:hint="eastAsia"/>
-              </w:rPr>
-            </w:pPr>
-            <w:r>
-              <w:rPr>
-                <w:rFonts w:eastAsiaTheme="minorEastAsia" w:hint="eastAsia"/>
-              </w:rPr>
-              <w:t>passw</w:t>
-            </w:r>
-            <w:r>
-              <w:rPr>
-                <w:rFonts w:eastAsiaTheme="minorEastAsia" w:hint="eastAsia"/>
-              </w:rPr>
-              <w:t>or</w:t>
-            </w:r>
-            <w:r>
-              <w:rPr>
-                <w:rFonts w:eastAsiaTheme="minorEastAsia" w:hint="eastAsia"/>
-              </w:rPr>
-              <w:t>d</w:t>
-            </w:r>
-          </w:p>
-        </w:tc>
-        <w:tc>
-          <w:tcPr>
-            <w:tcW w:w="1985" w:type="dxa"/>
-          </w:tcPr>
-          <w:p>
-            <w:pPr>
-              <w:ind w:left="0"/>
-              <w:rPr>
-                <w:rFonts w:eastAsiaTheme="minorEastAsia" w:hint="eastAsia"/>
-              </w:rPr>
-            </w:pPr>
-            <w:r>
-              <w:rPr>
-                <w:rFonts w:eastAsiaTheme="minorEastAsia" w:hint="eastAsia"/>
-              </w:rPr>
-              <w:t>密码</w:t>
-            </w:r>
-          </w:p>
-        </w:tc>
-        <w:tc>
-          <w:tcPr>
-            <w:tcW w:w="1134" w:type="dxa"/>
-          </w:tcPr>
-          <w:p>
-            <w:pPr>
-              <w:ind w:left="0"/>
-              <w:rPr>
-                <w:rFonts w:hint="eastAsia"/>
-              </w:rPr>
-            </w:pPr>
-            <w:r>
-              <w:rPr>
-                <w:rFonts w:eastAsiaTheme="minorEastAsia" w:hint="eastAsia"/>
-              </w:rPr>
-              <w:t>string</w:t>
-            </w:r>
-          </w:p>
-        </w:tc>
-        <w:tc>
-          <w:tcPr>
-            <w:tcW w:w="1843" w:type="dxa"/>
-          </w:tcPr>
-          <w:p>
-            <w:pPr>
-              <w:ind w:left="0"/>
-              <w:rPr>
-                <w:rFonts w:hint="eastAsia"/>
-              </w:rPr>
-            </w:pPr>
-          </w:p>
-        </w:tc>
-        <w:tc>
-          <w:tcPr>
-            <w:tcW w:w="2412" w:type="dxa"/>
-          </w:tcPr>
-          <w:p>
-            <w:pPr>
-              <w:ind w:left="0"/>
-              <w:rPr>
-                <w:rFonts w:hint="eastAsia"/>
-              </w:rPr>
-            </w:pPr>
-          </w:p>
-        </w:tc>
-      </w:tr>
-      <w:tr>
-        <w:tc>
-          <w:tcPr>
-            <w:tcW w:w="1242" w:type="dxa"/>
-          </w:tcPr>
-          <w:p>
-            <w:pPr>
-              <w:ind w:left="0"/>
-              <w:rPr>
-                <w:rFonts w:eastAsiaTheme="minorEastAsia"/>
-              </w:rPr>
-            </w:pPr>
-            <w:r>
-              <w:rPr>
-                <w:rFonts w:eastAsiaTheme="minorEastAsia" w:hint="eastAsia"/>
-              </w:rPr>
-              <w:t>arcpath</w:t>
-            </w:r>
-          </w:p>
-        </w:tc>
-        <w:tc>
-          <w:tcPr>
-            <w:tcW w:w="1985" w:type="dxa"/>
-          </w:tcPr>
-          <w:p>
-            <w:pPr>
-              <w:ind w:left="0"/>
-            </w:pPr>
-            <w:r>
-              <w:rPr>
-                <w:rFonts w:hint="eastAsia"/>
-              </w:rPr>
-              <w:t>归档路径</w:t>
-            </w:r>
-          </w:p>
-        </w:tc>
-        <w:tc>
-          <w:tcPr>
-            <w:tcW w:w="1134" w:type="dxa"/>
-          </w:tcPr>
-          <w:p>
-            <w:pPr>
-              <w:ind w:left="0"/>
-              <w:rPr>
-                <w:rFonts w:eastAsiaTheme="minorEastAsia"/>
-              </w:rPr>
-            </w:pPr>
-            <w:r>
-              <w:rPr>
-                <w:rFonts w:eastAsiaTheme="minorEastAsia" w:hint="eastAsia"/>
-              </w:rPr>
-              <w:t>string</w:t>
-            </w:r>
-          </w:p>
-        </w:tc>
-        <w:tc>
-          <w:tcPr>
-            <w:tcW w:w="1843" w:type="dxa"/>
-          </w:tcPr>
-          <w:p>
-            <w:pPr>
-              <w:ind w:left="0"/>
-              <w:rPr>
-                <w:rFonts w:eastAsiaTheme="minorEastAsia"/>
-              </w:rPr>
-            </w:pPr>
-            <w:r>
-              <w:rPr>
-                <w:rFonts w:eastAsiaTheme="minorEastAsia" w:hint="eastAsia"/>
-              </w:rPr>
-              <w:t>-</w:t>
-            </w:r>
-          </w:p>
-        </w:tc>
-        <w:tc>
-          <w:tcPr>
-            <w:tcW w:w="2412" w:type="dxa"/>
-          </w:tcPr>
-          <w:p>
-            <w:pPr>
-              <w:ind w:left="0"/>
-            </w:pPr>
-          </w:p>
-        </w:tc>
-      </w:tr>
-      <w:tr>
-        <w:tc>
-          <w:tcPr>
-            <w:tcW w:w="1242" w:type="dxa"/>
-          </w:tcPr>
-          <w:p>
-            <w:pPr>
-              <w:ind w:left="0"/>
-              <w:rPr>
-                <w:rFonts w:eastAsiaTheme="minorEastAsia"/>
-              </w:rPr>
-            </w:pPr>
-            <w:r>
-              <w:rPr>
-                <w:rFonts w:eastAsiaTheme="minorEastAsia" w:hint="eastAsia"/>
-              </w:rPr>
-              <w:t>f</w:t>
-            </w:r>
-            <w:r>
-              <w:rPr>
-                <w:rFonts w:eastAsiaTheme="minorEastAsia" w:hint="eastAsia"/>
-              </w:rPr>
-              <w:t>ilter</w:t>
-            </w:r>
-          </w:p>
-        </w:tc>
-        <w:tc>
-          <w:tcPr>
-            <w:tcW w:w="1985" w:type="dxa"/>
-          </w:tcPr>
-          <w:p>
-            <w:pPr>
-              <w:ind w:left="0"/>
-              <w:rPr>
-                <w:rFonts w:eastAsiaTheme="minorEastAsia"/>
-              </w:rPr>
-            </w:pPr>
-            <w:r>
-              <w:rPr>
-                <w:rFonts w:eastAsiaTheme="minorEastAsia" w:hint="eastAsia"/>
-              </w:rPr>
-              <w:t>过滤条件</w:t>
-            </w:r>
-          </w:p>
-        </w:tc>
-        <w:tc>
-          <w:tcPr>
-            <w:tcW w:w="1134" w:type="dxa"/>
-          </w:tcPr>
-          <w:p>
-            <w:pPr>
-              <w:ind w:left="0"/>
-              <w:rPr>
-                <w:rFonts w:eastAsiaTheme="minorEastAsia"/>
-              </w:rPr>
-            </w:pPr>
-            <w:r>
-              <w:rPr>
-                <w:rFonts w:eastAsiaTheme="minorEastAsia" w:hint="eastAsia"/>
-              </w:rPr>
-              <w:t>jso</w:t>
-            </w:r>
-            <w:r>
-              <w:rPr>
-                <w:rFonts w:eastAsiaTheme="minorEastAsia" w:hint="eastAsia"/>
-              </w:rPr>
-              <w:t>n</w:t>
-            </w:r>
-          </w:p>
-        </w:tc>
-        <w:tc>
-          <w:tcPr>
-            <w:tcW w:w="1843" w:type="dxa"/>
-          </w:tcPr>
-          <w:p>
-            <w:pPr>
-              <w:ind w:left="0"/>
-              <w:rPr>
-                <w:rFonts w:eastAsiaTheme="minorEastAsia"/>
-              </w:rPr>
-            </w:pPr>
-            <w:r>
-              <w:rPr>
-                <w:rFonts w:eastAsiaTheme="minorEastAsia" w:hint="eastAsia"/>
-              </w:rPr>
-              <w:t>{}</w:t>
-            </w:r>
-          </w:p>
-        </w:tc>
-        <w:tc>
-          <w:tcPr>
-            <w:tcW w:w="2412" w:type="dxa"/>
-          </w:tcPr>
-          <w:p>
-            <w:pPr>
-              <w:ind w:left="0"/>
-              <w:rPr>
-                <w:rFonts w:eastAsiaTheme="minorEastAsia"/>
-              </w:rPr>
-            </w:pPr>
-          </w:p>
-        </w:tc>
-      </w:tr>
-      <w:tr>
-        <w:tc>
-          <w:tcPr>
-            <w:tcW w:w="1242" w:type="dxa"/>
-          </w:tcPr>
-          <w:p>
-            <w:pPr>
-              <w:ind w:left="0"/>
-              <w:rPr>
-                <w:rFonts w:eastAsiaTheme="minorEastAsia" w:hint="eastAsia"/>
-              </w:rPr>
-            </w:pPr>
-            <w:r>
-              <w:rPr>
-                <w:rFonts w:eastAsiaTheme="minorEastAsia" w:hint="eastAsia"/>
-              </w:rPr>
-              <w:t>delete</w:t>
-            </w:r>
-          </w:p>
-        </w:tc>
-        <w:tc>
-          <w:tcPr>
-            <w:tcW w:w="1985" w:type="dxa"/>
-          </w:tcPr>
-          <w:p>
-            <w:pPr>
-              <w:ind w:left="0"/>
-              <w:rPr>
-                <w:rFonts w:eastAsiaTheme="minorEastAsia" w:hint="eastAsia"/>
-              </w:rPr>
-            </w:pPr>
-            <w:r>
-              <w:rPr>
-                <w:rFonts w:eastAsiaTheme="minorEastAsia" w:hint="eastAsia"/>
-              </w:rPr>
-              <w:t>重放后删除归档日志文件</w:t>
-            </w:r>
-          </w:p>
-        </w:tc>
-        <w:tc>
-          <w:tcPr>
-            <w:tcW w:w="1134" w:type="dxa"/>
-          </w:tcPr>
-          <w:p>
-            <w:pPr>
-              <w:ind w:left="0"/>
-              <w:rPr>
-                <w:rFonts w:eastAsiaTheme="minorEastAsia" w:hint="eastAsia"/>
-              </w:rPr>
-            </w:pPr>
-            <w:r>
-              <w:rPr>
-                <w:rFonts w:eastAsiaTheme="minorEastAsia" w:hint="eastAsia"/>
-              </w:rPr>
-              <w:t>bool</w:t>
-            </w:r>
-          </w:p>
-        </w:tc>
-        <w:tc>
-          <w:tcPr>
-            <w:tcW w:w="1843" w:type="dxa"/>
-          </w:tcPr>
-          <w:p>
-            <w:pPr>
-              <w:ind w:left="0"/>
-              <w:rPr>
-                <w:rFonts w:eastAsiaTheme="minorEastAsia" w:hint="eastAsia"/>
-              </w:rPr>
-            </w:pPr>
-            <w:r>
-              <w:rPr>
-                <w:rFonts w:eastAsiaTheme="minorEastAsia" w:hint="eastAsia"/>
-              </w:rPr>
-              <w:t>false</w:t>
-            </w:r>
-          </w:p>
-        </w:tc>
-        <w:tc>
-          <w:tcPr>
-            <w:tcW w:w="2412" w:type="dxa"/>
-          </w:tcPr>
-          <w:p>
-            <w:pPr>
-              <w:ind w:left="0"/>
-            </w:pPr>
-          </w:p>
-        </w:tc>
-      </w:tr>
-      <w:tr>
-        <w:tc>
-          <w:tcPr>
-            <w:tcW w:w="1242" w:type="dxa"/>
-          </w:tcPr>
-          <w:p>
-            <w:pPr>
-              <w:ind w:left="0"/>
-              <w:rPr>
-                <w:rFonts w:eastAsiaTheme="minorEastAsia" w:hint="eastAsia"/>
-              </w:rPr>
-            </w:pPr>
-            <w:r>
-              <w:rPr>
-                <w:rFonts w:eastAsiaTheme="minorEastAsia" w:hint="eastAsia"/>
-              </w:rPr>
-              <w:t>keep</w:t>
-            </w:r>
-          </w:p>
-        </w:tc>
-        <w:tc>
-          <w:tcPr>
-            <w:tcW w:w="1985" w:type="dxa"/>
-          </w:tcPr>
-          <w:p>
-            <w:pPr>
-              <w:ind w:left="0"/>
-              <w:rPr>
-                <w:rFonts w:eastAsiaTheme="minorEastAsia" w:hint="eastAsia"/>
-              </w:rPr>
-            </w:pPr>
-            <w:r>
-              <w:rPr>
-                <w:rFonts w:eastAsiaTheme="minorEastAsia" w:hint="eastAsia"/>
-              </w:rPr>
-              <w:t>保持不退出，</w:t>
-            </w:r>
-            <w:r>
-              <w:rPr>
-                <w:rFonts w:eastAsiaTheme="minorEastAsia" w:hint="eastAsia"/>
-              </w:rPr>
-              <w:t>持续</w:t>
-            </w:r>
-            <w:r>
-              <w:rPr>
-                <w:rFonts w:eastAsiaTheme="minorEastAsia" w:hint="eastAsia"/>
-              </w:rPr>
-              <w:t>监控</w:t>
-            </w:r>
-            <w:r>
-              <w:rPr>
-                <w:rFonts w:eastAsiaTheme="minorEastAsia" w:hint="eastAsia"/>
-              </w:rPr>
-              <w:t>归档路径并重放</w:t>
-            </w:r>
-            <w:r>
-              <w:rPr>
-                <w:rFonts w:eastAsiaTheme="minorEastAsia" w:hint="eastAsia"/>
-              </w:rPr>
-              <w:t>日志</w:t>
-            </w:r>
-          </w:p>
-        </w:tc>
-        <w:tc>
-          <w:tcPr>
-            <w:tcW w:w="1134" w:type="dxa"/>
-          </w:tcPr>
-          <w:p>
-            <w:pPr>
-              <w:ind w:left="0"/>
-              <w:rPr>
-                <w:rFonts w:eastAsiaTheme="minorEastAsia" w:hint="eastAsia"/>
-              </w:rPr>
-            </w:pPr>
-            <w:r>
-              <w:rPr>
-                <w:rFonts w:eastAsiaTheme="minorEastAsia" w:hint="eastAsia"/>
-              </w:rPr>
-              <w:t>bool</w:t>
-            </w:r>
-          </w:p>
-        </w:tc>
-        <w:tc>
-          <w:tcPr>
-            <w:tcW w:w="1843" w:type="dxa"/>
-          </w:tcPr>
-          <w:p>
-            <w:pPr>
-              <w:ind w:left="0"/>
-              <w:rPr>
-                <w:rFonts w:eastAsiaTheme="minorEastAsia" w:hint="eastAsia"/>
-              </w:rPr>
-            </w:pPr>
-            <w:r>
-              <w:rPr>
-                <w:rFonts w:eastAsiaTheme="minorEastAsia" w:hint="eastAsia"/>
-              </w:rPr>
-              <w:t>false</w:t>
-            </w:r>
-          </w:p>
-        </w:tc>
-        <w:tc>
-          <w:tcPr>
-            <w:tcW w:w="2412" w:type="dxa"/>
-          </w:tcPr>
-          <w:p>
-            <w:pPr>
-              <w:ind w:left="0"/>
-            </w:pPr>
-          </w:p>
-        </w:tc>
-      </w:tr>
-    </w:tbl>
-    <w:p>
-      <w:pPr>
-        <w:ind w:left="0"/>
-      </w:pPr>
-    </w:p>
-    <w:p>
-      <w:pPr>
-        <w:ind w:left="0"/>
-        <w:rPr>
-          <w:rFonts w:hint="eastAsia"/>
-        </w:rPr>
       </w:pPr>
       <w:r>
         <w:rPr>
@@ -2586,8 +2702,8 @@
       </w:tblPr>
       <w:tblGrid>
         <w:gridCol w:w="2220"/>
-        <w:gridCol w:w="2134"/>
-        <w:gridCol w:w="2116"/>
+        <w:gridCol w:w="2133"/>
+        <w:gridCol w:w="2117"/>
         <w:gridCol w:w="2146"/>
       </w:tblGrid>
       <w:tr>
@@ -2599,7 +2715,7 @@
             <w:pPr>
               <w:ind w:left="0"/>
               <w:rPr>
-                <w:rFonts w:eastAsiaTheme="minorEastAsia" w:hint="eastAsia"/>
+                <w:rFonts w:eastAsiaTheme="minorEastAsia"/>
               </w:rPr>
             </w:pPr>
             <w:r>
@@ -2618,7 +2734,7 @@
             <w:pPr>
               <w:ind w:left="0"/>
               <w:rPr>
-                <w:rFonts w:eastAsiaTheme="minorEastAsia" w:hint="eastAsia"/>
+                <w:rFonts w:eastAsiaTheme="minorEastAsia"/>
               </w:rPr>
             </w:pPr>
             <w:r>
@@ -2637,7 +2753,7 @@
             <w:pPr>
               <w:ind w:left="0"/>
               <w:rPr>
-                <w:rFonts w:eastAsiaTheme="minorEastAsia" w:hint="eastAsia"/>
+                <w:rFonts w:eastAsiaTheme="minorEastAsia"/>
               </w:rPr>
             </w:pPr>
             <w:r>
@@ -2656,7 +2772,7 @@
             <w:pPr>
               <w:ind w:left="0"/>
               <w:rPr>
-                <w:rFonts w:eastAsiaTheme="minorEastAsia" w:hint="eastAsia"/>
+                <w:rFonts w:eastAsiaTheme="minorEastAsia"/>
               </w:rPr>
             </w:pPr>
             <w:r>
@@ -2677,7 +2793,7 @@
             <w:pPr>
               <w:ind w:left="0"/>
               <w:rPr>
-                <w:rFonts w:eastAsiaTheme="minorEastAsia" w:hint="eastAsia"/>
+                <w:rFonts w:eastAsiaTheme="minorEastAsia"/>
               </w:rPr>
             </w:pPr>
             <w:r>
@@ -2701,9 +2817,6 @@
           <w:p>
             <w:pPr>
               <w:ind w:left="0"/>
-              <w:rPr>
-                <w:rFonts w:hint="eastAsia"/>
-              </w:rPr>
             </w:pPr>
             <w:r>
               <w:rPr>
@@ -2721,7 +2834,7 @@
             <w:pPr>
               <w:ind w:left="0"/>
               <w:rPr>
-                <w:rFonts w:eastAsiaTheme="minorEastAsia" w:hint="eastAsia"/>
+                <w:rFonts w:eastAsiaTheme="minorEastAsia"/>
               </w:rPr>
             </w:pPr>
             <w:r>
@@ -2740,7 +2853,7 @@
             <w:pPr>
               <w:ind w:left="0"/>
               <w:rPr>
-                <w:rFonts w:eastAsiaTheme="minorEastAsia" w:hint="eastAsia"/>
+                <w:rFonts w:eastAsiaTheme="minorEastAsia"/>
               </w:rPr>
             </w:pPr>
             <w:r>
@@ -2761,9 +2874,10 @@
             <w:pPr>
               <w:ind w:left="0"/>
               <w:rPr>
-                <w:rFonts w:eastAsiaTheme="minorEastAsia" w:hint="eastAsia"/>
-              </w:rPr>
-            </w:pPr>
+                <w:rFonts w:eastAsiaTheme="minorEastAsia"/>
+              </w:rPr>
+            </w:pPr>
+            <w:proofErr w:type="spellStart"/>
             <w:r>
               <w:rPr>
                 <w:rFonts w:eastAsiaTheme="minorEastAsia"/>
@@ -2774,8 +2888,15 @@
               <w:rPr>
                 <w:rFonts w:eastAsiaTheme="minorEastAsia" w:hint="eastAsia"/>
               </w:rPr>
-              <w:t>xcludefile</w:t>
-            </w:r>
+              <w:t>xcludeF</w:t>
+            </w:r>
+            <w:r>
+              <w:rPr>
+                <w:rFonts w:eastAsiaTheme="minorEastAsia" w:hint="eastAsia"/>
+              </w:rPr>
+              <w:t>ile</w:t>
+            </w:r>
+            <w:proofErr w:type="spellEnd"/>
           </w:p>
         </w:tc>
         <w:tc>
@@ -2785,9 +2906,6 @@
           <w:p>
             <w:pPr>
               <w:ind w:left="0"/>
-              <w:rPr>
-                <w:rFonts w:hint="eastAsia"/>
-              </w:rPr>
             </w:pPr>
             <w:r>
               <w:rPr>
@@ -2805,7 +2923,7 @@
             <w:pPr>
               <w:ind w:left="0"/>
               <w:rPr>
-                <w:rFonts w:eastAsiaTheme="minorEastAsia" w:hint="eastAsia"/>
+                <w:rFonts w:eastAsiaTheme="minorEastAsia"/>
               </w:rPr>
             </w:pPr>
             <w:r>
@@ -2824,7 +2942,7 @@
             <w:pPr>
               <w:ind w:left="0"/>
               <w:rPr>
-                <w:rFonts w:eastAsiaTheme="minorEastAsia" w:hint="eastAsia"/>
+                <w:rFonts w:eastAsiaTheme="minorEastAsia"/>
               </w:rPr>
             </w:pPr>
             <w:r>
@@ -2863,9 +2981,10 @@
             <w:pPr>
               <w:ind w:left="0"/>
               <w:rPr>
-                <w:rFonts w:eastAsiaTheme="minorEastAsia" w:hint="eastAsia"/>
-              </w:rPr>
-            </w:pPr>
+                <w:rFonts w:eastAsiaTheme="minorEastAsia"/>
+              </w:rPr>
+            </w:pPr>
+            <w:proofErr w:type="spellStart"/>
             <w:r>
               <w:rPr>
                 <w:rFonts w:eastAsiaTheme="minorEastAsia" w:hint="eastAsia"/>
@@ -2884,6 +3003,7 @@
               </w:rPr>
               <w:t>pace</w:t>
             </w:r>
+            <w:proofErr w:type="spellEnd"/>
           </w:p>
         </w:tc>
         <w:tc>
@@ -2893,9 +3013,6 @@
           <w:p>
             <w:pPr>
               <w:ind w:left="0"/>
-              <w:rPr>
-                <w:rFonts w:hint="eastAsia"/>
-              </w:rPr>
             </w:pPr>
             <w:r>
               <w:rPr>
@@ -2912,9 +3029,6 @@
           <w:p>
             <w:pPr>
               <w:ind w:left="0"/>
-              <w:rPr>
-                <w:rFonts w:hint="eastAsia"/>
-              </w:rPr>
             </w:pPr>
             <w:r>
               <w:rPr>
@@ -2932,7 +3046,7 @@
             <w:pPr>
               <w:ind w:left="0"/>
               <w:rPr>
-                <w:rFonts w:eastAsiaTheme="minorEastAsia" w:hint="eastAsia"/>
+                <w:rFonts w:eastAsiaTheme="minorEastAsia"/>
               </w:rPr>
             </w:pPr>
             <w:r>
@@ -2953,9 +3067,10 @@
             <w:pPr>
               <w:ind w:left="0"/>
               <w:rPr>
-                <w:rFonts w:eastAsiaTheme="minorEastAsia" w:hint="eastAsia"/>
-              </w:rPr>
-            </w:pPr>
+                <w:rFonts w:eastAsiaTheme="minorEastAsia"/>
+              </w:rPr>
+            </w:pPr>
+            <w:proofErr w:type="spellStart"/>
             <w:r>
               <w:rPr>
                 <w:rFonts w:eastAsiaTheme="minorEastAsia" w:hint="eastAsia"/>
@@ -2968,6 +3083,7 @@
               </w:rPr>
               <w:t>xcludeCollectionSpace</w:t>
             </w:r>
+            <w:proofErr w:type="spellEnd"/>
           </w:p>
         </w:tc>
         <w:tc>
@@ -2977,9 +3093,6 @@
           <w:p>
             <w:pPr>
               <w:ind w:left="0"/>
-              <w:rPr>
-                <w:rFonts w:hint="eastAsia"/>
-              </w:rPr>
             </w:pPr>
             <w:r>
               <w:rPr>
@@ -2996,9 +3109,6 @@
           <w:p>
             <w:pPr>
               <w:ind w:left="0"/>
-              <w:rPr>
-                <w:rFonts w:hint="eastAsia"/>
-              </w:rPr>
             </w:pPr>
             <w:r>
               <w:rPr>
@@ -3016,7 +3126,7 @@
             <w:pPr>
               <w:ind w:left="0"/>
               <w:rPr>
-                <w:rFonts w:eastAsiaTheme="minorEastAsia" w:hint="eastAsia"/>
+                <w:rFonts w:eastAsiaTheme="minorEastAsia"/>
               </w:rPr>
             </w:pPr>
             <w:r>
@@ -3031,12 +3141,14 @@
               </w:rPr>
               <w:t>，优先级高于</w:t>
             </w:r>
+            <w:proofErr w:type="spellStart"/>
             <w:r>
               <w:rPr>
                 <w:rFonts w:eastAsiaTheme="minorEastAsia" w:hint="eastAsia"/>
               </w:rPr>
               <w:t>CollectionSpace</w:t>
             </w:r>
+            <w:proofErr w:type="spellEnd"/>
             <w:r>
               <w:rPr>
                 <w:rFonts w:eastAsiaTheme="minorEastAsia" w:hint="eastAsia"/>
@@ -3055,7 +3167,7 @@
             <w:pPr>
               <w:ind w:left="0"/>
               <w:rPr>
-                <w:rFonts w:eastAsiaTheme="minorEastAsia" w:hint="eastAsia"/>
+                <w:rFonts w:eastAsiaTheme="minorEastAsia"/>
               </w:rPr>
             </w:pPr>
             <w:r>
@@ -3073,9 +3185,6 @@
           <w:p>
             <w:pPr>
               <w:ind w:left="0"/>
-              <w:rPr>
-                <w:rFonts w:hint="eastAsia"/>
-              </w:rPr>
             </w:pPr>
             <w:r>
               <w:rPr>
@@ -3092,9 +3201,6 @@
           <w:p>
             <w:pPr>
               <w:ind w:left="0"/>
-              <w:rPr>
-                <w:rFonts w:hint="eastAsia"/>
-              </w:rPr>
             </w:pPr>
             <w:r>
               <w:rPr>
@@ -3112,7 +3218,7 @@
             <w:pPr>
               <w:ind w:left="0"/>
               <w:rPr>
-                <w:rFonts w:eastAsiaTheme="minorEastAsia" w:hint="eastAsia"/>
+                <w:rFonts w:eastAsiaTheme="minorEastAsia"/>
               </w:rPr>
             </w:pPr>
             <w:r>
@@ -3163,12 +3269,14 @@
               </w:rPr>
               <w:t>同一集合空间上优先级高于</w:t>
             </w:r>
+            <w:proofErr w:type="spellStart"/>
             <w:r>
               <w:rPr>
                 <w:rFonts w:eastAsiaTheme="minorEastAsia" w:hint="eastAsia"/>
               </w:rPr>
               <w:t>CollectionSpace</w:t>
             </w:r>
+            <w:proofErr w:type="spellEnd"/>
             <w:r>
               <w:rPr>
                 <w:rFonts w:eastAsiaTheme="minorEastAsia" w:hint="eastAsia"/>
@@ -3187,9 +3295,10 @@
             <w:pPr>
               <w:ind w:left="0"/>
               <w:rPr>
-                <w:rFonts w:eastAsiaTheme="minorEastAsia" w:hint="eastAsia"/>
-              </w:rPr>
-            </w:pPr>
+                <w:rFonts w:eastAsiaTheme="minorEastAsia"/>
+              </w:rPr>
+            </w:pPr>
+            <w:proofErr w:type="spellStart"/>
             <w:r>
               <w:rPr>
                 <w:rFonts w:eastAsiaTheme="minorEastAsia" w:hint="eastAsia"/>
@@ -3202,6 +3311,7 @@
               </w:rPr>
               <w:t>Collection</w:t>
             </w:r>
+            <w:proofErr w:type="spellEnd"/>
           </w:p>
         </w:tc>
         <w:tc>
@@ -3211,9 +3321,6 @@
           <w:p>
             <w:pPr>
               <w:ind w:left="0"/>
-              <w:rPr>
-                <w:rFonts w:hint="eastAsia"/>
-              </w:rPr>
             </w:pPr>
             <w:r>
               <w:rPr>
@@ -3230,9 +3337,6 @@
           <w:p>
             <w:pPr>
               <w:ind w:left="0"/>
-              <w:rPr>
-                <w:rFonts w:hint="eastAsia"/>
-              </w:rPr>
             </w:pPr>
             <w:r>
               <w:rPr>
@@ -3250,7 +3354,7 @@
             <w:pPr>
               <w:ind w:left="0"/>
               <w:rPr>
-                <w:rFonts w:eastAsiaTheme="minorEastAsia" w:hint="eastAsia"/>
+                <w:rFonts w:eastAsiaTheme="minorEastAsia"/>
               </w:rPr>
             </w:pPr>
             <w:r>
@@ -3271,12 +3375,14 @@
               </w:rPr>
               <w:t>、</w:t>
             </w:r>
+            <w:proofErr w:type="spellStart"/>
             <w:r>
               <w:rPr>
                 <w:rFonts w:eastAsiaTheme="minorEastAsia" w:hint="eastAsia"/>
               </w:rPr>
               <w:t>CollectionSpace</w:t>
             </w:r>
+            <w:proofErr w:type="spellEnd"/>
             <w:r>
               <w:rPr>
                 <w:rFonts w:eastAsiaTheme="minorEastAsia" w:hint="eastAsia"/>
@@ -3295,7 +3401,7 @@
             <w:pPr>
               <w:ind w:left="0"/>
               <w:rPr>
-                <w:rFonts w:eastAsiaTheme="minorEastAsia" w:hint="eastAsia"/>
+                <w:rFonts w:eastAsiaTheme="minorEastAsia"/>
               </w:rPr>
             </w:pPr>
             <w:r>
@@ -3313,9 +3419,6 @@
           <w:p>
             <w:pPr>
               <w:ind w:left="0"/>
-              <w:rPr>
-                <w:rFonts w:hint="eastAsia"/>
-              </w:rPr>
             </w:pPr>
             <w:r>
               <w:rPr>
@@ -3332,9 +3435,6 @@
           <w:p>
             <w:pPr>
               <w:ind w:left="0"/>
-              <w:rPr>
-                <w:rFonts w:hint="eastAsia"/>
-              </w:rPr>
             </w:pPr>
             <w:r>
               <w:rPr>
@@ -3352,7 +3452,7 @@
             <w:pPr>
               <w:ind w:left="0"/>
               <w:rPr>
-                <w:rFonts w:eastAsiaTheme="minorEastAsia" w:hint="eastAsia"/>
+                <w:rFonts w:eastAsiaTheme="minorEastAsia"/>
               </w:rPr>
             </w:pPr>
             <w:r>
@@ -3391,15 +3491,17 @@
             <w:pPr>
               <w:ind w:left="0"/>
               <w:rPr>
-                <w:rFonts w:eastAsiaTheme="minorEastAsia" w:hint="eastAsia"/>
-              </w:rPr>
-            </w:pPr>
+                <w:rFonts w:eastAsiaTheme="minorEastAsia"/>
+              </w:rPr>
+            </w:pPr>
+            <w:proofErr w:type="spellStart"/>
             <w:r>
               <w:rPr>
                 <w:rFonts w:eastAsiaTheme="minorEastAsia" w:hint="eastAsia"/>
               </w:rPr>
               <w:t>ExcludeOperation</w:t>
             </w:r>
+            <w:proofErr w:type="spellEnd"/>
           </w:p>
         </w:tc>
         <w:tc>
@@ -3409,9 +3511,6 @@
           <w:p>
             <w:pPr>
               <w:ind w:left="0"/>
-              <w:rPr>
-                <w:rFonts w:hint="eastAsia"/>
-              </w:rPr>
             </w:pPr>
             <w:r>
               <w:rPr>
@@ -3429,15 +3528,24 @@
             <w:pPr>
               <w:ind w:left="0"/>
               <w:rPr>
-                <w:rFonts w:eastAsiaTheme="minorEastAsia" w:hint="eastAsia"/>
-              </w:rPr>
-            </w:pPr>
+                <w:rFonts w:eastAsiaTheme="minorEastAsia"/>
+              </w:rPr>
+            </w:pPr>
+            <w:commentRangeStart w:id="4"/>
             <w:r>
               <w:rPr>
                 <w:rFonts w:eastAsiaTheme="minorEastAsia" w:hint="eastAsia"/>
               </w:rPr>
               <w:t>不过滤</w:t>
             </w:r>
+            <w:commentRangeEnd w:id="4"/>
+            <w:r>
+              <w:rPr>
+                <w:rStyle w:val="CommentReference"/>
+                <w:rFonts w:eastAsiaTheme="minorEastAsia"/>
+              </w:rPr>
+              <w:commentReference w:id="4"/>
+            </w:r>
           </w:p>
         </w:tc>
         <w:tc>
@@ -3448,7 +3556,7 @@
             <w:pPr>
               <w:ind w:left="0"/>
               <w:rPr>
-                <w:rFonts w:eastAsiaTheme="minorEastAsia" w:hint="eastAsia"/>
+                <w:rFonts w:eastAsiaTheme="minorEastAsia"/>
               </w:rPr>
             </w:pPr>
             <w:r>
@@ -3481,9 +3589,10 @@
             <w:pPr>
               <w:ind w:left="0"/>
               <w:rPr>
-                <w:rFonts w:eastAsiaTheme="minorEastAsia" w:hint="eastAsia"/>
-              </w:rPr>
-            </w:pPr>
+                <w:rFonts w:eastAsiaTheme="minorEastAsia"/>
+              </w:rPr>
+            </w:pPr>
+            <w:proofErr w:type="spellStart"/>
             <w:r>
               <w:rPr>
                 <w:rFonts w:eastAsiaTheme="minorEastAsia"/>
@@ -3497,6 +3606,7 @@
               </w:rPr>
               <w:t>inLSN</w:t>
             </w:r>
+            <w:proofErr w:type="spellEnd"/>
           </w:p>
         </w:tc>
         <w:tc>
@@ -3507,7 +3617,7 @@
             <w:pPr>
               <w:ind w:left="0"/>
               <w:rPr>
-                <w:rFonts w:eastAsiaTheme="minorEastAsia" w:hint="eastAsia"/>
+                <w:rFonts w:eastAsiaTheme="minorEastAsia"/>
               </w:rPr>
             </w:pPr>
             <w:r>
@@ -3525,9 +3635,6 @@
           <w:p>
             <w:pPr>
               <w:ind w:left="0"/>
-              <w:rPr>
-                <w:rFonts w:hint="eastAsia"/>
-              </w:rPr>
             </w:pPr>
             <w:r>
               <w:rPr>
@@ -3545,7 +3652,7 @@
             <w:pPr>
               <w:ind w:left="0"/>
               <w:rPr>
-                <w:rFonts w:eastAsiaTheme="minorEastAsia" w:hint="eastAsia"/>
+                <w:rFonts w:eastAsiaTheme="minorEastAsia"/>
               </w:rPr>
             </w:pPr>
             <w:r>
@@ -3602,15 +3709,17 @@
             <w:pPr>
               <w:ind w:left="0"/>
               <w:rPr>
-                <w:rFonts w:eastAsiaTheme="minorEastAsia" w:hint="eastAsia"/>
-              </w:rPr>
-            </w:pPr>
+                <w:rFonts w:eastAsiaTheme="minorEastAsia"/>
+              </w:rPr>
+            </w:pPr>
+            <w:proofErr w:type="spellStart"/>
             <w:r>
               <w:rPr>
                 <w:rFonts w:eastAsiaTheme="minorEastAsia" w:hint="eastAsia"/>
               </w:rPr>
               <w:t>MaxLSN</w:t>
             </w:r>
+            <w:proofErr w:type="spellEnd"/>
           </w:p>
         </w:tc>
         <w:tc>
@@ -3621,7 +3730,7 @@
             <w:pPr>
               <w:ind w:left="0"/>
               <w:rPr>
-                <w:rFonts w:eastAsiaTheme="minorEastAsia" w:hint="eastAsia"/>
+                <w:rFonts w:eastAsiaTheme="minorEastAsia"/>
               </w:rPr>
             </w:pPr>
             <w:r>
@@ -3645,9 +3754,6 @@
           <w:p>
             <w:pPr>
               <w:ind w:left="0"/>
-              <w:rPr>
-                <w:rFonts w:hint="eastAsia"/>
-              </w:rPr>
             </w:pPr>
             <w:r>
               <w:rPr>
@@ -3665,7 +3771,7 @@
             <w:pPr>
               <w:ind w:left="0"/>
               <w:rPr>
-                <w:rFonts w:eastAsiaTheme="minorEastAsia" w:hint="eastAsia"/>
+                <w:rFonts w:eastAsiaTheme="minorEastAsia"/>
               </w:rPr>
             </w:pPr>
             <w:r>
@@ -3705,17 +3811,11 @@
     <w:p>
       <w:pPr>
         <w:ind w:left="0"/>
-        <w:rPr>
-          <w:rFonts w:hint="eastAsia"/>
-        </w:rPr>
       </w:pPr>
     </w:p>
     <w:p>
       <w:pPr>
         <w:ind w:left="0"/>
-        <w:rPr>
-          <w:rFonts w:hint="eastAsia"/>
-        </w:rPr>
       </w:pPr>
       <w:r>
         <w:rPr>
@@ -3744,7 +3844,7 @@
               <w:ind w:left="0"/>
               <w:jc w:val="center"/>
               <w:rPr>
-                <w:rFonts w:eastAsiaTheme="minorEastAsia" w:hint="eastAsia"/>
+                <w:rFonts w:eastAsiaTheme="minorEastAsia"/>
                 <w:b/>
               </w:rPr>
             </w:pPr>
@@ -3766,7 +3866,7 @@
               <w:ind w:left="0"/>
               <w:jc w:val="center"/>
               <w:rPr>
-                <w:rFonts w:eastAsiaTheme="minorEastAsia" w:hint="eastAsia"/>
+                <w:rFonts w:eastAsiaTheme="minorEastAsia"/>
                 <w:b/>
               </w:rPr>
             </w:pPr>
@@ -3789,7 +3889,7 @@
             <w:pPr>
               <w:ind w:left="0"/>
               <w:rPr>
-                <w:rFonts w:eastAsiaTheme="minorEastAsia" w:hint="eastAsia"/>
+                <w:rFonts w:eastAsiaTheme="minorEastAsia"/>
               </w:rPr>
             </w:pPr>
             <w:r>
@@ -3808,7 +3908,7 @@
             <w:pPr>
               <w:ind w:left="0"/>
               <w:rPr>
-                <w:rFonts w:eastAsiaTheme="minorEastAsia" w:hint="eastAsia"/>
+                <w:rFonts w:eastAsiaTheme="minorEastAsia"/>
               </w:rPr>
             </w:pPr>
             <w:r>
@@ -3829,15 +3929,24 @@
             <w:pPr>
               <w:ind w:left="0"/>
               <w:rPr>
-                <w:rFonts w:eastAsiaTheme="minorEastAsia" w:hint="eastAsia"/>
-              </w:rPr>
-            </w:pPr>
+                <w:rFonts w:eastAsiaTheme="minorEastAsia"/>
+              </w:rPr>
+            </w:pPr>
+            <w:commentRangeStart w:id="5"/>
             <w:r>
               <w:rPr>
                 <w:rFonts w:eastAsiaTheme="minorEastAsia"/>
               </w:rPr>
               <w:t>update</w:t>
             </w:r>
+            <w:commentRangeEnd w:id="5"/>
+            <w:r>
+              <w:rPr>
+                <w:rStyle w:val="CommentReference"/>
+                <w:rFonts w:eastAsiaTheme="minorEastAsia"/>
+              </w:rPr>
+              <w:commentReference w:id="5"/>
+            </w:r>
           </w:p>
         </w:tc>
         <w:tc>
@@ -3848,7 +3957,7 @@
             <w:pPr>
               <w:ind w:left="0"/>
               <w:rPr>
-                <w:rFonts w:eastAsiaTheme="minorEastAsia" w:hint="eastAsia"/>
+                <w:rFonts w:eastAsiaTheme="minorEastAsia"/>
               </w:rPr>
             </w:pPr>
             <w:r>
@@ -3869,7 +3978,7 @@
             <w:pPr>
               <w:ind w:left="0"/>
               <w:rPr>
-                <w:rFonts w:eastAsiaTheme="minorEastAsia" w:hint="eastAsia"/>
+                <w:rFonts w:eastAsiaTheme="minorEastAsia"/>
               </w:rPr>
             </w:pPr>
             <w:r>
@@ -3888,7 +3997,7 @@
             <w:pPr>
               <w:ind w:left="0"/>
               <w:rPr>
-                <w:rFonts w:eastAsiaTheme="minorEastAsia" w:hint="eastAsia"/>
+                <w:rFonts w:eastAsiaTheme="minorEastAsia"/>
               </w:rPr>
             </w:pPr>
             <w:r>
@@ -3909,15 +4018,17 @@
             <w:pPr>
               <w:ind w:left="0"/>
               <w:rPr>
-                <w:rFonts w:eastAsiaTheme="minorEastAsia" w:hint="eastAsia"/>
-              </w:rPr>
-            </w:pPr>
+                <w:rFonts w:eastAsiaTheme="minorEastAsia"/>
+              </w:rPr>
+            </w:pPr>
+            <w:proofErr w:type="spellStart"/>
             <w:r>
               <w:rPr>
                 <w:rFonts w:eastAsiaTheme="minorEastAsia" w:hint="eastAsia"/>
               </w:rPr>
               <w:t>createcs</w:t>
             </w:r>
+            <w:proofErr w:type="spellEnd"/>
           </w:p>
         </w:tc>
         <w:tc>
@@ -3928,7 +4039,7 @@
             <w:pPr>
               <w:ind w:left="0"/>
               <w:rPr>
-                <w:rFonts w:eastAsiaTheme="minorEastAsia" w:hint="eastAsia"/>
+                <w:rFonts w:eastAsiaTheme="minorEastAsia"/>
               </w:rPr>
             </w:pPr>
             <w:r>
@@ -3949,15 +4060,17 @@
             <w:pPr>
               <w:ind w:left="0"/>
               <w:rPr>
-                <w:rFonts w:eastAsiaTheme="minorEastAsia" w:hint="eastAsia"/>
-              </w:rPr>
-            </w:pPr>
+                <w:rFonts w:eastAsiaTheme="minorEastAsia"/>
+              </w:rPr>
+            </w:pPr>
+            <w:proofErr w:type="spellStart"/>
             <w:r>
               <w:rPr>
                 <w:rFonts w:eastAsiaTheme="minorEastAsia" w:hint="eastAsia"/>
               </w:rPr>
               <w:t>deletecs</w:t>
             </w:r>
+            <w:proofErr w:type="spellEnd"/>
           </w:p>
         </w:tc>
         <w:tc>
@@ -3968,7 +4081,7 @@
             <w:pPr>
               <w:ind w:left="0"/>
               <w:rPr>
-                <w:rFonts w:eastAsiaTheme="minorEastAsia" w:hint="eastAsia"/>
+                <w:rFonts w:eastAsiaTheme="minorEastAsia"/>
               </w:rPr>
             </w:pPr>
             <w:r>
@@ -3989,15 +4102,17 @@
             <w:pPr>
               <w:ind w:left="0"/>
               <w:rPr>
-                <w:rFonts w:eastAsiaTheme="minorEastAsia" w:hint="eastAsia"/>
-              </w:rPr>
-            </w:pPr>
+                <w:rFonts w:eastAsiaTheme="minorEastAsia"/>
+              </w:rPr>
+            </w:pPr>
+            <w:proofErr w:type="spellStart"/>
             <w:r>
               <w:rPr>
                 <w:rFonts w:eastAsiaTheme="minorEastAsia" w:hint="eastAsia"/>
               </w:rPr>
               <w:t>createcl</w:t>
             </w:r>
+            <w:proofErr w:type="spellEnd"/>
           </w:p>
         </w:tc>
         <w:tc>
@@ -4008,7 +4123,7 @@
             <w:pPr>
               <w:ind w:left="0"/>
               <w:rPr>
-                <w:rFonts w:eastAsiaTheme="minorEastAsia" w:hint="eastAsia"/>
+                <w:rFonts w:eastAsiaTheme="minorEastAsia"/>
               </w:rPr>
             </w:pPr>
             <w:r>
@@ -4029,15 +4144,17 @@
             <w:pPr>
               <w:ind w:left="0"/>
               <w:rPr>
-                <w:rFonts w:eastAsiaTheme="minorEastAsia" w:hint="eastAsia"/>
-              </w:rPr>
-            </w:pPr>
+                <w:rFonts w:eastAsiaTheme="minorEastAsia"/>
+              </w:rPr>
+            </w:pPr>
+            <w:proofErr w:type="spellStart"/>
             <w:r>
               <w:rPr>
                 <w:rFonts w:eastAsiaTheme="minorEastAsia" w:hint="eastAsia"/>
               </w:rPr>
               <w:t>deletecl</w:t>
             </w:r>
+            <w:proofErr w:type="spellEnd"/>
           </w:p>
         </w:tc>
         <w:tc>
@@ -4048,7 +4165,7 @@
             <w:pPr>
               <w:ind w:left="0"/>
               <w:rPr>
-                <w:rFonts w:eastAsiaTheme="minorEastAsia" w:hint="eastAsia"/>
+                <w:rFonts w:eastAsiaTheme="minorEastAsia"/>
               </w:rPr>
             </w:pPr>
             <w:r>
@@ -4069,15 +4186,17 @@
             <w:pPr>
               <w:ind w:left="0"/>
               <w:rPr>
-                <w:rFonts w:eastAsiaTheme="minorEastAsia" w:hint="eastAsia"/>
-              </w:rPr>
-            </w:pPr>
+                <w:rFonts w:eastAsiaTheme="minorEastAsia"/>
+              </w:rPr>
+            </w:pPr>
+            <w:proofErr w:type="spellStart"/>
             <w:r>
               <w:rPr>
                 <w:rFonts w:eastAsiaTheme="minorEastAsia" w:hint="eastAsia"/>
               </w:rPr>
               <w:t>truncatecl</w:t>
             </w:r>
+            <w:proofErr w:type="spellEnd"/>
           </w:p>
         </w:tc>
         <w:tc>
@@ -4088,7 +4207,7 @@
             <w:pPr>
               <w:ind w:left="0"/>
               <w:rPr>
-                <w:rFonts w:eastAsiaTheme="minorEastAsia" w:hint="eastAsia"/>
+                <w:rFonts w:eastAsiaTheme="minorEastAsia"/>
               </w:rPr>
             </w:pPr>
             <w:r>
@@ -4115,15 +4234,17 @@
             <w:pPr>
               <w:ind w:left="0"/>
               <w:rPr>
-                <w:rFonts w:eastAsiaTheme="minorEastAsia" w:hint="eastAsia"/>
-              </w:rPr>
-            </w:pPr>
+                <w:rFonts w:eastAsiaTheme="minorEastAsia"/>
+              </w:rPr>
+            </w:pPr>
+            <w:proofErr w:type="spellStart"/>
             <w:r>
               <w:rPr>
                 <w:rFonts w:eastAsiaTheme="minorEastAsia" w:hint="eastAsia"/>
               </w:rPr>
               <w:t>createix</w:t>
             </w:r>
+            <w:proofErr w:type="spellEnd"/>
           </w:p>
         </w:tc>
         <w:tc>
@@ -4134,7 +4255,7 @@
             <w:pPr>
               <w:ind w:left="0"/>
               <w:rPr>
-                <w:rFonts w:eastAsiaTheme="minorEastAsia" w:hint="eastAsia"/>
+                <w:rFonts w:eastAsiaTheme="minorEastAsia"/>
               </w:rPr>
             </w:pPr>
             <w:r>
@@ -4155,15 +4276,17 @@
             <w:pPr>
               <w:ind w:left="0"/>
               <w:rPr>
-                <w:rFonts w:eastAsiaTheme="minorEastAsia" w:hint="eastAsia"/>
-              </w:rPr>
-            </w:pPr>
+                <w:rFonts w:eastAsiaTheme="minorEastAsia"/>
+              </w:rPr>
+            </w:pPr>
+            <w:proofErr w:type="spellStart"/>
             <w:r>
               <w:rPr>
                 <w:rFonts w:eastAsiaTheme="minorEastAsia" w:hint="eastAsia"/>
               </w:rPr>
               <w:t>deleteix</w:t>
             </w:r>
+            <w:proofErr w:type="spellEnd"/>
           </w:p>
         </w:tc>
         <w:tc>
@@ -4174,7 +4297,7 @@
             <w:pPr>
               <w:ind w:left="0"/>
               <w:rPr>
-                <w:rFonts w:eastAsiaTheme="minorEastAsia" w:hint="eastAsia"/>
+                <w:rFonts w:eastAsiaTheme="minorEastAsia"/>
               </w:rPr>
             </w:pPr>
             <w:r>
@@ -4195,15 +4318,26 @@
             <w:pPr>
               <w:ind w:left="0"/>
               <w:rPr>
-                <w:rFonts w:eastAsiaTheme="minorEastAsia" w:hint="eastAsia"/>
-              </w:rPr>
-            </w:pPr>
+                <w:rFonts w:eastAsiaTheme="minorEastAsia"/>
+              </w:rPr>
+            </w:pPr>
+            <w:commentRangeStart w:id="6"/>
+            <w:proofErr w:type="spellStart"/>
             <w:r>
               <w:rPr>
                 <w:rFonts w:eastAsiaTheme="minorEastAsia" w:hint="eastAsia"/>
               </w:rPr>
               <w:t>lobwrite</w:t>
             </w:r>
+            <w:commentRangeEnd w:id="6"/>
+            <w:proofErr w:type="spellEnd"/>
+            <w:r>
+              <w:rPr>
+                <w:rStyle w:val="CommentReference"/>
+                <w:rFonts w:eastAsiaTheme="minorEastAsia"/>
+              </w:rPr>
+              <w:commentReference w:id="6"/>
+            </w:r>
           </w:p>
         </w:tc>
         <w:tc>
@@ -4214,7 +4348,7 @@
             <w:pPr>
               <w:ind w:left="0"/>
               <w:rPr>
-                <w:rFonts w:eastAsiaTheme="minorEastAsia" w:hint="eastAsia"/>
+                <w:rFonts w:eastAsiaTheme="minorEastAsia"/>
               </w:rPr>
             </w:pPr>
             <w:r>
@@ -4241,15 +4375,17 @@
             <w:pPr>
               <w:ind w:left="0"/>
               <w:rPr>
-                <w:rFonts w:eastAsiaTheme="minorEastAsia" w:hint="eastAsia"/>
-              </w:rPr>
-            </w:pPr>
+                <w:rFonts w:eastAsiaTheme="minorEastAsia"/>
+              </w:rPr>
+            </w:pPr>
+            <w:proofErr w:type="spellStart"/>
             <w:r>
               <w:rPr>
                 <w:rFonts w:eastAsiaTheme="minorEastAsia" w:hint="eastAsia"/>
               </w:rPr>
               <w:t>lobremove</w:t>
             </w:r>
+            <w:proofErr w:type="spellEnd"/>
           </w:p>
         </w:tc>
         <w:tc>
@@ -4260,7 +4396,7 @@
             <w:pPr>
               <w:ind w:left="0"/>
               <w:rPr>
-                <w:rFonts w:eastAsiaTheme="minorEastAsia" w:hint="eastAsia"/>
+                <w:rFonts w:eastAsiaTheme="minorEastAsia"/>
               </w:rPr>
             </w:pPr>
             <w:r>
@@ -4287,15 +4423,17 @@
             <w:pPr>
               <w:ind w:left="0"/>
               <w:rPr>
-                <w:rFonts w:eastAsiaTheme="minorEastAsia" w:hint="eastAsia"/>
-              </w:rPr>
-            </w:pPr>
+                <w:rFonts w:eastAsiaTheme="minorEastAsia"/>
+              </w:rPr>
+            </w:pPr>
+            <w:proofErr w:type="spellStart"/>
             <w:r>
               <w:rPr>
                 <w:rFonts w:eastAsiaTheme="minorEastAsia" w:hint="eastAsia"/>
               </w:rPr>
               <w:t>lobupdate</w:t>
             </w:r>
+            <w:proofErr w:type="spellEnd"/>
           </w:p>
         </w:tc>
         <w:tc>
@@ -4306,7 +4444,7 @@
             <w:pPr>
               <w:ind w:left="0"/>
               <w:rPr>
-                <w:rFonts w:eastAsiaTheme="minorEastAsia" w:hint="eastAsia"/>
+                <w:rFonts w:eastAsiaTheme="minorEastAsia"/>
               </w:rPr>
             </w:pPr>
             <w:r>
@@ -4333,15 +4471,17 @@
             <w:pPr>
               <w:ind w:left="0"/>
               <w:rPr>
-                <w:rFonts w:eastAsiaTheme="minorEastAsia" w:hint="eastAsia"/>
-              </w:rPr>
-            </w:pPr>
+                <w:rFonts w:eastAsiaTheme="minorEastAsia"/>
+              </w:rPr>
+            </w:pPr>
+            <w:proofErr w:type="spellStart"/>
             <w:r>
               <w:rPr>
                 <w:rFonts w:eastAsiaTheme="minorEastAsia" w:hint="eastAsia"/>
               </w:rPr>
               <w:t>lobtruncate</w:t>
             </w:r>
+            <w:proofErr w:type="spellEnd"/>
           </w:p>
         </w:tc>
         <w:tc>
@@ -4352,7 +4492,7 @@
             <w:pPr>
               <w:ind w:left="0"/>
               <w:rPr>
-                <w:rFonts w:eastAsiaTheme="minorEastAsia" w:hint="eastAsia"/>
+                <w:rFonts w:eastAsiaTheme="minorEastAsia"/>
               </w:rPr>
             </w:pPr>
             <w:r>
@@ -4441,9 +4581,6 @@
           <w:numId w:val="24"/>
         </w:numPr>
         <w:ind w:firstLineChars="0"/>
-        <w:rPr>
-          <w:rFonts w:hint="eastAsia"/>
-        </w:rPr>
       </w:pPr>
       <w:r>
         <w:rPr>
@@ -4460,9 +4597,6 @@
           <w:numId w:val="25"/>
         </w:numPr>
         <w:ind w:firstLineChars="0"/>
-        <w:rPr>
-          <w:rFonts w:hint="eastAsia"/>
-        </w:rPr>
       </w:pPr>
       <w:r>
         <w:rPr>
@@ -4474,9 +4608,6 @@
     <w:p>
       <w:pPr>
         <w:ind w:left="0"/>
-        <w:rPr>
-          <w:rFonts w:hint="eastAsia"/>
-        </w:rPr>
       </w:pPr>
       <w:r>
         <w:rPr>
@@ -4509,9 +4640,6 @@
     <w:p>
       <w:pPr>
         <w:ind w:left="0"/>
-        <w:rPr>
-          <w:rFonts w:hint="eastAsia"/>
-        </w:rPr>
       </w:pPr>
     </w:p>
     <w:p>
@@ -4522,9 +4650,6 @@
           <w:numId w:val="25"/>
         </w:numPr>
         <w:ind w:firstLineChars="0"/>
-        <w:rPr>
-          <w:rFonts w:hint="eastAsia"/>
-        </w:rPr>
       </w:pPr>
       <w:r>
         <w:rPr>
@@ -4542,9 +4667,6 @@
     <w:p>
       <w:pPr>
         <w:ind w:left="0"/>
-        <w:rPr>
-          <w:rFonts w:hint="eastAsia"/>
-        </w:rPr>
       </w:pPr>
       <w:r>
         <w:rPr>
@@ -4579,12 +4701,14 @@
       <w:r>
         <w:t>“</w:t>
       </w:r>
+      <w:proofErr w:type="spellStart"/>
       <w:r>
         <w:rPr>
           <w:rFonts w:hint="eastAsia"/>
         </w:rPr>
         <w:t>LogArchive</w:t>
       </w:r>
+      <w:proofErr w:type="spellEnd"/>
       <w:r>
         <w:t>”</w:t>
       </w:r>
@@ -4694,9 +4818,6 @@
     <w:p>
       <w:pPr>
         <w:ind w:left="0"/>
-        <w:rPr>
-          <w:rFonts w:hint="eastAsia"/>
-        </w:rPr>
       </w:pPr>
     </w:p>
     <w:p>
@@ -4707,9 +4828,6 @@
           <w:numId w:val="25"/>
         </w:numPr>
         <w:ind w:firstLineChars="0"/>
-        <w:rPr>
-          <w:rFonts w:hint="eastAsia"/>
-        </w:rPr>
       </w:pPr>
       <w:r>
         <w:rPr>
@@ -4726,9 +4844,6 @@
           <w:numId w:val="29"/>
         </w:numPr>
         <w:ind w:firstLineChars="0"/>
-        <w:rPr>
-          <w:rFonts w:hint="eastAsia"/>
-        </w:rPr>
       </w:pPr>
       <w:r>
         <w:rPr>
@@ -4741,9 +4856,6 @@
       <w:pPr>
         <w:pStyle w:val="ListParagraph"/>
         <w:ind w:left="360" w:firstLineChars="0" w:firstLine="0"/>
-        <w:rPr>
-          <w:rFonts w:hint="eastAsia"/>
-        </w:rPr>
       </w:pPr>
       <w:r>
         <w:rPr>
@@ -4784,16 +4896,15 @@
           <w:numId w:val="29"/>
         </w:numPr>
         <w:ind w:firstLineChars="0"/>
-        <w:rPr>
-          <w:rFonts w:hint="eastAsia"/>
-        </w:rPr>
-      </w:pPr>
+      </w:pPr>
+      <w:proofErr w:type="spellStart"/>
       <w:r>
         <w:rPr>
           <w:rFonts w:hint="eastAsia"/>
         </w:rPr>
         <w:t>SequoiaDB</w:t>
       </w:r>
+      <w:proofErr w:type="spellEnd"/>
       <w:r>
         <w:rPr>
           <w:rFonts w:hint="eastAsia"/>
@@ -4805,9 +4916,6 @@
       <w:pPr>
         <w:pStyle w:val="ListParagraph"/>
         <w:ind w:left="360" w:firstLineChars="0" w:firstLine="0"/>
-        <w:rPr>
-          <w:rFonts w:hint="eastAsia"/>
-        </w:rPr>
       </w:pPr>
       <w:r>
         <w:rPr>
@@ -4821,9 +4929,6 @@
       <w:pPr>
         <w:pStyle w:val="ListParagraph"/>
         <w:ind w:left="360" w:firstLineChars="0" w:firstLine="0"/>
-        <w:rPr>
-          <w:rFonts w:hint="eastAsia"/>
-        </w:rPr>
       </w:pPr>
       <w:r>
         <w:rPr>
@@ -4855,24 +4960,28 @@
         </w:rPr>
         <w:t>与归档日志的</w:t>
       </w:r>
+      <w:proofErr w:type="spellStart"/>
       <w:r>
         <w:rPr>
           <w:rFonts w:hint="eastAsia"/>
         </w:rPr>
         <w:t>LastLSN</w:t>
       </w:r>
+      <w:proofErr w:type="spellEnd"/>
       <w:r>
         <w:rPr>
           <w:rFonts w:hint="eastAsia"/>
         </w:rPr>
         <w:t>，如果</w:t>
       </w:r>
+      <w:proofErr w:type="spellStart"/>
       <w:r>
         <w:rPr>
           <w:rFonts w:hint="eastAsia"/>
         </w:rPr>
         <w:t>LastLSN</w:t>
       </w:r>
+      <w:proofErr w:type="spellEnd"/>
       <w:r>
         <w:rPr>
           <w:rFonts w:hint="eastAsia"/>
@@ -4907,9 +5016,6 @@
     <w:p>
       <w:pPr>
         <w:ind w:left="0"/>
-        <w:rPr>
-          <w:rFonts w:hint="eastAsia"/>
-        </w:rPr>
       </w:pPr>
     </w:p>
     <w:p>
@@ -4920,9 +5026,6 @@
           <w:numId w:val="25"/>
         </w:numPr>
         <w:ind w:firstLineChars="0"/>
-        <w:rPr>
-          <w:rFonts w:hint="eastAsia"/>
-        </w:rPr>
       </w:pPr>
       <w:r>
         <w:rPr>
@@ -4934,9 +5037,6 @@
     <w:p>
       <w:pPr>
         <w:ind w:left="0"/>
-        <w:rPr>
-          <w:rFonts w:hint="eastAsia"/>
-        </w:rPr>
       </w:pPr>
       <w:r>
         <w:rPr>
@@ -4959,9 +5059,6 @@
           <w:numId w:val="26"/>
         </w:numPr>
         <w:ind w:firstLineChars="0"/>
-        <w:rPr>
-          <w:rFonts w:hint="eastAsia"/>
-        </w:rPr>
       </w:pPr>
       <w:r>
         <w:rPr>
@@ -4990,9 +5087,6 @@
           <w:numId w:val="26"/>
         </w:numPr>
         <w:ind w:firstLineChars="0"/>
-        <w:rPr>
-          <w:rFonts w:hint="eastAsia"/>
-        </w:rPr>
       </w:pPr>
       <w:r>
         <w:rPr>
@@ -5010,9 +5104,6 @@
     <w:p>
       <w:pPr>
         <w:ind w:left="0"/>
-        <w:rPr>
-          <w:rFonts w:hint="eastAsia"/>
-        </w:rPr>
       </w:pPr>
       <w:r>
         <w:rPr>
@@ -5060,17 +5151,11 @@
     <w:p>
       <w:pPr>
         <w:ind w:left="0"/>
-        <w:rPr>
-          <w:rFonts w:hint="eastAsia"/>
-        </w:rPr>
       </w:pPr>
     </w:p>
     <w:p>
       <w:pPr>
         <w:ind w:left="0"/>
-        <w:rPr>
-          <w:rFonts w:hint="eastAsia"/>
-        </w:rPr>
       </w:pPr>
       <w:r>
         <w:rPr>
@@ -5078,9 +5163,11 @@
         </w:rPr>
         <w:t>在</w:t>
       </w:r>
+      <w:proofErr w:type="spellStart"/>
       <w:r>
         <w:t>dpsEventHandler</w:t>
       </w:r>
+      <w:proofErr w:type="spellEnd"/>
       <w:r>
         <w:rPr>
           <w:rFonts w:hint="eastAsia"/>
@@ -5103,24 +5190,31 @@
     <w:p>
       <w:pPr>
         <w:ind w:left="0"/>
-        <w:rPr>
-          <w:rFonts w:hint="eastAsia"/>
-        </w:rPr>
-      </w:pPr>
+      </w:pPr>
+      <w:proofErr w:type="spellStart"/>
       <w:r>
         <w:t>dpsEventHandler</w:t>
       </w:r>
+      <w:proofErr w:type="spellEnd"/>
       <w:r>
         <w:rPr>
           <w:rFonts w:hint="eastAsia"/>
         </w:rPr>
         <w:t>::</w:t>
       </w:r>
-      <w:r>
-        <w:rPr>
-          <w:rFonts w:hint="eastAsia"/>
-        </w:rPr>
-        <w:t>onSwitchLogFile(</w:t>
+      <w:proofErr w:type="spellStart"/>
+      <w:r>
+        <w:rPr>
+          <w:rFonts w:hint="eastAsia"/>
+        </w:rPr>
+        <w:t>onSwitchLogFile</w:t>
+      </w:r>
+      <w:proofErr w:type="spellEnd"/>
+      <w:r>
+        <w:rPr>
+          <w:rFonts w:hint="eastAsia"/>
+        </w:rPr>
+        <w:t>(</w:t>
       </w:r>
       <w:r>
         <w:rPr>
@@ -5128,6 +5222,7 @@
         </w:rPr>
         <w:t xml:space="preserve">UINT32 </w:t>
       </w:r>
+      <w:proofErr w:type="spellStart"/>
       <w:r>
         <w:rPr>
           <w:rFonts w:hint="eastAsia"/>
@@ -5140,6 +5235,49 @@
         </w:rPr>
         <w:t>ogicalFileId</w:t>
       </w:r>
+      <w:proofErr w:type="spellEnd"/>
+      <w:r>
+        <w:rPr>
+          <w:rFonts w:hint="eastAsia"/>
+        </w:rPr>
+        <w:t xml:space="preserve">, UINT32 </w:t>
+      </w:r>
+      <w:proofErr w:type="spellStart"/>
+      <w:r>
+        <w:rPr>
+          <w:rFonts w:hint="eastAsia"/>
+        </w:rPr>
+        <w:t>preFileId</w:t>
+      </w:r>
+      <w:proofErr w:type="spellEnd"/>
+      <w:r>
+        <w:rPr>
+          <w:rFonts w:hint="eastAsia"/>
+        </w:rPr>
+        <w:t xml:space="preserve">, UINT32 </w:t>
+      </w:r>
+      <w:proofErr w:type="spellStart"/>
+      <w:r>
+        <w:rPr>
+          <w:rFonts w:hint="eastAsia"/>
+        </w:rPr>
+        <w:t>curLogicalFileId</w:t>
+      </w:r>
+      <w:proofErr w:type="spellEnd"/>
+      <w:r>
+        <w:rPr>
+          <w:rFonts w:hint="eastAsia"/>
+        </w:rPr>
+        <w:t xml:space="preserve">, UINT32 </w:t>
+      </w:r>
+      <w:proofErr w:type="spellStart"/>
+      <w:r>
+        <w:rPr>
+          <w:rFonts w:hint="eastAsia"/>
+        </w:rPr>
+        <w:t>curFileId</w:t>
+      </w:r>
+      <w:proofErr w:type="spellEnd"/>
       <w:r>
         <w:rPr>
           <w:rFonts w:hint="eastAsia"/>
@@ -5156,9 +5294,6 @@
     <w:p>
       <w:pPr>
         <w:ind w:left="0"/>
-        <w:rPr>
-          <w:rFonts w:hint="eastAsia"/>
-        </w:rPr>
       </w:pPr>
       <w:r>
         <w:rPr>
@@ -5188,27 +5323,12 @@
         <w:rPr>
           <w:rFonts w:hint="eastAsia"/>
         </w:rPr>
-        <w:t>通知归档</w:t>
-      </w:r>
-      <w:r>
-        <w:rPr>
-          <w:rFonts w:hint="eastAsia"/>
-        </w:rPr>
-        <w:t>，此时按一个完整的日志文件进行归档</w:t>
-      </w:r>
-      <w:r>
-        <w:rPr>
-          <w:rFonts w:hint="eastAsia"/>
-        </w:rPr>
-        <w:t>。</w:t>
+        <w:t>通知归档。</w:t>
       </w:r>
     </w:p>
     <w:p>
       <w:pPr>
         <w:ind w:left="0"/>
-        <w:rPr>
-          <w:rFonts w:hint="eastAsia"/>
-        </w:rPr>
       </w:pPr>
       <w:r>
         <w:rPr>
@@ -5238,33 +5358,12 @@
         <w:rPr>
           <w:rFonts w:hint="eastAsia"/>
         </w:rPr>
-        <w:t>，</w:t>
-      </w:r>
-      <w:r>
-        <w:rPr>
-          <w:rFonts w:hint="eastAsia"/>
-        </w:rPr>
-        <w:t>此时</w:t>
-      </w:r>
-      <w:r>
-        <w:rPr>
-          <w:rFonts w:hint="eastAsia"/>
-        </w:rPr>
-        <w:t>会归档</w:t>
-      </w:r>
-      <w:r>
-        <w:rPr>
-          <w:rFonts w:hint="eastAsia"/>
-        </w:rPr>
-        <w:t>当前日志文件的部分内容。</w:t>
+        <w:t>。</w:t>
       </w:r>
     </w:p>
     <w:p>
       <w:pPr>
         <w:ind w:left="0"/>
-        <w:rPr>
-          <w:rFonts w:hint="eastAsia"/>
-        </w:rPr>
       </w:pPr>
     </w:p>
     <w:p>
@@ -5275,9 +5374,6 @@
           <w:numId w:val="25"/>
         </w:numPr>
         <w:ind w:firstLineChars="0"/>
-        <w:rPr>
-          <w:rFonts w:hint="eastAsia"/>
-        </w:rPr>
       </w:pPr>
       <w:r>
         <w:rPr>
@@ -5295,15 +5391,26 @@
     <w:p>
       <w:pPr>
         <w:ind w:left="0"/>
-        <w:rPr>
-          <w:rFonts w:hint="eastAsia"/>
-        </w:rPr>
-      </w:pPr>
-      <w:r>
-        <w:rPr>
-          <w:rFonts w:hint="eastAsia"/>
-        </w:rPr>
-        <w:t>日志归档需要处理两种情况：</w:t>
+      </w:pPr>
+      <w:commentRangeStart w:id="7"/>
+      <w:r>
+        <w:rPr>
+          <w:rFonts w:hint="eastAsia"/>
+        </w:rPr>
+        <w:t>日志归档</w:t>
+      </w:r>
+      <w:commentRangeEnd w:id="7"/>
+      <w:r>
+        <w:rPr>
+          <w:rStyle w:val="CommentReference"/>
+        </w:rPr>
+        <w:commentReference w:id="7"/>
+      </w:r>
+      <w:r>
+        <w:rPr>
+          <w:rFonts w:hint="eastAsia"/>
+        </w:rPr>
+        <w:t>需要处理两种情况：</w:t>
       </w:r>
     </w:p>
     <w:p>
@@ -5314,9 +5421,6 @@
           <w:numId w:val="28"/>
         </w:numPr>
         <w:ind w:firstLineChars="0"/>
-        <w:rPr>
-          <w:rFonts w:hint="eastAsia"/>
-        </w:rPr>
       </w:pPr>
       <w:r>
         <w:rPr>
@@ -5329,9 +5433,6 @@
       <w:pPr>
         <w:pStyle w:val="ListParagraph"/>
         <w:ind w:left="360" w:firstLineChars="0" w:firstLine="0"/>
-        <w:rPr>
-          <w:rFonts w:hint="eastAsia"/>
-        </w:rPr>
       </w:pPr>
       <w:r>
         <w:rPr>
@@ -5351,8 +5452,13 @@
         </w:rPr>
         <w:t>文件名为</w:t>
       </w:r>
-      <w:r>
-        <w:t>sequoiadbLog.</w:t>
+      <w:proofErr w:type="spellStart"/>
+      <w:r>
+        <w:t>sequoiadbLog</w:t>
+      </w:r>
+      <w:proofErr w:type="spellEnd"/>
+      <w:r>
+        <w:t>.</w:t>
       </w:r>
       <w:r>
         <w:rPr>
@@ -5360,12 +5466,14 @@
         </w:rPr>
         <w:t>&lt;</w:t>
       </w:r>
+      <w:proofErr w:type="spellStart"/>
       <w:r>
         <w:rPr>
           <w:rFonts w:hint="eastAsia"/>
         </w:rPr>
         <w:t>LogicalFileId</w:t>
       </w:r>
+      <w:proofErr w:type="spellEnd"/>
       <w:r>
         <w:rPr>
           <w:rFonts w:hint="eastAsia"/>
@@ -5387,9 +5495,6 @@
           <w:numId w:val="28"/>
         </w:numPr>
         <w:ind w:firstLineChars="0"/>
-        <w:rPr>
-          <w:rFonts w:hint="eastAsia"/>
-        </w:rPr>
       </w:pPr>
       <w:r>
         <w:rPr>
@@ -5401,9 +5506,6 @@
     <w:p>
       <w:pPr>
         <w:ind w:left="360"/>
-        <w:rPr>
-          <w:rFonts w:hint="eastAsia"/>
-        </w:rPr>
       </w:pPr>
       <w:r>
         <w:rPr>
@@ -5417,14 +5519,13 @@
         </w:rPr>
         <w:t>部分归档日志的文件名为</w:t>
       </w:r>
-      <w:r>
-        <w:t>sequoiadbLog.</w:t>
-      </w:r>
-      <w:r>
-        <w:rPr>
-          <w:rFonts w:hint="eastAsia"/>
-        </w:rPr>
-        <w:t>&lt;LogicalFileId&gt;_</w:t>
+      <w:proofErr w:type="spellStart"/>
+      <w:r>
+        <w:t>sequoiadbLog</w:t>
+      </w:r>
+      <w:proofErr w:type="spellEnd"/>
+      <w:r>
+        <w:t>.</w:t>
       </w:r>
       <w:r>
         <w:rPr>
@@ -5432,12 +5533,34 @@
         </w:rPr>
         <w:t>&lt;</w:t>
       </w:r>
+      <w:proofErr w:type="spellStart"/>
+      <w:r>
+        <w:rPr>
+          <w:rFonts w:hint="eastAsia"/>
+        </w:rPr>
+        <w:t>LogicalFileId</w:t>
+      </w:r>
+      <w:proofErr w:type="spellEnd"/>
+      <w:r>
+        <w:rPr>
+          <w:rFonts w:hint="eastAsia"/>
+        </w:rPr>
+        <w:t>&gt;_</w:t>
+      </w:r>
+      <w:r>
+        <w:rPr>
+          <w:rFonts w:hint="eastAsia"/>
+        </w:rPr>
+        <w:t>&lt;</w:t>
+      </w:r>
+      <w:proofErr w:type="spellStart"/>
       <w:r>
         <w:rPr>
           <w:rFonts w:hint="eastAsia"/>
         </w:rPr>
         <w:t>SequenceId</w:t>
       </w:r>
+      <w:proofErr w:type="spellEnd"/>
       <w:r>
         <w:rPr>
           <w:rFonts w:hint="eastAsia"/>
@@ -5454,17 +5577,11 @@
     <w:p>
       <w:pPr>
         <w:ind w:left="0"/>
-        <w:rPr>
-          <w:rFonts w:hint="eastAsia"/>
-        </w:rPr>
       </w:pPr>
     </w:p>
     <w:p>
       <w:pPr>
         <w:ind w:left="0"/>
-        <w:rPr>
-          <w:rFonts w:hint="eastAsia"/>
-        </w:rPr>
       </w:pPr>
       <w:r>
         <w:rPr>
@@ -5472,12 +5589,14 @@
         </w:rPr>
         <w:t>其中</w:t>
       </w:r>
+      <w:proofErr w:type="spellStart"/>
       <w:r>
         <w:rPr>
           <w:rFonts w:hint="eastAsia"/>
         </w:rPr>
         <w:t>LogicalFileId</w:t>
       </w:r>
+      <w:proofErr w:type="spellEnd"/>
       <w:r>
         <w:rPr>
           <w:rFonts w:hint="eastAsia"/>
@@ -5496,12 +5615,14 @@
         </w:rPr>
         <w:t>，而</w:t>
       </w:r>
+      <w:proofErr w:type="spellStart"/>
       <w:r>
         <w:rPr>
           <w:rFonts w:hint="eastAsia"/>
         </w:rPr>
         <w:t>SequenceId</w:t>
       </w:r>
+      <w:proofErr w:type="spellEnd"/>
       <w:r>
         <w:rPr>
           <w:rFonts w:hint="eastAsia"/>
@@ -5554,9 +5675,6 @@
     <w:p>
       <w:pPr>
         <w:ind w:left="0"/>
-        <w:rPr>
-          <w:rFonts w:hint="eastAsia"/>
-        </w:rPr>
       </w:pPr>
       <w:r>
         <w:rPr>
@@ -5568,7 +5686,27 @@
         <w:rPr>
           <w:rFonts w:hint="eastAsia"/>
         </w:rPr>
-        <w:t>的文件头不压缩，日志</w:t>
+        <w:t>的</w:t>
+      </w:r>
+      <w:commentRangeStart w:id="8"/>
+      <w:r>
+        <w:rPr>
+          <w:rFonts w:hint="eastAsia"/>
+        </w:rPr>
+        <w:t>文件头不压缩</w:t>
+      </w:r>
+      <w:commentRangeEnd w:id="8"/>
+      <w:r>
+        <w:rPr>
+          <w:rStyle w:val="CommentReference"/>
+        </w:rPr>
+        <w:commentReference w:id="8"/>
+      </w:r>
+      <w:r>
+        <w:rPr>
+          <w:rFonts w:hint="eastAsia"/>
+        </w:rPr>
+        <w:t>，日志</w:t>
       </w:r>
       <w:r>
         <w:rPr>
@@ -5588,12 +5726,14 @@
         </w:rPr>
         <w:t>使用</w:t>
       </w:r>
+      <w:proofErr w:type="spellStart"/>
       <w:r>
         <w:rPr>
           <w:rFonts w:hint="eastAsia"/>
         </w:rPr>
         <w:t>zlib</w:t>
       </w:r>
+      <w:proofErr w:type="spellEnd"/>
       <w:r>
         <w:rPr>
           <w:rFonts w:hint="eastAsia"/>
@@ -5604,9 +5744,6 @@
     <w:p>
       <w:pPr>
         <w:ind w:left="0"/>
-        <w:rPr>
-          <w:rFonts w:hint="eastAsia"/>
-        </w:rPr>
       </w:pPr>
       <w:r>
         <w:rPr>
@@ -5660,17 +5797,11 @@
     <w:p>
       <w:pPr>
         <w:ind w:left="0"/>
-        <w:rPr>
-          <w:rFonts w:hint="eastAsia"/>
-        </w:rPr>
       </w:pPr>
     </w:p>
     <w:p>
       <w:pPr>
         <w:ind w:left="0"/>
-        <w:rPr>
-          <w:rFonts w:hint="eastAsia"/>
-        </w:rPr>
       </w:pPr>
       <w:r>
         <w:rPr>
@@ -5678,15 +5809,25 @@
         </w:rPr>
         <w:t>通过</w:t>
       </w:r>
-      <w:r>
-        <w:rPr>
-          <w:rFonts w:hint="eastAsia"/>
-        </w:rPr>
-        <w:t>dpsEventHandler::</w:t>
-      </w:r>
+      <w:proofErr w:type="spellStart"/>
+      <w:r>
+        <w:rPr>
+          <w:rFonts w:hint="eastAsia"/>
+        </w:rPr>
+        <w:t>dpsEventHandler</w:t>
+      </w:r>
+      <w:proofErr w:type="spellEnd"/>
+      <w:r>
+        <w:rPr>
+          <w:rFonts w:hint="eastAsia"/>
+        </w:rPr>
+        <w:t>::</w:t>
+      </w:r>
+      <w:proofErr w:type="spellStart"/>
       <w:r>
         <w:t>canAssignLogPage</w:t>
       </w:r>
+      <w:proofErr w:type="spellEnd"/>
       <w:r>
         <w:rPr>
           <w:rFonts w:hint="eastAsia"/>
@@ -5745,23 +5886,31 @@
     <w:p>
       <w:pPr>
         <w:ind w:left="0"/>
-        <w:rPr>
-          <w:rFonts w:hint="eastAsia"/>
-        </w:rPr>
       </w:pPr>
     </w:p>
     <w:p>
       <w:pPr>
         <w:ind w:left="0"/>
-        <w:rPr>
-          <w:rFonts w:hint="eastAsia"/>
-        </w:rPr>
-      </w:pPr>
-      <w:r>
-        <w:rPr>
-          <w:rFonts w:hint="eastAsia"/>
-        </w:rPr>
-        <w:t>在归档目录下有控制文件</w:t>
+      </w:pPr>
+      <w:r>
+        <w:rPr>
+          <w:rFonts w:hint="eastAsia"/>
+        </w:rPr>
+        <w:t>在归档目录下有</w:t>
+      </w:r>
+      <w:commentRangeStart w:id="9"/>
+      <w:r>
+        <w:rPr>
+          <w:rFonts w:hint="eastAsia"/>
+        </w:rPr>
+        <w:t>控制文件</w:t>
+      </w:r>
+      <w:commentRangeEnd w:id="9"/>
+      <w:r>
+        <w:rPr>
+          <w:rStyle w:val="CommentReference"/>
+        </w:rPr>
+        <w:commentReference w:id="9"/>
       </w:r>
       <w:r>
         <w:rPr>
@@ -5817,12 +5966,14 @@
         </w:rPr>
         <w:t>，内容为</w:t>
       </w:r>
+      <w:proofErr w:type="spellStart"/>
       <w:r>
         <w:rPr>
           <w:rFonts w:hint="eastAsia"/>
         </w:rPr>
         <w:t>json</w:t>
       </w:r>
+      <w:proofErr w:type="spellEnd"/>
       <w:r>
         <w:rPr>
           <w:rFonts w:hint="eastAsia"/>
@@ -5839,9 +5990,6 @@
     <w:p>
       <w:pPr>
         <w:ind w:left="0"/>
-        <w:rPr>
-          <w:rFonts w:hint="eastAsia"/>
-        </w:rPr>
       </w:pPr>
       <w:r>
         <w:rPr>
@@ -5853,19 +6001,18 @@
     <w:p>
       <w:pPr>
         <w:ind w:left="0" w:firstLine="405"/>
-        <w:rPr>
-          <w:rFonts w:hint="eastAsia"/>
-        </w:rPr>
       </w:pPr>
       <w:r>
         <w:t>“</w:t>
       </w:r>
+      <w:proofErr w:type="spellStart"/>
       <w:r>
         <w:rPr>
           <w:rFonts w:hint="eastAsia"/>
         </w:rPr>
         <w:t>LastLSN</w:t>
       </w:r>
+      <w:proofErr w:type="spellEnd"/>
       <w:r>
         <w:t>”</w:t>
       </w:r>
@@ -5891,19 +6038,18 @@
     <w:p>
       <w:pPr>
         <w:ind w:left="0" w:firstLine="405"/>
-        <w:rPr>
-          <w:rFonts w:hint="eastAsia"/>
-        </w:rPr>
       </w:pPr>
       <w:r>
         <w:t>“</w:t>
       </w:r>
+      <w:proofErr w:type="spellStart"/>
       <w:r>
         <w:rPr>
           <w:rFonts w:hint="eastAsia"/>
         </w:rPr>
         <w:t>NextLSN</w:t>
       </w:r>
+      <w:proofErr w:type="spellEnd"/>
       <w:r>
         <w:t>”</w:t>
       </w:r>
@@ -5929,19 +6075,18 @@
     <w:p>
       <w:pPr>
         <w:ind w:left="0" w:firstLine="405"/>
-        <w:rPr>
-          <w:rFonts w:hint="eastAsia"/>
-        </w:rPr>
       </w:pPr>
       <w:r>
         <w:t>“</w:t>
       </w:r>
+      <w:proofErr w:type="spellStart"/>
       <w:r>
         <w:rPr>
           <w:rFonts w:hint="eastAsia"/>
         </w:rPr>
         <w:t>FirstLogicalId</w:t>
       </w:r>
+      <w:proofErr w:type="spellEnd"/>
       <w:r>
         <w:t>”</w:t>
       </w:r>
@@ -5967,19 +6112,18 @@
     <w:p>
       <w:pPr>
         <w:ind w:left="0" w:firstLine="405"/>
-        <w:rPr>
-          <w:rFonts w:hint="eastAsia"/>
-        </w:rPr>
       </w:pPr>
       <w:r>
         <w:t>“</w:t>
       </w:r>
+      <w:proofErr w:type="spellStart"/>
       <w:r>
         <w:rPr>
           <w:rFonts w:hint="eastAsia"/>
         </w:rPr>
         <w:t>LastLogicalId</w:t>
       </w:r>
+      <w:proofErr w:type="spellEnd"/>
       <w:r>
         <w:t xml:space="preserve">”: </w:t>
       </w:r>
@@ -5993,9 +6137,6 @@
     <w:p>
       <w:pPr>
         <w:ind w:left="0"/>
-        <w:rPr>
-          <w:rFonts w:hint="eastAsia"/>
-        </w:rPr>
       </w:pPr>
       <w:r>
         <w:rPr>
@@ -6007,9 +6148,6 @@
     <w:p>
       <w:pPr>
         <w:ind w:left="0"/>
-        <w:rPr>
-          <w:rFonts w:hint="eastAsia"/>
-        </w:rPr>
       </w:pPr>
     </w:p>
     <w:p>
@@ -6020,9 +6158,6 @@
           <w:numId w:val="25"/>
         </w:numPr>
         <w:ind w:firstLineChars="0"/>
-        <w:rPr>
-          <w:rFonts w:hint="eastAsia"/>
-        </w:rPr>
       </w:pPr>
       <w:r>
         <w:rPr>
@@ -6040,9 +6175,6 @@
     <w:p>
       <w:pPr>
         <w:ind w:left="0"/>
-        <w:rPr>
-          <w:rFonts w:hint="eastAsia"/>
-        </w:rPr>
       </w:pPr>
       <w:r>
         <w:rPr>
@@ -6120,9 +6252,6 @@
     <w:p>
       <w:pPr>
         <w:ind w:left="0"/>
-        <w:rPr>
-          <w:rFonts w:hint="eastAsia"/>
-        </w:rPr>
       </w:pPr>
       <w:r>
         <w:rPr>
@@ -6130,9 +6259,11 @@
         </w:rPr>
         <w:t>在</w:t>
       </w:r>
+      <w:proofErr w:type="spellStart"/>
       <w:r>
         <w:t>dpsEventHandler</w:t>
       </w:r>
+      <w:proofErr w:type="spellEnd"/>
       <w:r>
         <w:rPr>
           <w:rFonts w:hint="eastAsia"/>
@@ -6144,15 +6275,19 @@
       <w:pPr>
         <w:ind w:left="0"/>
       </w:pPr>
+      <w:proofErr w:type="spellStart"/>
       <w:r>
         <w:t>dpsEventHandler</w:t>
       </w:r>
+      <w:proofErr w:type="spellEnd"/>
       <w:r>
         <w:rPr>
           <w:rFonts w:hint="eastAsia"/>
         </w:rPr>
         <w:t>::</w:t>
       </w:r>
+      <w:proofErr w:type="spellStart"/>
+      <w:proofErr w:type="gramStart"/>
       <w:r>
         <w:rPr>
           <w:rFonts w:hint="eastAsia"/>
@@ -6165,12 +6300,14 @@
         </w:rPr>
         <w:t>Log</w:t>
       </w:r>
+      <w:proofErr w:type="spellEnd"/>
       <w:r>
         <w:rPr>
           <w:rFonts w:hint="eastAsia"/>
         </w:rPr>
         <w:t>(</w:t>
       </w:r>
+      <w:proofErr w:type="gramEnd"/>
       <w:r>
         <w:t>const DPS_LSN_OFFSET &amp;offset,</w:t>
       </w:r>
@@ -6178,9 +6315,6 @@
     <w:p>
       <w:pPr>
         <w:ind w:left="0"/>
-        <w:rPr>
-          <w:rFonts w:hint="eastAsia"/>
-        </w:rPr>
       </w:pPr>
       <w:r>
         <w:t xml:space="preserve">  </w:t>
@@ -6207,9 +6341,6 @@
     <w:p>
       <w:pPr>
         <w:ind w:left="0"/>
-        <w:rPr>
-          <w:rFonts w:hint="eastAsia"/>
-        </w:rPr>
       </w:pPr>
       <w:r>
         <w:rPr>
@@ -6263,9 +6394,6 @@
     <w:p>
       <w:pPr>
         <w:ind w:left="0"/>
-        <w:rPr>
-          <w:rFonts w:hint="eastAsia"/>
-        </w:rPr>
       </w:pPr>
       <w:r>
         <w:rPr>
@@ -6356,14 +6484,22 @@
         <w:rPr>
           <w:rFonts w:hint="eastAsia"/>
         </w:rPr>
-        <w:t>.mov</w:t>
-      </w:r>
-      <w:r>
-        <w:rPr>
-          <w:rFonts w:hint="eastAsia"/>
-        </w:rPr>
-        <w:t>.rec</w:t>
-      </w:r>
+        <w:t>.</w:t>
+      </w:r>
+      <w:proofErr w:type="spellStart"/>
+      <w:r>
+        <w:rPr>
+          <w:rFonts w:hint="eastAsia"/>
+        </w:rPr>
+        <w:t>mov</w:t>
+      </w:r>
+      <w:r>
+        <w:rPr>
+          <w:rFonts w:hint="eastAsia"/>
+        </w:rPr>
+        <w:t>.arc</w:t>
+      </w:r>
+      <w:proofErr w:type="spellEnd"/>
       <w:r>
         <w:rPr>
           <w:rFonts w:hint="eastAsia"/>
@@ -6404,9 +6540,6 @@
     <w:p>
       <w:pPr>
         <w:ind w:left="0"/>
-        <w:rPr>
-          <w:rFonts w:hint="eastAsia"/>
-        </w:rPr>
       </w:pPr>
     </w:p>
     <w:p>
@@ -6417,9 +6550,6 @@
           <w:numId w:val="25"/>
         </w:numPr>
         <w:ind w:firstLineChars="0"/>
-        <w:rPr>
-          <w:rFonts w:hint="eastAsia"/>
-        </w:rPr>
       </w:pPr>
       <w:r>
         <w:rPr>
@@ -6431,9 +6561,6 @@
     <w:p>
       <w:pPr>
         <w:ind w:left="0"/>
-        <w:rPr>
-          <w:rFonts w:hint="eastAsia"/>
-        </w:rPr>
       </w:pPr>
       <w:r>
         <w:rPr>
@@ -6474,9 +6601,6 @@
           <w:numId w:val="27"/>
         </w:numPr>
         <w:ind w:firstLineChars="0"/>
-        <w:rPr>
-          <w:rFonts w:hint="eastAsia"/>
-        </w:rPr>
       </w:pPr>
       <w:r>
         <w:rPr>
@@ -6495,9 +6619,6 @@
       <w:pPr>
         <w:pStyle w:val="ListParagraph"/>
         <w:ind w:left="360" w:firstLineChars="0" w:firstLine="0"/>
-        <w:rPr>
-          <w:rFonts w:hint="eastAsia"/>
-        </w:rPr>
       </w:pPr>
       <w:r>
         <w:rPr>
@@ -6526,9 +6647,6 @@
           <w:numId w:val="27"/>
         </w:numPr>
         <w:ind w:firstLineChars="0"/>
-        <w:rPr>
-          <w:rFonts w:hint="eastAsia"/>
-        </w:rPr>
       </w:pPr>
       <w:r>
         <w:rPr>
@@ -6547,9 +6665,6 @@
       <w:pPr>
         <w:pStyle w:val="ListParagraph"/>
         <w:ind w:left="360" w:firstLineChars="0" w:firstLine="0"/>
-        <w:rPr>
-          <w:rFonts w:hint="eastAsia"/>
-        </w:rPr>
       </w:pPr>
       <w:r>
         <w:rPr>
@@ -6633,9 +6748,6 @@
     <w:p>
       <w:pPr>
         <w:ind w:left="0"/>
-        <w:rPr>
-          <w:rFonts w:hint="eastAsia"/>
-        </w:rPr>
       </w:pPr>
     </w:p>
     <w:p>
@@ -6646,9 +6758,6 @@
           <w:numId w:val="25"/>
         </w:numPr>
         <w:ind w:firstLineChars="0"/>
-        <w:rPr>
-          <w:rFonts w:hint="eastAsia"/>
-        </w:rPr>
       </w:pPr>
       <w:r>
         <w:rPr>
@@ -6671,9 +6780,6 @@
           <w:numId w:val="32"/>
         </w:numPr>
         <w:ind w:firstLineChars="0"/>
-        <w:rPr>
-          <w:rFonts w:hint="eastAsia"/>
-        </w:rPr>
       </w:pPr>
       <w:r>
         <w:rPr>
@@ -6692,9 +6798,6 @@
       <w:pPr>
         <w:pStyle w:val="ListParagraph"/>
         <w:ind w:left="360" w:firstLineChars="0" w:firstLine="0"/>
-        <w:rPr>
-          <w:rFonts w:hint="eastAsia"/>
-        </w:rPr>
       </w:pPr>
       <w:r>
         <w:rPr>
@@ -6723,9 +6826,6 @@
           <w:numId w:val="32"/>
         </w:numPr>
         <w:ind w:firstLineChars="0"/>
-        <w:rPr>
-          <w:rFonts w:hint="eastAsia"/>
-        </w:rPr>
       </w:pPr>
       <w:r>
         <w:rPr>
@@ -6744,9 +6844,6 @@
       <w:pPr>
         <w:pStyle w:val="ListParagraph"/>
         <w:ind w:left="360" w:firstLineChars="0" w:firstLine="0"/>
-        <w:rPr>
-          <w:rFonts w:hint="eastAsia"/>
-        </w:rPr>
       </w:pPr>
       <w:r>
         <w:rPr>
@@ -6758,7 +6855,21 @@
         <w:rPr>
           <w:rFonts w:hint="eastAsia"/>
         </w:rPr>
-        <w:t>，重试</w:t>
+        <w:t>，</w:t>
+      </w:r>
+      <w:commentRangeStart w:id="10"/>
+      <w:r>
+        <w:rPr>
+          <w:rFonts w:hint="eastAsia"/>
+        </w:rPr>
+        <w:t>重试</w:t>
+      </w:r>
+      <w:commentRangeEnd w:id="10"/>
+      <w:r>
+        <w:rPr>
+          <w:rStyle w:val="CommentReference"/>
+        </w:rPr>
+        <w:commentReference w:id="10"/>
       </w:r>
     </w:p>
     <w:p>
@@ -6769,10 +6880,9 @@
           <w:numId w:val="32"/>
         </w:numPr>
         <w:ind w:firstLineChars="0"/>
-        <w:rPr>
-          <w:rFonts w:hint="eastAsia"/>
-        </w:rPr>
-      </w:pPr>
+      </w:pPr>
+      <w:commentRangeStart w:id="11"/>
+      <w:proofErr w:type="spellStart"/>
       <w:r>
         <w:rPr>
           <w:rFonts w:hint="eastAsia"/>
@@ -6785,6 +6895,7 @@
         </w:rPr>
         <w:t>LSN</w:t>
       </w:r>
+      <w:proofErr w:type="spellEnd"/>
       <w:r>
         <w:rPr>
           <w:rFonts w:hint="eastAsia"/>
@@ -6809,11 +6920,20 @@
         </w:rPr>
         <w:t>的</w:t>
       </w:r>
+      <w:proofErr w:type="spellStart"/>
       <w:r>
         <w:rPr>
           <w:rFonts w:hint="eastAsia"/>
         </w:rPr>
         <w:t>FirstLSN</w:t>
+      </w:r>
+      <w:commentRangeEnd w:id="11"/>
+      <w:proofErr w:type="spellEnd"/>
+      <w:r>
+        <w:rPr>
+          <w:rStyle w:val="CommentReference"/>
+        </w:rPr>
+        <w:commentReference w:id="11"/>
       </w:r>
       <w:r>
         <w:rPr>
@@ -6826,9 +6946,6 @@
       <w:pPr>
         <w:pStyle w:val="ListParagraph"/>
         <w:ind w:left="360" w:firstLineChars="0" w:firstLine="0"/>
-        <w:rPr>
-          <w:rFonts w:hint="eastAsia"/>
-        </w:rPr>
       </w:pPr>
       <w:r>
         <w:rPr>
@@ -6854,12 +6971,14 @@
         </w:rPr>
         <w:t>的</w:t>
       </w:r>
+      <w:proofErr w:type="spellStart"/>
       <w:r>
         <w:rPr>
           <w:rFonts w:hint="eastAsia"/>
         </w:rPr>
         <w:t>FirstLSN</w:t>
       </w:r>
+      <w:proofErr w:type="spellEnd"/>
       <w:r>
         <w:rPr>
           <w:rFonts w:hint="eastAsia"/>
@@ -6875,9 +6994,6 @@
           <w:numId w:val="32"/>
         </w:numPr>
         <w:ind w:firstLineChars="0"/>
-        <w:rPr>
-          <w:rFonts w:hint="eastAsia"/>
-        </w:rPr>
       </w:pPr>
       <w:r>
         <w:rPr>
@@ -6896,23 +7012,31 @@
       <w:pPr>
         <w:pStyle w:val="ListParagraph"/>
         <w:ind w:left="360" w:firstLineChars="0" w:firstLine="0"/>
-        <w:rPr>
-          <w:rFonts w:hint="eastAsia"/>
-        </w:rPr>
-      </w:pPr>
-      <w:r>
-        <w:rPr>
-          <w:rFonts w:hint="eastAsia"/>
-        </w:rPr>
-        <w:t>报错，重试</w:t>
+      </w:pPr>
+      <w:r>
+        <w:rPr>
+          <w:rFonts w:hint="eastAsia"/>
+        </w:rPr>
+        <w:t>报错，</w:t>
+      </w:r>
+      <w:commentRangeStart w:id="12"/>
+      <w:r>
+        <w:rPr>
+          <w:rFonts w:hint="eastAsia"/>
+        </w:rPr>
+        <w:t>重试</w:t>
+      </w:r>
+      <w:commentRangeEnd w:id="12"/>
+      <w:r>
+        <w:rPr>
+          <w:rStyle w:val="CommentReference"/>
+        </w:rPr>
+        <w:commentReference w:id="12"/>
       </w:r>
     </w:p>
     <w:p>
       <w:pPr>
         <w:ind w:left="0"/>
-        <w:rPr>
-          <w:rFonts w:hint="eastAsia"/>
-        </w:rPr>
       </w:pPr>
     </w:p>
     <w:p>
@@ -6923,9 +7047,6 @@
           <w:numId w:val="25"/>
         </w:numPr>
         <w:ind w:firstLineChars="0"/>
-        <w:rPr>
-          <w:rFonts w:hint="eastAsia"/>
-        </w:rPr>
       </w:pPr>
       <w:r>
         <w:rPr>
@@ -6943,9 +7064,6 @@
     <w:p>
       <w:pPr>
         <w:ind w:left="0"/>
-        <w:rPr>
-          <w:rFonts w:hint="eastAsia"/>
-        </w:rPr>
       </w:pPr>
       <w:r>
         <w:object w:dxaOrig="8494" w:dyaOrig="11677">
@@ -6968,19 +7086,16 @@
             <v:path o:extrusionok="f" gradientshapeok="t" o:connecttype="rect"/>
             <o:lock v:ext="edit" aspectratio="t"/>
           </v:shapetype>
-          <v:shape id="_x0000_i1025" type="#_x0000_t75" style="width:419.4pt;height:576.95pt" o:ole="">
-            <v:imagedata r:id="rId5" o:title=""/>
+          <v:shape id="_x0000_i1025" type="#_x0000_t75" style="width:419.65pt;height:576.9pt" o:ole="">
+            <v:imagedata r:id="rId6" o:title=""/>
           </v:shape>
-          <o:OLEObject Type="Embed" ProgID="Visio.Drawing.11" ShapeID="_x0000_i1025" DrawAspect="Content" ObjectID="_1530019961" r:id="rId6"/>
+          <o:OLEObject Type="Embed" ProgID="Visio.Drawing.11" ShapeID="_x0000_i1025" DrawAspect="Content" ObjectID="_1530338229" r:id="rId7"/>
         </w:object>
       </w:r>
     </w:p>
     <w:p>
       <w:pPr>
         <w:ind w:left="0"/>
-        <w:rPr>
-          <w:rFonts w:hint="eastAsia"/>
-        </w:rPr>
       </w:pPr>
     </w:p>
     <w:p>
@@ -6991,9 +7106,6 @@
           <w:numId w:val="24"/>
         </w:numPr>
         <w:ind w:firstLineChars="0"/>
-        <w:rPr>
-          <w:rFonts w:hint="eastAsia"/>
-        </w:rPr>
       </w:pPr>
       <w:r>
         <w:rPr>
@@ -7003,11 +7115,6 @@
       </w:r>
     </w:p>
     <w:p>
-      <w:pPr>
-        <w:rPr>
-          <w:rFonts w:hint="eastAsia"/>
-        </w:rPr>
-      </w:pPr>
       <w:r>
         <w:rPr>
           <w:rFonts w:hint="eastAsia"/>
@@ -7023,17 +7130,106 @@
         </w:rPr>
         <w:t>对外功能接口描述中的</w:t>
       </w:r>
+      <w:proofErr w:type="spellStart"/>
       <w:r>
         <w:rPr>
           <w:rFonts w:hint="eastAsia"/>
         </w:rPr>
         <w:t>sdbreplay</w:t>
       </w:r>
+      <w:proofErr w:type="spellEnd"/>
       <w:r>
         <w:rPr>
           <w:rFonts w:hint="eastAsia"/>
         </w:rPr>
         <w:t>配置参数</w:t>
+      </w:r>
+      <w:r>
+        <w:rPr>
+          <w:rFonts w:hint="eastAsia"/>
+        </w:rPr>
+        <w:t>。</w:t>
+      </w:r>
+    </w:p>
+    <w:p/>
+    <w:p>
+      <w:r>
+        <w:rPr>
+          <w:rFonts w:hint="eastAsia"/>
+        </w:rPr>
+        <w:t>只重</w:t>
+      </w:r>
+      <w:r>
+        <w:rPr>
+          <w:rFonts w:hint="eastAsia"/>
+        </w:rPr>
+        <w:t>放</w:t>
+      </w:r>
+      <w:r>
+        <w:rPr>
+          <w:rFonts w:hint="eastAsia"/>
+        </w:rPr>
+        <w:t>arc</w:t>
+      </w:r>
+      <w:r>
+        <w:rPr>
+          <w:rFonts w:hint="eastAsia"/>
+        </w:rPr>
+        <w:t>文件</w:t>
+      </w:r>
+      <w:r>
+        <w:rPr>
+          <w:rFonts w:hint="eastAsia"/>
+        </w:rPr>
+        <w:t>，</w:t>
+      </w:r>
+      <w:r>
+        <w:rPr>
+          <w:rFonts w:hint="eastAsia"/>
+        </w:rPr>
+        <w:t>在重放</w:t>
+      </w:r>
+      <w:r>
+        <w:rPr>
+          <w:rFonts w:hint="eastAsia"/>
+        </w:rPr>
+        <w:t>过程中，会按照各文件的</w:t>
+      </w:r>
+      <w:r>
+        <w:rPr>
+          <w:rFonts w:hint="eastAsia"/>
+        </w:rPr>
+        <w:t>逻辑</w:t>
+      </w:r>
+      <w:r>
+        <w:rPr>
+          <w:rFonts w:hint="eastAsia"/>
+        </w:rPr>
+        <w:t>id</w:t>
+      </w:r>
+      <w:r>
+        <w:rPr>
+          <w:rFonts w:hint="eastAsia"/>
+        </w:rPr>
+        <w:t>对文件进行排序，</w:t>
+      </w:r>
+      <w:r>
+        <w:rPr>
+          <w:rFonts w:hint="eastAsia"/>
+        </w:rPr>
+        <w:t>id</w:t>
+      </w:r>
+      <w:r>
+        <w:rPr>
+          <w:rFonts w:hint="eastAsia"/>
+        </w:rPr>
+        <w:t>小的</w:t>
+      </w:r>
+      <w:r>
+        <w:rPr>
+          <w:rFonts w:hint="eastAsia"/>
+        </w:rPr>
+        <w:t>先重放</w:t>
       </w:r>
       <w:r>
         <w:rPr>
@@ -7043,179 +7239,79 @@
       </w:r>
     </w:p>
     <w:p>
-      <w:pPr>
-        <w:rPr>
-          <w:rFonts w:hint="eastAsia"/>
-        </w:rPr>
-      </w:pPr>
+      <w:r>
+        <w:rPr>
+          <w:rFonts w:hint="eastAsia"/>
+        </w:rPr>
+        <w:t>可以</w:t>
+      </w:r>
+      <w:r>
+        <w:rPr>
+          <w:rFonts w:hint="eastAsia"/>
+          <w:color w:val="000000" w:themeColor="text1"/>
+        </w:rPr>
+        <w:t>根据条件过滤日志记录（日志文件、集合空间</w:t>
+      </w:r>
+      <w:r>
+        <w:rPr>
+          <w:rFonts w:hint="eastAsia"/>
+          <w:color w:val="000000" w:themeColor="text1"/>
+        </w:rPr>
+        <w:t>、</w:t>
+      </w:r>
+      <w:r>
+        <w:rPr>
+          <w:rFonts w:hint="eastAsia"/>
+          <w:color w:val="000000" w:themeColor="text1"/>
+        </w:rPr>
+        <w:t>集合、操作</w:t>
+      </w:r>
+      <w:r>
+        <w:rPr>
+          <w:rFonts w:hint="eastAsia"/>
+          <w:color w:val="000000" w:themeColor="text1"/>
+        </w:rPr>
+        <w:t>、</w:t>
+      </w:r>
+      <w:r>
+        <w:rPr>
+          <w:rFonts w:hint="eastAsia"/>
+          <w:color w:val="000000" w:themeColor="text1"/>
+        </w:rPr>
+        <w:t>LSN</w:t>
+      </w:r>
+      <w:r>
+        <w:rPr>
+          <w:rFonts w:hint="eastAsia"/>
+          <w:color w:val="000000" w:themeColor="text1"/>
+        </w:rPr>
+        <w:t>）</w:t>
+      </w:r>
+      <w:r>
+        <w:rPr>
+          <w:rFonts w:hint="eastAsia"/>
+        </w:rPr>
+        <w:t>。</w:t>
+      </w:r>
     </w:p>
     <w:p>
       <w:r>
         <w:rPr>
           <w:rFonts w:hint="eastAsia"/>
         </w:rPr>
-        <w:t>只重</w:t>
-      </w:r>
-      <w:r>
-        <w:rPr>
-          <w:rFonts w:hint="eastAsia"/>
-        </w:rPr>
-        <w:t>放</w:t>
-      </w:r>
-      <w:r>
-        <w:rPr>
-          <w:rFonts w:hint="eastAsia"/>
-        </w:rPr>
-        <w:t>arc</w:t>
-      </w:r>
-      <w:r>
-        <w:rPr>
-          <w:rFonts w:hint="eastAsia"/>
-        </w:rPr>
-        <w:t>文件</w:t>
-      </w:r>
-      <w:r>
-        <w:rPr>
-          <w:rFonts w:hint="eastAsia"/>
-        </w:rPr>
-        <w:t>，</w:t>
-      </w:r>
-      <w:r>
-        <w:rPr>
-          <w:rFonts w:hint="eastAsia"/>
-        </w:rPr>
-        <w:t>在重放</w:t>
-      </w:r>
-      <w:r>
-        <w:rPr>
-          <w:rFonts w:hint="eastAsia"/>
-        </w:rPr>
-        <w:t>过程中，会按照各文件的</w:t>
-      </w:r>
-      <w:r>
-        <w:rPr>
-          <w:rFonts w:hint="eastAsia"/>
-        </w:rPr>
-        <w:t>逻辑</w:t>
-      </w:r>
-      <w:r>
-        <w:rPr>
-          <w:rFonts w:hint="eastAsia"/>
-        </w:rPr>
-        <w:t>id</w:t>
-      </w:r>
-      <w:r>
-        <w:rPr>
-          <w:rFonts w:hint="eastAsia"/>
-        </w:rPr>
-        <w:t>对文件进行排序，</w:t>
-      </w:r>
-      <w:r>
-        <w:rPr>
-          <w:rFonts w:hint="eastAsia"/>
-        </w:rPr>
-        <w:t>id</w:t>
-      </w:r>
-      <w:r>
-        <w:rPr>
-          <w:rFonts w:hint="eastAsia"/>
-        </w:rPr>
-        <w:t>小的</w:t>
-      </w:r>
-      <w:r>
-        <w:rPr>
-          <w:rFonts w:hint="eastAsia"/>
-        </w:rPr>
-        <w:t>先重放</w:t>
-      </w:r>
-      <w:r>
-        <w:rPr>
-          <w:rFonts w:hint="eastAsia"/>
-        </w:rPr>
-        <w:t>。</w:t>
+        <w:lastRenderedPageBreak/>
+        <w:t>当回放过程中出现问题时，立即中断操作。已经处理过的日志不做回滚。</w:t>
       </w:r>
     </w:p>
     <w:p>
-      <w:pPr>
-        <w:rPr>
-          <w:rFonts w:hint="eastAsia"/>
-        </w:rPr>
-      </w:pPr>
-      <w:r>
-        <w:rPr>
-          <w:rFonts w:hint="eastAsia"/>
-        </w:rPr>
-        <w:t>可以</w:t>
-      </w:r>
-      <w:r>
-        <w:rPr>
-          <w:rFonts w:hint="eastAsia"/>
-          <w:color w:val="000000" w:themeColor="text1"/>
-        </w:rPr>
-        <w:t>根据条件过滤日志记录（日志文件、集合空间</w:t>
-      </w:r>
-      <w:r>
-        <w:rPr>
-          <w:rFonts w:hint="eastAsia"/>
-          <w:color w:val="000000" w:themeColor="text1"/>
-        </w:rPr>
-        <w:t>、</w:t>
-      </w:r>
-      <w:r>
-        <w:rPr>
-          <w:rFonts w:hint="eastAsia"/>
-          <w:color w:val="000000" w:themeColor="text1"/>
-        </w:rPr>
-        <w:t>集合、操作</w:t>
-      </w:r>
-      <w:r>
-        <w:rPr>
-          <w:rFonts w:hint="eastAsia"/>
-          <w:color w:val="000000" w:themeColor="text1"/>
-        </w:rPr>
-        <w:t>、</w:t>
-      </w:r>
-      <w:r>
-        <w:rPr>
-          <w:rFonts w:hint="eastAsia"/>
-          <w:color w:val="000000" w:themeColor="text1"/>
-        </w:rPr>
-        <w:t>LSN</w:t>
-      </w:r>
-      <w:r>
-        <w:rPr>
-          <w:rFonts w:hint="eastAsia"/>
-          <w:color w:val="000000" w:themeColor="text1"/>
-        </w:rPr>
-        <w:t>）</w:t>
-      </w:r>
-      <w:r>
-        <w:rPr>
-          <w:rFonts w:hint="eastAsia"/>
-        </w:rPr>
-        <w:t>。</w:t>
+      <w:r>
+        <w:rPr>
+          <w:rFonts w:hint="eastAsia"/>
+        </w:rPr>
+        <w:t>重放过程中记录状态信息到文件。</w:t>
       </w:r>
     </w:p>
     <w:p>
-      <w:pPr>
-        <w:rPr>
-          <w:rFonts w:hint="eastAsia"/>
-        </w:rPr>
-      </w:pPr>
-      <w:r>
-        <w:rPr>
-          <w:rFonts w:hint="eastAsia"/>
-        </w:rPr>
-        <w:lastRenderedPageBreak/>
-        <w:t>当回放过程中出现问题时，立即中断操作。已经处理过的日志不做回滚。</w:t>
-      </w:r>
-    </w:p>
-    <w:p>
-      <w:pPr>
-        <w:rPr>
-          <w:rFonts w:hint="eastAsia"/>
-        </w:rPr>
-      </w:pPr>
       <w:r>
         <w:rPr>
           <w:rFonts w:hint="eastAsia"/>
@@ -7231,9 +7327,6 @@
           <w:numId w:val="31"/>
         </w:numPr>
         <w:ind w:firstLineChars="0"/>
-        <w:rPr>
-          <w:rFonts w:hint="eastAsia"/>
-        </w:rPr>
       </w:pPr>
       <w:r>
         <w:rPr>
@@ -7298,9 +7391,6 @@
           <w:numId w:val="31"/>
         </w:numPr>
         <w:ind w:firstLineChars="0"/>
-        <w:rPr>
-          <w:rFonts w:hint="eastAsia"/>
-        </w:rPr>
       </w:pPr>
       <w:r>
         <w:rPr>
@@ -7335,9 +7425,6 @@
           <w:numId w:val="31"/>
         </w:numPr>
         <w:ind w:firstLineChars="0"/>
-        <w:rPr>
-          <w:rFonts w:hint="eastAsia"/>
-        </w:rPr>
       </w:pPr>
       <w:r>
         <w:rPr>
@@ -7408,9 +7495,6 @@
           <w:numId w:val="31"/>
         </w:numPr>
         <w:ind w:firstLineChars="0"/>
-        <w:rPr>
-          <w:rFonts w:hint="eastAsia"/>
-        </w:rPr>
       </w:pPr>
       <w:r>
         <w:rPr>
@@ -7451,9 +7535,6 @@
           <w:numId w:val="31"/>
         </w:numPr>
         <w:ind w:firstLineChars="0"/>
-        <w:rPr>
-          <w:rFonts w:hint="eastAsia"/>
-        </w:rPr>
       </w:pPr>
       <w:r>
         <w:rPr>
@@ -7482,9 +7563,6 @@
           <w:numId w:val="31"/>
         </w:numPr>
         <w:ind w:firstLineChars="0"/>
-        <w:rPr>
-          <w:rFonts w:hint="eastAsia"/>
-        </w:rPr>
       </w:pPr>
       <w:r>
         <w:rPr>
@@ -7525,9 +7603,6 @@
           <w:numId w:val="31"/>
         </w:numPr>
         <w:ind w:firstLineChars="0"/>
-        <w:rPr>
-          <w:rFonts w:hint="eastAsia"/>
-        </w:rPr>
       </w:pPr>
       <w:r>
         <w:rPr>
@@ -7550,9 +7625,6 @@
           <w:numId w:val="31"/>
         </w:numPr>
         <w:ind w:firstLineChars="0"/>
-        <w:rPr>
-          <w:rFonts w:hint="eastAsia"/>
-        </w:rPr>
       </w:pPr>
       <w:r>
         <w:rPr>
@@ -8088,7 +8160,7 @@
             <w:pPr>
               <w:ind w:left="0"/>
               <w:rPr>
-                <w:rFonts w:eastAsiaTheme="minorEastAsia" w:hint="eastAsia"/>
+                <w:rFonts w:eastAsiaTheme="minorEastAsia"/>
               </w:rPr>
             </w:pPr>
             <w:r>
@@ -8155,7 +8227,7 @@
               </w:numPr>
               <w:ind w:firstLineChars="0"/>
               <w:rPr>
-                <w:rFonts w:eastAsiaTheme="minorEastAsia" w:hint="eastAsia"/>
+                <w:rFonts w:eastAsiaTheme="minorEastAsia"/>
               </w:rPr>
             </w:pPr>
             <w:r>
@@ -8170,12 +8242,14 @@
               </w:rPr>
               <w:t>配置参数</w:t>
             </w:r>
+            <w:proofErr w:type="spellStart"/>
             <w:r>
               <w:rPr>
                 <w:rFonts w:eastAsiaTheme="minorEastAsia" w:hint="eastAsia"/>
               </w:rPr>
               <w:t>arcenabled</w:t>
             </w:r>
+            <w:proofErr w:type="spellEnd"/>
             <w:r>
               <w:rPr>
                 <w:rFonts w:eastAsiaTheme="minorEastAsia" w:hint="eastAsia"/>
@@ -8204,7 +8278,7 @@
               </w:numPr>
               <w:ind w:firstLineChars="0"/>
               <w:rPr>
-                <w:rFonts w:eastAsiaTheme="minorEastAsia" w:hint="eastAsia"/>
+                <w:rFonts w:eastAsiaTheme="minorEastAsia"/>
               </w:rPr>
             </w:pPr>
             <w:r>
@@ -8229,7 +8303,7 @@
               </w:numPr>
               <w:ind w:firstLineChars="0"/>
               <w:rPr>
-                <w:rFonts w:eastAsiaTheme="minorEastAsia" w:hint="eastAsia"/>
+                <w:rFonts w:eastAsiaTheme="minorEastAsia"/>
               </w:rPr>
             </w:pPr>
             <w:r>
@@ -8238,12 +8312,14 @@
               </w:rPr>
               <w:t>通过</w:t>
             </w:r>
+            <w:proofErr w:type="spellStart"/>
             <w:r>
               <w:rPr>
                 <w:rFonts w:eastAsiaTheme="minorEastAsia" w:hint="eastAsia"/>
               </w:rPr>
               <w:t>sdbreplay</w:t>
             </w:r>
+            <w:proofErr w:type="spellEnd"/>
             <w:r>
               <w:rPr>
                 <w:rFonts w:eastAsiaTheme="minorEastAsia" w:hint="eastAsia"/>
@@ -8266,7 +8342,7 @@
             <w:pPr>
               <w:ind w:left="0"/>
               <w:rPr>
-                <w:rFonts w:eastAsiaTheme="minorEastAsia" w:hint="eastAsia"/>
+                <w:rFonts w:eastAsiaTheme="minorEastAsia"/>
               </w:rPr>
             </w:pPr>
             <w:r>
@@ -8305,7 +8381,7 @@
             <w:pPr>
               <w:ind w:left="0"/>
               <w:rPr>
-                <w:rFonts w:eastAsiaTheme="minorEastAsia" w:hint="eastAsia"/>
+                <w:rFonts w:eastAsiaTheme="minorEastAsia"/>
               </w:rPr>
             </w:pPr>
             <w:r>
@@ -8330,7 +8406,7 @@
             <w:pPr>
               <w:pStyle w:val="HTMLPreformatted"/>
               <w:rPr>
-                <w:rFonts w:eastAsiaTheme="minorEastAsia" w:hint="eastAsia"/>
+                <w:rFonts w:eastAsiaTheme="minorEastAsia"/>
               </w:rPr>
             </w:pPr>
             <w:r>
@@ -8366,7 +8442,7 @@
               </w:numPr>
               <w:ind w:firstLineChars="0"/>
               <w:rPr>
-                <w:rFonts w:eastAsiaTheme="minorEastAsia" w:hint="eastAsia"/>
+                <w:rFonts w:eastAsiaTheme="minorEastAsia"/>
               </w:rPr>
             </w:pPr>
             <w:r>
@@ -8381,12 +8457,14 @@
               </w:rPr>
               <w:t>，其中主节点配置参数</w:t>
             </w:r>
+            <w:proofErr w:type="spellStart"/>
             <w:r>
               <w:rPr>
                 <w:rFonts w:eastAsiaTheme="minorEastAsia" w:hint="eastAsia"/>
               </w:rPr>
               <w:t>arcenabled</w:t>
             </w:r>
+            <w:proofErr w:type="spellEnd"/>
             <w:r>
               <w:rPr>
                 <w:rFonts w:eastAsiaTheme="minorEastAsia" w:hint="eastAsia"/>
@@ -8415,7 +8493,7 @@
               </w:numPr>
               <w:ind w:firstLineChars="0"/>
               <w:rPr>
-                <w:rFonts w:eastAsiaTheme="minorEastAsia" w:hint="eastAsia"/>
+                <w:rFonts w:eastAsiaTheme="minorEastAsia"/>
               </w:rPr>
             </w:pPr>
             <w:r>
@@ -8434,7 +8512,7 @@
               </w:numPr>
               <w:ind w:firstLineChars="0"/>
               <w:rPr>
-                <w:rFonts w:eastAsiaTheme="minorEastAsia" w:hint="eastAsia"/>
+                <w:rFonts w:eastAsiaTheme="minorEastAsia"/>
               </w:rPr>
             </w:pPr>
             <w:r>
@@ -8443,12 +8521,14 @@
               </w:rPr>
               <w:t>通过</w:t>
             </w:r>
+            <w:proofErr w:type="spellStart"/>
             <w:r>
               <w:rPr>
                 <w:rFonts w:eastAsiaTheme="minorEastAsia" w:hint="eastAsia"/>
               </w:rPr>
               <w:t>sdbreplay</w:t>
             </w:r>
+            <w:proofErr w:type="spellEnd"/>
             <w:r>
               <w:rPr>
                 <w:rFonts w:eastAsiaTheme="minorEastAsia" w:hint="eastAsia"/>
@@ -8470,9 +8550,6 @@
           <w:p>
             <w:pPr>
               <w:ind w:left="0"/>
-              <w:rPr>
-                <w:rFonts w:hint="eastAsia"/>
-              </w:rPr>
             </w:pPr>
             <w:r>
               <w:rPr>
@@ -8510,7 +8587,7 @@
             <w:pPr>
               <w:ind w:left="0"/>
               <w:rPr>
-                <w:rFonts w:eastAsiaTheme="minorEastAsia" w:hint="eastAsia"/>
+                <w:rFonts w:eastAsiaTheme="minorEastAsia"/>
               </w:rPr>
             </w:pPr>
             <w:r>
@@ -8535,7 +8612,7 @@
             <w:pPr>
               <w:pStyle w:val="HTMLPreformatted"/>
               <w:rPr>
-                <w:rFonts w:eastAsiaTheme="minorEastAsia" w:hint="eastAsia"/>
+                <w:rFonts w:eastAsiaTheme="minorEastAsia"/>
               </w:rPr>
             </w:pPr>
             <w:r>
@@ -8583,33 +8660,23 @@
               </w:numPr>
               <w:ind w:firstLineChars="0"/>
               <w:rPr>
-                <w:rFonts w:eastAsiaTheme="minorEastAsia" w:hint="eastAsia"/>
-              </w:rPr>
-            </w:pPr>
-            <w:r>
-              <w:rPr>
-                <w:rFonts w:eastAsiaTheme="minorEastAsia" w:hint="eastAsia"/>
-              </w:rPr>
-              <w:t>创建复制组</w:t>
-            </w:r>
-            <w:r>
-              <w:rPr>
-                <w:rFonts w:eastAsiaTheme="minorEastAsia" w:hint="eastAsia"/>
-              </w:rPr>
-              <w:t>，其中一个备</w:t>
-            </w:r>
-            <w:r>
-              <w:rPr>
-                <w:rFonts w:eastAsiaTheme="minorEastAsia" w:hint="eastAsia"/>
-              </w:rPr>
-              <w:t>节点配置参数</w:t>
-            </w:r>
+                <w:rFonts w:eastAsiaTheme="minorEastAsia"/>
+              </w:rPr>
+            </w:pPr>
+            <w:r>
+              <w:rPr>
+                <w:rFonts w:eastAsiaTheme="minorEastAsia" w:hint="eastAsia"/>
+              </w:rPr>
+              <w:t>创建复制组，其中一个备节点配置参数</w:t>
+            </w:r>
+            <w:proofErr w:type="spellStart"/>
             <w:r>
               <w:rPr>
                 <w:rFonts w:eastAsiaTheme="minorEastAsia" w:hint="eastAsia"/>
               </w:rPr>
               <w:t>arcenabled</w:t>
             </w:r>
+            <w:proofErr w:type="spellEnd"/>
             <w:r>
               <w:rPr>
                 <w:rFonts w:eastAsiaTheme="minorEastAsia" w:hint="eastAsia"/>
@@ -8638,7 +8705,7 @@
               </w:numPr>
               <w:ind w:firstLineChars="0"/>
               <w:rPr>
-                <w:rFonts w:eastAsiaTheme="minorEastAsia" w:hint="eastAsia"/>
+                <w:rFonts w:eastAsiaTheme="minorEastAsia"/>
               </w:rPr>
             </w:pPr>
             <w:r>
@@ -8657,13 +8724,14 @@
               </w:numPr>
               <w:ind w:firstLineChars="0"/>
               <w:rPr>
-                <w:rFonts w:eastAsiaTheme="minorEastAsia" w:hint="eastAsia"/>
-              </w:rPr>
-            </w:pPr>
-            <w:r>
-              <w:rPr>
-                <w:rFonts w:eastAsiaTheme="minorEastAsia" w:hint="eastAsia"/>
-              </w:rPr>
+                <w:rFonts w:eastAsiaTheme="minorEastAsia"/>
+              </w:rPr>
+            </w:pPr>
+            <w:r>
+              <w:rPr>
+                <w:rFonts w:eastAsiaTheme="minorEastAsia" w:hint="eastAsia"/>
+              </w:rPr>
+              <w:lastRenderedPageBreak/>
               <w:t>操作过程中强杀</w:t>
             </w:r>
             <w:r>
@@ -8676,14 +8744,7 @@
               <w:rPr>
                 <w:rFonts w:eastAsiaTheme="minorEastAsia" w:hint="eastAsia"/>
               </w:rPr>
-              <w:t>，触发</w:t>
-            </w:r>
-            <w:r>
-              <w:rPr>
-                <w:rFonts w:eastAsiaTheme="minorEastAsia" w:hint="eastAsia"/>
-              </w:rPr>
-              <w:lastRenderedPageBreak/>
-              <w:t>全量同步；</w:t>
+              <w:t>，触发全量同步；</w:t>
             </w:r>
           </w:p>
           <w:p>
@@ -8695,7 +8756,7 @@
               </w:numPr>
               <w:ind w:firstLineChars="0"/>
               <w:rPr>
-                <w:rFonts w:eastAsiaTheme="minorEastAsia" w:hint="eastAsia"/>
+                <w:rFonts w:eastAsiaTheme="minorEastAsia"/>
               </w:rPr>
             </w:pPr>
             <w:r>
@@ -8704,12 +8765,14 @@
               </w:rPr>
               <w:t>通过</w:t>
             </w:r>
+            <w:proofErr w:type="spellStart"/>
             <w:r>
               <w:rPr>
                 <w:rFonts w:eastAsiaTheme="minorEastAsia" w:hint="eastAsia"/>
               </w:rPr>
               <w:t>sdbreplay</w:t>
             </w:r>
+            <w:proofErr w:type="spellEnd"/>
             <w:r>
               <w:rPr>
                 <w:rFonts w:eastAsiaTheme="minorEastAsia" w:hint="eastAsia"/>
@@ -8731,9 +8794,6 @@
           <w:p>
             <w:pPr>
               <w:ind w:left="0"/>
-              <w:rPr>
-                <w:rFonts w:hint="eastAsia"/>
-              </w:rPr>
             </w:pPr>
             <w:r>
               <w:rPr>
@@ -8760,7 +8820,7 @@
             <w:pPr>
               <w:ind w:left="0"/>
               <w:rPr>
-                <w:rFonts w:eastAsiaTheme="minorEastAsia" w:hint="eastAsia"/>
+                <w:rFonts w:eastAsiaTheme="minorEastAsia"/>
               </w:rPr>
             </w:pPr>
             <w:r>
@@ -8786,7 +8846,7 @@
             <w:pPr>
               <w:pStyle w:val="HTMLPreformatted"/>
               <w:rPr>
-                <w:rFonts w:eastAsiaTheme="minorEastAsia" w:hint="eastAsia"/>
+                <w:rFonts w:eastAsiaTheme="minorEastAsia"/>
               </w:rPr>
             </w:pPr>
             <w:r>
@@ -8828,7 +8888,7 @@
               </w:numPr>
               <w:ind w:firstLineChars="0"/>
               <w:rPr>
-                <w:rFonts w:eastAsiaTheme="minorEastAsia" w:hint="eastAsia"/>
+                <w:rFonts w:eastAsiaTheme="minorEastAsia"/>
               </w:rPr>
             </w:pPr>
             <w:r>
@@ -8855,12 +8915,14 @@
               </w:rPr>
               <w:t>节点配置参数</w:t>
             </w:r>
+            <w:proofErr w:type="spellStart"/>
             <w:r>
               <w:rPr>
                 <w:rFonts w:eastAsiaTheme="minorEastAsia" w:hint="eastAsia"/>
               </w:rPr>
               <w:t>arcenabled</w:t>
             </w:r>
+            <w:proofErr w:type="spellEnd"/>
             <w:r>
               <w:rPr>
                 <w:rFonts w:eastAsiaTheme="minorEastAsia" w:hint="eastAsia"/>
@@ -8889,7 +8951,7 @@
               </w:numPr>
               <w:ind w:firstLineChars="0"/>
               <w:rPr>
-                <w:rFonts w:eastAsiaTheme="minorEastAsia" w:hint="eastAsia"/>
+                <w:rFonts w:eastAsiaTheme="minorEastAsia"/>
               </w:rPr>
             </w:pPr>
             <w:r>
@@ -8908,7 +8970,7 @@
               </w:numPr>
               <w:ind w:firstLineChars="0"/>
               <w:rPr>
-                <w:rFonts w:eastAsiaTheme="minorEastAsia" w:hint="eastAsia"/>
+                <w:rFonts w:eastAsiaTheme="minorEastAsia"/>
               </w:rPr>
             </w:pPr>
             <w:r>
@@ -8957,7 +9019,7 @@
               </w:numPr>
               <w:ind w:firstLineChars="0"/>
               <w:rPr>
-                <w:rFonts w:eastAsiaTheme="minorEastAsia" w:hint="eastAsia"/>
+                <w:rFonts w:eastAsiaTheme="minorEastAsia"/>
               </w:rPr>
             </w:pPr>
             <w:r>
@@ -8966,12 +9028,14 @@
               </w:rPr>
               <w:t>通过</w:t>
             </w:r>
+            <w:proofErr w:type="spellStart"/>
             <w:r>
               <w:rPr>
                 <w:rFonts w:eastAsiaTheme="minorEastAsia" w:hint="eastAsia"/>
               </w:rPr>
               <w:t>sdbreplay</w:t>
             </w:r>
+            <w:proofErr w:type="spellEnd"/>
             <w:r>
               <w:rPr>
                 <w:rFonts w:eastAsiaTheme="minorEastAsia" w:hint="eastAsia"/>
@@ -8993,9 +9057,6 @@
           <w:p>
             <w:pPr>
               <w:ind w:left="0"/>
-              <w:rPr>
-                <w:rFonts w:hint="eastAsia"/>
-              </w:rPr>
             </w:pPr>
             <w:r>
               <w:rPr>
@@ -9021,7 +9082,7 @@
             <w:pPr>
               <w:ind w:left="0"/>
               <w:rPr>
-                <w:rFonts w:eastAsiaTheme="minorEastAsia" w:hint="eastAsia"/>
+                <w:rFonts w:eastAsiaTheme="minorEastAsia"/>
               </w:rPr>
             </w:pPr>
             <w:r>
@@ -9046,7 +9107,7 @@
             <w:pPr>
               <w:pStyle w:val="HTMLPreformatted"/>
               <w:rPr>
-                <w:rFonts w:eastAsiaTheme="minorEastAsia" w:hint="eastAsia"/>
+                <w:rFonts w:eastAsiaTheme="minorEastAsia"/>
               </w:rPr>
             </w:pPr>
             <w:r>
@@ -9082,7 +9143,7 @@
               </w:numPr>
               <w:ind w:firstLineChars="0"/>
               <w:rPr>
-                <w:rFonts w:eastAsiaTheme="minorEastAsia" w:hint="eastAsia"/>
+                <w:rFonts w:eastAsiaTheme="minorEastAsia"/>
               </w:rPr>
             </w:pPr>
             <w:r>
@@ -9091,12 +9152,14 @@
               </w:rPr>
               <w:t>启动独立节点，配置参数</w:t>
             </w:r>
+            <w:proofErr w:type="spellStart"/>
             <w:r>
               <w:rPr>
                 <w:rFonts w:eastAsiaTheme="minorEastAsia" w:hint="eastAsia"/>
               </w:rPr>
               <w:t>arcenabled</w:t>
             </w:r>
+            <w:proofErr w:type="spellEnd"/>
             <w:r>
               <w:rPr>
                 <w:rFonts w:eastAsiaTheme="minorEastAsia" w:hint="eastAsia"/>
@@ -9125,7 +9188,7 @@
               </w:numPr>
               <w:ind w:firstLineChars="0"/>
               <w:rPr>
-                <w:rFonts w:eastAsiaTheme="minorEastAsia" w:hint="eastAsia"/>
+                <w:rFonts w:eastAsiaTheme="minorEastAsia"/>
               </w:rPr>
             </w:pPr>
             <w:r>
@@ -9162,7 +9225,7 @@
               </w:numPr>
               <w:ind w:firstLineChars="0"/>
               <w:rPr>
-                <w:rFonts w:eastAsiaTheme="minorEastAsia" w:hint="eastAsia"/>
+                <w:rFonts w:eastAsiaTheme="minorEastAsia"/>
               </w:rPr>
             </w:pPr>
             <w:r>
@@ -9171,12 +9234,14 @@
               </w:rPr>
               <w:t>通过</w:t>
             </w:r>
+            <w:proofErr w:type="spellStart"/>
             <w:r>
               <w:rPr>
                 <w:rFonts w:eastAsiaTheme="minorEastAsia" w:hint="eastAsia"/>
               </w:rPr>
               <w:t>sdbreplay</w:t>
             </w:r>
+            <w:proofErr w:type="spellEnd"/>
             <w:r>
               <w:rPr>
                 <w:rFonts w:eastAsiaTheme="minorEastAsia" w:hint="eastAsia"/>
@@ -9210,9 +9275,6 @@
           <w:p>
             <w:pPr>
               <w:ind w:left="0"/>
-              <w:rPr>
-                <w:rFonts w:hint="eastAsia"/>
-              </w:rPr>
             </w:pPr>
             <w:r>
               <w:rPr>
@@ -9810,6 +9872,318 @@
     </w:sectPr>
   </w:body>
 </w:document>
+</file>
+
+<file path=word/comments.xml><?xml version="1.0" encoding="utf-8"?>
+<w:comments xmlns:ve="http://schemas.openxmlformats.org/markup-compatibility/2006" xmlns:o="urn:schemas-microsoft-com:office:office" xmlns:r="http://schemas.openxmlformats.org/officeDocument/2006/relationships" xmlns:m="http://schemas.openxmlformats.org/officeDocument/2006/math" xmlns:v="urn:schemas-microsoft-com:vml" xmlns:wp="http://schemas.openxmlformats.org/drawingml/2006/wordprocessingDrawing" xmlns:w10="urn:schemas-microsoft-com:office:word" xmlns:w="http://schemas.openxmlformats.org/wordprocessingml/2006/main" xmlns:wne="http://schemas.microsoft.com/office/word/2006/wordml">
+  <w:comment w:id="0" w:author="liweichao" w:date="2016-07-15T15:55:00Z" w:initials="l">
+    <w:p>
+      <w:pPr>
+        <w:pStyle w:val="CommentText"/>
+      </w:pPr>
+      <w:r>
+        <w:rPr>
+          <w:rStyle w:val="CommentReference"/>
+        </w:rPr>
+        <w:annotationRef/>
+      </w:r>
+      <w:r>
+        <w:rPr>
+          <w:rFonts w:hint="eastAsia"/>
+        </w:rPr>
+        <w:t>增加参数控制</w:t>
+      </w:r>
+    </w:p>
+  </w:comment>
+  <w:comment w:id="1" w:author="liweichao" w:date="2016-07-18T09:11:00Z" w:initials="l">
+    <w:p>
+      <w:pPr>
+        <w:pStyle w:val="CommentText"/>
+      </w:pPr>
+      <w:r>
+        <w:rPr>
+          <w:rStyle w:val="CommentReference"/>
+        </w:rPr>
+        <w:annotationRef/>
+      </w:r>
+      <w:r>
+        <w:rPr>
+          <w:rFonts w:hint="eastAsia"/>
+        </w:rPr>
+        <w:t xml:space="preserve"> </w:t>
+      </w:r>
+      <w:r>
+        <w:rPr>
+          <w:rFonts w:hint="eastAsia"/>
+        </w:rPr>
+        <w:t>arc</w:t>
+      </w:r>
+      <w:r>
+        <w:rPr>
+          <w:rFonts w:hint="eastAsia"/>
+        </w:rPr>
+        <w:t>改为</w:t>
+      </w:r>
+      <w:r>
+        <w:rPr>
+          <w:rFonts w:hint="eastAsia"/>
+        </w:rPr>
+        <w:t>全写</w:t>
+      </w:r>
+    </w:p>
+  </w:comment>
+  <w:comment w:id="2" w:author="liweichao" w:date="2016-07-15T16:09:00Z" w:initials="l">
+    <w:p>
+      <w:pPr>
+        <w:pStyle w:val="CommentText"/>
+      </w:pPr>
+      <w:r>
+        <w:rPr>
+          <w:rStyle w:val="CommentReference"/>
+        </w:rPr>
+        <w:annotationRef/>
+      </w:r>
+      <w:r>
+        <w:rPr>
+          <w:rFonts w:hint="eastAsia"/>
+        </w:rPr>
+        <w:t>改为</w:t>
+      </w:r>
+      <w:r>
+        <w:rPr>
+          <w:rFonts w:hint="eastAsia"/>
+        </w:rPr>
+        <w:t>10</w:t>
+      </w:r>
+      <w:r>
+        <w:rPr>
+          <w:rFonts w:hint="eastAsia"/>
+        </w:rPr>
+        <w:t>分钟</w:t>
+      </w:r>
+    </w:p>
+  </w:comment>
+  <w:comment w:id="3" w:author="liweichao" w:date="2016-07-15T16:11:00Z" w:initials="l">
+    <w:p>
+      <w:pPr>
+        <w:pStyle w:val="CommentText"/>
+      </w:pPr>
+      <w:r>
+        <w:rPr>
+          <w:rStyle w:val="CommentReference"/>
+        </w:rPr>
+        <w:annotationRef/>
+      </w:r>
+      <w:r>
+        <w:rPr>
+          <w:rFonts w:hint="eastAsia"/>
+        </w:rPr>
+        <w:t>小时</w:t>
+      </w:r>
+    </w:p>
+  </w:comment>
+  <w:comment w:id="4" w:author="liweichao" w:date="2016-07-15T16:24:00Z" w:initials="l">
+    <w:p>
+      <w:pPr>
+        <w:pStyle w:val="CommentText"/>
+      </w:pPr>
+      <w:r>
+        <w:rPr>
+          <w:rStyle w:val="CommentReference"/>
+        </w:rPr>
+        <w:annotationRef/>
+      </w:r>
+      <w:r>
+        <w:rPr>
+          <w:rFonts w:hint="eastAsia"/>
+        </w:rPr>
+        <w:t>过滤</w:t>
+      </w:r>
+      <w:r>
+        <w:rPr>
+          <w:rFonts w:hint="eastAsia"/>
+        </w:rPr>
+        <w:t>DDL</w:t>
+      </w:r>
+      <w:r>
+        <w:rPr>
+          <w:rFonts w:hint="eastAsia"/>
+        </w:rPr>
+        <w:t>操作</w:t>
+      </w:r>
+    </w:p>
+  </w:comment>
+  <w:comment w:id="5" w:author="liweichao" w:date="2016-07-15T17:31:00Z" w:initials="l">
+    <w:p>
+      <w:pPr>
+        <w:pStyle w:val="CommentText"/>
+      </w:pPr>
+      <w:r>
+        <w:rPr>
+          <w:rStyle w:val="CommentReference"/>
+        </w:rPr>
+        <w:annotationRef/>
+      </w:r>
+      <w:r>
+        <w:rPr>
+          <w:rFonts w:hint="eastAsia"/>
+        </w:rPr>
+        <w:t>update</w:t>
+      </w:r>
+      <w:r>
+        <w:rPr>
+          <w:rFonts w:hint="eastAsia"/>
+        </w:rPr>
+        <w:t>在协调节点重放存在问题</w:t>
+      </w:r>
+    </w:p>
+  </w:comment>
+  <w:comment w:id="6" w:author="liweichao" w:date="2016-07-15T16:30:00Z" w:initials="l">
+    <w:p>
+      <w:pPr>
+        <w:pStyle w:val="CommentText"/>
+      </w:pPr>
+      <w:r>
+        <w:rPr>
+          <w:rStyle w:val="CommentReference"/>
+        </w:rPr>
+        <w:annotationRef/>
+      </w:r>
+      <w:r>
+        <w:rPr>
+          <w:rFonts w:hint="eastAsia"/>
+        </w:rPr>
+        <w:t>lob</w:t>
+      </w:r>
+      <w:r>
+        <w:rPr>
+          <w:rFonts w:hint="eastAsia"/>
+        </w:rPr>
+        <w:t>操作</w:t>
+      </w:r>
+      <w:r>
+        <w:rPr>
+          <w:rFonts w:hint="eastAsia"/>
+        </w:rPr>
+        <w:t>不支持</w:t>
+      </w:r>
+    </w:p>
+  </w:comment>
+  <w:comment w:id="7" w:author="liweichao" w:date="2016-07-15T16:50:00Z" w:initials="l">
+    <w:p>
+      <w:pPr>
+        <w:pStyle w:val="CommentText"/>
+      </w:pPr>
+      <w:r>
+        <w:rPr>
+          <w:rStyle w:val="CommentReference"/>
+        </w:rPr>
+        <w:annotationRef/>
+      </w:r>
+      <w:r>
+        <w:rPr>
+          <w:rFonts w:hint="eastAsia"/>
+        </w:rPr>
+        <w:t>增加归档方式的判断方法</w:t>
+      </w:r>
+    </w:p>
+  </w:comment>
+  <w:comment w:id="8" w:author="liweichao" w:date="2016-07-15T16:45:00Z" w:initials="l">
+    <w:p>
+      <w:pPr>
+        <w:pStyle w:val="CommentText"/>
+      </w:pPr>
+      <w:r>
+        <w:rPr>
+          <w:rStyle w:val="CommentReference"/>
+        </w:rPr>
+        <w:annotationRef/>
+      </w:r>
+      <w:r>
+        <w:rPr>
+          <w:rFonts w:hint="eastAsia"/>
+        </w:rPr>
+        <w:t>增加归档信息</w:t>
+      </w:r>
+    </w:p>
+  </w:comment>
+  <w:comment w:id="9" w:author="liweichao" w:date="2016-07-15T16:58:00Z" w:initials="l">
+    <w:p>
+      <w:pPr>
+        <w:pStyle w:val="CommentText"/>
+      </w:pPr>
+      <w:r>
+        <w:rPr>
+          <w:rStyle w:val="CommentReference"/>
+        </w:rPr>
+        <w:annotationRef/>
+      </w:r>
+      <w:r>
+        <w:rPr>
+          <w:rFonts w:hint="eastAsia"/>
+        </w:rPr>
+        <w:t>考虑主备</w:t>
+      </w:r>
+    </w:p>
+  </w:comment>
+  <w:comment w:id="10" w:author="liweichao" w:date="2016-07-15T17:05:00Z" w:initials="l">
+    <w:p>
+      <w:pPr>
+        <w:pStyle w:val="CommentText"/>
+      </w:pPr>
+      <w:r>
+        <w:rPr>
+          <w:rStyle w:val="CommentReference"/>
+        </w:rPr>
+        <w:annotationRef/>
+      </w:r>
+      <w:r>
+        <w:rPr>
+          <w:rFonts w:hint="eastAsia"/>
+        </w:rPr>
+        <w:t>报错</w:t>
+      </w:r>
+    </w:p>
+  </w:comment>
+  <w:comment w:id="11" w:author="liweichao" w:date="2016-07-15T17:10:00Z" w:initials="l">
+    <w:p>
+      <w:pPr>
+        <w:pStyle w:val="CommentText"/>
+      </w:pPr>
+      <w:r>
+        <w:rPr>
+          <w:rStyle w:val="CommentReference"/>
+        </w:rPr>
+        <w:annotationRef/>
+      </w:r>
+      <w:r>
+        <w:rPr>
+          <w:rFonts w:hint="eastAsia"/>
+        </w:rPr>
+        <w:t>重放工具增加报错开关</w:t>
+      </w:r>
+    </w:p>
+  </w:comment>
+  <w:comment w:id="12" w:author="liweichao" w:date="2016-07-15T17:12:00Z" w:initials="l">
+    <w:p>
+      <w:pPr>
+        <w:pStyle w:val="CommentText"/>
+      </w:pPr>
+      <w:r>
+        <w:rPr>
+          <w:rStyle w:val="CommentReference"/>
+        </w:rPr>
+        <w:annotationRef/>
+      </w:r>
+      <w:r>
+        <w:rPr>
+          <w:rFonts w:hint="eastAsia"/>
+        </w:rPr>
+        <w:t>下次再试</w:t>
+      </w:r>
+    </w:p>
+  </w:comment>
+</w:comments>
 </file>
 
 <file path=word/numbering.xml><?xml version="1.0" encoding="utf-8"?>
@@ -13687,6 +14061,89 @@
       <w:szCs w:val="24"/>
     </w:rPr>
   </w:style>
+  <w:style w:type="character" w:styleId="CommentReference">
+    <w:name w:val="annotation reference"/>
+    <w:basedOn w:val="DefaultParagraphFont"/>
+    <w:uiPriority w:val="99"/>
+    <w:semiHidden/>
+    <w:unhideWhenUsed/>
+    <w:rsid w:val="00457ECE"/>
+    <w:rPr>
+      <w:sz w:val="21"/>
+      <w:szCs w:val="21"/>
+    </w:rPr>
+  </w:style>
+  <w:style w:type="paragraph" w:styleId="CommentText">
+    <w:name w:val="annotation text"/>
+    <w:basedOn w:val="Normal"/>
+    <w:link w:val="CommentTextChar"/>
+    <w:uiPriority w:val="99"/>
+    <w:semiHidden/>
+    <w:unhideWhenUsed/>
+    <w:rsid w:val="00457ECE"/>
+    <w:pPr>
+      <w:jc w:val="left"/>
+    </w:pPr>
+  </w:style>
+  <w:style w:type="character" w:customStyle="1" w:styleId="CommentTextChar">
+    <w:name w:val="Comment Text Char"/>
+    <w:basedOn w:val="DefaultParagraphFont"/>
+    <w:link w:val="CommentText"/>
+    <w:uiPriority w:val="99"/>
+    <w:semiHidden/>
+    <w:rsid w:val="00457ECE"/>
+  </w:style>
+  <w:style w:type="paragraph" w:styleId="CommentSubject">
+    <w:name w:val="annotation subject"/>
+    <w:basedOn w:val="CommentText"/>
+    <w:next w:val="CommentText"/>
+    <w:link w:val="CommentSubjectChar"/>
+    <w:uiPriority w:val="99"/>
+    <w:semiHidden/>
+    <w:unhideWhenUsed/>
+    <w:rsid w:val="00457ECE"/>
+    <w:rPr>
+      <w:b/>
+      <w:bCs/>
+    </w:rPr>
+  </w:style>
+  <w:style w:type="character" w:customStyle="1" w:styleId="CommentSubjectChar">
+    <w:name w:val="Comment Subject Char"/>
+    <w:basedOn w:val="CommentTextChar"/>
+    <w:link w:val="CommentSubject"/>
+    <w:uiPriority w:val="99"/>
+    <w:semiHidden/>
+    <w:rsid w:val="00457ECE"/>
+    <w:rPr>
+      <w:b/>
+      <w:bCs/>
+    </w:rPr>
+  </w:style>
+  <w:style w:type="paragraph" w:styleId="BalloonText">
+    <w:name w:val="Balloon Text"/>
+    <w:basedOn w:val="Normal"/>
+    <w:link w:val="BalloonTextChar"/>
+    <w:uiPriority w:val="99"/>
+    <w:semiHidden/>
+    <w:unhideWhenUsed/>
+    <w:rsid w:val="00457ECE"/>
+    <w:rPr>
+      <w:sz w:val="18"/>
+      <w:szCs w:val="18"/>
+    </w:rPr>
+  </w:style>
+  <w:style w:type="character" w:customStyle="1" w:styleId="BalloonTextChar">
+    <w:name w:val="Balloon Text Char"/>
+    <w:basedOn w:val="DefaultParagraphFont"/>
+    <w:link w:val="BalloonText"/>
+    <w:uiPriority w:val="99"/>
+    <w:semiHidden/>
+    <w:rsid w:val="00457ECE"/>
+    <w:rPr>
+      <w:sz w:val="18"/>
+      <w:szCs w:val="18"/>
+    </w:rPr>
+  </w:style>
 </w:styles>
 </file>
 

--- a/internal_doc/03.开发设计/Story-ReplicaLogArchivingAndReplay.docx
+++ b/internal_doc/03.开发设计/Story-ReplicaLogArchivingAndReplay.docx
@@ -115,11 +115,9 @@
               </w:rPr>
               <w:t xml:space="preserve"> </w:t>
             </w:r>
-            <w:proofErr w:type="spellStart"/>
             <w:r>
               <w:t>Weichao</w:t>
             </w:r>
-            <w:proofErr w:type="spellEnd"/>
           </w:p>
         </w:tc>
         <w:tc>
@@ -228,14 +226,12 @@
       </w:r>
     </w:p>
     <w:p>
-      <w:proofErr w:type="spellStart"/>
       <w:r>
         <w:rPr>
           <w:rFonts w:hint="eastAsia"/>
         </w:rPr>
         <w:t>SequoiaDB</w:t>
       </w:r>
-      <w:proofErr w:type="spellEnd"/>
       <w:r>
         <w:rPr>
           <w:rFonts w:hint="eastAsia"/>
@@ -333,29 +329,42 @@
           <w:rFonts w:hint="eastAsia"/>
           <w:color w:val="000000" w:themeColor="text1"/>
         </w:rPr>
-        <w:t>按日志文件</w:t>
-      </w:r>
-      <w:commentRangeStart w:id="0"/>
+        <w:t>将</w:t>
+      </w:r>
       <w:r>
         <w:rPr>
           <w:rFonts w:hint="eastAsia"/>
           <w:color w:val="000000" w:themeColor="text1"/>
         </w:rPr>
-        <w:t>压缩存储</w:t>
-      </w:r>
-      <w:commentRangeEnd w:id="0"/>
-      <w:r>
-        <w:rPr>
-          <w:rStyle w:val="CommentReference"/>
-        </w:rPr>
-        <w:commentReference w:id="0"/>
+        <w:t>日志文件</w:t>
       </w:r>
       <w:r>
         <w:rPr>
           <w:rFonts w:hint="eastAsia"/>
           <w:color w:val="000000" w:themeColor="text1"/>
         </w:rPr>
-        <w:t>到本地目录；</w:t>
+        <w:t>存储</w:t>
+      </w:r>
+      <w:r>
+        <w:rPr>
+          <w:rFonts w:hint="eastAsia"/>
+          <w:color w:val="000000" w:themeColor="text1"/>
+        </w:rPr>
+        <w:t>到本地目录</w:t>
+      </w:r>
+      <w:r>
+        <w:rPr>
+          <w:rFonts w:hint="eastAsia"/>
+          <w:color w:val="000000" w:themeColor="text1"/>
+        </w:rPr>
+        <w:t>，支持压缩存储</w:t>
+      </w:r>
+      <w:r>
+        <w:rPr>
+          <w:rFonts w:hint="eastAsia"/>
+          <w:color w:val="000000" w:themeColor="text1"/>
+        </w:rPr>
+        <w:t>；</w:t>
       </w:r>
     </w:p>
     <w:p>
@@ -425,7 +434,6 @@
         </w:rPr>
         <w:t>．归档日志重放工具</w:t>
       </w:r>
-      <w:proofErr w:type="spellStart"/>
       <w:r>
         <w:rPr>
           <w:rFonts w:hint="eastAsia"/>
@@ -433,7 +441,6 @@
         </w:rPr>
         <w:t>sdbreplay</w:t>
       </w:r>
-      <w:proofErr w:type="spellEnd"/>
       <w:r>
         <w:rPr>
           <w:rFonts w:hint="eastAsia"/>
@@ -495,7 +502,6 @@
         </w:rPr>
         <w:t>根据记录生成执行语句，连接到</w:t>
       </w:r>
-      <w:proofErr w:type="spellStart"/>
       <w:r>
         <w:rPr>
           <w:rFonts w:hint="eastAsia"/>
@@ -503,7 +509,6 @@
         </w:rPr>
         <w:t>sequoiadb</w:t>
       </w:r>
-      <w:proofErr w:type="spellEnd"/>
       <w:r>
         <w:rPr>
           <w:rFonts w:hint="eastAsia"/>
@@ -649,11 +654,11 @@
         <w:tblLook w:val="04A0"/>
       </w:tblPr>
       <w:tblGrid>
-        <w:gridCol w:w="1668"/>
-        <w:gridCol w:w="1559"/>
-        <w:gridCol w:w="1134"/>
-        <w:gridCol w:w="1843"/>
-        <w:gridCol w:w="2412"/>
+        <w:gridCol w:w="1868"/>
+        <w:gridCol w:w="1516"/>
+        <w:gridCol w:w="1107"/>
+        <w:gridCol w:w="1837"/>
+        <w:gridCol w:w="2288"/>
       </w:tblGrid>
       <w:tr>
         <w:tc>
@@ -779,8 +784,6 @@
                 <w:rFonts w:eastAsiaTheme="minorEastAsia"/>
               </w:rPr>
             </w:pPr>
-            <w:commentRangeStart w:id="1"/>
-            <w:proofErr w:type="spellStart"/>
             <w:r>
               <w:rPr>
                 <w:rFonts w:hint="eastAsia"/>
@@ -791,16 +794,7 @@
               <w:rPr>
                 <w:rFonts w:eastAsiaTheme="minorEastAsia" w:hint="eastAsia"/>
               </w:rPr>
-              <w:t>enabled</w:t>
-            </w:r>
-            <w:commentRangeEnd w:id="1"/>
-            <w:proofErr w:type="spellEnd"/>
-            <w:r>
-              <w:rPr>
-                <w:rStyle w:val="CommentReference"/>
-                <w:rFonts w:eastAsiaTheme="minorEastAsia"/>
-              </w:rPr>
-              <w:commentReference w:id="1"/>
+              <w:t>hiveon</w:t>
             </w:r>
           </w:p>
         </w:tc>
@@ -824,14 +818,12 @@
               </w:rPr>
               <w:t>开启</w:t>
             </w:r>
-            <w:proofErr w:type="spellStart"/>
             <w:r>
               <w:rPr>
                 <w:rFonts w:hint="eastAsia"/>
               </w:rPr>
               <w:t>归档</w:t>
             </w:r>
-            <w:proofErr w:type="spellEnd"/>
           </w:p>
         </w:tc>
         <w:tc>
@@ -845,7 +837,6 @@
                 <w:rFonts w:eastAsiaTheme="minorEastAsia"/>
               </w:rPr>
             </w:pPr>
-            <w:proofErr w:type="spellStart"/>
             <w:r>
               <w:rPr>
                 <w:rFonts w:eastAsiaTheme="minorEastAsia" w:hint="eastAsia"/>
@@ -858,7 +849,6 @@
               </w:rPr>
               <w:t>ool</w:t>
             </w:r>
-            <w:proofErr w:type="spellEnd"/>
           </w:p>
         </w:tc>
         <w:tc>
@@ -903,14 +893,24 @@
                 <w:rFonts w:eastAsiaTheme="minorEastAsia"/>
               </w:rPr>
             </w:pPr>
-            <w:proofErr w:type="spellStart"/>
-            <w:r>
-              <w:rPr>
-                <w:rFonts w:eastAsiaTheme="minorEastAsia" w:hint="eastAsia"/>
-              </w:rPr>
-              <w:t>arcpath</w:t>
-            </w:r>
-            <w:proofErr w:type="spellEnd"/>
+            <w:r>
+              <w:rPr>
+                <w:rFonts w:eastAsiaTheme="minorEastAsia" w:hint="eastAsia"/>
+              </w:rPr>
+              <w:t>arc</w:t>
+            </w:r>
+            <w:r>
+              <w:rPr>
+                <w:rFonts w:eastAsiaTheme="minorEastAsia" w:hint="eastAsia"/>
+              </w:rPr>
+              <w:t>hive</w:t>
+            </w:r>
+            <w:r>
+              <w:rPr>
+                <w:rFonts w:eastAsiaTheme="minorEastAsia" w:hint="eastAsia"/>
+              </w:rPr>
+              <w:t>path</w:t>
+            </w:r>
           </w:p>
         </w:tc>
         <w:tc>
@@ -921,14 +921,12 @@
             <w:pPr>
               <w:ind w:left="0"/>
             </w:pPr>
-            <w:proofErr w:type="spellStart"/>
             <w:r>
               <w:rPr>
                 <w:rFonts w:hint="eastAsia"/>
               </w:rPr>
               <w:t>归档路径</w:t>
             </w:r>
-            <w:proofErr w:type="spellEnd"/>
           </w:p>
         </w:tc>
         <w:tc>
@@ -967,26 +965,11 @@
                 <w:rFonts w:eastAsiaTheme="minorEastAsia"/>
               </w:rPr>
             </w:pPr>
-            <w:proofErr w:type="spellStart"/>
-            <w:r>
-              <w:rPr>
-                <w:rFonts w:eastAsiaTheme="minorEastAsia" w:hint="eastAsia"/>
-              </w:rPr>
-              <w:t>dbpath</w:t>
-            </w:r>
-            <w:proofErr w:type="spellEnd"/>
-            <w:r>
-              <w:rPr>
-                <w:rFonts w:eastAsiaTheme="minorEastAsia" w:hint="eastAsia"/>
-              </w:rPr>
-              <w:t>/</w:t>
-            </w:r>
-            <w:proofErr w:type="spellStart"/>
-            <w:r>
-              <w:rPr>
-                <w:rFonts w:eastAsiaTheme="minorEastAsia" w:hint="eastAsia"/>
-              </w:rPr>
-              <w:t>archive</w:t>
+            <w:r>
+              <w:rPr>
+                <w:rFonts w:eastAsiaTheme="minorEastAsia" w:hint="eastAsia"/>
+              </w:rPr>
+              <w:t>dbpath/archive</w:t>
             </w:r>
             <w:r>
               <w:rPr>
@@ -994,7 +977,6 @@
               </w:rPr>
               <w:t>log</w:t>
             </w:r>
-            <w:proofErr w:type="spellEnd"/>
           </w:p>
         </w:tc>
         <w:tc>
@@ -1017,23 +999,15 @@
             <w:pPr>
               <w:ind w:left="0"/>
               <w:rPr>
-                <w:rFonts w:eastAsiaTheme="minorEastAsia"/>
-              </w:rPr>
-            </w:pPr>
-            <w:proofErr w:type="spellStart"/>
-            <w:r>
-              <w:rPr>
-                <w:rFonts w:eastAsiaTheme="minorEastAsia" w:hint="eastAsia"/>
-              </w:rPr>
-              <w:t>arc</w:t>
-            </w:r>
-            <w:r>
-              <w:rPr>
-                <w:rFonts w:eastAsiaTheme="minorEastAsia" w:hint="eastAsia"/>
-              </w:rPr>
-              <w:t>timeout</w:t>
-            </w:r>
-            <w:proofErr w:type="spellEnd"/>
+                <w:rFonts w:eastAsiaTheme="minorEastAsia" w:hint="eastAsia"/>
+              </w:rPr>
+            </w:pPr>
+            <w:r>
+              <w:rPr>
+                <w:rFonts w:eastAsiaTheme="minorEastAsia" w:hint="eastAsia"/>
+              </w:rPr>
+              <w:t>archivecompresson</w:t>
+            </w:r>
           </w:p>
         </w:tc>
         <w:tc>
@@ -1044,20 +1018,14 @@
             <w:pPr>
               <w:ind w:left="0"/>
               <w:rPr>
-                <w:rFonts w:eastAsiaTheme="minorEastAsia"/>
-              </w:rPr>
-            </w:pPr>
-            <w:r>
-              <w:rPr>
-                <w:rFonts w:eastAsiaTheme="minorEastAsia" w:hint="eastAsia"/>
-              </w:rPr>
-              <w:t>归档</w:t>
-            </w:r>
-            <w:r>
-              <w:rPr>
-                <w:rFonts w:eastAsiaTheme="minorEastAsia" w:hint="eastAsia"/>
-              </w:rPr>
-              <w:t>超时时间</w:t>
+                <w:rFonts w:eastAsiaTheme="minorEastAsia" w:hint="eastAsia"/>
+              </w:rPr>
+            </w:pPr>
+            <w:r>
+              <w:rPr>
+                <w:rFonts w:eastAsiaTheme="minorEastAsia" w:hint="eastAsia"/>
+              </w:rPr>
+              <w:t>是否开启压缩</w:t>
             </w:r>
           </w:p>
         </w:tc>
@@ -1069,40 +1037,14 @@
             <w:pPr>
               <w:ind w:left="0"/>
               <w:rPr>
-                <w:rFonts w:eastAsiaTheme="minorEastAsia"/>
-              </w:rPr>
-            </w:pPr>
-            <w:proofErr w:type="spellStart"/>
-            <w:r>
-              <w:rPr>
-                <w:rFonts w:eastAsiaTheme="minorEastAsia" w:hint="eastAsia"/>
-              </w:rPr>
-              <w:t>i</w:t>
-            </w:r>
-            <w:r>
-              <w:rPr>
-                <w:rFonts w:eastAsiaTheme="minorEastAsia" w:hint="eastAsia"/>
-              </w:rPr>
-              <w:t>nt</w:t>
-            </w:r>
-            <w:proofErr w:type="spellEnd"/>
-            <w:r>
-              <w:rPr>
-                <w:rFonts w:eastAsiaTheme="minorEastAsia" w:hint="eastAsia"/>
-              </w:rPr>
-              <w:t>(</w:t>
-            </w:r>
-            <w:r>
-              <w:rPr>
-                <w:rFonts w:eastAsiaTheme="minorEastAsia" w:hint="eastAsia"/>
-              </w:rPr>
-              <w:t>秒</w:t>
-            </w:r>
-            <w:r>
-              <w:rPr>
-                <w:rFonts w:eastAsiaTheme="minorEastAsia" w:hint="eastAsia"/>
-              </w:rPr>
-              <w:t>)</w:t>
+                <w:rFonts w:eastAsiaTheme="minorEastAsia" w:hint="eastAsia"/>
+              </w:rPr>
+            </w:pPr>
+            <w:r>
+              <w:rPr>
+                <w:rFonts w:eastAsiaTheme="minorEastAsia" w:hint="eastAsia"/>
+              </w:rPr>
+              <w:t>bool</w:t>
             </w:r>
           </w:p>
         </w:tc>
@@ -1114,53 +1056,14 @@
             <w:pPr>
               <w:ind w:left="0"/>
               <w:rPr>
-                <w:rFonts w:eastAsiaTheme="minorEastAsia"/>
-              </w:rPr>
-            </w:pPr>
-            <w:r>
-              <w:rPr>
-                <w:rFonts w:eastAsiaTheme="minorEastAsia" w:hint="eastAsia"/>
-              </w:rPr>
-              <w:t>1800</w:t>
-            </w:r>
-            <w:r>
-              <w:rPr>
-                <w:rFonts w:eastAsiaTheme="minorEastAsia" w:hint="eastAsia"/>
-              </w:rPr>
-              <w:t>(</w:t>
-            </w:r>
-            <w:commentRangeStart w:id="2"/>
-            <w:r>
-              <w:rPr>
-                <w:rFonts w:eastAsiaTheme="minorEastAsia" w:hint="eastAsia"/>
-              </w:rPr>
-              <w:t>3</w:t>
-            </w:r>
-            <w:r>
-              <w:rPr>
-                <w:rFonts w:eastAsiaTheme="minorEastAsia" w:hint="eastAsia"/>
-              </w:rPr>
-              <w:t>0</w:t>
-            </w:r>
-            <w:r>
-              <w:rPr>
-                <w:rFonts w:eastAsiaTheme="minorEastAsia" w:hint="eastAsia"/>
-              </w:rPr>
-              <w:t>分钟</w:t>
-            </w:r>
-            <w:commentRangeEnd w:id="2"/>
-            <w:r>
-              <w:rPr>
-                <w:rStyle w:val="CommentReference"/>
-                <w:rFonts w:eastAsiaTheme="minorEastAsia"/>
-              </w:rPr>
-              <w:commentReference w:id="2"/>
-            </w:r>
-            <w:r>
-              <w:rPr>
-                <w:rFonts w:eastAsiaTheme="minorEastAsia" w:hint="eastAsia"/>
-              </w:rPr>
-              <w:t>)</w:t>
+                <w:rFonts w:eastAsiaTheme="minorEastAsia" w:hint="eastAsia"/>
+              </w:rPr>
+            </w:pPr>
+            <w:r>
+              <w:rPr>
+                <w:rFonts w:eastAsiaTheme="minorEastAsia" w:hint="eastAsia"/>
+              </w:rPr>
+              <w:t>true</w:t>
             </w:r>
           </w:p>
         </w:tc>
@@ -1171,52 +1074,7 @@
           <w:p>
             <w:pPr>
               <w:ind w:left="0"/>
-              <w:rPr>
-                <w:rFonts w:eastAsiaTheme="minorEastAsia"/>
-              </w:rPr>
-            </w:pPr>
-            <w:r>
-              <w:rPr>
-                <w:rFonts w:eastAsiaTheme="minorEastAsia" w:hint="eastAsia"/>
-              </w:rPr>
-              <w:t>取值范围</w:t>
-            </w:r>
-            <w:r>
-              <w:rPr>
-                <w:rFonts w:eastAsiaTheme="minorEastAsia" w:hint="eastAsia"/>
-              </w:rPr>
-              <w:t>&gt;=0</w:t>
-            </w:r>
-            <w:r>
-              <w:rPr>
-                <w:rFonts w:eastAsiaTheme="minorEastAsia" w:hint="eastAsia"/>
-              </w:rPr>
-              <w:t>。</w:t>
-            </w:r>
-            <w:r>
-              <w:rPr>
-                <w:rFonts w:eastAsiaTheme="minorEastAsia" w:hint="eastAsia"/>
-              </w:rPr>
-              <w:t>0</w:t>
-            </w:r>
-            <w:r>
-              <w:rPr>
-                <w:rFonts w:eastAsiaTheme="minorEastAsia" w:hint="eastAsia"/>
-              </w:rPr>
-              <w:t>表示没有</w:t>
-            </w:r>
-            <w:r>
-              <w:rPr>
-                <w:rFonts w:eastAsiaTheme="minorEastAsia" w:hint="eastAsia"/>
-              </w:rPr>
-              <w:t>超时</w:t>
-            </w:r>
-            <w:r>
-              <w:rPr>
-                <w:rFonts w:eastAsiaTheme="minorEastAsia" w:hint="eastAsia"/>
-              </w:rPr>
-              <w:t>。</w:t>
-            </w:r>
+            </w:pPr>
           </w:p>
         </w:tc>
       </w:tr>
@@ -1232,14 +1090,24 @@
                 <w:rFonts w:eastAsiaTheme="minorEastAsia"/>
               </w:rPr>
             </w:pPr>
-            <w:proofErr w:type="spellStart"/>
-            <w:r>
-              <w:rPr>
-                <w:rFonts w:eastAsiaTheme="minorEastAsia" w:hint="eastAsia"/>
-              </w:rPr>
-              <w:t>arcexpired</w:t>
-            </w:r>
-            <w:proofErr w:type="spellEnd"/>
+            <w:r>
+              <w:rPr>
+                <w:rFonts w:eastAsiaTheme="minorEastAsia" w:hint="eastAsia"/>
+              </w:rPr>
+              <w:t>arc</w:t>
+            </w:r>
+            <w:r>
+              <w:rPr>
+                <w:rFonts w:eastAsiaTheme="minorEastAsia" w:hint="eastAsia"/>
+              </w:rPr>
+              <w:t>hive</w:t>
+            </w:r>
+            <w:r>
+              <w:rPr>
+                <w:rFonts w:eastAsiaTheme="minorEastAsia" w:hint="eastAsia"/>
+              </w:rPr>
+              <w:t>timeout</w:t>
+            </w:r>
           </w:p>
         </w:tc>
         <w:tc>
@@ -1257,7 +1125,13 @@
               <w:rPr>
                 <w:rFonts w:eastAsiaTheme="minorEastAsia" w:hint="eastAsia"/>
               </w:rPr>
-              <w:t>归档日志过期时间</w:t>
+              <w:t>归档</w:t>
+            </w:r>
+            <w:r>
+              <w:rPr>
+                <w:rFonts w:eastAsiaTheme="minorEastAsia" w:hint="eastAsia"/>
+              </w:rPr>
+              <w:t>超时时间</w:t>
             </w:r>
           </w:p>
         </w:tc>
@@ -1272,7 +1146,6 @@
                 <w:rFonts w:eastAsiaTheme="minorEastAsia"/>
               </w:rPr>
             </w:pPr>
-            <w:proofErr w:type="spellStart"/>
             <w:r>
               <w:rPr>
                 <w:rFonts w:eastAsiaTheme="minorEastAsia" w:hint="eastAsia"/>
@@ -1285,28 +1158,18 @@
               </w:rPr>
               <w:t>nt</w:t>
             </w:r>
-            <w:proofErr w:type="spellEnd"/>
             <w:r>
               <w:rPr>
                 <w:rFonts w:eastAsiaTheme="minorEastAsia" w:hint="eastAsia"/>
               </w:rPr>
               <w:t>(</w:t>
             </w:r>
-            <w:commentRangeStart w:id="3"/>
             <w:r>
               <w:rPr>
                 <w:rFonts w:eastAsiaTheme="minorEastAsia" w:hint="eastAsia"/>
               </w:rPr>
               <w:t>秒</w:t>
             </w:r>
-            <w:commentRangeEnd w:id="3"/>
-            <w:r>
-              <w:rPr>
-                <w:rStyle w:val="CommentReference"/>
-                <w:rFonts w:eastAsiaTheme="minorEastAsia"/>
-              </w:rPr>
-              <w:commentReference w:id="3"/>
-            </w:r>
             <w:r>
               <w:rPr>
                 <w:rFonts w:eastAsiaTheme="minorEastAsia" w:hint="eastAsia"/>
@@ -1330,7 +1193,7 @@
               <w:rPr>
                 <w:rFonts w:eastAsiaTheme="minorEastAsia" w:hint="eastAsia"/>
               </w:rPr>
-              <w:t>864000</w:t>
+              <w:t>600</w:t>
             </w:r>
             <w:r>
               <w:rPr>
@@ -1342,13 +1205,19 @@
               <w:rPr>
                 <w:rFonts w:eastAsiaTheme="minorEastAsia" w:hint="eastAsia"/>
               </w:rPr>
-              <w:t>10</w:t>
-            </w:r>
-            <w:r>
-              <w:rPr>
-                <w:rFonts w:eastAsiaTheme="minorEastAsia" w:hint="eastAsia"/>
-              </w:rPr>
-              <w:t>天</w:t>
+              <w:t>1</w:t>
+            </w:r>
+            <w:r>
+              <w:rPr>
+                <w:rFonts w:eastAsiaTheme="minorEastAsia" w:hint="eastAsia"/>
+              </w:rPr>
+              <w:t>0</w:t>
+            </w:r>
+            <w:r>
+              <w:rPr>
+                <w:rFonts w:eastAsiaTheme="minorEastAsia" w:hint="eastAsia"/>
+              </w:rPr>
+              <w:t>分钟</w:t>
             </w:r>
             <w:r>
               <w:rPr>
@@ -1391,19 +1260,19 @@
               <w:rPr>
                 <w:rFonts w:eastAsiaTheme="minorEastAsia" w:hint="eastAsia"/>
               </w:rPr>
-              <w:t>超过过期时间后删除，</w:t>
-            </w:r>
-            <w:r>
-              <w:rPr>
-                <w:rFonts w:eastAsiaTheme="minorEastAsia" w:hint="eastAsia"/>
-              </w:rPr>
               <w:t>0</w:t>
             </w:r>
             <w:r>
               <w:rPr>
                 <w:rFonts w:eastAsiaTheme="minorEastAsia" w:hint="eastAsia"/>
               </w:rPr>
-              <w:t>表示不过期</w:t>
+              <w:t>表示没有</w:t>
+            </w:r>
+            <w:r>
+              <w:rPr>
+                <w:rFonts w:eastAsiaTheme="minorEastAsia" w:hint="eastAsia"/>
+              </w:rPr>
+              <w:t>超时</w:t>
             </w:r>
             <w:r>
               <w:rPr>
@@ -1426,14 +1295,24 @@
                 <w:rFonts w:eastAsiaTheme="minorEastAsia"/>
               </w:rPr>
             </w:pPr>
-            <w:proofErr w:type="spellStart"/>
-            <w:r>
-              <w:rPr>
-                <w:rFonts w:eastAsiaTheme="minorEastAsia" w:hint="eastAsia"/>
-              </w:rPr>
-              <w:t>arcquota</w:t>
-            </w:r>
-            <w:proofErr w:type="spellEnd"/>
+            <w:r>
+              <w:rPr>
+                <w:rFonts w:eastAsiaTheme="minorEastAsia" w:hint="eastAsia"/>
+              </w:rPr>
+              <w:t>arc</w:t>
+            </w:r>
+            <w:r>
+              <w:rPr>
+                <w:rFonts w:eastAsiaTheme="minorEastAsia" w:hint="eastAsia"/>
+              </w:rPr>
+              <w:t>hive</w:t>
+            </w:r>
+            <w:r>
+              <w:rPr>
+                <w:rFonts w:eastAsiaTheme="minorEastAsia" w:hint="eastAsia"/>
+              </w:rPr>
+              <w:t>expired</w:t>
+            </w:r>
           </w:p>
         </w:tc>
         <w:tc>
@@ -1451,14 +1330,207 @@
               <w:rPr>
                 <w:rFonts w:eastAsiaTheme="minorEastAsia" w:hint="eastAsia"/>
               </w:rPr>
-              <w:t>归档磁盘空间</w:t>
-            </w:r>
+              <w:t>归档日志过期时间</w:t>
+            </w:r>
+          </w:p>
+        </w:tc>
+        <w:tc>
+          <w:tcPr>
+            <w:tcW w:w="1134" w:type="dxa"/>
+          </w:tcPr>
+          <w:p>
+            <w:pPr>
+              <w:ind w:left="0"/>
+              <w:rPr>
+                <w:rFonts w:eastAsiaTheme="minorEastAsia"/>
+              </w:rPr>
+            </w:pPr>
+            <w:r>
+              <w:rPr>
+                <w:rFonts w:eastAsiaTheme="minorEastAsia" w:hint="eastAsia"/>
+              </w:rPr>
+              <w:t>i</w:t>
+            </w:r>
+            <w:r>
+              <w:rPr>
+                <w:rFonts w:eastAsiaTheme="minorEastAsia" w:hint="eastAsia"/>
+              </w:rPr>
+              <w:t>nt</w:t>
+            </w:r>
+            <w:r>
+              <w:rPr>
+                <w:rFonts w:eastAsiaTheme="minorEastAsia" w:hint="eastAsia"/>
+              </w:rPr>
+              <w:t>(</w:t>
+            </w:r>
+            <w:r>
+              <w:rPr>
+                <w:rFonts w:eastAsiaTheme="minorEastAsia" w:hint="eastAsia"/>
+              </w:rPr>
+              <w:t>小时</w:t>
+            </w:r>
+            <w:r>
+              <w:rPr>
+                <w:rFonts w:eastAsiaTheme="minorEastAsia" w:hint="eastAsia"/>
+              </w:rPr>
+              <w:t>)</w:t>
+            </w:r>
+          </w:p>
+        </w:tc>
+        <w:tc>
+          <w:tcPr>
+            <w:tcW w:w="1843" w:type="dxa"/>
+          </w:tcPr>
+          <w:p>
+            <w:pPr>
+              <w:ind w:left="0"/>
+              <w:rPr>
+                <w:rFonts w:eastAsiaTheme="minorEastAsia"/>
+              </w:rPr>
+            </w:pPr>
+            <w:r>
+              <w:rPr>
+                <w:rFonts w:eastAsiaTheme="minorEastAsia" w:hint="eastAsia"/>
+              </w:rPr>
+              <w:t>24</w:t>
+            </w:r>
+            <w:r>
+              <w:rPr>
+                <w:rFonts w:eastAsiaTheme="minorEastAsia" w:hint="eastAsia"/>
+              </w:rPr>
+              <w:t>0</w:t>
+            </w:r>
+            <w:r>
+              <w:rPr>
+                <w:rFonts w:eastAsiaTheme="minorEastAsia" w:hint="eastAsia"/>
+              </w:rPr>
+              <w:t>(</w:t>
+            </w:r>
+            <w:r>
+              <w:rPr>
+                <w:rFonts w:eastAsiaTheme="minorEastAsia" w:hint="eastAsia"/>
+              </w:rPr>
+              <w:t>10</w:t>
+            </w:r>
+            <w:r>
+              <w:rPr>
+                <w:rFonts w:eastAsiaTheme="minorEastAsia" w:hint="eastAsia"/>
+              </w:rPr>
+              <w:t>天</w:t>
+            </w:r>
+            <w:r>
+              <w:rPr>
+                <w:rFonts w:eastAsiaTheme="minorEastAsia" w:hint="eastAsia"/>
+              </w:rPr>
+              <w:t>)</w:t>
+            </w:r>
+          </w:p>
+        </w:tc>
+        <w:tc>
+          <w:tcPr>
+            <w:tcW w:w="2412" w:type="dxa"/>
+          </w:tcPr>
+          <w:p>
+            <w:pPr>
+              <w:ind w:left="0"/>
+              <w:rPr>
+                <w:rFonts w:eastAsiaTheme="minorEastAsia"/>
+              </w:rPr>
+            </w:pPr>
+            <w:r>
+              <w:rPr>
+                <w:rFonts w:eastAsiaTheme="minorEastAsia" w:hint="eastAsia"/>
+              </w:rPr>
+              <w:t>取值范围</w:t>
+            </w:r>
+            <w:r>
+              <w:rPr>
+                <w:rFonts w:eastAsiaTheme="minorEastAsia" w:hint="eastAsia"/>
+              </w:rPr>
+              <w:t>&gt;=0</w:t>
+            </w:r>
+            <w:r>
+              <w:rPr>
+                <w:rFonts w:eastAsiaTheme="minorEastAsia" w:hint="eastAsia"/>
+              </w:rPr>
+              <w:t>。</w:t>
+            </w:r>
+            <w:r>
+              <w:rPr>
+                <w:rFonts w:eastAsiaTheme="minorEastAsia" w:hint="eastAsia"/>
+              </w:rPr>
+              <w:t>超过过期时间后删除，</w:t>
+            </w:r>
+            <w:r>
+              <w:rPr>
+                <w:rFonts w:eastAsiaTheme="minorEastAsia" w:hint="eastAsia"/>
+              </w:rPr>
+              <w:t>0</w:t>
+            </w:r>
+            <w:r>
+              <w:rPr>
+                <w:rFonts w:eastAsiaTheme="minorEastAsia" w:hint="eastAsia"/>
+              </w:rPr>
+              <w:t>表示不过期</w:t>
+            </w:r>
+            <w:r>
+              <w:rPr>
+                <w:rFonts w:eastAsiaTheme="minorEastAsia" w:hint="eastAsia"/>
+              </w:rPr>
+              <w:t>。</w:t>
+            </w:r>
+          </w:p>
+        </w:tc>
+      </w:tr>
+      <w:tr>
+        <w:tc>
+          <w:tcPr>
+            <w:tcW w:w="1668" w:type="dxa"/>
+          </w:tcPr>
+          <w:p>
+            <w:pPr>
+              <w:ind w:left="0"/>
+              <w:rPr>
+                <w:rFonts w:eastAsiaTheme="minorEastAsia"/>
+              </w:rPr>
+            </w:pPr>
             <w:r>
               <w:rPr>
                 <w:rFonts w:eastAsiaTheme="minorEastAsia" w:hint="eastAsia"/>
               </w:rPr>
               <w:lastRenderedPageBreak/>
-              <w:t>配</w:t>
+              <w:t>arc</w:t>
+            </w:r>
+            <w:r>
+              <w:rPr>
+                <w:rFonts w:eastAsiaTheme="minorEastAsia" w:hint="eastAsia"/>
+              </w:rPr>
+              <w:t>hive</w:t>
+            </w:r>
+            <w:r>
+              <w:rPr>
+                <w:rFonts w:eastAsiaTheme="minorEastAsia" w:hint="eastAsia"/>
+              </w:rPr>
+              <w:t>quota</w:t>
+            </w:r>
+          </w:p>
+        </w:tc>
+        <w:tc>
+          <w:tcPr>
+            <w:tcW w:w="1559" w:type="dxa"/>
+          </w:tcPr>
+          <w:p>
+            <w:pPr>
+              <w:ind w:left="0"/>
+              <w:rPr>
+                <w:rFonts w:eastAsiaTheme="minorEastAsia"/>
+              </w:rPr>
+            </w:pPr>
+            <w:r>
+              <w:rPr>
+                <w:rFonts w:eastAsiaTheme="minorEastAsia" w:hint="eastAsia"/>
+              </w:rPr>
+              <w:t>归档磁盘空间配</w:t>
             </w:r>
             <w:r>
               <w:rPr>
@@ -1479,12 +1551,10 @@
                 <w:rFonts w:eastAsiaTheme="minorEastAsia"/>
               </w:rPr>
             </w:pPr>
-            <w:proofErr w:type="spellStart"/>
-            <w:r>
-              <w:rPr>
-                <w:rFonts w:eastAsiaTheme="minorEastAsia" w:hint="eastAsia"/>
-              </w:rPr>
-              <w:lastRenderedPageBreak/>
+            <w:r>
+              <w:rPr>
+                <w:rFonts w:eastAsiaTheme="minorEastAsia" w:hint="eastAsia"/>
+              </w:rPr>
               <w:t>i</w:t>
             </w:r>
             <w:r>
@@ -1493,7 +1563,6 @@
               </w:rPr>
               <w:t>nt</w:t>
             </w:r>
-            <w:proofErr w:type="spellEnd"/>
             <w:r>
               <w:rPr>
                 <w:rFonts w:eastAsiaTheme="minorEastAsia" w:hint="eastAsia"/>
@@ -1572,14 +1641,7 @@
               <w:rPr>
                 <w:rFonts w:eastAsiaTheme="minorEastAsia" w:hint="eastAsia"/>
               </w:rPr>
-              <w:t>超过磁盘</w:t>
-            </w:r>
-            <w:r>
-              <w:rPr>
-                <w:rFonts w:eastAsiaTheme="minorEastAsia" w:hint="eastAsia"/>
-              </w:rPr>
-              <w:lastRenderedPageBreak/>
-              <w:t>配额后</w:t>
+              <w:t>超过磁盘配额后</w:t>
             </w:r>
             <w:r>
               <w:rPr>
@@ -1630,14 +1692,12 @@
       <w:pPr>
         <w:ind w:left="0"/>
       </w:pPr>
-      <w:proofErr w:type="spellStart"/>
       <w:r>
         <w:rPr>
           <w:rFonts w:hint="eastAsia"/>
         </w:rPr>
         <w:t>sdbreplay</w:t>
       </w:r>
-      <w:proofErr w:type="spellEnd"/>
       <w:r>
         <w:rPr>
           <w:rFonts w:hint="eastAsia"/>
@@ -1826,14 +1886,12 @@
                 <w:rFonts w:eastAsiaTheme="minorEastAsia"/>
               </w:rPr>
             </w:pPr>
-            <w:proofErr w:type="spellStart"/>
             <w:r>
               <w:rPr>
                 <w:rFonts w:eastAsiaTheme="minorEastAsia" w:hint="eastAsia"/>
               </w:rPr>
               <w:t>swith</w:t>
             </w:r>
-            <w:proofErr w:type="spellEnd"/>
           </w:p>
         </w:tc>
         <w:tc>
@@ -2060,7 +2118,6 @@
               </w:rPr>
               <w:t>格式为</w:t>
             </w:r>
-            <w:proofErr w:type="spellStart"/>
             <w:r>
               <w:rPr>
                 <w:rFonts w:eastAsiaTheme="minorEastAsia" w:hint="eastAsia"/>
@@ -2085,21 +2142,18 @@
               </w:rPr>
               <w:t>:port</w:t>
             </w:r>
-            <w:proofErr w:type="spellEnd"/>
             <w:r>
               <w:rPr>
                 <w:rFonts w:eastAsiaTheme="minorEastAsia" w:hint="eastAsia"/>
               </w:rPr>
               <w:t>或</w:t>
             </w:r>
-            <w:proofErr w:type="spellStart"/>
             <w:r>
               <w:rPr>
                 <w:rFonts w:eastAsiaTheme="minorEastAsia" w:hint="eastAsia"/>
               </w:rPr>
               <w:t>ip:port</w:t>
             </w:r>
-            <w:proofErr w:type="spellEnd"/>
           </w:p>
         </w:tc>
       </w:tr>
@@ -2279,14 +2333,12 @@
                 <w:rFonts w:eastAsiaTheme="minorEastAsia"/>
               </w:rPr>
             </w:pPr>
-            <w:proofErr w:type="spellStart"/>
             <w:r>
               <w:rPr>
                 <w:rFonts w:eastAsiaTheme="minorEastAsia" w:hint="eastAsia"/>
               </w:rPr>
               <w:t>arcpath</w:t>
             </w:r>
-            <w:proofErr w:type="spellEnd"/>
           </w:p>
         </w:tc>
         <w:tc>
@@ -2297,14 +2349,12 @@
             <w:pPr>
               <w:ind w:left="0"/>
             </w:pPr>
-            <w:proofErr w:type="spellStart"/>
             <w:r>
               <w:rPr>
                 <w:rFonts w:hint="eastAsia"/>
               </w:rPr>
               <w:t>归档路径</w:t>
             </w:r>
-            <w:proofErr w:type="spellEnd"/>
           </w:p>
         </w:tc>
         <w:tc>
@@ -2412,7 +2462,6 @@
                 <w:rFonts w:eastAsiaTheme="minorEastAsia"/>
               </w:rPr>
             </w:pPr>
-            <w:proofErr w:type="spellStart"/>
             <w:r>
               <w:rPr>
                 <w:rFonts w:eastAsiaTheme="minorEastAsia" w:hint="eastAsia"/>
@@ -2425,7 +2474,6 @@
               </w:rPr>
               <w:t>n</w:t>
             </w:r>
-            <w:proofErr w:type="spellEnd"/>
           </w:p>
         </w:tc>
         <w:tc>
@@ -2511,14 +2559,12 @@
                 <w:rFonts w:eastAsiaTheme="minorEastAsia"/>
               </w:rPr>
             </w:pPr>
-            <w:proofErr w:type="spellStart"/>
             <w:r>
               <w:rPr>
                 <w:rFonts w:eastAsiaTheme="minorEastAsia" w:hint="eastAsia"/>
               </w:rPr>
               <w:t>bool</w:t>
             </w:r>
-            <w:proofErr w:type="spellEnd"/>
           </w:p>
         </w:tc>
         <w:tc>
@@ -2625,14 +2671,12 @@
                 <w:rFonts w:eastAsiaTheme="minorEastAsia"/>
               </w:rPr>
             </w:pPr>
-            <w:proofErr w:type="spellStart"/>
             <w:r>
               <w:rPr>
                 <w:rFonts w:eastAsiaTheme="minorEastAsia" w:hint="eastAsia"/>
               </w:rPr>
               <w:t>bool</w:t>
             </w:r>
-            <w:proofErr w:type="spellEnd"/>
           </w:p>
         </w:tc>
         <w:tc>
@@ -2702,9 +2746,9 @@
       </w:tblPr>
       <w:tblGrid>
         <w:gridCol w:w="2220"/>
-        <w:gridCol w:w="2133"/>
-        <w:gridCol w:w="2117"/>
-        <w:gridCol w:w="2146"/>
+        <w:gridCol w:w="2125"/>
+        <w:gridCol w:w="2129"/>
+        <w:gridCol w:w="2142"/>
       </w:tblGrid>
       <w:tr>
         <w:tc>
@@ -2877,7 +2921,6 @@
                 <w:rFonts w:eastAsiaTheme="minorEastAsia"/>
               </w:rPr>
             </w:pPr>
-            <w:proofErr w:type="spellStart"/>
             <w:r>
               <w:rPr>
                 <w:rFonts w:eastAsiaTheme="minorEastAsia"/>
@@ -2896,7 +2939,6 @@
               </w:rPr>
               <w:t>ile</w:t>
             </w:r>
-            <w:proofErr w:type="spellEnd"/>
           </w:p>
         </w:tc>
         <w:tc>
@@ -2984,7 +3026,6 @@
                 <w:rFonts w:eastAsiaTheme="minorEastAsia"/>
               </w:rPr>
             </w:pPr>
-            <w:proofErr w:type="spellStart"/>
             <w:r>
               <w:rPr>
                 <w:rFonts w:eastAsiaTheme="minorEastAsia" w:hint="eastAsia"/>
@@ -3003,7 +3044,6 @@
               </w:rPr>
               <w:t>pace</w:t>
             </w:r>
-            <w:proofErr w:type="spellEnd"/>
           </w:p>
         </w:tc>
         <w:tc>
@@ -3070,7 +3110,6 @@
                 <w:rFonts w:eastAsiaTheme="minorEastAsia"/>
               </w:rPr>
             </w:pPr>
-            <w:proofErr w:type="spellStart"/>
             <w:r>
               <w:rPr>
                 <w:rFonts w:eastAsiaTheme="minorEastAsia" w:hint="eastAsia"/>
@@ -3083,7 +3122,6 @@
               </w:rPr>
               <w:t>xcludeCollectionSpace</w:t>
             </w:r>
-            <w:proofErr w:type="spellEnd"/>
           </w:p>
         </w:tc>
         <w:tc>
@@ -3141,14 +3179,12 @@
               </w:rPr>
               <w:t>，优先级高于</w:t>
             </w:r>
-            <w:proofErr w:type="spellStart"/>
             <w:r>
               <w:rPr>
                 <w:rFonts w:eastAsiaTheme="minorEastAsia" w:hint="eastAsia"/>
               </w:rPr>
               <w:t>CollectionSpace</w:t>
             </w:r>
-            <w:proofErr w:type="spellEnd"/>
             <w:r>
               <w:rPr>
                 <w:rFonts w:eastAsiaTheme="minorEastAsia" w:hint="eastAsia"/>
@@ -3269,14 +3305,12 @@
               </w:rPr>
               <w:t>同一集合空间上优先级高于</w:t>
             </w:r>
-            <w:proofErr w:type="spellStart"/>
             <w:r>
               <w:rPr>
                 <w:rFonts w:eastAsiaTheme="minorEastAsia" w:hint="eastAsia"/>
               </w:rPr>
               <w:t>CollectionSpace</w:t>
             </w:r>
-            <w:proofErr w:type="spellEnd"/>
             <w:r>
               <w:rPr>
                 <w:rFonts w:eastAsiaTheme="minorEastAsia" w:hint="eastAsia"/>
@@ -3298,7 +3332,6 @@
                 <w:rFonts w:eastAsiaTheme="minorEastAsia"/>
               </w:rPr>
             </w:pPr>
-            <w:proofErr w:type="spellStart"/>
             <w:r>
               <w:rPr>
                 <w:rFonts w:eastAsiaTheme="minorEastAsia" w:hint="eastAsia"/>
@@ -3311,7 +3344,6 @@
               </w:rPr>
               <w:t>Collection</w:t>
             </w:r>
-            <w:proofErr w:type="spellEnd"/>
           </w:p>
         </w:tc>
         <w:tc>
@@ -3375,14 +3407,12 @@
               </w:rPr>
               <w:t>、</w:t>
             </w:r>
-            <w:proofErr w:type="spellStart"/>
             <w:r>
               <w:rPr>
                 <w:rFonts w:eastAsiaTheme="minorEastAsia" w:hint="eastAsia"/>
               </w:rPr>
               <w:t>CollectionSpace</w:t>
             </w:r>
-            <w:proofErr w:type="spellEnd"/>
             <w:r>
               <w:rPr>
                 <w:rFonts w:eastAsiaTheme="minorEastAsia" w:hint="eastAsia"/>
@@ -3494,14 +3524,13 @@
                 <w:rFonts w:eastAsiaTheme="minorEastAsia"/>
               </w:rPr>
             </w:pPr>
-            <w:proofErr w:type="spellStart"/>
-            <w:r>
-              <w:rPr>
-                <w:rFonts w:eastAsiaTheme="minorEastAsia" w:hint="eastAsia"/>
-              </w:rPr>
+            <w:r>
+              <w:rPr>
+                <w:rFonts w:eastAsiaTheme="minorEastAsia" w:hint="eastAsia"/>
+              </w:rPr>
+              <w:lastRenderedPageBreak/>
               <w:t>ExcludeOperation</w:t>
             </w:r>
-            <w:proofErr w:type="spellEnd"/>
           </w:p>
         </w:tc>
         <w:tc>
@@ -3531,20 +3560,11 @@
                 <w:rFonts w:eastAsiaTheme="minorEastAsia"/>
               </w:rPr>
             </w:pPr>
-            <w:commentRangeStart w:id="4"/>
-            <w:r>
-              <w:rPr>
-                <w:rFonts w:eastAsiaTheme="minorEastAsia" w:hint="eastAsia"/>
-              </w:rPr>
-              <w:t>不过滤</w:t>
-            </w:r>
-            <w:commentRangeEnd w:id="4"/>
-            <w:r>
-              <w:rPr>
-                <w:rStyle w:val="CommentReference"/>
-                <w:rFonts w:eastAsiaTheme="minorEastAsia"/>
-              </w:rPr>
-              <w:commentReference w:id="4"/>
+            <w:r>
+              <w:rPr>
+                <w:rFonts w:hint="eastAsia"/>
+              </w:rPr>
+              <w:t>过滤DDL操作</w:t>
             </w:r>
           </w:p>
         </w:tc>
@@ -3592,12 +3612,10 @@
                 <w:rFonts w:eastAsiaTheme="minorEastAsia"/>
               </w:rPr>
             </w:pPr>
-            <w:proofErr w:type="spellStart"/>
-            <w:r>
-              <w:rPr>
-                <w:rFonts w:eastAsiaTheme="minorEastAsia"/>
-              </w:rPr>
-              <w:lastRenderedPageBreak/>
+            <w:r>
+              <w:rPr>
+                <w:rFonts w:eastAsiaTheme="minorEastAsia"/>
+              </w:rPr>
               <w:t>M</w:t>
             </w:r>
             <w:r>
@@ -3606,7 +3624,6 @@
               </w:rPr>
               <w:t>inLSN</w:t>
             </w:r>
-            <w:proofErr w:type="spellEnd"/>
           </w:p>
         </w:tc>
         <w:tc>
@@ -3712,14 +3729,12 @@
                 <w:rFonts w:eastAsiaTheme="minorEastAsia"/>
               </w:rPr>
             </w:pPr>
-            <w:proofErr w:type="spellStart"/>
             <w:r>
               <w:rPr>
                 <w:rFonts w:eastAsiaTheme="minorEastAsia" w:hint="eastAsia"/>
               </w:rPr>
               <w:t>MaxLSN</w:t>
             </w:r>
-            <w:proofErr w:type="spellEnd"/>
           </w:p>
         </w:tc>
         <w:tc>
@@ -3932,20 +3947,20 @@
                 <w:rFonts w:eastAsiaTheme="minorEastAsia"/>
               </w:rPr>
             </w:pPr>
-            <w:commentRangeStart w:id="5"/>
+            <w:commentRangeStart w:id="0"/>
             <w:r>
               <w:rPr>
                 <w:rFonts w:eastAsiaTheme="minorEastAsia"/>
               </w:rPr>
               <w:t>update</w:t>
             </w:r>
-            <w:commentRangeEnd w:id="5"/>
+            <w:commentRangeEnd w:id="0"/>
             <w:r>
               <w:rPr>
                 <w:rStyle w:val="CommentReference"/>
                 <w:rFonts w:eastAsiaTheme="minorEastAsia"/>
               </w:rPr>
-              <w:commentReference w:id="5"/>
+              <w:commentReference w:id="0"/>
             </w:r>
           </w:p>
         </w:tc>
@@ -4021,14 +4036,12 @@
                 <w:rFonts w:eastAsiaTheme="minorEastAsia"/>
               </w:rPr>
             </w:pPr>
-            <w:proofErr w:type="spellStart"/>
             <w:r>
               <w:rPr>
                 <w:rFonts w:eastAsiaTheme="minorEastAsia" w:hint="eastAsia"/>
               </w:rPr>
               <w:t>createcs</w:t>
             </w:r>
-            <w:proofErr w:type="spellEnd"/>
           </w:p>
         </w:tc>
         <w:tc>
@@ -4063,14 +4076,12 @@
                 <w:rFonts w:eastAsiaTheme="minorEastAsia"/>
               </w:rPr>
             </w:pPr>
-            <w:proofErr w:type="spellStart"/>
             <w:r>
               <w:rPr>
                 <w:rFonts w:eastAsiaTheme="minorEastAsia" w:hint="eastAsia"/>
               </w:rPr>
               <w:t>deletecs</w:t>
             </w:r>
-            <w:proofErr w:type="spellEnd"/>
           </w:p>
         </w:tc>
         <w:tc>
@@ -4105,14 +4116,12 @@
                 <w:rFonts w:eastAsiaTheme="minorEastAsia"/>
               </w:rPr>
             </w:pPr>
-            <w:proofErr w:type="spellStart"/>
             <w:r>
               <w:rPr>
                 <w:rFonts w:eastAsiaTheme="minorEastAsia" w:hint="eastAsia"/>
               </w:rPr>
               <w:t>createcl</w:t>
             </w:r>
-            <w:proofErr w:type="spellEnd"/>
           </w:p>
         </w:tc>
         <w:tc>
@@ -4147,14 +4156,12 @@
                 <w:rFonts w:eastAsiaTheme="minorEastAsia"/>
               </w:rPr>
             </w:pPr>
-            <w:proofErr w:type="spellStart"/>
             <w:r>
               <w:rPr>
                 <w:rFonts w:eastAsiaTheme="minorEastAsia" w:hint="eastAsia"/>
               </w:rPr>
               <w:t>deletecl</w:t>
             </w:r>
-            <w:proofErr w:type="spellEnd"/>
           </w:p>
         </w:tc>
         <w:tc>
@@ -4189,14 +4196,12 @@
                 <w:rFonts w:eastAsiaTheme="minorEastAsia"/>
               </w:rPr>
             </w:pPr>
-            <w:proofErr w:type="spellStart"/>
             <w:r>
               <w:rPr>
                 <w:rFonts w:eastAsiaTheme="minorEastAsia" w:hint="eastAsia"/>
               </w:rPr>
               <w:t>truncatecl</w:t>
             </w:r>
-            <w:proofErr w:type="spellEnd"/>
           </w:p>
         </w:tc>
         <w:tc>
@@ -4237,14 +4242,12 @@
                 <w:rFonts w:eastAsiaTheme="minorEastAsia"/>
               </w:rPr>
             </w:pPr>
-            <w:proofErr w:type="spellStart"/>
             <w:r>
               <w:rPr>
                 <w:rFonts w:eastAsiaTheme="minorEastAsia" w:hint="eastAsia"/>
               </w:rPr>
               <w:t>createix</w:t>
             </w:r>
-            <w:proofErr w:type="spellEnd"/>
           </w:p>
         </w:tc>
         <w:tc>
@@ -4279,14 +4282,12 @@
                 <w:rFonts w:eastAsiaTheme="minorEastAsia"/>
               </w:rPr>
             </w:pPr>
-            <w:proofErr w:type="spellStart"/>
             <w:r>
               <w:rPr>
                 <w:rFonts w:eastAsiaTheme="minorEastAsia" w:hint="eastAsia"/>
               </w:rPr>
               <w:t>deleteix</w:t>
             </w:r>
-            <w:proofErr w:type="spellEnd"/>
           </w:p>
         </w:tc>
         <w:tc>
@@ -4321,22 +4322,20 @@
                 <w:rFonts w:eastAsiaTheme="minorEastAsia"/>
               </w:rPr>
             </w:pPr>
-            <w:commentRangeStart w:id="6"/>
-            <w:proofErr w:type="spellStart"/>
+            <w:commentRangeStart w:id="1"/>
             <w:r>
               <w:rPr>
                 <w:rFonts w:eastAsiaTheme="minorEastAsia" w:hint="eastAsia"/>
               </w:rPr>
               <w:t>lobwrite</w:t>
             </w:r>
-            <w:commentRangeEnd w:id="6"/>
-            <w:proofErr w:type="spellEnd"/>
+            <w:commentRangeEnd w:id="1"/>
             <w:r>
               <w:rPr>
                 <w:rStyle w:val="CommentReference"/>
                 <w:rFonts w:eastAsiaTheme="minorEastAsia"/>
               </w:rPr>
-              <w:commentReference w:id="6"/>
+              <w:commentReference w:id="1"/>
             </w:r>
           </w:p>
         </w:tc>
@@ -4378,14 +4377,12 @@
                 <w:rFonts w:eastAsiaTheme="minorEastAsia"/>
               </w:rPr>
             </w:pPr>
-            <w:proofErr w:type="spellStart"/>
             <w:r>
               <w:rPr>
                 <w:rFonts w:eastAsiaTheme="minorEastAsia" w:hint="eastAsia"/>
               </w:rPr>
               <w:t>lobremove</w:t>
             </w:r>
-            <w:proofErr w:type="spellEnd"/>
           </w:p>
         </w:tc>
         <w:tc>
@@ -4426,14 +4423,12 @@
                 <w:rFonts w:eastAsiaTheme="minorEastAsia"/>
               </w:rPr>
             </w:pPr>
-            <w:proofErr w:type="spellStart"/>
             <w:r>
               <w:rPr>
                 <w:rFonts w:eastAsiaTheme="minorEastAsia" w:hint="eastAsia"/>
               </w:rPr>
               <w:t>lobupdate</w:t>
             </w:r>
-            <w:proofErr w:type="spellEnd"/>
           </w:p>
         </w:tc>
         <w:tc>
@@ -4474,14 +4469,12 @@
                 <w:rFonts w:eastAsiaTheme="minorEastAsia"/>
               </w:rPr>
             </w:pPr>
-            <w:proofErr w:type="spellStart"/>
             <w:r>
               <w:rPr>
                 <w:rFonts w:eastAsiaTheme="minorEastAsia" w:hint="eastAsia"/>
               </w:rPr>
               <w:t>lobtruncate</w:t>
             </w:r>
-            <w:proofErr w:type="spellEnd"/>
           </w:p>
         </w:tc>
         <w:tc>
@@ -4701,14 +4694,12 @@
       <w:r>
         <w:t>“</w:t>
       </w:r>
-      <w:proofErr w:type="spellStart"/>
-      <w:r>
-        <w:rPr>
-          <w:rFonts w:hint="eastAsia"/>
-        </w:rPr>
-        <w:t>LogArchive</w:t>
-      </w:r>
-      <w:proofErr w:type="spellEnd"/>
+      <w:r>
+        <w:rPr>
+          <w:rFonts w:hint="eastAsia"/>
+        </w:rPr>
+        <w:t>LogArchiveMgr</w:t>
+      </w:r>
       <w:r>
         <w:t>”</w:t>
       </w:r>
@@ -4740,7 +4731,7 @@
         <w:rPr>
           <w:rFonts w:hint="eastAsia"/>
         </w:rPr>
-        <w:t>HIVE</w:t>
+        <w:t>HIVEMGR</w:t>
       </w:r>
       <w:r>
         <w:rPr>
@@ -4861,6 +4852,7 @@
         <w:rPr>
           <w:rFonts w:hint="eastAsia"/>
         </w:rPr>
+        <w:lastRenderedPageBreak/>
         <w:t>从</w:t>
       </w:r>
       <w:r>
@@ -4897,14 +4889,12 @@
         </w:numPr>
         <w:ind w:firstLineChars="0"/>
       </w:pPr>
-      <w:proofErr w:type="spellStart"/>
       <w:r>
         <w:rPr>
           <w:rFonts w:hint="eastAsia"/>
         </w:rPr>
         <w:t>SequoiaDB</w:t>
       </w:r>
-      <w:proofErr w:type="spellEnd"/>
       <w:r>
         <w:rPr>
           <w:rFonts w:hint="eastAsia"/>
@@ -4921,7 +4911,6 @@
         <w:rPr>
           <w:rFonts w:hint="eastAsia"/>
         </w:rPr>
-        <w:lastRenderedPageBreak/>
         <w:t>启动时统计归档目录下归档日志文件占用的总大小。</w:t>
       </w:r>
     </w:p>
@@ -4929,6 +4918,9 @@
       <w:pPr>
         <w:pStyle w:val="ListParagraph"/>
         <w:ind w:left="360" w:firstLineChars="0" w:firstLine="0"/>
+        <w:rPr>
+          <w:rFonts w:hint="eastAsia"/>
+        </w:rPr>
       </w:pPr>
       <w:r>
         <w:rPr>
@@ -4946,7 +4938,7 @@
         <w:rPr>
           <w:rFonts w:hint="eastAsia"/>
         </w:rPr>
-        <w:t>的当前</w:t>
+        <w:t>的</w:t>
       </w:r>
       <w:r>
         <w:rPr>
@@ -4960,45 +4952,11 @@
         </w:rPr>
         <w:t>与归档日志的</w:t>
       </w:r>
-      <w:proofErr w:type="spellStart"/>
-      <w:r>
-        <w:rPr>
-          <w:rFonts w:hint="eastAsia"/>
-        </w:rPr>
-        <w:t>LastLSN</w:t>
-      </w:r>
-      <w:proofErr w:type="spellEnd"/>
-      <w:r>
-        <w:rPr>
-          <w:rFonts w:hint="eastAsia"/>
-        </w:rPr>
-        <w:t>，如果</w:t>
-      </w:r>
-      <w:proofErr w:type="spellStart"/>
-      <w:r>
-        <w:rPr>
-          <w:rFonts w:hint="eastAsia"/>
-        </w:rPr>
-        <w:t>LastLSN</w:t>
-      </w:r>
-      <w:proofErr w:type="spellEnd"/>
-      <w:r>
-        <w:rPr>
-          <w:rFonts w:hint="eastAsia"/>
-        </w:rPr>
-        <w:t>较大，则参照</w:t>
-      </w:r>
-      <w:r>
-        <w:rPr>
-          <w:rFonts w:hint="eastAsia"/>
-        </w:rPr>
-        <w:t>move</w:t>
-      </w:r>
-      <w:r>
-        <w:rPr>
-          <w:rFonts w:hint="eastAsia"/>
-        </w:rPr>
-        <w:t>的方式处理超出部分的</w:t>
+      <w:r>
+        <w:rPr>
+          <w:rFonts w:hint="eastAsia"/>
+        </w:rPr>
+        <w:t>start</w:t>
       </w:r>
       <w:r>
         <w:rPr>
@@ -5010,7 +4968,40 @@
         <w:rPr>
           <w:rFonts w:hint="eastAsia"/>
         </w:rPr>
-        <w:t>记录。</w:t>
+        <w:t>:</w:t>
+      </w:r>
+    </w:p>
+    <w:p>
+      <w:pPr>
+        <w:pStyle w:val="ListParagraph"/>
+        <w:ind w:left="360" w:firstLineChars="0" w:firstLine="0"/>
+      </w:pPr>
+      <w:r>
+        <w:rPr>
+          <w:rFonts w:hint="eastAsia"/>
+        </w:rPr>
+        <w:t xml:space="preserve">startLSN = </w:t>
+      </w:r>
+      <w:r>
+        <w:t>min( max</w:t>
+      </w:r>
+      <w:r>
+        <w:t xml:space="preserve">( </w:t>
+      </w:r>
+      <w:r>
+        <w:rPr>
+          <w:rFonts w:hint="eastAsia"/>
+        </w:rPr>
+        <w:t>archive</w:t>
+      </w:r>
+      <w:r>
+        <w:t>StartLSN, dpsStartLSN ), dpsNextLSN )</w:t>
+      </w:r>
+      <w:r>
+        <w:rPr>
+          <w:rFonts w:hint="eastAsia"/>
+        </w:rPr>
+        <w:t>。</w:t>
       </w:r>
     </w:p>
     <w:p>
@@ -5163,11 +5154,9 @@
         </w:rPr>
         <w:t>在</w:t>
       </w:r>
-      <w:proofErr w:type="spellStart"/>
       <w:r>
         <w:t>dpsEventHandler</w:t>
       </w:r>
-      <w:proofErr w:type="spellEnd"/>
       <w:r>
         <w:rPr>
           <w:rFonts w:hint="eastAsia"/>
@@ -5191,30 +5180,20 @@
       <w:pPr>
         <w:ind w:left="0"/>
       </w:pPr>
-      <w:proofErr w:type="spellStart"/>
       <w:r>
         <w:t>dpsEventHandler</w:t>
       </w:r>
-      <w:proofErr w:type="spellEnd"/>
       <w:r>
         <w:rPr>
           <w:rFonts w:hint="eastAsia"/>
         </w:rPr>
         <w:t>::</w:t>
       </w:r>
-      <w:proofErr w:type="spellStart"/>
-      <w:r>
-        <w:rPr>
-          <w:rFonts w:hint="eastAsia"/>
-        </w:rPr>
-        <w:t>onSwitchLogFile</w:t>
-      </w:r>
-      <w:proofErr w:type="spellEnd"/>
-      <w:r>
-        <w:rPr>
-          <w:rFonts w:hint="eastAsia"/>
-        </w:rPr>
-        <w:t>(</w:t>
+      <w:r>
+        <w:rPr>
+          <w:rFonts w:hint="eastAsia"/>
+        </w:rPr>
+        <w:t>onSwitchLogFile(</w:t>
       </w:r>
       <w:r>
         <w:rPr>
@@ -5222,7 +5201,6 @@
         </w:rPr>
         <w:t xml:space="preserve">UINT32 </w:t>
       </w:r>
-      <w:proofErr w:type="spellStart"/>
       <w:r>
         <w:rPr>
           <w:rFonts w:hint="eastAsia"/>
@@ -5235,49 +5213,18 @@
         </w:rPr>
         <w:t>ogicalFileId</w:t>
       </w:r>
-      <w:proofErr w:type="spellEnd"/>
-      <w:r>
-        <w:rPr>
-          <w:rFonts w:hint="eastAsia"/>
-        </w:rPr>
-        <w:t xml:space="preserve">, UINT32 </w:t>
-      </w:r>
-      <w:proofErr w:type="spellStart"/>
-      <w:r>
-        <w:rPr>
-          <w:rFonts w:hint="eastAsia"/>
-        </w:rPr>
-        <w:t>preFileId</w:t>
-      </w:r>
-      <w:proofErr w:type="spellEnd"/>
-      <w:r>
-        <w:rPr>
-          <w:rFonts w:hint="eastAsia"/>
-        </w:rPr>
-        <w:t xml:space="preserve">, UINT32 </w:t>
-      </w:r>
-      <w:proofErr w:type="spellStart"/>
-      <w:r>
-        <w:rPr>
-          <w:rFonts w:hint="eastAsia"/>
-        </w:rPr>
-        <w:t>curLogicalFileId</w:t>
-      </w:r>
-      <w:proofErr w:type="spellEnd"/>
-      <w:r>
-        <w:rPr>
-          <w:rFonts w:hint="eastAsia"/>
-        </w:rPr>
-        <w:t xml:space="preserve">, UINT32 </w:t>
-      </w:r>
-      <w:proofErr w:type="spellStart"/>
-      <w:r>
-        <w:rPr>
-          <w:rFonts w:hint="eastAsia"/>
-        </w:rPr>
-        <w:t>curFileId</w:t>
-      </w:r>
-      <w:proofErr w:type="spellEnd"/>
+      <w:r>
+        <w:rPr>
+          <w:rFonts w:hint="eastAsia"/>
+        </w:rPr>
+        <w:t>, UINT32 preFileId</w:t>
+      </w:r>
+      <w:r>
+        <w:rPr>
+          <w:rFonts w:hint="eastAsia"/>
+        </w:rPr>
+        <w:t>, UINT32 curLogicalFileId, UINT32 curFileId</w:t>
+      </w:r>
       <w:r>
         <w:rPr>
           <w:rFonts w:hint="eastAsia"/>
@@ -5392,25 +5339,41 @@
       <w:pPr>
         <w:ind w:left="0"/>
       </w:pPr>
-      <w:commentRangeStart w:id="7"/>
-      <w:r>
-        <w:rPr>
-          <w:rFonts w:hint="eastAsia"/>
-        </w:rPr>
-        <w:t>日志归档</w:t>
-      </w:r>
-      <w:commentRangeEnd w:id="7"/>
-      <w:r>
-        <w:rPr>
-          <w:rStyle w:val="CommentReference"/>
-        </w:rPr>
-        <w:commentReference w:id="7"/>
-      </w:r>
-      <w:r>
-        <w:rPr>
-          <w:rFonts w:hint="eastAsia"/>
-        </w:rPr>
-        <w:t>需要处理两种情况：</w:t>
+      <w:r>
+        <w:rPr>
+          <w:rFonts w:hint="eastAsia"/>
+        </w:rPr>
+        <w:t>根据归档的</w:t>
+      </w:r>
+      <w:r>
+        <w:rPr>
+          <w:rFonts w:hint="eastAsia"/>
+        </w:rPr>
+        <w:t>startLSN</w:t>
+      </w:r>
+      <w:r>
+        <w:rPr>
+          <w:rFonts w:hint="eastAsia"/>
+        </w:rPr>
+        <w:t>和</w:t>
+      </w:r>
+      <w:r>
+        <w:rPr>
+          <w:rFonts w:hint="eastAsia"/>
+        </w:rPr>
+        <w:t>endLSN</w:t>
+      </w:r>
+      <w:r>
+        <w:rPr>
+          <w:rFonts w:hint="eastAsia"/>
+        </w:rPr>
+        <w:t>将归档分为</w:t>
+      </w:r>
+      <w:r>
+        <w:rPr>
+          <w:rFonts w:hint="eastAsia"/>
+        </w:rPr>
+        <w:t>两种情况：</w:t>
       </w:r>
     </w:p>
     <w:p>
@@ -5452,11 +5415,12 @@
         </w:rPr>
         <w:t>文件名为</w:t>
       </w:r>
-      <w:proofErr w:type="spellStart"/>
-      <w:r>
-        <w:t>sequoiadbLog</w:t>
-      </w:r>
-      <w:proofErr w:type="spellEnd"/>
+      <w:r>
+        <w:rPr>
+          <w:rFonts w:hint="eastAsia"/>
+        </w:rPr>
+        <w:t>archivelog</w:t>
+      </w:r>
       <w:r>
         <w:t>.</w:t>
       </w:r>
@@ -5466,25 +5430,17 @@
         </w:rPr>
         <w:t>&lt;</w:t>
       </w:r>
-      <w:proofErr w:type="spellStart"/>
       <w:r>
         <w:rPr>
           <w:rFonts w:hint="eastAsia"/>
         </w:rPr>
         <w:t>LogicalFileId</w:t>
       </w:r>
-      <w:proofErr w:type="spellEnd"/>
       <w:r>
         <w:rPr>
           <w:rFonts w:hint="eastAsia"/>
         </w:rPr>
         <w:t>&gt;</w:t>
-      </w:r>
-      <w:r>
-        <w:rPr>
-          <w:rFonts w:hint="eastAsia"/>
-        </w:rPr>
-        <w:t>.arc</w:t>
       </w:r>
     </w:p>
     <w:p>
@@ -5519,11 +5475,12 @@
         </w:rPr>
         <w:t>部分归档日志的文件名为</w:t>
       </w:r>
-      <w:proofErr w:type="spellStart"/>
-      <w:r>
-        <w:t>sequoiadbLog</w:t>
-      </w:r>
-      <w:proofErr w:type="spellEnd"/>
+      <w:r>
+        <w:rPr>
+          <w:rFonts w:hint="eastAsia"/>
+        </w:rPr>
+        <w:t>archivelog</w:t>
+      </w:r>
       <w:r>
         <w:t>.</w:t>
       </w:r>
@@ -5531,47 +5488,7 @@
         <w:rPr>
           <w:rFonts w:hint="eastAsia"/>
         </w:rPr>
-        <w:t>&lt;</w:t>
-      </w:r>
-      <w:proofErr w:type="spellStart"/>
-      <w:r>
-        <w:rPr>
-          <w:rFonts w:hint="eastAsia"/>
-        </w:rPr>
-        <w:t>LogicalFileId</w:t>
-      </w:r>
-      <w:proofErr w:type="spellEnd"/>
-      <w:r>
-        <w:rPr>
-          <w:rFonts w:hint="eastAsia"/>
-        </w:rPr>
-        <w:t>&gt;_</w:t>
-      </w:r>
-      <w:r>
-        <w:rPr>
-          <w:rFonts w:hint="eastAsia"/>
-        </w:rPr>
-        <w:t>&lt;</w:t>
-      </w:r>
-      <w:proofErr w:type="spellStart"/>
-      <w:r>
-        <w:rPr>
-          <w:rFonts w:hint="eastAsia"/>
-        </w:rPr>
-        <w:t>SequenceId</w:t>
-      </w:r>
-      <w:proofErr w:type="spellEnd"/>
-      <w:r>
-        <w:rPr>
-          <w:rFonts w:hint="eastAsia"/>
-        </w:rPr>
-        <w:t>&gt;</w:t>
-      </w:r>
-      <w:r>
-        <w:rPr>
-          <w:rFonts w:hint="eastAsia"/>
-        </w:rPr>
-        <w:t>.arc</w:t>
+        <w:t>&lt;LogicalFileId&gt;.p</w:t>
       </w:r>
     </w:p>
     <w:p>
@@ -5582,6 +5499,9 @@
     <w:p>
       <w:pPr>
         <w:ind w:left="0"/>
+        <w:rPr>
+          <w:rFonts w:hint="eastAsia"/>
+        </w:rPr>
       </w:pPr>
       <w:r>
         <w:rPr>
@@ -5589,14 +5509,12 @@
         </w:rPr>
         <w:t>其中</w:t>
       </w:r>
-      <w:proofErr w:type="spellStart"/>
       <w:r>
         <w:rPr>
           <w:rFonts w:hint="eastAsia"/>
         </w:rPr>
         <w:t>LogicalFileId</w:t>
       </w:r>
-      <w:proofErr w:type="spellEnd"/>
       <w:r>
         <w:rPr>
           <w:rFonts w:hint="eastAsia"/>
@@ -5608,62 +5526,6 @@
           <w:rFonts w:hint="eastAsia"/>
         </w:rPr>
         <w:t>id</w:t>
-      </w:r>
-      <w:r>
-        <w:rPr>
-          <w:rFonts w:hint="eastAsia"/>
-        </w:rPr>
-        <w:t>，而</w:t>
-      </w:r>
-      <w:proofErr w:type="spellStart"/>
-      <w:r>
-        <w:rPr>
-          <w:rFonts w:hint="eastAsia"/>
-        </w:rPr>
-        <w:t>SequenceId</w:t>
-      </w:r>
-      <w:proofErr w:type="spellEnd"/>
-      <w:r>
-        <w:rPr>
-          <w:rFonts w:hint="eastAsia"/>
-        </w:rPr>
-        <w:t>为</w:t>
-      </w:r>
-      <w:r>
-        <w:rPr>
-          <w:rFonts w:hint="eastAsia"/>
-        </w:rPr>
-        <w:t>该部分归档文件在</w:t>
-      </w:r>
-      <w:r>
-        <w:rPr>
-          <w:rFonts w:hint="eastAsia"/>
-        </w:rPr>
-        <w:t>对应日志文件</w:t>
-      </w:r>
-      <w:r>
-        <w:rPr>
-          <w:rFonts w:hint="eastAsia"/>
-        </w:rPr>
-        <w:t>下的顺序号</w:t>
-      </w:r>
-      <w:r>
-        <w:rPr>
-          <w:rFonts w:hint="eastAsia"/>
-        </w:rPr>
-        <w:t>，顺序号从</w:t>
-      </w:r>
-      <w:r>
-        <w:rPr>
-          <w:rFonts w:hint="eastAsia"/>
-        </w:rPr>
-        <w:t>0</w:t>
-      </w:r>
-      <w:r>
-        <w:rPr>
-          <w:rFonts w:hint="eastAsia"/>
-        </w:rPr>
-        <w:t>开始</w:t>
       </w:r>
       <w:r>
         <w:rPr>
@@ -5686,27 +5548,19 @@
         <w:rPr>
           <w:rFonts w:hint="eastAsia"/>
         </w:rPr>
-        <w:t>的</w:t>
-      </w:r>
-      <w:commentRangeStart w:id="8"/>
-      <w:r>
-        <w:rPr>
-          <w:rFonts w:hint="eastAsia"/>
-        </w:rPr>
-        <w:t>文件头不压缩</w:t>
-      </w:r>
-      <w:commentRangeEnd w:id="8"/>
-      <w:r>
-        <w:rPr>
-          <w:rStyle w:val="CommentReference"/>
-        </w:rPr>
-        <w:commentReference w:id="8"/>
-      </w:r>
-      <w:r>
-        <w:rPr>
-          <w:rFonts w:hint="eastAsia"/>
-        </w:rPr>
-        <w:t>，日志</w:t>
+        <w:t>的文件头不压缩，</w:t>
+      </w:r>
+      <w:r>
+        <w:rPr>
+          <w:rFonts w:hint="eastAsia"/>
+        </w:rPr>
+        <w:t>开启压缩时</w:t>
+      </w:r>
+      <w:r>
+        <w:rPr>
+          <w:rFonts w:hint="eastAsia"/>
+        </w:rPr>
+        <w:t>日志</w:t>
       </w:r>
       <w:r>
         <w:rPr>
@@ -5726,14 +5580,12 @@
         </w:rPr>
         <w:t>使用</w:t>
       </w:r>
-      <w:proofErr w:type="spellStart"/>
       <w:r>
         <w:rPr>
           <w:rFonts w:hint="eastAsia"/>
         </w:rPr>
         <w:t>zlib</w:t>
       </w:r>
-      <w:proofErr w:type="spellEnd"/>
       <w:r>
         <w:rPr>
           <w:rFonts w:hint="eastAsia"/>
@@ -5773,6 +5625,18 @@
         <w:rPr>
           <w:rFonts w:hint="eastAsia"/>
         </w:rPr>
+        <w:t>dps</w:t>
+      </w:r>
+      <w:r>
+        <w:rPr>
+          <w:rFonts w:hint="eastAsia"/>
+        </w:rPr>
+        <w:t>的</w:t>
+      </w:r>
+      <w:r>
+        <w:rPr>
+          <w:rFonts w:hint="eastAsia"/>
+        </w:rPr>
         <w:t>search</w:t>
       </w:r>
       <w:r>
@@ -5809,25 +5673,15 @@
         </w:rPr>
         <w:t>通过</w:t>
       </w:r>
-      <w:proofErr w:type="spellStart"/>
-      <w:r>
-        <w:rPr>
-          <w:rFonts w:hint="eastAsia"/>
-        </w:rPr>
-        <w:t>dpsEventHandler</w:t>
-      </w:r>
-      <w:proofErr w:type="spellEnd"/>
-      <w:r>
-        <w:rPr>
-          <w:rFonts w:hint="eastAsia"/>
-        </w:rPr>
-        <w:t>::</w:t>
-      </w:r>
-      <w:proofErr w:type="spellStart"/>
+      <w:r>
+        <w:rPr>
+          <w:rFonts w:hint="eastAsia"/>
+        </w:rPr>
+        <w:t>dpsEventHandler::</w:t>
+      </w:r>
       <w:r>
         <w:t>canAssignLogPage</w:t>
       </w:r>
-      <w:proofErr w:type="spellEnd"/>
       <w:r>
         <w:rPr>
           <w:rFonts w:hint="eastAsia"/>
@@ -5896,21 +5750,13 @@
         <w:rPr>
           <w:rFonts w:hint="eastAsia"/>
         </w:rPr>
-        <w:t>在归档目录下有</w:t>
-      </w:r>
-      <w:commentRangeStart w:id="9"/>
-      <w:r>
-        <w:rPr>
-          <w:rFonts w:hint="eastAsia"/>
-        </w:rPr>
-        <w:t>控制文件</w:t>
-      </w:r>
-      <w:commentRangeEnd w:id="9"/>
-      <w:r>
-        <w:rPr>
-          <w:rStyle w:val="CommentReference"/>
-        </w:rPr>
-        <w:commentReference w:id="9"/>
+        <w:t>在归档目录下有归档信息</w:t>
+      </w:r>
+      <w:r>
+        <w:rPr>
+          <w:rFonts w:hint="eastAsia"/>
+        </w:rPr>
+        <w:t>文件</w:t>
       </w:r>
       <w:r>
         <w:rPr>
@@ -5934,12 +5780,33 @@
         <w:rPr>
           <w:rFonts w:hint="eastAsia"/>
         </w:rPr>
+        <w:t>.1</w:t>
+      </w:r>
+      <w:r>
+        <w:rPr>
+          <w:rFonts w:hint="eastAsia"/>
+        </w:rPr>
         <w:t>”</w:t>
       </w:r>
       <w:r>
         <w:rPr>
           <w:rFonts w:hint="eastAsia"/>
         </w:rPr>
+        <w:t>和“</w:t>
+      </w:r>
+      <w:r>
+        <w:rPr>
+          <w:rFonts w:hint="eastAsia"/>
+        </w:rPr>
+        <w:t>.archiving.2</w:t>
+      </w:r>
+      <w:r>
+        <w:t>”</w:t>
+      </w:r>
+      <w:r>
+        <w:rPr>
+          <w:rFonts w:hint="eastAsia"/>
+        </w:rPr>
         <w:t>，</w:t>
       </w:r>
       <w:r>
@@ -5966,14 +5833,12 @@
         </w:rPr>
         <w:t>，内容为</w:t>
       </w:r>
-      <w:proofErr w:type="spellStart"/>
       <w:r>
         <w:rPr>
           <w:rFonts w:hint="eastAsia"/>
         </w:rPr>
         <w:t>json</w:t>
       </w:r>
-      <w:proofErr w:type="spellEnd"/>
       <w:r>
         <w:rPr>
           <w:rFonts w:hint="eastAsia"/>
@@ -5984,7 +5849,7 @@
         <w:rPr>
           <w:rFonts w:hint="eastAsia"/>
         </w:rPr>
-        <w:t>。</w:t>
+        <w:t>:</w:t>
       </w:r>
     </w:p>
     <w:p>
@@ -6005,14 +5870,18 @@
       <w:r>
         <w:t>“</w:t>
       </w:r>
-      <w:proofErr w:type="spellStart"/>
-      <w:r>
-        <w:rPr>
-          <w:rFonts w:hint="eastAsia"/>
-        </w:rPr>
-        <w:t>LastLSN</w:t>
-      </w:r>
-      <w:proofErr w:type="spellEnd"/>
+      <w:r>
+        <w:rPr>
+          <w:rFonts w:hint="eastAsia"/>
+        </w:rPr>
+        <w:t>start</w:t>
+      </w:r>
+      <w:r>
+        <w:rPr>
+          <w:rFonts w:hint="eastAsia"/>
+        </w:rPr>
+        <w:t>LSN</w:t>
+      </w:r>
       <w:r>
         <w:t>”</w:t>
       </w:r>
@@ -6042,14 +5911,12 @@
       <w:r>
         <w:t>“</w:t>
       </w:r>
-      <w:proofErr w:type="spellStart"/>
-      <w:r>
-        <w:rPr>
-          <w:rFonts w:hint="eastAsia"/>
-        </w:rPr>
-        <w:t>NextLSN</w:t>
-      </w:r>
-      <w:proofErr w:type="spellEnd"/>
+      <w:r>
+        <w:rPr>
+          <w:rFonts w:hint="eastAsia"/>
+        </w:rPr>
+        <w:t>count</w:t>
+      </w:r>
       <w:r>
         <w:t>”</w:t>
       </w:r>
@@ -6057,92 +5924,124 @@
         <w:rPr>
           <w:rFonts w:hint="eastAsia"/>
         </w:rPr>
-        <w:t xml:space="preserve">: </w:t>
-      </w:r>
-      <w:r>
-        <w:rPr>
-          <w:rFonts w:hint="eastAsia"/>
-        </w:rPr>
-        <w:t>&lt;LSN&gt;</w:t>
-      </w:r>
-      <w:r>
-        <w:rPr>
-          <w:rFonts w:hint="eastAsia"/>
-        </w:rPr>
-        <w:t>,</w:t>
+        <w:t>: 112</w:t>
       </w:r>
     </w:p>
     <w:p>
       <w:pPr>
-        <w:ind w:left="0" w:firstLine="405"/>
-      </w:pPr>
-      <w:r>
-        <w:t>“</w:t>
-      </w:r>
-      <w:proofErr w:type="spellStart"/>
-      <w:r>
-        <w:rPr>
-          <w:rFonts w:hint="eastAsia"/>
-        </w:rPr>
-        <w:t>FirstLogicalId</w:t>
-      </w:r>
-      <w:proofErr w:type="spellEnd"/>
-      <w:r>
-        <w:t>”</w:t>
-      </w:r>
-      <w:r>
-        <w:rPr>
-          <w:rFonts w:hint="eastAsia"/>
-        </w:rPr>
-        <w:t xml:space="preserve">: </w:t>
-      </w:r>
-      <w:r>
-        <w:rPr>
-          <w:rFonts w:hint="eastAsia"/>
-        </w:rPr>
-        <w:t>7</w:t>
-      </w:r>
-      <w:r>
-        <w:rPr>
-          <w:rFonts w:hint="eastAsia"/>
-        </w:rPr>
-        <w:t>,</w:t>
+        <w:ind w:left="0"/>
+      </w:pPr>
+      <w:r>
+        <w:rPr>
+          <w:rFonts w:hint="eastAsia"/>
+        </w:rPr>
+        <w:t>}</w:t>
       </w:r>
     </w:p>
     <w:p>
       <w:pPr>
-        <w:ind w:left="0" w:firstLine="405"/>
-      </w:pPr>
-      <w:r>
-        <w:t>“</w:t>
-      </w:r>
-      <w:proofErr w:type="spellStart"/>
-      <w:r>
-        <w:rPr>
-          <w:rFonts w:hint="eastAsia"/>
-        </w:rPr>
-        <w:t>LastLogicalId</w:t>
-      </w:r>
-      <w:proofErr w:type="spellEnd"/>
-      <w:r>
-        <w:t xml:space="preserve">”: </w:t>
-      </w:r>
-      <w:r>
-        <w:rPr>
-          <w:rFonts w:hint="eastAsia"/>
-        </w:rPr>
-        <w:t>25</w:t>
+        <w:ind w:left="0"/>
+        <w:rPr>
+          <w:rFonts w:hint="eastAsia"/>
+        </w:rPr>
+      </w:pPr>
+      <w:r>
+        <w:rPr>
+          <w:rFonts w:hint="eastAsia"/>
+        </w:rPr>
+        <w:t>其中</w:t>
+      </w:r>
+      <w:r>
+        <w:rPr>
+          <w:rFonts w:hint="eastAsia"/>
+        </w:rPr>
+        <w:t>startLSN</w:t>
+      </w:r>
+      <w:r>
+        <w:rPr>
+          <w:rFonts w:hint="eastAsia"/>
+        </w:rPr>
+        <w:t>表示下一次归档的起始</w:t>
+      </w:r>
+      <w:r>
+        <w:rPr>
+          <w:rFonts w:hint="eastAsia"/>
+        </w:rPr>
+        <w:t>LSN</w:t>
+      </w:r>
+      <w:r>
+        <w:rPr>
+          <w:rFonts w:hint="eastAsia"/>
+        </w:rPr>
+        <w:t>，</w:t>
+      </w:r>
+      <w:r>
+        <w:rPr>
+          <w:rFonts w:hint="eastAsia"/>
+        </w:rPr>
+        <w:t>count</w:t>
+      </w:r>
+      <w:r>
+        <w:rPr>
+          <w:rFonts w:hint="eastAsia"/>
+        </w:rPr>
+        <w:t>表示文件刷新的次数。</w:t>
       </w:r>
     </w:p>
     <w:p>
       <w:pPr>
         <w:ind w:left="0"/>
-      </w:pPr>
-      <w:r>
-        <w:rPr>
-          <w:rFonts w:hint="eastAsia"/>
-        </w:rPr>
-        <w:t>}</w:t>
+        <w:rPr>
+          <w:rFonts w:hint="eastAsia"/>
+        </w:rPr>
+      </w:pPr>
+      <w:r>
+        <w:rPr>
+          <w:rFonts w:hint="eastAsia"/>
+        </w:rPr>
+        <w:t>系统启动时如果</w:t>
+      </w:r>
+      <w:r>
+        <w:rPr>
+          <w:rFonts w:hint="eastAsia"/>
+        </w:rPr>
+        <w:t>count</w:t>
+      </w:r>
+      <w:r>
+        <w:rPr>
+          <w:rFonts w:hint="eastAsia"/>
+        </w:rPr>
+        <w:t>值不同，则</w:t>
+      </w:r>
+      <w:r>
+        <w:rPr>
+          <w:rFonts w:hint="eastAsia"/>
+        </w:rPr>
+        <w:t>以</w:t>
+      </w:r>
+      <w:r>
+        <w:rPr>
+          <w:rFonts w:hint="eastAsia"/>
+        </w:rPr>
+        <w:t>count</w:t>
+      </w:r>
+      <w:r>
+        <w:rPr>
+          <w:rFonts w:hint="eastAsia"/>
+        </w:rPr>
+        <w:t>值较大的</w:t>
+      </w:r>
+      <w:r>
+        <w:rPr>
+          <w:rFonts w:hint="eastAsia"/>
+        </w:rPr>
+        <w:t>文件为准</w:t>
+      </w:r>
+      <w:r>
+        <w:rPr>
+          <w:rFonts w:hint="eastAsia"/>
+        </w:rPr>
+        <w:t>。</w:t>
       </w:r>
     </w:p>
     <w:p>
@@ -6259,11 +6158,9 @@
         </w:rPr>
         <w:t>在</w:t>
       </w:r>
-      <w:proofErr w:type="spellStart"/>
       <w:r>
         <w:t>dpsEventHandler</w:t>
       </w:r>
-      <w:proofErr w:type="spellEnd"/>
       <w:r>
         <w:rPr>
           <w:rFonts w:hint="eastAsia"/>
@@ -6275,19 +6172,15 @@
       <w:pPr>
         <w:ind w:left="0"/>
       </w:pPr>
-      <w:proofErr w:type="spellStart"/>
       <w:r>
         <w:t>dpsEventHandler</w:t>
       </w:r>
-      <w:proofErr w:type="spellEnd"/>
       <w:r>
         <w:rPr>
           <w:rFonts w:hint="eastAsia"/>
         </w:rPr>
         <w:t>::</w:t>
       </w:r>
-      <w:proofErr w:type="spellStart"/>
-      <w:proofErr w:type="gramStart"/>
       <w:r>
         <w:rPr>
           <w:rFonts w:hint="eastAsia"/>
@@ -6300,16 +6193,14 @@
         </w:rPr>
         <w:t>Log</w:t>
       </w:r>
-      <w:proofErr w:type="spellEnd"/>
       <w:r>
         <w:rPr>
           <w:rFonts w:hint="eastAsia"/>
         </w:rPr>
         <w:t>(</w:t>
       </w:r>
-      <w:proofErr w:type="gramEnd"/>
-      <w:r>
-        <w:t>const DPS_LSN_OFFSET &amp;offset,</w:t>
+      <w:r>
+        <w:t>DPS_LSN_OFFSET moveToOffset,</w:t>
       </w:r>
     </w:p>
     <w:p>
@@ -6317,25 +6208,14 @@
         <w:ind w:left="0"/>
       </w:pPr>
       <w:r>
+        <w:lastRenderedPageBreak/>
         <w:t xml:space="preserve">  </w:t>
       </w:r>
       <w:r>
         <w:t xml:space="preserve">                       </w:t>
       </w:r>
       <w:r>
-        <w:t>const DPS_LSN_VER &amp;version</w:t>
-      </w:r>
-      <w:r>
-        <w:rPr>
-          <w:rFonts w:hint="eastAsia"/>
-        </w:rPr>
-        <w:t>)</w:t>
-      </w:r>
-      <w:r>
-        <w:rPr>
-          <w:rFonts w:hint="eastAsia"/>
-        </w:rPr>
-        <w:t>，</w:t>
+        <w:t>DPS_LSN_VER moveToVersion,</w:t>
       </w:r>
     </w:p>
     <w:p>
@@ -6343,52 +6223,13 @@
         <w:ind w:left="0"/>
       </w:pPr>
       <w:r>
-        <w:rPr>
-          <w:rFonts w:hint="eastAsia"/>
-        </w:rPr>
-        <w:t>在</w:t>
-      </w:r>
-      <w:r>
-        <w:rPr>
-          <w:rFonts w:hint="eastAsia"/>
-        </w:rPr>
-        <w:t>DPS</w:t>
-      </w:r>
-      <w:r>
-        <w:rPr>
-          <w:rFonts w:hint="eastAsia"/>
-        </w:rPr>
-        <w:t>发生</w:t>
-      </w:r>
-      <w:r>
-        <w:rPr>
-          <w:rFonts w:hint="eastAsia"/>
-        </w:rPr>
-        <w:t>move</w:t>
-      </w:r>
-      <w:r>
-        <w:rPr>
-          <w:rFonts w:hint="eastAsia"/>
-        </w:rPr>
-        <w:t>操作</w:t>
-      </w:r>
-      <w:r>
-        <w:rPr>
-          <w:rFonts w:hint="eastAsia"/>
-        </w:rPr>
-        <w:t>时通知归档</w:t>
-      </w:r>
-      <w:r>
-        <w:rPr>
-          <w:rFonts w:hint="eastAsia"/>
-        </w:rPr>
-        <w:t>线程</w:t>
-      </w:r>
-      <w:r>
-        <w:rPr>
-          <w:rFonts w:hint="eastAsia"/>
-        </w:rPr>
-        <w:t>。</w:t>
+        <w:t xml:space="preserve">  </w:t>
+      </w:r>
+      <w:r>
+        <w:t xml:space="preserve">                       </w:t>
+      </w:r>
+      <w:r>
+        <w:t>DPS_LSN_OFFSET expectOffset,</w:t>
       </w:r>
     </w:p>
     <w:p>
@@ -6396,10 +6237,116 @@
         <w:ind w:left="0"/>
       </w:pPr>
       <w:r>
-        <w:rPr>
-          <w:rFonts w:hint="eastAsia"/>
-        </w:rPr>
-        <w:lastRenderedPageBreak/>
+        <w:t xml:space="preserve">  </w:t>
+      </w:r>
+      <w:r>
+        <w:t xml:space="preserve">                       </w:t>
+      </w:r>
+      <w:r>
+        <w:t>DPS_LSN_VER expectVersion,</w:t>
+      </w:r>
+    </w:p>
+    <w:p>
+      <w:pPr>
+        <w:ind w:left="0"/>
+      </w:pPr>
+      <w:r>
+        <w:t xml:space="preserve">  </w:t>
+      </w:r>
+      <w:r>
+        <w:t xml:space="preserve">                       </w:t>
+      </w:r>
+      <w:r>
+        <w:t>DPS_MOMENT moment,</w:t>
+      </w:r>
+    </w:p>
+    <w:p>
+      <w:pPr>
+        <w:ind w:left="0"/>
+      </w:pPr>
+      <w:r>
+        <w:t xml:space="preserve">  </w:t>
+      </w:r>
+      <w:r>
+        <w:t xml:space="preserve">                       </w:t>
+      </w:r>
+      <w:r>
+        <w:t>INT32 errcode</w:t>
+      </w:r>
+      <w:r>
+        <w:rPr>
+          <w:rFonts w:hint="eastAsia"/>
+        </w:rPr>
+        <w:t>)</w:t>
+      </w:r>
+      <w:r>
+        <w:rPr>
+          <w:rFonts w:hint="eastAsia"/>
+        </w:rPr>
+        <w:t>，</w:t>
+      </w:r>
+    </w:p>
+    <w:p>
+      <w:pPr>
+        <w:ind w:left="0"/>
+      </w:pPr>
+      <w:r>
+        <w:rPr>
+          <w:rFonts w:hint="eastAsia"/>
+        </w:rPr>
+        <w:t>在</w:t>
+      </w:r>
+      <w:r>
+        <w:rPr>
+          <w:rFonts w:hint="eastAsia"/>
+        </w:rPr>
+        <w:t>DPS</w:t>
+      </w:r>
+      <w:r>
+        <w:rPr>
+          <w:rFonts w:hint="eastAsia"/>
+        </w:rPr>
+        <w:t>发生</w:t>
+      </w:r>
+      <w:r>
+        <w:rPr>
+          <w:rFonts w:hint="eastAsia"/>
+        </w:rPr>
+        <w:t>move</w:t>
+      </w:r>
+      <w:r>
+        <w:rPr>
+          <w:rFonts w:hint="eastAsia"/>
+        </w:rPr>
+        <w:t>操作</w:t>
+      </w:r>
+      <w:r>
+        <w:rPr>
+          <w:rFonts w:hint="eastAsia"/>
+        </w:rPr>
+        <w:t>时通知归档</w:t>
+      </w:r>
+      <w:r>
+        <w:rPr>
+          <w:rFonts w:hint="eastAsia"/>
+        </w:rPr>
+        <w:t>线程</w:t>
+      </w:r>
+      <w:r>
+        <w:rPr>
+          <w:rFonts w:hint="eastAsia"/>
+        </w:rPr>
+        <w:t>。</w:t>
+      </w:r>
+    </w:p>
+    <w:p>
+      <w:pPr>
+        <w:ind w:left="0"/>
+      </w:pPr>
+      <w:r>
+        <w:rPr>
+          <w:rFonts w:hint="eastAsia"/>
+        </w:rPr>
         <w:t>根据</w:t>
       </w:r>
       <w:r>
@@ -6460,51 +6407,42 @@
         <w:rPr>
           <w:rFonts w:hint="eastAsia"/>
         </w:rPr>
-        <w:t>，命名</w:t>
-      </w:r>
-      <w:r>
-        <w:rPr>
-          <w:rFonts w:hint="eastAsia"/>
-        </w:rPr>
-        <w:t>时</w:t>
-      </w:r>
-      <w:r>
-        <w:rPr>
-          <w:rFonts w:hint="eastAsia"/>
-        </w:rPr>
-        <w:t>后缀</w:t>
-      </w:r>
-      <w:r>
-        <w:rPr>
-          <w:rFonts w:hint="eastAsia"/>
-        </w:rPr>
-        <w:t>改为</w:t>
-      </w:r>
-      <w:r>
-        <w:rPr>
-          <w:rFonts w:hint="eastAsia"/>
-        </w:rPr>
+        <w:t>为</w:t>
+      </w:r>
+      <w:r>
+        <w:rPr>
+          <w:rFonts w:hint="eastAsia"/>
+        </w:rPr>
+        <w:t>archivelog</w:t>
+      </w:r>
+      <w:r>
         <w:t>.</w:t>
       </w:r>
-      <w:proofErr w:type="spellStart"/>
-      <w:r>
-        <w:rPr>
-          <w:rFonts w:hint="eastAsia"/>
-        </w:rPr>
-        <w:t>mov</w:t>
-      </w:r>
-      <w:r>
-        <w:rPr>
-          <w:rFonts w:hint="eastAsia"/>
-        </w:rPr>
-        <w:t>.arc</w:t>
-      </w:r>
-      <w:proofErr w:type="spellEnd"/>
-      <w:r>
-        <w:rPr>
-          <w:rFonts w:hint="eastAsia"/>
-        </w:rPr>
-        <w:t>，同时在归档日志文件头里标记</w:t>
+      <w:r>
+        <w:rPr>
+          <w:rFonts w:hint="eastAsia"/>
+        </w:rPr>
+        <w:t>&lt;LogicalFileId&gt;.m</w:t>
+      </w:r>
+      <w:r>
+        <w:rPr>
+          <w:rFonts w:hint="eastAsia"/>
+        </w:rPr>
+        <w:t>。</w:t>
+      </w:r>
+    </w:p>
+    <w:p>
+      <w:pPr>
+        <w:ind w:left="0"/>
+        <w:rPr>
+          <w:rFonts w:hint="eastAsia"/>
+        </w:rPr>
+      </w:pPr>
+      <w:r>
+        <w:rPr>
+          <w:rFonts w:hint="eastAsia"/>
+        </w:rPr>
+        <w:t>同时根据</w:t>
       </w:r>
       <w:r>
         <w:rPr>
@@ -6516,25 +6454,19 @@
         <w:rPr>
           <w:rFonts w:hint="eastAsia"/>
         </w:rPr>
-        <w:t>的</w:t>
-      </w:r>
-      <w:r>
-        <w:rPr>
-          <w:rFonts w:hint="eastAsia"/>
-        </w:rPr>
-        <w:t>LSN</w:t>
-      </w:r>
-      <w:r>
-        <w:rPr>
-          <w:rFonts w:hint="eastAsia"/>
-        </w:rPr>
-        <w:t>位置</w:t>
-      </w:r>
-      <w:r>
-        <w:rPr>
-          <w:rFonts w:hint="eastAsia"/>
-        </w:rPr>
-        <w:t>。</w:t>
+        <w:t>操作修改</w:t>
+      </w:r>
+      <w:r>
+        <w:rPr>
+          <w:rFonts w:hint="eastAsia"/>
+        </w:rPr>
+        <w:t>startLSN</w:t>
+      </w:r>
+      <w:r>
+        <w:rPr>
+          <w:rFonts w:hint="eastAsia"/>
+        </w:rPr>
+        <w:t>的值。</w:t>
       </w:r>
     </w:p>
     <w:p>
@@ -6758,6 +6690,9 @@
           <w:numId w:val="25"/>
         </w:numPr>
         <w:ind w:firstLineChars="0"/>
+        <w:rPr>
+          <w:rFonts w:hint="eastAsia"/>
+        </w:rPr>
       </w:pPr>
       <w:r>
         <w:rPr>
@@ -6775,12 +6710,17 @@
     <w:p>
       <w:pPr>
         <w:pStyle w:val="ListParagraph"/>
-        <w:numPr>
-          <w:ilvl w:val="0"/>
-          <w:numId w:val="32"/>
-        </w:numPr>
-        <w:ind w:firstLineChars="0"/>
-      </w:pPr>
+        <w:ind w:left="360" w:firstLineChars="0" w:firstLine="0"/>
+        <w:rPr>
+          <w:rFonts w:hint="eastAsia"/>
+        </w:rPr>
+      </w:pPr>
+      <w:r>
+        <w:rPr>
+          <w:rFonts w:hint="eastAsia"/>
+        </w:rPr>
+        <w:t>归档时可能发生以下错误：</w:t>
+      </w:r>
       <w:r>
         <w:rPr>
           <w:rFonts w:hint="eastAsia"/>
@@ -6791,7 +6731,43 @@
         <w:rPr>
           <w:rFonts w:hint="eastAsia"/>
         </w:rPr>
-        <w:t>报错：</w:t>
+        <w:t>报错；</w:t>
+      </w:r>
+      <w:r>
+        <w:rPr>
+          <w:rFonts w:hint="eastAsia"/>
+        </w:rPr>
+        <w:t>归档时</w:t>
+      </w:r>
+      <w:r>
+        <w:rPr>
+          <w:rFonts w:hint="eastAsia"/>
+        </w:rPr>
+        <w:t>写文件报错；</w:t>
+      </w:r>
+      <w:r>
+        <w:rPr>
+          <w:rFonts w:hint="eastAsia"/>
+        </w:rPr>
+        <w:t>删除</w:t>
+      </w:r>
+      <w:r>
+        <w:rPr>
+          <w:rFonts w:hint="eastAsia"/>
+        </w:rPr>
+        <w:t>归档失败</w:t>
+      </w:r>
+      <w:r>
+        <w:rPr>
+          <w:rFonts w:hint="eastAsia"/>
+        </w:rPr>
+        <w:t>；内存分配失败；</w:t>
+      </w:r>
+      <w:r>
+        <w:rPr>
+          <w:rFonts w:hint="eastAsia"/>
+        </w:rPr>
+        <w:t>等等。</w:t>
       </w:r>
     </w:p>
     <w:p>
@@ -6803,236 +6779,31 @@
         <w:rPr>
           <w:rFonts w:hint="eastAsia"/>
         </w:rPr>
-        <w:t>报错</w:t>
-      </w:r>
-      <w:r>
-        <w:rPr>
-          <w:rFonts w:hint="eastAsia"/>
-        </w:rPr>
-        <w:t>，</w:t>
-      </w:r>
-      <w:r>
-        <w:rPr>
-          <w:rFonts w:hint="eastAsia"/>
-        </w:rPr>
-        <w:t>退出</w:t>
+        <w:t>发生错误时，归档</w:t>
+      </w:r>
+      <w:r>
+        <w:rPr>
+          <w:rFonts w:hint="eastAsia"/>
+        </w:rPr>
+        <w:t>会</w:t>
+      </w:r>
+      <w:r>
+        <w:rPr>
+          <w:rFonts w:hint="eastAsia"/>
+        </w:rPr>
+        <w:t>失败，下次重新归档。</w:t>
+      </w:r>
+      <w:r>
+        <w:rPr>
+          <w:rFonts w:hint="eastAsia"/>
+        </w:rPr>
+        <w:t>极端情况下会出现归档失败反复重试的问题。</w:t>
       </w:r>
     </w:p>
     <w:p>
       <w:pPr>
-        <w:pStyle w:val="ListParagraph"/>
-        <w:numPr>
-          <w:ilvl w:val="0"/>
-          <w:numId w:val="32"/>
-        </w:numPr>
-        <w:ind w:firstLineChars="0"/>
-      </w:pPr>
-      <w:r>
-        <w:rPr>
-          <w:rFonts w:hint="eastAsia"/>
-        </w:rPr>
-        <w:t>归档时</w:t>
-      </w:r>
-      <w:r>
-        <w:rPr>
-          <w:rFonts w:hint="eastAsia"/>
-        </w:rPr>
-        <w:t>写文件报错：</w:t>
-      </w:r>
-    </w:p>
-    <w:p>
-      <w:pPr>
-        <w:pStyle w:val="ListParagraph"/>
-        <w:ind w:left="360" w:firstLineChars="0" w:firstLine="0"/>
-      </w:pPr>
-      <w:r>
-        <w:rPr>
-          <w:rFonts w:hint="eastAsia"/>
-        </w:rPr>
-        <w:t>报错</w:t>
-      </w:r>
-      <w:r>
-        <w:rPr>
-          <w:rFonts w:hint="eastAsia"/>
-        </w:rPr>
-        <w:t>，</w:t>
-      </w:r>
-      <w:commentRangeStart w:id="10"/>
-      <w:r>
-        <w:rPr>
-          <w:rFonts w:hint="eastAsia"/>
-        </w:rPr>
-        <w:t>重试</w:t>
-      </w:r>
-      <w:commentRangeEnd w:id="10"/>
-      <w:r>
-        <w:rPr>
-          <w:rStyle w:val="CommentReference"/>
-        </w:rPr>
-        <w:commentReference w:id="10"/>
-      </w:r>
-    </w:p>
-    <w:p>
-      <w:pPr>
-        <w:pStyle w:val="ListParagraph"/>
-        <w:numPr>
-          <w:ilvl w:val="0"/>
-          <w:numId w:val="32"/>
-        </w:numPr>
-        <w:ind w:firstLineChars="0"/>
-      </w:pPr>
-      <w:commentRangeStart w:id="11"/>
-      <w:proofErr w:type="spellStart"/>
-      <w:r>
-        <w:rPr>
-          <w:rFonts w:hint="eastAsia"/>
-        </w:rPr>
-        <w:t>Next</w:t>
-      </w:r>
-      <w:r>
-        <w:rPr>
-          <w:rFonts w:hint="eastAsia"/>
-        </w:rPr>
-        <w:t>LSN</w:t>
-      </w:r>
-      <w:proofErr w:type="spellEnd"/>
-      <w:r>
-        <w:rPr>
-          <w:rFonts w:hint="eastAsia"/>
-        </w:rPr>
-        <w:t>小于</w:t>
-      </w:r>
-      <w:r>
-        <w:rPr>
-          <w:rFonts w:hint="eastAsia"/>
-        </w:rPr>
-        <w:t>当前</w:t>
-      </w:r>
-      <w:r>
-        <w:rPr>
-          <w:rFonts w:hint="eastAsia"/>
-        </w:rPr>
-        <w:t>DPS</w:t>
-      </w:r>
-      <w:r>
-        <w:rPr>
-          <w:rFonts w:hint="eastAsia"/>
-        </w:rPr>
-        <w:t>的</w:t>
-      </w:r>
-      <w:proofErr w:type="spellStart"/>
-      <w:r>
-        <w:rPr>
-          <w:rFonts w:hint="eastAsia"/>
-        </w:rPr>
-        <w:t>FirstLSN</w:t>
-      </w:r>
-      <w:commentRangeEnd w:id="11"/>
-      <w:proofErr w:type="spellEnd"/>
-      <w:r>
-        <w:rPr>
-          <w:rStyle w:val="CommentReference"/>
-        </w:rPr>
-        <w:commentReference w:id="11"/>
-      </w:r>
-      <w:r>
-        <w:rPr>
-          <w:rFonts w:hint="eastAsia"/>
-        </w:rPr>
-        <w:t>：</w:t>
-      </w:r>
-    </w:p>
-    <w:p>
-      <w:pPr>
-        <w:pStyle w:val="ListParagraph"/>
-        <w:ind w:left="360" w:firstLineChars="0" w:firstLine="0"/>
-      </w:pPr>
-      <w:r>
-        <w:rPr>
-          <w:rFonts w:hint="eastAsia"/>
-        </w:rPr>
-        <w:t>告警，</w:t>
-      </w:r>
-      <w:r>
-        <w:rPr>
-          <w:rFonts w:hint="eastAsia"/>
-        </w:rPr>
-        <w:t>从当前</w:t>
-      </w:r>
-      <w:r>
-        <w:rPr>
-          <w:rFonts w:hint="eastAsia"/>
-        </w:rPr>
-        <w:t>DPS</w:t>
-      </w:r>
-      <w:r>
-        <w:rPr>
-          <w:rFonts w:hint="eastAsia"/>
-        </w:rPr>
-        <w:t>的</w:t>
-      </w:r>
-      <w:proofErr w:type="spellStart"/>
-      <w:r>
-        <w:rPr>
-          <w:rFonts w:hint="eastAsia"/>
-        </w:rPr>
-        <w:t>FirstLSN</w:t>
-      </w:r>
-      <w:proofErr w:type="spellEnd"/>
-      <w:r>
-        <w:rPr>
-          <w:rFonts w:hint="eastAsia"/>
-        </w:rPr>
-        <w:t>开始归档</w:t>
-      </w:r>
-    </w:p>
-    <w:p>
-      <w:pPr>
-        <w:pStyle w:val="ListParagraph"/>
-        <w:numPr>
-          <w:ilvl w:val="0"/>
-          <w:numId w:val="32"/>
-        </w:numPr>
-        <w:ind w:firstLineChars="0"/>
-      </w:pPr>
-      <w:r>
-        <w:rPr>
-          <w:rFonts w:hint="eastAsia"/>
-        </w:rPr>
-        <w:t>删除</w:t>
-      </w:r>
-      <w:r>
-        <w:rPr>
-          <w:rFonts w:hint="eastAsia"/>
-        </w:rPr>
-        <w:t>归档失败</w:t>
-      </w:r>
-    </w:p>
-    <w:p>
-      <w:pPr>
-        <w:pStyle w:val="ListParagraph"/>
-        <w:ind w:left="360" w:firstLineChars="0" w:firstLine="0"/>
-      </w:pPr>
-      <w:r>
-        <w:rPr>
-          <w:rFonts w:hint="eastAsia"/>
-        </w:rPr>
-        <w:t>报错，</w:t>
-      </w:r>
-      <w:commentRangeStart w:id="12"/>
-      <w:r>
-        <w:rPr>
-          <w:rFonts w:hint="eastAsia"/>
-        </w:rPr>
-        <w:t>重试</w:t>
-      </w:r>
-      <w:commentRangeEnd w:id="12"/>
-      <w:r>
-        <w:rPr>
-          <w:rStyle w:val="CommentReference"/>
-        </w:rPr>
-        <w:commentReference w:id="12"/>
-      </w:r>
+        <w:ind w:left="0"/>
+      </w:pPr>
     </w:p>
     <w:p>
       <w:pPr>
@@ -7089,7 +6860,7 @@
           <v:shape id="_x0000_i1025" type="#_x0000_t75" style="width:419.65pt;height:576.9pt" o:ole="">
             <v:imagedata r:id="rId6" o:title=""/>
           </v:shape>
-          <o:OLEObject Type="Embed" ProgID="Visio.Drawing.11" ShapeID="_x0000_i1025" DrawAspect="Content" ObjectID="_1530338229" r:id="rId7"/>
+          <o:OLEObject Type="Embed" ProgID="Visio.Drawing.11" ShapeID="_x0000_i1025" DrawAspect="Content" ObjectID="_1534577345" r:id="rId7"/>
         </w:object>
       </w:r>
     </w:p>
@@ -7130,14 +6901,12 @@
         </w:rPr>
         <w:t>对外功能接口描述中的</w:t>
       </w:r>
-      <w:proofErr w:type="spellStart"/>
       <w:r>
         <w:rPr>
           <w:rFonts w:hint="eastAsia"/>
         </w:rPr>
         <w:t>sdbreplay</w:t>
       </w:r>
-      <w:proofErr w:type="spellEnd"/>
       <w:r>
         <w:rPr>
           <w:rFonts w:hint="eastAsia"/>
@@ -8242,14 +8011,12 @@
               </w:rPr>
               <w:t>配置参数</w:t>
             </w:r>
-            <w:proofErr w:type="spellStart"/>
             <w:r>
               <w:rPr>
                 <w:rFonts w:eastAsiaTheme="minorEastAsia" w:hint="eastAsia"/>
               </w:rPr>
               <w:t>arcenabled</w:t>
             </w:r>
-            <w:proofErr w:type="spellEnd"/>
             <w:r>
               <w:rPr>
                 <w:rFonts w:eastAsiaTheme="minorEastAsia" w:hint="eastAsia"/>
@@ -8312,14 +8079,12 @@
               </w:rPr>
               <w:t>通过</w:t>
             </w:r>
-            <w:proofErr w:type="spellStart"/>
             <w:r>
               <w:rPr>
                 <w:rFonts w:eastAsiaTheme="minorEastAsia" w:hint="eastAsia"/>
               </w:rPr>
               <w:t>sdbreplay</w:t>
             </w:r>
-            <w:proofErr w:type="spellEnd"/>
             <w:r>
               <w:rPr>
                 <w:rFonts w:eastAsiaTheme="minorEastAsia" w:hint="eastAsia"/>
@@ -8457,14 +8222,12 @@
               </w:rPr>
               <w:t>，其中主节点配置参数</w:t>
             </w:r>
-            <w:proofErr w:type="spellStart"/>
             <w:r>
               <w:rPr>
                 <w:rFonts w:eastAsiaTheme="minorEastAsia" w:hint="eastAsia"/>
               </w:rPr>
               <w:t>arcenabled</w:t>
             </w:r>
-            <w:proofErr w:type="spellEnd"/>
             <w:r>
               <w:rPr>
                 <w:rFonts w:eastAsiaTheme="minorEastAsia" w:hint="eastAsia"/>
@@ -8521,14 +8284,12 @@
               </w:rPr>
               <w:t>通过</w:t>
             </w:r>
-            <w:proofErr w:type="spellStart"/>
             <w:r>
               <w:rPr>
                 <w:rFonts w:eastAsiaTheme="minorEastAsia" w:hint="eastAsia"/>
               </w:rPr>
               <w:t>sdbreplay</w:t>
             </w:r>
-            <w:proofErr w:type="spellEnd"/>
             <w:r>
               <w:rPr>
                 <w:rFonts w:eastAsiaTheme="minorEastAsia" w:hint="eastAsia"/>
@@ -8669,14 +8430,12 @@
               </w:rPr>
               <w:t>创建复制组，其中一个备节点配置参数</w:t>
             </w:r>
-            <w:proofErr w:type="spellStart"/>
             <w:r>
               <w:rPr>
                 <w:rFonts w:eastAsiaTheme="minorEastAsia" w:hint="eastAsia"/>
               </w:rPr>
               <w:t>arcenabled</w:t>
             </w:r>
-            <w:proofErr w:type="spellEnd"/>
             <w:r>
               <w:rPr>
                 <w:rFonts w:eastAsiaTheme="minorEastAsia" w:hint="eastAsia"/>
@@ -8765,14 +8524,12 @@
               </w:rPr>
               <w:t>通过</w:t>
             </w:r>
-            <w:proofErr w:type="spellStart"/>
             <w:r>
               <w:rPr>
                 <w:rFonts w:eastAsiaTheme="minorEastAsia" w:hint="eastAsia"/>
               </w:rPr>
               <w:t>sdbreplay</w:t>
             </w:r>
-            <w:proofErr w:type="spellEnd"/>
             <w:r>
               <w:rPr>
                 <w:rFonts w:eastAsiaTheme="minorEastAsia" w:hint="eastAsia"/>
@@ -8915,14 +8672,12 @@
               </w:rPr>
               <w:t>节点配置参数</w:t>
             </w:r>
-            <w:proofErr w:type="spellStart"/>
             <w:r>
               <w:rPr>
                 <w:rFonts w:eastAsiaTheme="minorEastAsia" w:hint="eastAsia"/>
               </w:rPr>
               <w:t>arcenabled</w:t>
             </w:r>
-            <w:proofErr w:type="spellEnd"/>
             <w:r>
               <w:rPr>
                 <w:rFonts w:eastAsiaTheme="minorEastAsia" w:hint="eastAsia"/>
@@ -9028,14 +8783,12 @@
               </w:rPr>
               <w:t>通过</w:t>
             </w:r>
-            <w:proofErr w:type="spellStart"/>
             <w:r>
               <w:rPr>
                 <w:rFonts w:eastAsiaTheme="minorEastAsia" w:hint="eastAsia"/>
               </w:rPr>
               <w:t>sdbreplay</w:t>
             </w:r>
-            <w:proofErr w:type="spellEnd"/>
             <w:r>
               <w:rPr>
                 <w:rFonts w:eastAsiaTheme="minorEastAsia" w:hint="eastAsia"/>
@@ -9152,14 +8905,12 @@
               </w:rPr>
               <w:t>启动独立节点，配置参数</w:t>
             </w:r>
-            <w:proofErr w:type="spellStart"/>
             <w:r>
               <w:rPr>
                 <w:rFonts w:eastAsiaTheme="minorEastAsia" w:hint="eastAsia"/>
               </w:rPr>
               <w:t>arcenabled</w:t>
             </w:r>
-            <w:proofErr w:type="spellEnd"/>
             <w:r>
               <w:rPr>
                 <w:rFonts w:eastAsiaTheme="minorEastAsia" w:hint="eastAsia"/>
@@ -9234,14 +8985,12 @@
               </w:rPr>
               <w:t>通过</w:t>
             </w:r>
-            <w:proofErr w:type="spellStart"/>
             <w:r>
               <w:rPr>
                 <w:rFonts w:eastAsiaTheme="minorEastAsia" w:hint="eastAsia"/>
               </w:rPr>
               <w:t>sdbreplay</w:t>
             </w:r>
-            <w:proofErr w:type="spellEnd"/>
             <w:r>
               <w:rPr>
                 <w:rFonts w:eastAsiaTheme="minorEastAsia" w:hint="eastAsia"/>
@@ -9876,7 +9625,7 @@
 
 <file path=word/comments.xml><?xml version="1.0" encoding="utf-8"?>
 <w:comments xmlns:ve="http://schemas.openxmlformats.org/markup-compatibility/2006" xmlns:o="urn:schemas-microsoft-com:office:office" xmlns:r="http://schemas.openxmlformats.org/officeDocument/2006/relationships" xmlns:m="http://schemas.openxmlformats.org/officeDocument/2006/math" xmlns:v="urn:schemas-microsoft-com:vml" xmlns:wp="http://schemas.openxmlformats.org/drawingml/2006/wordprocessingDrawing" xmlns:w10="urn:schemas-microsoft-com:office:word" xmlns:w="http://schemas.openxmlformats.org/wordprocessingml/2006/main" xmlns:wne="http://schemas.microsoft.com/office/word/2006/wordml">
-  <w:comment w:id="0" w:author="liweichao" w:date="2016-07-15T15:55:00Z" w:initials="l">
+  <w:comment w:id="0" w:author="liweichao" w:date="2016-07-15T17:31:00Z" w:initials="l">
     <w:p>
       <w:pPr>
         <w:pStyle w:val="CommentText"/>
@@ -9891,11 +9640,17 @@
         <w:rPr>
           <w:rFonts w:hint="eastAsia"/>
         </w:rPr>
-        <w:t>增加参数控制</w:t>
+        <w:t>update</w:t>
+      </w:r>
+      <w:r>
+        <w:rPr>
+          <w:rFonts w:hint="eastAsia"/>
+        </w:rPr>
+        <w:t>在协调节点重放存在问题</w:t>
       </w:r>
     </w:p>
   </w:comment>
-  <w:comment w:id="1" w:author="liweichao" w:date="2016-07-18T09:11:00Z" w:initials="l">
+  <w:comment w:id="1" w:author="liweichao" w:date="2016-07-15T16:30:00Z" w:initials="l">
     <w:p>
       <w:pPr>
         <w:pStyle w:val="CommentText"/>
@@ -9910,100 +9665,7 @@
         <w:rPr>
           <w:rFonts w:hint="eastAsia"/>
         </w:rPr>
-        <w:t xml:space="preserve"> </w:t>
-      </w:r>
-      <w:r>
-        <w:rPr>
-          <w:rFonts w:hint="eastAsia"/>
-        </w:rPr>
-        <w:t>arc</w:t>
-      </w:r>
-      <w:r>
-        <w:rPr>
-          <w:rFonts w:hint="eastAsia"/>
-        </w:rPr>
-        <w:t>改为</w:t>
-      </w:r>
-      <w:r>
-        <w:rPr>
-          <w:rFonts w:hint="eastAsia"/>
-        </w:rPr>
-        <w:t>全写</w:t>
-      </w:r>
-    </w:p>
-  </w:comment>
-  <w:comment w:id="2" w:author="liweichao" w:date="2016-07-15T16:09:00Z" w:initials="l">
-    <w:p>
-      <w:pPr>
-        <w:pStyle w:val="CommentText"/>
-      </w:pPr>
-      <w:r>
-        <w:rPr>
-          <w:rStyle w:val="CommentReference"/>
-        </w:rPr>
-        <w:annotationRef/>
-      </w:r>
-      <w:r>
-        <w:rPr>
-          <w:rFonts w:hint="eastAsia"/>
-        </w:rPr>
-        <w:t>改为</w:t>
-      </w:r>
-      <w:r>
-        <w:rPr>
-          <w:rFonts w:hint="eastAsia"/>
-        </w:rPr>
-        <w:t>10</w:t>
-      </w:r>
-      <w:r>
-        <w:rPr>
-          <w:rFonts w:hint="eastAsia"/>
-        </w:rPr>
-        <w:t>分钟</w:t>
-      </w:r>
-    </w:p>
-  </w:comment>
-  <w:comment w:id="3" w:author="liweichao" w:date="2016-07-15T16:11:00Z" w:initials="l">
-    <w:p>
-      <w:pPr>
-        <w:pStyle w:val="CommentText"/>
-      </w:pPr>
-      <w:r>
-        <w:rPr>
-          <w:rStyle w:val="CommentReference"/>
-        </w:rPr>
-        <w:annotationRef/>
-      </w:r>
-      <w:r>
-        <w:rPr>
-          <w:rFonts w:hint="eastAsia"/>
-        </w:rPr>
-        <w:t>小时</w:t>
-      </w:r>
-    </w:p>
-  </w:comment>
-  <w:comment w:id="4" w:author="liweichao" w:date="2016-07-15T16:24:00Z" w:initials="l">
-    <w:p>
-      <w:pPr>
-        <w:pStyle w:val="CommentText"/>
-      </w:pPr>
-      <w:r>
-        <w:rPr>
-          <w:rStyle w:val="CommentReference"/>
-        </w:rPr>
-        <w:annotationRef/>
-      </w:r>
-      <w:r>
-        <w:rPr>
-          <w:rFonts w:hint="eastAsia"/>
-        </w:rPr>
-        <w:t>过滤</w:t>
-      </w:r>
-      <w:r>
-        <w:rPr>
-          <w:rFonts w:hint="eastAsia"/>
-        </w:rPr>
-        <w:t>DDL</w:t>
+        <w:t>lob</w:t>
       </w:r>
       <w:r>
         <w:rPr>
@@ -10011,175 +9673,11 @@
         </w:rPr>
         <w:t>操作</w:t>
       </w:r>
-    </w:p>
-  </w:comment>
-  <w:comment w:id="5" w:author="liweichao" w:date="2016-07-15T17:31:00Z" w:initials="l">
-    <w:p>
-      <w:pPr>
-        <w:pStyle w:val="CommentText"/>
-      </w:pPr>
-      <w:r>
-        <w:rPr>
-          <w:rStyle w:val="CommentReference"/>
-        </w:rPr>
-        <w:annotationRef/>
-      </w:r>
-      <w:r>
-        <w:rPr>
-          <w:rFonts w:hint="eastAsia"/>
-        </w:rPr>
-        <w:t>update</w:t>
-      </w:r>
-      <w:r>
-        <w:rPr>
-          <w:rFonts w:hint="eastAsia"/>
-        </w:rPr>
-        <w:t>在协调节点重放存在问题</w:t>
-      </w:r>
-    </w:p>
-  </w:comment>
-  <w:comment w:id="6" w:author="liweichao" w:date="2016-07-15T16:30:00Z" w:initials="l">
-    <w:p>
-      <w:pPr>
-        <w:pStyle w:val="CommentText"/>
-      </w:pPr>
-      <w:r>
-        <w:rPr>
-          <w:rStyle w:val="CommentReference"/>
-        </w:rPr>
-        <w:annotationRef/>
-      </w:r>
-      <w:r>
-        <w:rPr>
-          <w:rFonts w:hint="eastAsia"/>
-        </w:rPr>
-        <w:t>lob</w:t>
-      </w:r>
-      <w:r>
-        <w:rPr>
-          <w:rFonts w:hint="eastAsia"/>
-        </w:rPr>
-        <w:t>操作</w:t>
-      </w:r>
       <w:r>
         <w:rPr>
           <w:rFonts w:hint="eastAsia"/>
         </w:rPr>
         <w:t>不支持</w:t>
-      </w:r>
-    </w:p>
-  </w:comment>
-  <w:comment w:id="7" w:author="liweichao" w:date="2016-07-15T16:50:00Z" w:initials="l">
-    <w:p>
-      <w:pPr>
-        <w:pStyle w:val="CommentText"/>
-      </w:pPr>
-      <w:r>
-        <w:rPr>
-          <w:rStyle w:val="CommentReference"/>
-        </w:rPr>
-        <w:annotationRef/>
-      </w:r>
-      <w:r>
-        <w:rPr>
-          <w:rFonts w:hint="eastAsia"/>
-        </w:rPr>
-        <w:t>增加归档方式的判断方法</w:t>
-      </w:r>
-    </w:p>
-  </w:comment>
-  <w:comment w:id="8" w:author="liweichao" w:date="2016-07-15T16:45:00Z" w:initials="l">
-    <w:p>
-      <w:pPr>
-        <w:pStyle w:val="CommentText"/>
-      </w:pPr>
-      <w:r>
-        <w:rPr>
-          <w:rStyle w:val="CommentReference"/>
-        </w:rPr>
-        <w:annotationRef/>
-      </w:r>
-      <w:r>
-        <w:rPr>
-          <w:rFonts w:hint="eastAsia"/>
-        </w:rPr>
-        <w:t>增加归档信息</w:t>
-      </w:r>
-    </w:p>
-  </w:comment>
-  <w:comment w:id="9" w:author="liweichao" w:date="2016-07-15T16:58:00Z" w:initials="l">
-    <w:p>
-      <w:pPr>
-        <w:pStyle w:val="CommentText"/>
-      </w:pPr>
-      <w:r>
-        <w:rPr>
-          <w:rStyle w:val="CommentReference"/>
-        </w:rPr>
-        <w:annotationRef/>
-      </w:r>
-      <w:r>
-        <w:rPr>
-          <w:rFonts w:hint="eastAsia"/>
-        </w:rPr>
-        <w:t>考虑主备</w:t>
-      </w:r>
-    </w:p>
-  </w:comment>
-  <w:comment w:id="10" w:author="liweichao" w:date="2016-07-15T17:05:00Z" w:initials="l">
-    <w:p>
-      <w:pPr>
-        <w:pStyle w:val="CommentText"/>
-      </w:pPr>
-      <w:r>
-        <w:rPr>
-          <w:rStyle w:val="CommentReference"/>
-        </w:rPr>
-        <w:annotationRef/>
-      </w:r>
-      <w:r>
-        <w:rPr>
-          <w:rFonts w:hint="eastAsia"/>
-        </w:rPr>
-        <w:t>报错</w:t>
-      </w:r>
-    </w:p>
-  </w:comment>
-  <w:comment w:id="11" w:author="liweichao" w:date="2016-07-15T17:10:00Z" w:initials="l">
-    <w:p>
-      <w:pPr>
-        <w:pStyle w:val="CommentText"/>
-      </w:pPr>
-      <w:r>
-        <w:rPr>
-          <w:rStyle w:val="CommentReference"/>
-        </w:rPr>
-        <w:annotationRef/>
-      </w:r>
-      <w:r>
-        <w:rPr>
-          <w:rFonts w:hint="eastAsia"/>
-        </w:rPr>
-        <w:t>重放工具增加报错开关</w:t>
-      </w:r>
-    </w:p>
-  </w:comment>
-  <w:comment w:id="12" w:author="liweichao" w:date="2016-07-15T17:12:00Z" w:initials="l">
-    <w:p>
-      <w:pPr>
-        <w:pStyle w:val="CommentText"/>
-      </w:pPr>
-      <w:r>
-        <w:rPr>
-          <w:rStyle w:val="CommentReference"/>
-        </w:rPr>
-        <w:annotationRef/>
-      </w:r>
-      <w:r>
-        <w:rPr>
-          <w:rFonts w:hint="eastAsia"/>
-        </w:rPr>
-        <w:t>下次再试</w:t>
       </w:r>
     </w:p>
   </w:comment>

--- a/internal_doc/03.开发设计/Story-ReplicaLogArchivingAndReplay.docx
+++ b/internal_doc/03.开发设计/Story-ReplicaLogArchivingAndReplay.docx
@@ -999,7 +999,7 @@
             <w:pPr>
               <w:ind w:left="0"/>
               <w:rPr>
-                <w:rFonts w:eastAsiaTheme="minorEastAsia" w:hint="eastAsia"/>
+                <w:rFonts w:eastAsiaTheme="minorEastAsia"/>
               </w:rPr>
             </w:pPr>
             <w:r>
@@ -1018,7 +1018,7 @@
             <w:pPr>
               <w:ind w:left="0"/>
               <w:rPr>
-                <w:rFonts w:eastAsiaTheme="minorEastAsia" w:hint="eastAsia"/>
+                <w:rFonts w:eastAsiaTheme="minorEastAsia"/>
               </w:rPr>
             </w:pPr>
             <w:r>
@@ -1037,7 +1037,7 @@
             <w:pPr>
               <w:ind w:left="0"/>
               <w:rPr>
-                <w:rFonts w:eastAsiaTheme="minorEastAsia" w:hint="eastAsia"/>
+                <w:rFonts w:eastAsiaTheme="minorEastAsia"/>
               </w:rPr>
             </w:pPr>
             <w:r>
@@ -1056,7 +1056,7 @@
             <w:pPr>
               <w:ind w:left="0"/>
               <w:rPr>
-                <w:rFonts w:eastAsiaTheme="minorEastAsia" w:hint="eastAsia"/>
+                <w:rFonts w:eastAsiaTheme="minorEastAsia"/>
               </w:rPr>
             </w:pPr>
             <w:r>
@@ -1712,11 +1712,11 @@
         <w:tblLook w:val="04A0"/>
       </w:tblPr>
       <w:tblGrid>
-        <w:gridCol w:w="1242"/>
-        <w:gridCol w:w="1985"/>
-        <w:gridCol w:w="1134"/>
-        <w:gridCol w:w="1843"/>
-        <w:gridCol w:w="2412"/>
+        <w:gridCol w:w="1172"/>
+        <w:gridCol w:w="1616"/>
+        <w:gridCol w:w="1184"/>
+        <w:gridCol w:w="3099"/>
+        <w:gridCol w:w="1545"/>
       </w:tblGrid>
       <w:tr>
         <w:tc>
@@ -2036,6 +2036,12 @@
               </w:rPr>
               <w:t>host</w:t>
             </w:r>
+            <w:r>
+              <w:rPr>
+                <w:rFonts w:eastAsiaTheme="minorEastAsia" w:hint="eastAsia"/>
+              </w:rPr>
+              <w:t>name</w:t>
+            </w:r>
           </w:p>
         </w:tc>
         <w:tc>
@@ -2053,13 +2059,13 @@
               <w:rPr>
                 <w:rFonts w:eastAsiaTheme="minorEastAsia" w:hint="eastAsia"/>
               </w:rPr>
-              <w:t>数据库</w:t>
-            </w:r>
-            <w:r>
-              <w:rPr>
-                <w:rFonts w:eastAsiaTheme="minorEastAsia" w:hint="eastAsia"/>
-              </w:rPr>
-              <w:t>URL</w:t>
+              <w:t>SequoiaDB</w:t>
+            </w:r>
+            <w:r>
+              <w:rPr>
+                <w:rFonts w:eastAsiaTheme="minorEastAsia" w:hint="eastAsia"/>
+              </w:rPr>
+              <w:t>所在的主机名</w:t>
             </w:r>
           </w:p>
         </w:tc>
@@ -2097,7 +2103,7 @@
               <w:rPr>
                 <w:rFonts w:eastAsiaTheme="minorEastAsia" w:hint="eastAsia"/>
               </w:rPr>
-              <w:t>127.0.0.1:11810</w:t>
+              <w:t>-</w:t>
             </w:r>
           </w:p>
         </w:tc>
@@ -2112,48 +2118,6 @@
                 <w:rFonts w:eastAsiaTheme="minorEastAsia"/>
               </w:rPr>
             </w:pPr>
-            <w:r>
-              <w:rPr>
-                <w:rFonts w:eastAsiaTheme="minorEastAsia" w:hint="eastAsia"/>
-              </w:rPr>
-              <w:t>格式为</w:t>
-            </w:r>
-            <w:r>
-              <w:rPr>
-                <w:rFonts w:eastAsiaTheme="minorEastAsia" w:hint="eastAsia"/>
-              </w:rPr>
-              <w:t>h</w:t>
-            </w:r>
-            <w:r>
-              <w:rPr>
-                <w:rFonts w:eastAsiaTheme="minorEastAsia" w:hint="eastAsia"/>
-              </w:rPr>
-              <w:t>ost</w:t>
-            </w:r>
-            <w:r>
-              <w:rPr>
-                <w:rFonts w:eastAsiaTheme="minorEastAsia" w:hint="eastAsia"/>
-              </w:rPr>
-              <w:t>name</w:t>
-            </w:r>
-            <w:r>
-              <w:rPr>
-                <w:rFonts w:eastAsiaTheme="minorEastAsia" w:hint="eastAsia"/>
-              </w:rPr>
-              <w:t>:port</w:t>
-            </w:r>
-            <w:r>
-              <w:rPr>
-                <w:rFonts w:eastAsiaTheme="minorEastAsia" w:hint="eastAsia"/>
-              </w:rPr>
-              <w:t>或</w:t>
-            </w:r>
-            <w:r>
-              <w:rPr>
-                <w:rFonts w:eastAsiaTheme="minorEastAsia" w:hint="eastAsia"/>
-              </w:rPr>
-              <w:t>ip:port</w:t>
-            </w:r>
           </w:p>
         </w:tc>
       </w:tr>
@@ -2166,14 +2130,14 @@
             <w:pPr>
               <w:ind w:left="0"/>
               <w:rPr>
-                <w:rFonts w:eastAsiaTheme="minorEastAsia"/>
-              </w:rPr>
-            </w:pPr>
-            <w:r>
-              <w:rPr>
-                <w:rFonts w:eastAsiaTheme="minorEastAsia" w:hint="eastAsia"/>
-              </w:rPr>
-              <w:t>user</w:t>
+                <w:rFonts w:eastAsiaTheme="minorEastAsia" w:hint="eastAsia"/>
+              </w:rPr>
+            </w:pPr>
+            <w:r>
+              <w:rPr>
+                <w:rFonts w:eastAsiaTheme="minorEastAsia" w:hint="eastAsia"/>
+              </w:rPr>
+              <w:t>svcname</w:t>
             </w:r>
           </w:p>
         </w:tc>
@@ -2185,14 +2149,26 @@
             <w:pPr>
               <w:ind w:left="0"/>
               <w:rPr>
-                <w:rFonts w:eastAsiaTheme="minorEastAsia"/>
-              </w:rPr>
-            </w:pPr>
-            <w:r>
-              <w:rPr>
-                <w:rFonts w:eastAsiaTheme="minorEastAsia" w:hint="eastAsia"/>
-              </w:rPr>
-              <w:t>用户名</w:t>
+                <w:rFonts w:eastAsiaTheme="minorEastAsia" w:hint="eastAsia"/>
+              </w:rPr>
+            </w:pPr>
+            <w:r>
+              <w:rPr>
+                <w:rFonts w:eastAsiaTheme="minorEastAsia" w:hint="eastAsia"/>
+              </w:rPr>
+              <w:t>SequoiaDB</w:t>
+            </w:r>
+            <w:r>
+              <w:rPr>
+                <w:rFonts w:eastAsiaTheme="minorEastAsia" w:hint="eastAsia"/>
+              </w:rPr>
+              <w:t>的</w:t>
+            </w:r>
+            <w:r>
+              <w:rPr>
+                <w:rFonts w:eastAsiaTheme="minorEastAsia" w:hint="eastAsia"/>
+              </w:rPr>
+              <w:t>服务名（端口号）</w:t>
             </w:r>
           </w:p>
         </w:tc>
@@ -2203,6 +2179,9 @@
           <w:p>
             <w:pPr>
               <w:ind w:left="0"/>
+              <w:rPr>
+                <w:rFonts w:eastAsiaTheme="minorEastAsia" w:hint="eastAsia"/>
+              </w:rPr>
             </w:pPr>
             <w:r>
               <w:rPr>
@@ -2219,7 +2198,16 @@
           <w:p>
             <w:pPr>
               <w:ind w:left="0"/>
-            </w:pPr>
+              <w:rPr>
+                <w:rFonts w:eastAsiaTheme="minorEastAsia" w:hint="eastAsia"/>
+              </w:rPr>
+            </w:pPr>
+            <w:r>
+              <w:rPr>
+                <w:rFonts w:eastAsiaTheme="minorEastAsia" w:hint="eastAsia"/>
+              </w:rPr>
+              <w:t>-</w:t>
+            </w:r>
           </w:p>
         </w:tc>
         <w:tc>
@@ -2229,6 +2217,9 @@
           <w:p>
             <w:pPr>
               <w:ind w:left="0"/>
+              <w:rPr>
+                <w:rFonts w:hint="eastAsia"/>
+              </w:rPr>
             </w:pPr>
           </w:p>
         </w:tc>
@@ -2249,19 +2240,7 @@
               <w:rPr>
                 <w:rFonts w:eastAsiaTheme="minorEastAsia" w:hint="eastAsia"/>
               </w:rPr>
-              <w:t>passw</w:t>
-            </w:r>
-            <w:r>
-              <w:rPr>
-                <w:rFonts w:eastAsiaTheme="minorEastAsia" w:hint="eastAsia"/>
-              </w:rPr>
-              <w:t>or</w:t>
-            </w:r>
-            <w:r>
-              <w:rPr>
-                <w:rFonts w:eastAsiaTheme="minorEastAsia" w:hint="eastAsia"/>
-              </w:rPr>
-              <w:t>d</w:t>
+              <w:t>user</w:t>
             </w:r>
           </w:p>
         </w:tc>
@@ -2280,7 +2259,7 @@
               <w:rPr>
                 <w:rFonts w:eastAsiaTheme="minorEastAsia" w:hint="eastAsia"/>
               </w:rPr>
-              <w:t>密码</w:t>
+              <w:t>用户名</w:t>
             </w:r>
           </w:p>
         </w:tc>
@@ -2307,7 +2286,16 @@
           <w:p>
             <w:pPr>
               <w:ind w:left="0"/>
-            </w:pPr>
+              <w:rPr>
+                <w:rFonts w:eastAsiaTheme="minorEastAsia" w:hint="eastAsia"/>
+              </w:rPr>
+            </w:pPr>
+            <w:r>
+              <w:rPr>
+                <w:rFonts w:eastAsiaTheme="minorEastAsia" w:hint="eastAsia"/>
+              </w:rPr>
+              <w:t>-</w:t>
+            </w:r>
           </w:p>
         </w:tc>
         <w:tc>
@@ -2337,7 +2325,19 @@
               <w:rPr>
                 <w:rFonts w:eastAsiaTheme="minorEastAsia" w:hint="eastAsia"/>
               </w:rPr>
-              <w:t>arcpath</w:t>
+              <w:t>passw</w:t>
+            </w:r>
+            <w:r>
+              <w:rPr>
+                <w:rFonts w:eastAsiaTheme="minorEastAsia" w:hint="eastAsia"/>
+              </w:rPr>
+              <w:t>or</w:t>
+            </w:r>
+            <w:r>
+              <w:rPr>
+                <w:rFonts w:eastAsiaTheme="minorEastAsia" w:hint="eastAsia"/>
+              </w:rPr>
+              <w:t>d</w:t>
             </w:r>
           </w:p>
         </w:tc>
@@ -2348,12 +2348,15 @@
           <w:p>
             <w:pPr>
               <w:ind w:left="0"/>
-            </w:pPr>
-            <w:r>
-              <w:rPr>
-                <w:rFonts w:hint="eastAsia"/>
-              </w:rPr>
-              <w:t>归档路径</w:t>
+              <w:rPr>
+                <w:rFonts w:eastAsiaTheme="minorEastAsia"/>
+              </w:rPr>
+            </w:pPr>
+            <w:r>
+              <w:rPr>
+                <w:rFonts w:eastAsiaTheme="minorEastAsia" w:hint="eastAsia"/>
+              </w:rPr>
+              <w:t>密码</w:t>
             </w:r>
           </w:p>
         </w:tc>
@@ -2364,9 +2367,6 @@
           <w:p>
             <w:pPr>
               <w:ind w:left="0"/>
-              <w:rPr>
-                <w:rFonts w:eastAsiaTheme="minorEastAsia"/>
-              </w:rPr>
             </w:pPr>
             <w:r>
               <w:rPr>
@@ -2384,7 +2384,7 @@
             <w:pPr>
               <w:ind w:left="0"/>
               <w:rPr>
-                <w:rFonts w:eastAsiaTheme="minorEastAsia"/>
+                <w:rFonts w:eastAsiaTheme="minorEastAsia" w:hint="eastAsia"/>
               </w:rPr>
             </w:pPr>
             <w:r>
@@ -2422,13 +2422,7 @@
               <w:rPr>
                 <w:rFonts w:eastAsiaTheme="minorEastAsia" w:hint="eastAsia"/>
               </w:rPr>
-              <w:t>f</w:t>
-            </w:r>
-            <w:r>
-              <w:rPr>
-                <w:rFonts w:eastAsiaTheme="minorEastAsia" w:hint="eastAsia"/>
-              </w:rPr>
-              <w:t>ilter</w:t>
+              <w:t>path</w:t>
             </w:r>
           </w:p>
         </w:tc>
@@ -2439,15 +2433,12 @@
           <w:p>
             <w:pPr>
               <w:ind w:left="0"/>
-              <w:rPr>
-                <w:rFonts w:eastAsiaTheme="minorEastAsia"/>
-              </w:rPr>
-            </w:pPr>
-            <w:r>
-              <w:rPr>
-                <w:rFonts w:eastAsiaTheme="minorEastAsia" w:hint="eastAsia"/>
-              </w:rPr>
-              <w:t>过滤条件</w:t>
+            </w:pPr>
+            <w:r>
+              <w:rPr>
+                <w:rFonts w:hint="eastAsia"/>
+              </w:rPr>
+              <w:t>归档路径</w:t>
             </w:r>
           </w:p>
         </w:tc>
@@ -2466,13 +2457,7 @@
               <w:rPr>
                 <w:rFonts w:eastAsiaTheme="minorEastAsia" w:hint="eastAsia"/>
               </w:rPr>
-              <w:t>jso</w:t>
-            </w:r>
-            <w:r>
-              <w:rPr>
-                <w:rFonts w:eastAsiaTheme="minorEastAsia" w:hint="eastAsia"/>
-              </w:rPr>
-              <w:t>n</w:t>
+              <w:t>string</w:t>
             </w:r>
           </w:p>
         </w:tc>
@@ -2491,7 +2476,7 @@
               <w:rPr>
                 <w:rFonts w:eastAsiaTheme="minorEastAsia" w:hint="eastAsia"/>
               </w:rPr>
-              <w:t>{}</w:t>
+              <w:t>-</w:t>
             </w:r>
           </w:p>
         </w:tc>
@@ -2502,9 +2487,6 @@
           <w:p>
             <w:pPr>
               <w:ind w:left="0"/>
-              <w:rPr>
-                <w:rFonts w:eastAsiaTheme="minorEastAsia"/>
-              </w:rPr>
             </w:pPr>
           </w:p>
         </w:tc>
@@ -2525,64 +2507,236 @@
               <w:rPr>
                 <w:rFonts w:eastAsiaTheme="minorEastAsia" w:hint="eastAsia"/>
               </w:rPr>
+              <w:t>f</w:t>
+            </w:r>
+            <w:r>
+              <w:rPr>
+                <w:rFonts w:eastAsiaTheme="minorEastAsia" w:hint="eastAsia"/>
+              </w:rPr>
+              <w:t>ilter</w:t>
+            </w:r>
+          </w:p>
+        </w:tc>
+        <w:tc>
+          <w:tcPr>
+            <w:tcW w:w="1985" w:type="dxa"/>
+          </w:tcPr>
+          <w:p>
+            <w:pPr>
+              <w:ind w:left="0"/>
+              <w:rPr>
+                <w:rFonts w:eastAsiaTheme="minorEastAsia"/>
+              </w:rPr>
+            </w:pPr>
+            <w:r>
+              <w:rPr>
+                <w:rFonts w:eastAsiaTheme="minorEastAsia" w:hint="eastAsia"/>
+              </w:rPr>
+              <w:t>过滤条件</w:t>
+            </w:r>
+          </w:p>
+        </w:tc>
+        <w:tc>
+          <w:tcPr>
+            <w:tcW w:w="1134" w:type="dxa"/>
+          </w:tcPr>
+          <w:p>
+            <w:pPr>
+              <w:ind w:left="0"/>
+              <w:rPr>
+                <w:rFonts w:eastAsiaTheme="minorEastAsia"/>
+              </w:rPr>
+            </w:pPr>
+            <w:r>
+              <w:rPr>
+                <w:rFonts w:eastAsiaTheme="minorEastAsia" w:hint="eastAsia"/>
+              </w:rPr>
+              <w:t>string(</w:t>
+            </w:r>
+            <w:r>
+              <w:rPr>
+                <w:rFonts w:eastAsiaTheme="minorEastAsia" w:hint="eastAsia"/>
+              </w:rPr>
+              <w:t>jso</w:t>
+            </w:r>
+            <w:r>
+              <w:rPr>
+                <w:rFonts w:eastAsiaTheme="minorEastAsia" w:hint="eastAsia"/>
+              </w:rPr>
+              <w:t>n</w:t>
+            </w:r>
+            <w:r>
+              <w:rPr>
+                <w:rFonts w:eastAsiaTheme="minorEastAsia" w:hint="eastAsia"/>
+              </w:rPr>
+              <w:t>)</w:t>
+            </w:r>
+          </w:p>
+        </w:tc>
+        <w:tc>
+          <w:tcPr>
+            <w:tcW w:w="1843" w:type="dxa"/>
+          </w:tcPr>
+          <w:p>
+            <w:pPr>
+              <w:ind w:left="0"/>
+              <w:rPr>
+                <w:rFonts w:eastAsiaTheme="minorEastAsia" w:hint="eastAsia"/>
+              </w:rPr>
+            </w:pPr>
+            <w:r>
+              <w:rPr>
+                <w:rFonts w:eastAsiaTheme="minorEastAsia" w:hint="eastAsia"/>
+              </w:rPr>
+              <w:t>{</w:t>
+            </w:r>
+          </w:p>
+          <w:p>
+            <w:pPr>
+              <w:ind w:left="0" w:firstLineChars="100" w:firstLine="210"/>
+              <w:rPr>
+                <w:rFonts w:eastAsiaTheme="minorEastAsia" w:hint="eastAsia"/>
+              </w:rPr>
+            </w:pPr>
+            <w:r>
+              <w:rPr>
+                <w:rFonts w:eastAsiaTheme="minorEastAsia"/>
+              </w:rPr>
+              <w:t>“</w:t>
+            </w:r>
+            <w:r>
+              <w:rPr>
+                <w:rFonts w:eastAsiaTheme="minorEastAsia" w:hint="eastAsia"/>
+              </w:rPr>
+              <w:t>OP</w:t>
+            </w:r>
+            <w:r>
+              <w:rPr>
+                <w:rFonts w:eastAsiaTheme="minorEastAsia"/>
+              </w:rPr>
+              <w:t>”</w:t>
+            </w:r>
+            <w:r>
+              <w:rPr>
+                <w:rFonts w:eastAsiaTheme="minorEastAsia" w:hint="eastAsia"/>
+              </w:rPr>
+              <w:t>:</w:t>
+            </w:r>
+            <w:r>
+              <w:rPr>
+                <w:rFonts w:eastAsiaTheme="minorEastAsia" w:hint="eastAsia"/>
+              </w:rPr>
+              <w:t>[</w:t>
+            </w:r>
+            <w:r>
+              <w:rPr>
+                <w:rFonts w:eastAsiaTheme="minorEastAsia"/>
+              </w:rPr>
+              <w:t>“</w:t>
+            </w:r>
+            <w:r>
+              <w:rPr>
+                <w:rFonts w:eastAsiaTheme="minorEastAsia" w:hint="eastAsia"/>
+              </w:rPr>
+              <w:t>insert</w:t>
+            </w:r>
+            <w:r>
+              <w:rPr>
+                <w:rFonts w:eastAsiaTheme="minorEastAsia"/>
+              </w:rPr>
+              <w:t>”</w:t>
+            </w:r>
+            <w:r>
+              <w:rPr>
+                <w:rFonts w:eastAsiaTheme="minorEastAsia" w:hint="eastAsia"/>
+              </w:rPr>
+              <w:t xml:space="preserve">, </w:t>
+            </w:r>
+            <w:r>
+              <w:rPr>
+                <w:rFonts w:eastAsiaTheme="minorEastAsia"/>
+              </w:rPr>
+              <w:t>”</w:t>
+            </w:r>
+            <w:r>
+              <w:rPr>
+                <w:rFonts w:eastAsiaTheme="minorEastAsia" w:hint="eastAsia"/>
+              </w:rPr>
+              <w:t>update</w:t>
+            </w:r>
+            <w:r>
+              <w:rPr>
+                <w:rFonts w:eastAsiaTheme="minorEastAsia"/>
+              </w:rPr>
+              <w:t>”</w:t>
+            </w:r>
+            <w:r>
+              <w:rPr>
+                <w:rFonts w:eastAsiaTheme="minorEastAsia" w:hint="eastAsia"/>
+              </w:rPr>
+              <w:t xml:space="preserve">, </w:t>
+            </w:r>
+            <w:r>
+              <w:rPr>
+                <w:rFonts w:eastAsiaTheme="minorEastAsia"/>
+              </w:rPr>
+              <w:t>”</w:t>
+            </w:r>
+            <w:r>
+              <w:rPr>
+                <w:rFonts w:eastAsiaTheme="minorEastAsia" w:hint="eastAsia"/>
+              </w:rPr>
               <w:t>delete</w:t>
             </w:r>
-          </w:p>
-        </w:tc>
-        <w:tc>
-          <w:tcPr>
-            <w:tcW w:w="1985" w:type="dxa"/>
-          </w:tcPr>
-          <w:p>
-            <w:pPr>
-              <w:ind w:left="0"/>
-              <w:rPr>
-                <w:rFonts w:eastAsiaTheme="minorEastAsia"/>
-              </w:rPr>
-            </w:pPr>
-            <w:r>
-              <w:rPr>
-                <w:rFonts w:eastAsiaTheme="minorEastAsia" w:hint="eastAsia"/>
-              </w:rPr>
-              <w:t>重放后删除归档日志文件</w:t>
-            </w:r>
-          </w:p>
-        </w:tc>
-        <w:tc>
-          <w:tcPr>
-            <w:tcW w:w="1134" w:type="dxa"/>
-          </w:tcPr>
-          <w:p>
-            <w:pPr>
-              <w:ind w:left="0"/>
-              <w:rPr>
-                <w:rFonts w:eastAsiaTheme="minorEastAsia"/>
-              </w:rPr>
-            </w:pPr>
-            <w:r>
-              <w:rPr>
-                <w:rFonts w:eastAsiaTheme="minorEastAsia" w:hint="eastAsia"/>
-              </w:rPr>
-              <w:t>bool</w:t>
-            </w:r>
-          </w:p>
-        </w:tc>
-        <w:tc>
-          <w:tcPr>
-            <w:tcW w:w="1843" w:type="dxa"/>
-          </w:tcPr>
-          <w:p>
-            <w:pPr>
-              <w:ind w:left="0"/>
-              <w:rPr>
-                <w:rFonts w:eastAsiaTheme="minorEastAsia"/>
-              </w:rPr>
-            </w:pPr>
-            <w:r>
-              <w:rPr>
-                <w:rFonts w:eastAsiaTheme="minorEastAsia" w:hint="eastAsia"/>
-              </w:rPr>
-              <w:t>false</w:t>
+            <w:r>
+              <w:rPr>
+                <w:rFonts w:eastAsiaTheme="minorEastAsia"/>
+              </w:rPr>
+              <w:t>”</w:t>
+            </w:r>
+            <w:r>
+              <w:rPr>
+                <w:rFonts w:eastAsiaTheme="minorEastAsia" w:hint="eastAsia"/>
+              </w:rPr>
+              <w:t xml:space="preserve">, </w:t>
+            </w:r>
+            <w:r>
+              <w:rPr>
+                <w:rFonts w:eastAsiaTheme="minorEastAsia"/>
+              </w:rPr>
+              <w:t>“</w:t>
+            </w:r>
+            <w:r>
+              <w:rPr>
+                <w:rFonts w:eastAsiaTheme="minorEastAsia" w:hint="eastAsia"/>
+              </w:rPr>
+              <w:t>truncatecl</w:t>
+            </w:r>
+            <w:r>
+              <w:rPr>
+                <w:rFonts w:eastAsiaTheme="minorEastAsia"/>
+              </w:rPr>
+              <w:t>”</w:t>
+            </w:r>
+            <w:r>
+              <w:rPr>
+                <w:rFonts w:eastAsiaTheme="minorEastAsia" w:hint="eastAsia"/>
+              </w:rPr>
+              <w:t>]</w:t>
+            </w:r>
+          </w:p>
+          <w:p>
+            <w:pPr>
+              <w:ind w:left="0"/>
+              <w:rPr>
+                <w:rFonts w:eastAsiaTheme="minorEastAsia"/>
+              </w:rPr>
+            </w:pPr>
+            <w:r>
+              <w:rPr>
+                <w:rFonts w:eastAsiaTheme="minorEastAsia" w:hint="eastAsia"/>
+              </w:rPr>
+              <w:t>}</w:t>
             </w:r>
           </w:p>
         </w:tc>
@@ -2593,7 +2747,16 @@
           <w:p>
             <w:pPr>
               <w:ind w:left="0"/>
-            </w:pPr>
+              <w:rPr>
+                <w:rFonts w:eastAsiaTheme="minorEastAsia" w:hint="eastAsia"/>
+              </w:rPr>
+            </w:pPr>
+            <w:r>
+              <w:rPr>
+                <w:rFonts w:eastAsiaTheme="minorEastAsia" w:hint="eastAsia"/>
+              </w:rPr>
+              <w:t>默认只执行增删改操作</w:t>
+            </w:r>
           </w:p>
         </w:tc>
       </w:tr>
@@ -2613,7 +2776,95 @@
               <w:rPr>
                 <w:rFonts w:eastAsiaTheme="minorEastAsia" w:hint="eastAsia"/>
               </w:rPr>
-              <w:t>keep</w:t>
+              <w:t>delete</w:t>
+            </w:r>
+          </w:p>
+        </w:tc>
+        <w:tc>
+          <w:tcPr>
+            <w:tcW w:w="1985" w:type="dxa"/>
+          </w:tcPr>
+          <w:p>
+            <w:pPr>
+              <w:ind w:left="0"/>
+              <w:rPr>
+                <w:rFonts w:eastAsiaTheme="minorEastAsia"/>
+              </w:rPr>
+            </w:pPr>
+            <w:r>
+              <w:rPr>
+                <w:rFonts w:eastAsiaTheme="minorEastAsia" w:hint="eastAsia"/>
+              </w:rPr>
+              <w:t>重放后删除归档日志文件</w:t>
+            </w:r>
+          </w:p>
+        </w:tc>
+        <w:tc>
+          <w:tcPr>
+            <w:tcW w:w="1134" w:type="dxa"/>
+          </w:tcPr>
+          <w:p>
+            <w:pPr>
+              <w:ind w:left="0"/>
+              <w:rPr>
+                <w:rFonts w:eastAsiaTheme="minorEastAsia"/>
+              </w:rPr>
+            </w:pPr>
+            <w:r>
+              <w:rPr>
+                <w:rFonts w:eastAsiaTheme="minorEastAsia" w:hint="eastAsia"/>
+              </w:rPr>
+              <w:t>bool</w:t>
+            </w:r>
+          </w:p>
+        </w:tc>
+        <w:tc>
+          <w:tcPr>
+            <w:tcW w:w="1843" w:type="dxa"/>
+          </w:tcPr>
+          <w:p>
+            <w:pPr>
+              <w:ind w:left="0"/>
+              <w:rPr>
+                <w:rFonts w:eastAsiaTheme="minorEastAsia"/>
+              </w:rPr>
+            </w:pPr>
+            <w:r>
+              <w:rPr>
+                <w:rFonts w:eastAsiaTheme="minorEastAsia" w:hint="eastAsia"/>
+              </w:rPr>
+              <w:t>false</w:t>
+            </w:r>
+          </w:p>
+        </w:tc>
+        <w:tc>
+          <w:tcPr>
+            <w:tcW w:w="2412" w:type="dxa"/>
+          </w:tcPr>
+          <w:p>
+            <w:pPr>
+              <w:ind w:left="0"/>
+            </w:pPr>
+          </w:p>
+        </w:tc>
+      </w:tr>
+      <w:tr>
+        <w:tc>
+          <w:tcPr>
+            <w:tcW w:w="1242" w:type="dxa"/>
+          </w:tcPr>
+          <w:p>
+            <w:pPr>
+              <w:ind w:left="0"/>
+              <w:rPr>
+                <w:rFonts w:eastAsiaTheme="minorEastAsia"/>
+              </w:rPr>
+            </w:pPr>
+            <w:r>
+              <w:rPr>
+                <w:rFonts w:eastAsiaTheme="minorEastAsia" w:hint="eastAsia"/>
+              </w:rPr>
+              <w:t>loop</w:t>
             </w:r>
           </w:p>
         </w:tc>
@@ -2745,10 +2996,10 @@
         <w:tblLook w:val="04A0"/>
       </w:tblPr>
       <w:tblGrid>
-        <w:gridCol w:w="2220"/>
-        <w:gridCol w:w="2125"/>
-        <w:gridCol w:w="2129"/>
-        <w:gridCol w:w="2142"/>
+        <w:gridCol w:w="1924"/>
+        <w:gridCol w:w="1990"/>
+        <w:gridCol w:w="2617"/>
+        <w:gridCol w:w="2085"/>
       </w:tblGrid>
       <w:tr>
         <w:tc>
@@ -2885,7 +3136,7 @@
               <w:rPr>
                 <w:rFonts w:eastAsiaTheme="minorEastAsia" w:hint="eastAsia"/>
               </w:rPr>
-              <w:t>不过滤</w:t>
+              <w:t>[]</w:t>
             </w:r>
           </w:p>
         </w:tc>
@@ -2931,7 +3182,13 @@
               <w:rPr>
                 <w:rFonts w:eastAsiaTheme="minorEastAsia" w:hint="eastAsia"/>
               </w:rPr>
-              <w:t>xcludeF</w:t>
+              <w:t>xcl</w:t>
+            </w:r>
+            <w:r>
+              <w:rPr>
+                <w:rFonts w:eastAsiaTheme="minorEastAsia" w:hint="eastAsia"/>
+              </w:rPr>
+              <w:t>F</w:t>
             </w:r>
             <w:r>
               <w:rPr>
@@ -2972,7 +3229,7 @@
               <w:rPr>
                 <w:rFonts w:eastAsiaTheme="minorEastAsia" w:hint="eastAsia"/>
               </w:rPr>
-              <w:t>不过滤</w:t>
+              <w:t>[]</w:t>
             </w:r>
           </w:p>
         </w:tc>
@@ -3030,19 +3287,7 @@
               <w:rPr>
                 <w:rFonts w:eastAsiaTheme="minorEastAsia" w:hint="eastAsia"/>
               </w:rPr>
-              <w:t>C</w:t>
-            </w:r>
-            <w:r>
-              <w:rPr>
-                <w:rFonts w:eastAsiaTheme="minorEastAsia" w:hint="eastAsia"/>
-              </w:rPr>
-              <w:t>ollectionS</w:t>
-            </w:r>
-            <w:r>
-              <w:rPr>
-                <w:rFonts w:eastAsiaTheme="minorEastAsia" w:hint="eastAsia"/>
-              </w:rPr>
-              <w:t>pace</w:t>
+              <w:t>CS</w:t>
             </w:r>
           </w:p>
         </w:tc>
@@ -3074,7 +3319,7 @@
               <w:rPr>
                 <w:rFonts w:eastAsiaTheme="minorEastAsia" w:hint="eastAsia"/>
               </w:rPr>
-              <w:t>不过滤</w:t>
+              <w:t>[]</w:t>
             </w:r>
           </w:p>
         </w:tc>
@@ -3120,7 +3365,13 @@
               <w:rPr>
                 <w:rFonts w:eastAsiaTheme="minorEastAsia" w:hint="eastAsia"/>
               </w:rPr>
-              <w:t>xcludeCollectionSpace</w:t>
+              <w:t>xcl</w:t>
+            </w:r>
+            <w:r>
+              <w:rPr>
+                <w:rFonts w:eastAsiaTheme="minorEastAsia" w:hint="eastAsia"/>
+              </w:rPr>
+              <w:t>CS</w:t>
             </w:r>
           </w:p>
         </w:tc>
@@ -3152,7 +3403,7 @@
               <w:rPr>
                 <w:rFonts w:eastAsiaTheme="minorEastAsia" w:hint="eastAsia"/>
               </w:rPr>
-              <w:t>不过滤</w:t>
+              <w:t>[]</w:t>
             </w:r>
           </w:p>
         </w:tc>
@@ -3210,7 +3461,13 @@
               <w:rPr>
                 <w:rFonts w:eastAsiaTheme="minorEastAsia" w:hint="eastAsia"/>
               </w:rPr>
-              <w:t>Collection</w:t>
+              <w:t>C</w:t>
+            </w:r>
+            <w:r>
+              <w:rPr>
+                <w:rFonts w:eastAsiaTheme="minorEastAsia" w:hint="eastAsia"/>
+              </w:rPr>
+              <w:t>L</w:t>
             </w:r>
           </w:p>
         </w:tc>
@@ -3242,7 +3499,7 @@
               <w:rPr>
                 <w:rFonts w:eastAsiaTheme="minorEastAsia" w:hint="eastAsia"/>
               </w:rPr>
-              <w:t>不过滤</w:t>
+              <w:t>[]</w:t>
             </w:r>
           </w:p>
         </w:tc>
@@ -3336,13 +3593,20 @@
               <w:rPr>
                 <w:rFonts w:eastAsiaTheme="minorEastAsia" w:hint="eastAsia"/>
               </w:rPr>
-              <w:t>Exclude</w:t>
-            </w:r>
-            <w:r>
-              <w:rPr>
-                <w:rFonts w:eastAsiaTheme="minorEastAsia" w:hint="eastAsia"/>
-              </w:rPr>
-              <w:t>Collection</w:t>
+              <w:lastRenderedPageBreak/>
+              <w:t>Excl</w:t>
+            </w:r>
+            <w:r>
+              <w:rPr>
+                <w:rFonts w:eastAsiaTheme="minorEastAsia" w:hint="eastAsia"/>
+              </w:rPr>
+              <w:t>C</w:t>
+            </w:r>
+            <w:r>
+              <w:rPr>
+                <w:rFonts w:eastAsiaTheme="minorEastAsia" w:hint="eastAsia"/>
+              </w:rPr>
+              <w:t>L</w:t>
             </w:r>
           </w:p>
         </w:tc>
@@ -3374,7 +3638,7 @@
               <w:rPr>
                 <w:rFonts w:eastAsiaTheme="minorEastAsia" w:hint="eastAsia"/>
               </w:rPr>
-              <w:t>不过滤</w:t>
+              <w:t>[]</w:t>
             </w:r>
           </w:p>
         </w:tc>
@@ -3438,7 +3702,13 @@
               <w:rPr>
                 <w:rFonts w:eastAsiaTheme="minorEastAsia" w:hint="eastAsia"/>
               </w:rPr>
-              <w:t>Operation</w:t>
+              <w:t>O</w:t>
+            </w:r>
+            <w:r>
+              <w:rPr>
+                <w:rFonts w:eastAsiaTheme="minorEastAsia" w:hint="eastAsia"/>
+              </w:rPr>
+              <w:t>P</w:t>
             </w:r>
           </w:p>
         </w:tc>
@@ -3470,7 +3740,115 @@
               <w:rPr>
                 <w:rFonts w:eastAsiaTheme="minorEastAsia" w:hint="eastAsia"/>
               </w:rPr>
-              <w:t>不过滤</w:t>
+              <w:t>[</w:t>
+            </w:r>
+            <w:r>
+              <w:rPr>
+                <w:rFonts w:eastAsiaTheme="minorEastAsia"/>
+              </w:rPr>
+              <w:t>“</w:t>
+            </w:r>
+            <w:r>
+              <w:rPr>
+                <w:rFonts w:eastAsiaTheme="minorEastAsia" w:hint="eastAsia"/>
+              </w:rPr>
+              <w:t>insert</w:t>
+            </w:r>
+            <w:r>
+              <w:rPr>
+                <w:rFonts w:eastAsiaTheme="minorEastAsia"/>
+              </w:rPr>
+              <w:t>”</w:t>
+            </w:r>
+            <w:r>
+              <w:rPr>
+                <w:rFonts w:eastAsiaTheme="minorEastAsia" w:hint="eastAsia"/>
+              </w:rPr>
+              <w:t>,</w:t>
+            </w:r>
+            <w:r>
+              <w:rPr>
+                <w:rFonts w:eastAsiaTheme="minorEastAsia" w:hint="eastAsia"/>
+              </w:rPr>
+              <w:t xml:space="preserve"> </w:t>
+            </w:r>
+            <w:r>
+              <w:rPr>
+                <w:rFonts w:eastAsiaTheme="minorEastAsia"/>
+              </w:rPr>
+              <w:t>”</w:t>
+            </w:r>
+            <w:r>
+              <w:rPr>
+                <w:rFonts w:eastAsiaTheme="minorEastAsia" w:hint="eastAsia"/>
+              </w:rPr>
+              <w:t>update</w:t>
+            </w:r>
+            <w:r>
+              <w:rPr>
+                <w:rFonts w:eastAsiaTheme="minorEastAsia"/>
+              </w:rPr>
+              <w:t>”</w:t>
+            </w:r>
+            <w:r>
+              <w:rPr>
+                <w:rFonts w:eastAsiaTheme="minorEastAsia" w:hint="eastAsia"/>
+              </w:rPr>
+              <w:t>,</w:t>
+            </w:r>
+            <w:r>
+              <w:rPr>
+                <w:rFonts w:eastAsiaTheme="minorEastAsia" w:hint="eastAsia"/>
+              </w:rPr>
+              <w:t xml:space="preserve"> </w:t>
+            </w:r>
+            <w:r>
+              <w:rPr>
+                <w:rFonts w:eastAsiaTheme="minorEastAsia"/>
+              </w:rPr>
+              <w:t>”</w:t>
+            </w:r>
+            <w:r>
+              <w:rPr>
+                <w:rFonts w:eastAsiaTheme="minorEastAsia" w:hint="eastAsia"/>
+              </w:rPr>
+              <w:t>delete</w:t>
+            </w:r>
+            <w:r>
+              <w:rPr>
+                <w:rFonts w:eastAsiaTheme="minorEastAsia"/>
+              </w:rPr>
+              <w:t>”</w:t>
+            </w:r>
+            <w:r>
+              <w:rPr>
+                <w:rFonts w:eastAsiaTheme="minorEastAsia" w:hint="eastAsia"/>
+              </w:rPr>
+              <w:t xml:space="preserve">, </w:t>
+            </w:r>
+            <w:r>
+              <w:rPr>
+                <w:rFonts w:eastAsiaTheme="minorEastAsia"/>
+              </w:rPr>
+              <w:t>“</w:t>
+            </w:r>
+            <w:r>
+              <w:rPr>
+                <w:rFonts w:eastAsiaTheme="minorEastAsia" w:hint="eastAsia"/>
+              </w:rPr>
+              <w:t>truncatecl</w:t>
+            </w:r>
+            <w:r>
+              <w:rPr>
+                <w:rFonts w:eastAsiaTheme="minorEastAsia"/>
+              </w:rPr>
+              <w:t>”</w:t>
+            </w:r>
+            <w:r>
+              <w:rPr>
+                <w:rFonts w:eastAsiaTheme="minorEastAsia" w:hint="eastAsia"/>
+              </w:rPr>
+              <w:t>]</w:t>
             </w:r>
           </w:p>
         </w:tc>
@@ -3490,24 +3868,6 @@
                 <w:rFonts w:eastAsiaTheme="minorEastAsia" w:hint="eastAsia"/>
               </w:rPr>
               <w:t>指定重放的操作</w:t>
-            </w:r>
-            <w:r>
-              <w:rPr>
-                <w:rFonts w:eastAsiaTheme="minorEastAsia" w:hint="eastAsia"/>
-              </w:rPr>
-              <w:t>，</w:t>
-            </w:r>
-            <w:r>
-              <w:rPr>
-                <w:rFonts w:eastAsiaTheme="minorEastAsia" w:hint="eastAsia"/>
-              </w:rPr>
-              <w:t>默认为全部</w:t>
-            </w:r>
-            <w:r>
-              <w:rPr>
-                <w:rFonts w:eastAsiaTheme="minorEastAsia" w:hint="eastAsia"/>
-              </w:rPr>
-              <w:t>。</w:t>
             </w:r>
           </w:p>
         </w:tc>
@@ -3528,8 +3888,19 @@
               <w:rPr>
                 <w:rFonts w:eastAsiaTheme="minorEastAsia" w:hint="eastAsia"/>
               </w:rPr>
-              <w:lastRenderedPageBreak/>
-              <w:t>ExcludeOperation</w:t>
+              <w:t>Excl</w:t>
+            </w:r>
+            <w:r>
+              <w:rPr>
+                <w:rFonts w:eastAsiaTheme="minorEastAsia" w:hint="eastAsia"/>
+              </w:rPr>
+              <w:t>O</w:t>
+            </w:r>
+            <w:r>
+              <w:rPr>
+                <w:rFonts w:eastAsiaTheme="minorEastAsia" w:hint="eastAsia"/>
+              </w:rPr>
+              <w:t>P</w:t>
             </w:r>
           </w:p>
         </w:tc>
@@ -3556,46 +3927,83 @@
           <w:p>
             <w:pPr>
               <w:ind w:left="0"/>
-              <w:rPr>
-                <w:rFonts w:eastAsiaTheme="minorEastAsia"/>
-              </w:rPr>
-            </w:pPr>
+              <w:jc w:val="left"/>
+              <w:rPr>
+                <w:rFonts w:eastAsiaTheme="minorEastAsia"/>
+              </w:rPr>
+            </w:pPr>
+            <w:r>
+              <w:rPr>
+                <w:rFonts w:eastAsiaTheme="minorEastAsia" w:hint="eastAsia"/>
+              </w:rPr>
+              <w:t>[]</w:t>
+            </w:r>
+          </w:p>
+        </w:tc>
+        <w:tc>
+          <w:tcPr>
+            <w:tcW w:w="2154" w:type="dxa"/>
+          </w:tcPr>
+          <w:p>
+            <w:pPr>
+              <w:ind w:left="0"/>
+              <w:rPr>
+                <w:rFonts w:eastAsiaTheme="minorEastAsia"/>
+              </w:rPr>
+            </w:pPr>
+            <w:r>
+              <w:rPr>
+                <w:rFonts w:eastAsiaTheme="minorEastAsia" w:hint="eastAsia"/>
+              </w:rPr>
+              <w:t>指定排除的操作，优先级高于</w:t>
+            </w:r>
+            <w:r>
+              <w:rPr>
+                <w:rFonts w:eastAsiaTheme="minorEastAsia" w:hint="eastAsia"/>
+              </w:rPr>
+              <w:t>Operation</w:t>
+            </w:r>
+            <w:r>
+              <w:rPr>
+                <w:rFonts w:eastAsiaTheme="minorEastAsia" w:hint="eastAsia"/>
+              </w:rPr>
+              <w:t>。默认</w:t>
+            </w:r>
             <w:r>
               <w:rPr>
                 <w:rFonts w:hint="eastAsia"/>
               </w:rPr>
-              <w:t>过滤DDL操作</w:t>
-            </w:r>
-          </w:p>
-        </w:tc>
-        <w:tc>
-          <w:tcPr>
-            <w:tcW w:w="2154" w:type="dxa"/>
-          </w:tcPr>
-          <w:p>
-            <w:pPr>
-              <w:ind w:left="0"/>
-              <w:rPr>
-                <w:rFonts w:eastAsiaTheme="minorEastAsia"/>
-              </w:rPr>
-            </w:pPr>
-            <w:r>
-              <w:rPr>
-                <w:rFonts w:eastAsiaTheme="minorEastAsia" w:hint="eastAsia"/>
-              </w:rPr>
-              <w:t>指定排除的操作，优先级高于</w:t>
-            </w:r>
-            <w:r>
-              <w:rPr>
-                <w:rFonts w:eastAsiaTheme="minorEastAsia" w:hint="eastAsia"/>
-              </w:rPr>
-              <w:t>Operation</w:t>
-            </w:r>
-            <w:r>
-              <w:rPr>
-                <w:rFonts w:eastAsiaTheme="minorEastAsia" w:hint="eastAsia"/>
-              </w:rPr>
-              <w:t>。</w:t>
+              <w:t>过滤</w:t>
+            </w:r>
+            <w:r>
+              <w:rPr>
+                <w:rFonts w:eastAsiaTheme="minorEastAsia" w:hint="eastAsia"/>
+              </w:rPr>
+              <w:t>所有</w:t>
+            </w:r>
+            <w:r>
+              <w:rPr>
+                <w:rFonts w:hint="eastAsia"/>
+              </w:rPr>
+              <w:t>DDL操作</w:t>
+            </w:r>
+            <w:r>
+              <w:rPr>
+                <w:rFonts w:eastAsiaTheme="minorEastAsia" w:hint="eastAsia"/>
+              </w:rPr>
+              <w:t>和</w:t>
+            </w:r>
+            <w:r>
+              <w:rPr>
+                <w:rFonts w:eastAsiaTheme="minorEastAsia" w:hint="eastAsia"/>
+              </w:rPr>
+              <w:t>LOB</w:t>
+            </w:r>
+            <w:r>
+              <w:rPr>
+                <w:rFonts w:eastAsiaTheme="minorEastAsia" w:hint="eastAsia"/>
+              </w:rPr>
+              <w:t>操作。</w:t>
             </w:r>
           </w:p>
         </w:tc>
@@ -3643,6 +4051,12 @@
               </w:rPr>
               <w:t>int64</w:t>
             </w:r>
+            <w:r>
+              <w:rPr>
+                <w:rFonts w:eastAsiaTheme="minorEastAsia" w:hint="eastAsia"/>
+              </w:rPr>
+              <w:t>/string</w:t>
+            </w:r>
           </w:p>
         </w:tc>
         <w:tc>
@@ -3657,7 +4071,7 @@
               <w:rPr>
                 <w:rFonts w:eastAsiaTheme="minorEastAsia" w:hint="eastAsia"/>
               </w:rPr>
-              <w:t>不过滤</w:t>
+              <w:t>-</w:t>
             </w:r>
           </w:p>
         </w:tc>
@@ -3760,6 +4174,12 @@
               </w:rPr>
               <w:t>nt64</w:t>
             </w:r>
+            <w:r>
+              <w:rPr>
+                <w:rFonts w:eastAsiaTheme="minorEastAsia" w:hint="eastAsia"/>
+              </w:rPr>
+              <w:t>/string</w:t>
+            </w:r>
           </w:p>
         </w:tc>
         <w:tc>
@@ -3774,7 +4194,7 @@
               <w:rPr>
                 <w:rFonts w:eastAsiaTheme="minorEastAsia" w:hint="eastAsia"/>
               </w:rPr>
-              <w:t>不过滤</w:t>
+              <w:t>-</w:t>
             </w:r>
           </w:p>
         </w:tc>
@@ -3947,20 +4367,11 @@
                 <w:rFonts w:eastAsiaTheme="minorEastAsia"/>
               </w:rPr>
             </w:pPr>
-            <w:commentRangeStart w:id="0"/>
             <w:r>
               <w:rPr>
                 <w:rFonts w:eastAsiaTheme="minorEastAsia"/>
               </w:rPr>
               <w:t>update</w:t>
-            </w:r>
-            <w:commentRangeEnd w:id="0"/>
-            <w:r>
-              <w:rPr>
-                <w:rStyle w:val="CommentReference"/>
-                <w:rFonts w:eastAsiaTheme="minorEastAsia"/>
-              </w:rPr>
-              <w:commentReference w:id="0"/>
             </w:r>
           </w:p>
         </w:tc>
@@ -4322,20 +4733,20 @@
                 <w:rFonts w:eastAsiaTheme="minorEastAsia"/>
               </w:rPr>
             </w:pPr>
-            <w:commentRangeStart w:id="1"/>
+            <w:commentRangeStart w:id="0"/>
             <w:r>
               <w:rPr>
                 <w:rFonts w:eastAsiaTheme="minorEastAsia" w:hint="eastAsia"/>
               </w:rPr>
               <w:t>lobwrite</w:t>
             </w:r>
-            <w:commentRangeEnd w:id="1"/>
+            <w:commentRangeEnd w:id="0"/>
             <w:r>
               <w:rPr>
                 <w:rStyle w:val="CommentReference"/>
                 <w:rFonts w:eastAsiaTheme="minorEastAsia"/>
               </w:rPr>
-              <w:commentReference w:id="1"/>
+              <w:commentReference w:id="0"/>
             </w:r>
           </w:p>
         </w:tc>
@@ -4606,6 +5017,7 @@
         <w:rPr>
           <w:rFonts w:hint="eastAsia"/>
         </w:rPr>
+        <w:lastRenderedPageBreak/>
         <w:t>见</w:t>
       </w:r>
       <w:r>
@@ -4852,7 +5264,6 @@
         <w:rPr>
           <w:rFonts w:hint="eastAsia"/>
         </w:rPr>
-        <w:lastRenderedPageBreak/>
         <w:t>从</w:t>
       </w:r>
       <w:r>
@@ -4918,9 +5329,6 @@
       <w:pPr>
         <w:pStyle w:val="ListParagraph"/>
         <w:ind w:left="360" w:firstLineChars="0" w:firstLine="0"/>
-        <w:rPr>
-          <w:rFonts w:hint="eastAsia"/>
-        </w:rPr>
       </w:pPr>
       <w:r>
         <w:rPr>
@@ -5499,9 +5907,6 @@
     <w:p>
       <w:pPr>
         <w:ind w:left="0"/>
-        <w:rPr>
-          <w:rFonts w:hint="eastAsia"/>
-        </w:rPr>
       </w:pPr>
       <w:r>
         <w:rPr>
@@ -5935,15 +6340,13 @@
         <w:rPr>
           <w:rFonts w:hint="eastAsia"/>
         </w:rPr>
+        <w:lastRenderedPageBreak/>
         <w:t>}</w:t>
       </w:r>
     </w:p>
     <w:p>
       <w:pPr>
         <w:ind w:left="0"/>
-        <w:rPr>
-          <w:rFonts w:hint="eastAsia"/>
-        </w:rPr>
       </w:pPr>
       <w:r>
         <w:rPr>
@@ -5991,9 +6394,6 @@
     <w:p>
       <w:pPr>
         <w:ind w:left="0"/>
-        <w:rPr>
-          <w:rFonts w:hint="eastAsia"/>
-        </w:rPr>
       </w:pPr>
       <w:r>
         <w:rPr>
@@ -6208,7 +6608,6 @@
         <w:ind w:left="0"/>
       </w:pPr>
       <w:r>
-        <w:lastRenderedPageBreak/>
         <w:t xml:space="preserve">  </w:t>
       </w:r>
       <w:r>
@@ -6434,9 +6833,6 @@
     <w:p>
       <w:pPr>
         <w:ind w:left="0"/>
-        <w:rPr>
-          <w:rFonts w:hint="eastAsia"/>
-        </w:rPr>
       </w:pPr>
       <w:r>
         <w:rPr>
@@ -6690,9 +7086,6 @@
           <w:numId w:val="25"/>
         </w:numPr>
         <w:ind w:firstLineChars="0"/>
-        <w:rPr>
-          <w:rFonts w:hint="eastAsia"/>
-        </w:rPr>
       </w:pPr>
       <w:r>
         <w:rPr>
@@ -6711,9 +7104,6 @@
       <w:pPr>
         <w:pStyle w:val="ListParagraph"/>
         <w:ind w:left="360" w:firstLineChars="0" w:firstLine="0"/>
-        <w:rPr>
-          <w:rFonts w:hint="eastAsia"/>
-        </w:rPr>
       </w:pPr>
       <w:r>
         <w:rPr>
@@ -6860,7 +7250,7 @@
           <v:shape id="_x0000_i1025" type="#_x0000_t75" style="width:419.65pt;height:576.9pt" o:ole="">
             <v:imagedata r:id="rId6" o:title=""/>
           </v:shape>
-          <o:OLEObject Type="Embed" ProgID="Visio.Drawing.11" ShapeID="_x0000_i1025" DrawAspect="Content" ObjectID="_1534577345" r:id="rId7"/>
+          <o:OLEObject Type="Embed" ProgID="Visio.Drawing.11" ShapeID="_x0000_i1025" DrawAspect="Content" ObjectID="_1535698253" r:id="rId7"/>
         </w:object>
       </w:r>
     </w:p>
@@ -6938,7 +7328,7 @@
         <w:rPr>
           <w:rFonts w:hint="eastAsia"/>
         </w:rPr>
-        <w:t>arc</w:t>
+        <w:t>归档</w:t>
       </w:r>
       <w:r>
         <w:rPr>
@@ -7107,7 +7497,7 @@
         <w:rPr>
           <w:rFonts w:hint="eastAsia"/>
         </w:rPr>
-        <w:t>arc</w:t>
+        <w:t>日志</w:t>
       </w:r>
       <w:r>
         <w:rPr>
@@ -9625,32 +10015,7 @@
 
 <file path=word/comments.xml><?xml version="1.0" encoding="utf-8"?>
 <w:comments xmlns:ve="http://schemas.openxmlformats.org/markup-compatibility/2006" xmlns:o="urn:schemas-microsoft-com:office:office" xmlns:r="http://schemas.openxmlformats.org/officeDocument/2006/relationships" xmlns:m="http://schemas.openxmlformats.org/officeDocument/2006/math" xmlns:v="urn:schemas-microsoft-com:vml" xmlns:wp="http://schemas.openxmlformats.org/drawingml/2006/wordprocessingDrawing" xmlns:w10="urn:schemas-microsoft-com:office:word" xmlns:w="http://schemas.openxmlformats.org/wordprocessingml/2006/main" xmlns:wne="http://schemas.microsoft.com/office/word/2006/wordml">
-  <w:comment w:id="0" w:author="liweichao" w:date="2016-07-15T17:31:00Z" w:initials="l">
-    <w:p>
-      <w:pPr>
-        <w:pStyle w:val="CommentText"/>
-      </w:pPr>
-      <w:r>
-        <w:rPr>
-          <w:rStyle w:val="CommentReference"/>
-        </w:rPr>
-        <w:annotationRef/>
-      </w:r>
-      <w:r>
-        <w:rPr>
-          <w:rFonts w:hint="eastAsia"/>
-        </w:rPr>
-        <w:t>update</w:t>
-      </w:r>
-      <w:r>
-        <w:rPr>
-          <w:rFonts w:hint="eastAsia"/>
-        </w:rPr>
-        <w:t>在协调节点重放存在问题</w:t>
-      </w:r>
-    </w:p>
-  </w:comment>
-  <w:comment w:id="1" w:author="liweichao" w:date="2016-07-15T16:30:00Z" w:initials="l">
+  <w:comment w:id="0" w:author="liweichao" w:date="2016-07-15T16:30:00Z" w:initials="l">
     <w:p>
       <w:pPr>
         <w:pStyle w:val="CommentText"/>

--- a/internal_doc/03.开发设计/Story-ReplicaLogArchivingAndReplay.docx
+++ b/internal_doc/03.开发设计/Story-ReplicaLogArchivingAndReplay.docx
@@ -2130,7 +2130,7 @@
             <w:pPr>
               <w:ind w:left="0"/>
               <w:rPr>
-                <w:rFonts w:eastAsiaTheme="minorEastAsia" w:hint="eastAsia"/>
+                <w:rFonts w:eastAsiaTheme="minorEastAsia"/>
               </w:rPr>
             </w:pPr>
             <w:r>
@@ -2149,7 +2149,7 @@
             <w:pPr>
               <w:ind w:left="0"/>
               <w:rPr>
-                <w:rFonts w:eastAsiaTheme="minorEastAsia" w:hint="eastAsia"/>
+                <w:rFonts w:eastAsiaTheme="minorEastAsia"/>
               </w:rPr>
             </w:pPr>
             <w:r>
@@ -2180,7 +2180,7 @@
             <w:pPr>
               <w:ind w:left="0"/>
               <w:rPr>
-                <w:rFonts w:eastAsiaTheme="minorEastAsia" w:hint="eastAsia"/>
+                <w:rFonts w:eastAsiaTheme="minorEastAsia"/>
               </w:rPr>
             </w:pPr>
             <w:r>
@@ -2199,7 +2199,7 @@
             <w:pPr>
               <w:ind w:left="0"/>
               <w:rPr>
-                <w:rFonts w:eastAsiaTheme="minorEastAsia" w:hint="eastAsia"/>
+                <w:rFonts w:eastAsiaTheme="minorEastAsia"/>
               </w:rPr>
             </w:pPr>
             <w:r>
@@ -2217,9 +2217,6 @@
           <w:p>
             <w:pPr>
               <w:ind w:left="0"/>
-              <w:rPr>
-                <w:rFonts w:hint="eastAsia"/>
-              </w:rPr>
             </w:pPr>
           </w:p>
         </w:tc>
@@ -2287,7 +2284,7 @@
             <w:pPr>
               <w:ind w:left="0"/>
               <w:rPr>
-                <w:rFonts w:eastAsiaTheme="minorEastAsia" w:hint="eastAsia"/>
+                <w:rFonts w:eastAsiaTheme="minorEastAsia"/>
               </w:rPr>
             </w:pPr>
             <w:r>
@@ -2384,7 +2381,7 @@
             <w:pPr>
               <w:ind w:left="0"/>
               <w:rPr>
-                <w:rFonts w:eastAsiaTheme="minorEastAsia" w:hint="eastAsia"/>
+                <w:rFonts w:eastAsiaTheme="minorEastAsia"/>
               </w:rPr>
             </w:pPr>
             <w:r>
@@ -2581,7 +2578,7 @@
             <w:pPr>
               <w:ind w:left="0"/>
               <w:rPr>
-                <w:rFonts w:eastAsiaTheme="minorEastAsia" w:hint="eastAsia"/>
+                <w:rFonts w:eastAsiaTheme="minorEastAsia"/>
               </w:rPr>
             </w:pPr>
             <w:r>
@@ -2595,7 +2592,7 @@
             <w:pPr>
               <w:ind w:left="0" w:firstLineChars="100" w:firstLine="210"/>
               <w:rPr>
-                <w:rFonts w:eastAsiaTheme="minorEastAsia" w:hint="eastAsia"/>
+                <w:rFonts w:eastAsiaTheme="minorEastAsia"/>
               </w:rPr>
             </w:pPr>
             <w:r>
@@ -2748,7 +2745,7 @@
             <w:pPr>
               <w:ind w:left="0"/>
               <w:rPr>
-                <w:rFonts w:eastAsiaTheme="minorEastAsia" w:hint="eastAsia"/>
+                <w:rFonts w:eastAsiaTheme="minorEastAsia"/>
               </w:rPr>
             </w:pPr>
             <w:r>
@@ -2769,14 +2766,14 @@
             <w:pPr>
               <w:ind w:left="0"/>
               <w:rPr>
-                <w:rFonts w:eastAsiaTheme="minorEastAsia"/>
-              </w:rPr>
-            </w:pPr>
-            <w:r>
-              <w:rPr>
-                <w:rFonts w:eastAsiaTheme="minorEastAsia" w:hint="eastAsia"/>
-              </w:rPr>
-              <w:t>delete</w:t>
+                <w:rFonts w:eastAsiaTheme="minorEastAsia" w:hint="eastAsia"/>
+              </w:rPr>
+            </w:pPr>
+            <w:r>
+              <w:rPr>
+                <w:rFonts w:eastAsiaTheme="minorEastAsia" w:hint="eastAsia"/>
+              </w:rPr>
+              <w:t>dump</w:t>
             </w:r>
           </w:p>
         </w:tc>
@@ -2788,14 +2785,14 @@
             <w:pPr>
               <w:ind w:left="0"/>
               <w:rPr>
-                <w:rFonts w:eastAsiaTheme="minorEastAsia"/>
-              </w:rPr>
-            </w:pPr>
-            <w:r>
-              <w:rPr>
-                <w:rFonts w:eastAsiaTheme="minorEastAsia" w:hint="eastAsia"/>
-              </w:rPr>
-              <w:t>重放后删除归档日志文件</w:t>
+                <w:rFonts w:eastAsiaTheme="minorEastAsia" w:hint="eastAsia"/>
+              </w:rPr>
+            </w:pPr>
+            <w:r>
+              <w:rPr>
+                <w:rFonts w:eastAsiaTheme="minorEastAsia" w:hint="eastAsia"/>
+              </w:rPr>
+              <w:t>只导出日志，不重放</w:t>
             </w:r>
           </w:p>
         </w:tc>
@@ -2807,7 +2804,7 @@
             <w:pPr>
               <w:ind w:left="0"/>
               <w:rPr>
-                <w:rFonts w:eastAsiaTheme="minorEastAsia"/>
+                <w:rFonts w:eastAsiaTheme="minorEastAsia" w:hint="eastAsia"/>
               </w:rPr>
             </w:pPr>
             <w:r>
@@ -2826,7 +2823,7 @@
             <w:pPr>
               <w:ind w:left="0"/>
               <w:rPr>
-                <w:rFonts w:eastAsiaTheme="minorEastAsia"/>
+                <w:rFonts w:eastAsiaTheme="minorEastAsia" w:hint="eastAsia"/>
               </w:rPr>
             </w:pPr>
             <w:r>
@@ -2844,6 +2841,9 @@
           <w:p>
             <w:pPr>
               <w:ind w:left="0"/>
+              <w:rPr>
+                <w:rFonts w:hint="eastAsia"/>
+              </w:rPr>
             </w:pPr>
           </w:p>
         </w:tc>
@@ -2864,7 +2864,95 @@
               <w:rPr>
                 <w:rFonts w:eastAsiaTheme="minorEastAsia" w:hint="eastAsia"/>
               </w:rPr>
-              <w:t>loop</w:t>
+              <w:t>delete</w:t>
+            </w:r>
+          </w:p>
+        </w:tc>
+        <w:tc>
+          <w:tcPr>
+            <w:tcW w:w="1985" w:type="dxa"/>
+          </w:tcPr>
+          <w:p>
+            <w:pPr>
+              <w:ind w:left="0"/>
+              <w:rPr>
+                <w:rFonts w:eastAsiaTheme="minorEastAsia"/>
+              </w:rPr>
+            </w:pPr>
+            <w:r>
+              <w:rPr>
+                <w:rFonts w:eastAsiaTheme="minorEastAsia" w:hint="eastAsia"/>
+              </w:rPr>
+              <w:t>重放后删除归档日志文件</w:t>
+            </w:r>
+          </w:p>
+        </w:tc>
+        <w:tc>
+          <w:tcPr>
+            <w:tcW w:w="1134" w:type="dxa"/>
+          </w:tcPr>
+          <w:p>
+            <w:pPr>
+              <w:ind w:left="0"/>
+              <w:rPr>
+                <w:rFonts w:eastAsiaTheme="minorEastAsia"/>
+              </w:rPr>
+            </w:pPr>
+            <w:r>
+              <w:rPr>
+                <w:rFonts w:eastAsiaTheme="minorEastAsia" w:hint="eastAsia"/>
+              </w:rPr>
+              <w:t>bool</w:t>
+            </w:r>
+          </w:p>
+        </w:tc>
+        <w:tc>
+          <w:tcPr>
+            <w:tcW w:w="1843" w:type="dxa"/>
+          </w:tcPr>
+          <w:p>
+            <w:pPr>
+              <w:ind w:left="0"/>
+              <w:rPr>
+                <w:rFonts w:eastAsiaTheme="minorEastAsia"/>
+              </w:rPr>
+            </w:pPr>
+            <w:r>
+              <w:rPr>
+                <w:rFonts w:eastAsiaTheme="minorEastAsia" w:hint="eastAsia"/>
+              </w:rPr>
+              <w:t>false</w:t>
+            </w:r>
+          </w:p>
+        </w:tc>
+        <w:tc>
+          <w:tcPr>
+            <w:tcW w:w="2412" w:type="dxa"/>
+          </w:tcPr>
+          <w:p>
+            <w:pPr>
+              <w:ind w:left="0"/>
+            </w:pPr>
+          </w:p>
+        </w:tc>
+      </w:tr>
+      <w:tr>
+        <w:tc>
+          <w:tcPr>
+            <w:tcW w:w="1242" w:type="dxa"/>
+          </w:tcPr>
+          <w:p>
+            <w:pPr>
+              <w:ind w:left="0"/>
+              <w:rPr>
+                <w:rFonts w:eastAsiaTheme="minorEastAsia"/>
+              </w:rPr>
+            </w:pPr>
+            <w:r>
+              <w:rPr>
+                <w:rFonts w:eastAsiaTheme="minorEastAsia" w:hint="eastAsia"/>
+              </w:rPr>
+              <w:t>hold</w:t>
             </w:r>
           </w:p>
         </w:tc>
@@ -3560,7 +3648,14 @@
               <w:rPr>
                 <w:rFonts w:eastAsiaTheme="minorEastAsia" w:hint="eastAsia"/>
               </w:rPr>
-              <w:t>同一集合空间上优先级高于</w:t>
+              <w:t>同一集合空间</w:t>
+            </w:r>
+            <w:r>
+              <w:rPr>
+                <w:rFonts w:eastAsiaTheme="minorEastAsia" w:hint="eastAsia"/>
+              </w:rPr>
+              <w:lastRenderedPageBreak/>
+              <w:t>上优先级高于</w:t>
             </w:r>
             <w:r>
               <w:rPr>
@@ -4968,6 +5063,7 @@
         <w:pStyle w:val="Heading2"/>
       </w:pPr>
       <w:r>
+        <w:lastRenderedPageBreak/>
         <w:t xml:space="preserve">Story </w:t>
       </w:r>
       <w:r>
@@ -5017,7 +5113,6 @@
         <w:rPr>
           <w:rFonts w:hint="eastAsia"/>
         </w:rPr>
-        <w:lastRenderedPageBreak/>
         <w:t>见</w:t>
       </w:r>
       <w:r>
@@ -6155,6 +6250,7 @@
         <w:rPr>
           <w:rFonts w:hint="eastAsia"/>
         </w:rPr>
+        <w:lastRenderedPageBreak/>
         <w:t>在归档目录下有归档信息</w:t>
       </w:r>
       <w:r>
@@ -6340,7 +6436,6 @@
         <w:rPr>
           <w:rFonts w:hint="eastAsia"/>
         </w:rPr>
-        <w:lastRenderedPageBreak/>
         <w:t>}</w:t>
       </w:r>
     </w:p>
@@ -7250,7 +7345,7 @@
           <v:shape id="_x0000_i1025" type="#_x0000_t75" style="width:419.65pt;height:576.9pt" o:ole="">
             <v:imagedata r:id="rId6" o:title=""/>
           </v:shape>
-          <o:OLEObject Type="Embed" ProgID="Visio.Drawing.11" ShapeID="_x0000_i1025" DrawAspect="Content" ObjectID="_1535698253" r:id="rId7"/>
+          <o:OLEObject Type="Embed" ProgID="Visio.Drawing.11" ShapeID="_x0000_i1025" DrawAspect="Content" ObjectID="_1535698562" r:id="rId7"/>
         </w:object>
       </w:r>
     </w:p>

--- a/internal_doc/03.开发设计/Story-ReplicaLogArchivingAndReplay.docx
+++ b/internal_doc/03.开发设计/Story-ReplicaLogArchivingAndReplay.docx
@@ -1712,11 +1712,11 @@
         <w:tblLook w:val="04A0"/>
       </w:tblPr>
       <w:tblGrid>
-        <w:gridCol w:w="1172"/>
-        <w:gridCol w:w="1616"/>
+        <w:gridCol w:w="1157"/>
+        <w:gridCol w:w="1539"/>
         <w:gridCol w:w="1184"/>
         <w:gridCol w:w="3099"/>
-        <w:gridCol w:w="1545"/>
+        <w:gridCol w:w="1637"/>
       </w:tblGrid>
       <w:tr>
         <w:tc>
@@ -2118,6 +2118,12 @@
                 <w:rFonts w:eastAsiaTheme="minorEastAsia"/>
               </w:rPr>
             </w:pPr>
+            <w:r>
+              <w:rPr>
+                <w:rFonts w:eastAsiaTheme="minorEastAsia" w:hint="eastAsia"/>
+              </w:rPr>
+              <w:t>required</w:t>
+            </w:r>
           </w:p>
         </w:tc>
       </w:tr>
@@ -2218,6 +2224,12 @@
             <w:pPr>
               <w:ind w:left="0"/>
             </w:pPr>
+            <w:r>
+              <w:rPr>
+                <w:rFonts w:eastAsiaTheme="minorEastAsia" w:hint="eastAsia"/>
+              </w:rPr>
+              <w:t>required</w:t>
+            </w:r>
           </w:p>
         </w:tc>
       </w:tr>
@@ -2485,6 +2497,12 @@
             <w:pPr>
               <w:ind w:left="0"/>
             </w:pPr>
+            <w:r>
+              <w:rPr>
+                <w:rFonts w:eastAsiaTheme="minorEastAsia" w:hint="eastAsia"/>
+              </w:rPr>
+              <w:t>required</w:t>
+            </w:r>
           </w:p>
         </w:tc>
       </w:tr>
@@ -2752,7 +2770,31 @@
               <w:rPr>
                 <w:rFonts w:eastAsiaTheme="minorEastAsia" w:hint="eastAsia"/>
               </w:rPr>
-              <w:t>默认只执行增删改操作</w:t>
+              <w:t>默认</w:t>
+            </w:r>
+            <w:r>
+              <w:rPr>
+                <w:rFonts w:eastAsiaTheme="minorEastAsia" w:hint="eastAsia"/>
+              </w:rPr>
+              <w:t>执行</w:t>
+            </w:r>
+            <w:r>
+              <w:rPr>
+                <w:rFonts w:eastAsiaTheme="minorEastAsia" w:hint="eastAsia"/>
+              </w:rPr>
+              <w:t>所有</w:t>
+            </w:r>
+            <w:r>
+              <w:rPr>
+                <w:rFonts w:eastAsiaTheme="minorEastAsia" w:hint="eastAsia"/>
+              </w:rPr>
+              <w:t>DML</w:t>
+            </w:r>
+            <w:r>
+              <w:rPr>
+                <w:rFonts w:eastAsiaTheme="minorEastAsia" w:hint="eastAsia"/>
+              </w:rPr>
+              <w:t>操作</w:t>
             </w:r>
           </w:p>
         </w:tc>
@@ -2766,7 +2808,7 @@
             <w:pPr>
               <w:ind w:left="0"/>
               <w:rPr>
-                <w:rFonts w:eastAsiaTheme="minorEastAsia" w:hint="eastAsia"/>
+                <w:rFonts w:eastAsiaTheme="minorEastAsia"/>
               </w:rPr>
             </w:pPr>
             <w:r>
@@ -2785,7 +2827,7 @@
             <w:pPr>
               <w:ind w:left="0"/>
               <w:rPr>
-                <w:rFonts w:eastAsiaTheme="minorEastAsia" w:hint="eastAsia"/>
+                <w:rFonts w:eastAsiaTheme="minorEastAsia"/>
               </w:rPr>
             </w:pPr>
             <w:r>
@@ -2804,7 +2846,7 @@
             <w:pPr>
               <w:ind w:left="0"/>
               <w:rPr>
-                <w:rFonts w:eastAsiaTheme="minorEastAsia" w:hint="eastAsia"/>
+                <w:rFonts w:eastAsiaTheme="minorEastAsia"/>
               </w:rPr>
             </w:pPr>
             <w:r>
@@ -2823,7 +2865,7 @@
             <w:pPr>
               <w:ind w:left="0"/>
               <w:rPr>
-                <w:rFonts w:eastAsiaTheme="minorEastAsia" w:hint="eastAsia"/>
+                <w:rFonts w:eastAsiaTheme="minorEastAsia"/>
               </w:rPr>
             </w:pPr>
             <w:r>
@@ -2841,9 +2883,6 @@
           <w:p>
             <w:pPr>
               <w:ind w:left="0"/>
-              <w:rPr>
-                <w:rFonts w:hint="eastAsia"/>
-              </w:rPr>
             </w:pPr>
           </w:p>
         </w:tc>
@@ -3224,7 +3263,7 @@
               <w:rPr>
                 <w:rFonts w:eastAsiaTheme="minorEastAsia" w:hint="eastAsia"/>
               </w:rPr>
-              <w:t>[]</w:t>
+              <w:t>-</w:t>
             </w:r>
           </w:p>
         </w:tc>
@@ -3317,7 +3356,7 @@
               <w:rPr>
                 <w:rFonts w:eastAsiaTheme="minorEastAsia" w:hint="eastAsia"/>
               </w:rPr>
-              <w:t>[]</w:t>
+              <w:t>-</w:t>
             </w:r>
           </w:p>
         </w:tc>
@@ -3407,7 +3446,7 @@
               <w:rPr>
                 <w:rFonts w:eastAsiaTheme="minorEastAsia" w:hint="eastAsia"/>
               </w:rPr>
-              <w:t>[]</w:t>
+              <w:t>-</w:t>
             </w:r>
           </w:p>
         </w:tc>
@@ -3491,7 +3530,7 @@
               <w:rPr>
                 <w:rFonts w:eastAsiaTheme="minorEastAsia" w:hint="eastAsia"/>
               </w:rPr>
-              <w:t>[]</w:t>
+              <w:t>-</w:t>
             </w:r>
           </w:p>
         </w:tc>
@@ -3587,7 +3626,7 @@
               <w:rPr>
                 <w:rFonts w:eastAsiaTheme="minorEastAsia" w:hint="eastAsia"/>
               </w:rPr>
-              <w:t>[]</w:t>
+              <w:t>-</w:t>
             </w:r>
           </w:p>
         </w:tc>
@@ -3624,6 +3663,7 @@
               <w:rPr>
                 <w:rFonts w:eastAsiaTheme="minorEastAsia" w:hint="eastAsia"/>
               </w:rPr>
+              <w:lastRenderedPageBreak/>
               <w:t>集合名”</w:t>
             </w:r>
             <w:r>
@@ -3631,37 +3671,6 @@
                 <w:rFonts w:eastAsiaTheme="minorEastAsia" w:hint="eastAsia"/>
               </w:rPr>
               <w:t>，默认为全部</w:t>
-            </w:r>
-            <w:r>
-              <w:rPr>
-                <w:rFonts w:eastAsiaTheme="minorEastAsia" w:hint="eastAsia"/>
-              </w:rPr>
-              <w:t>。</w:t>
-            </w:r>
-            <w:r>
-              <w:rPr>
-                <w:rFonts w:eastAsiaTheme="minorEastAsia" w:hint="eastAsia"/>
-              </w:rPr>
-              <w:t>在</w:t>
-            </w:r>
-            <w:r>
-              <w:rPr>
-                <w:rFonts w:eastAsiaTheme="minorEastAsia" w:hint="eastAsia"/>
-              </w:rPr>
-              <w:t>同一集合空间</w:t>
-            </w:r>
-            <w:r>
-              <w:rPr>
-                <w:rFonts w:eastAsiaTheme="minorEastAsia" w:hint="eastAsia"/>
-              </w:rPr>
-              <w:lastRenderedPageBreak/>
-              <w:t>上优先级高于</w:t>
-            </w:r>
-            <w:r>
-              <w:rPr>
-                <w:rFonts w:eastAsiaTheme="minorEastAsia" w:hint="eastAsia"/>
-              </w:rPr>
-              <w:t>CollectionSpace</w:t>
             </w:r>
             <w:r>
               <w:rPr>
@@ -3733,7 +3742,7 @@
               <w:rPr>
                 <w:rFonts w:eastAsiaTheme="minorEastAsia" w:hint="eastAsia"/>
               </w:rPr>
-              <w:t>[]</w:t>
+              <w:t>-</w:t>
             </w:r>
           </w:p>
         </w:tc>
@@ -3759,18 +3768,6 @@
                 <w:rFonts w:eastAsiaTheme="minorEastAsia" w:hint="eastAsia"/>
               </w:rPr>
               <w:t>Collection</w:t>
-            </w:r>
-            <w:r>
-              <w:rPr>
-                <w:rFonts w:eastAsiaTheme="minorEastAsia" w:hint="eastAsia"/>
-              </w:rPr>
-              <w:t>、</w:t>
-            </w:r>
-            <w:r>
-              <w:rPr>
-                <w:rFonts w:eastAsiaTheme="minorEastAsia" w:hint="eastAsia"/>
-              </w:rPr>
-              <w:t>CollectionSpace</w:t>
             </w:r>
             <w:r>
               <w:rPr>
@@ -4031,7 +4028,7 @@
               <w:rPr>
                 <w:rFonts w:eastAsiaTheme="minorEastAsia" w:hint="eastAsia"/>
               </w:rPr>
-              <w:t>[]</w:t>
+              <w:t>-</w:t>
             </w:r>
           </w:p>
         </w:tc>
@@ -4062,43 +4059,7 @@
               <w:rPr>
                 <w:rFonts w:eastAsiaTheme="minorEastAsia" w:hint="eastAsia"/>
               </w:rPr>
-              <w:t>。默认</w:t>
-            </w:r>
-            <w:r>
-              <w:rPr>
-                <w:rFonts w:hint="eastAsia"/>
-              </w:rPr>
-              <w:t>过滤</w:t>
-            </w:r>
-            <w:r>
-              <w:rPr>
-                <w:rFonts w:eastAsiaTheme="minorEastAsia" w:hint="eastAsia"/>
-              </w:rPr>
-              <w:t>所有</w:t>
-            </w:r>
-            <w:r>
-              <w:rPr>
-                <w:rFonts w:hint="eastAsia"/>
-              </w:rPr>
-              <w:t>DDL操作</w:t>
-            </w:r>
-            <w:r>
-              <w:rPr>
-                <w:rFonts w:eastAsiaTheme="minorEastAsia" w:hint="eastAsia"/>
-              </w:rPr>
-              <w:t>和</w:t>
-            </w:r>
-            <w:r>
-              <w:rPr>
-                <w:rFonts w:eastAsiaTheme="minorEastAsia" w:hint="eastAsia"/>
-              </w:rPr>
-              <w:t>LOB</w:t>
-            </w:r>
-            <w:r>
-              <w:rPr>
-                <w:rFonts w:eastAsiaTheme="minorEastAsia" w:hint="eastAsia"/>
-              </w:rPr>
-              <w:t>操作。</w:t>
+              <w:t>。</w:t>
             </w:r>
           </w:p>
         </w:tc>
@@ -4146,12 +4107,6 @@
               </w:rPr>
               <w:t>int64</w:t>
             </w:r>
-            <w:r>
-              <w:rPr>
-                <w:rFonts w:eastAsiaTheme="minorEastAsia" w:hint="eastAsia"/>
-              </w:rPr>
-              <w:t>/string</w:t>
-            </w:r>
           </w:p>
         </w:tc>
         <w:tc>
@@ -4268,12 +4223,6 @@
                 <w:rFonts w:eastAsiaTheme="minorEastAsia" w:hint="eastAsia"/>
               </w:rPr>
               <w:t>nt64</w:t>
-            </w:r>
-            <w:r>
-              <w:rPr>
-                <w:rFonts w:eastAsiaTheme="minorEastAsia" w:hint="eastAsia"/>
-              </w:rPr>
-              <w:t>/string</w:t>
             </w:r>
           </w:p>
         </w:tc>
@@ -4346,12 +4295,80 @@
     <w:p>
       <w:pPr>
         <w:ind w:left="0"/>
-      </w:pPr>
-      <w:r>
-        <w:rPr>
-          <w:rFonts w:hint="eastAsia"/>
-        </w:rPr>
-        <w:t>其中操作包括：</w:t>
+        <w:rPr>
+          <w:rFonts w:hint="eastAsia"/>
+        </w:rPr>
+      </w:pPr>
+      <w:r>
+        <w:rPr>
+          <w:rFonts w:hint="eastAsia"/>
+        </w:rPr>
+        <w:t>其中操作包括</w:t>
+      </w:r>
+      <w:r>
+        <w:rPr>
+          <w:rFonts w:hint="eastAsia"/>
+        </w:rPr>
+        <w:t>DML</w:t>
+      </w:r>
+      <w:r>
+        <w:rPr>
+          <w:rFonts w:hint="eastAsia"/>
+        </w:rPr>
+        <w:t>、</w:t>
+      </w:r>
+      <w:r>
+        <w:rPr>
+          <w:rFonts w:hint="eastAsia"/>
+        </w:rPr>
+        <w:t>DDL</w:t>
+      </w:r>
+      <w:r>
+        <w:rPr>
+          <w:rFonts w:hint="eastAsia"/>
+        </w:rPr>
+        <w:t>和</w:t>
+      </w:r>
+      <w:r>
+        <w:rPr>
+          <w:rFonts w:hint="eastAsia"/>
+        </w:rPr>
+        <w:t>LOB</w:t>
+      </w:r>
+      <w:r>
+        <w:rPr>
+          <w:rFonts w:hint="eastAsia"/>
+        </w:rPr>
+        <w:t>操作，目前版本只支持</w:t>
+      </w:r>
+      <w:r>
+        <w:rPr>
+          <w:rFonts w:hint="eastAsia"/>
+        </w:rPr>
+        <w:t>DML</w:t>
+      </w:r>
+      <w:r>
+        <w:rPr>
+          <w:rFonts w:hint="eastAsia"/>
+        </w:rPr>
+        <w:t>操作。</w:t>
+      </w:r>
+    </w:p>
+    <w:p>
+      <w:pPr>
+        <w:ind w:left="0"/>
+      </w:pPr>
+      <w:r>
+        <w:rPr>
+          <w:rFonts w:hint="eastAsia"/>
+        </w:rPr>
+        <w:t>操作具体如下</w:t>
+      </w:r>
+      <w:r>
+        <w:rPr>
+          <w:rFonts w:hint="eastAsia"/>
+        </w:rPr>
+        <w:t>：</w:t>
       </w:r>
     </w:p>
     <w:tbl>
@@ -4361,13 +4378,15 @@
         <w:tblLook w:val="04A0"/>
       </w:tblPr>
       <w:tblGrid>
-        <w:gridCol w:w="2660"/>
-        <w:gridCol w:w="3118"/>
+        <w:gridCol w:w="2117"/>
+        <w:gridCol w:w="2056"/>
+        <w:gridCol w:w="2336"/>
+        <w:gridCol w:w="2107"/>
       </w:tblGrid>
       <w:tr>
         <w:tc>
           <w:tcPr>
-            <w:tcW w:w="2660" w:type="dxa"/>
+            <w:tcW w:w="2117" w:type="dxa"/>
           </w:tcPr>
           <w:p>
             <w:pPr>
@@ -4389,14 +4408,14 @@
         </w:tc>
         <w:tc>
           <w:tcPr>
-            <w:tcW w:w="3118" w:type="dxa"/>
+            <w:tcW w:w="2056" w:type="dxa"/>
           </w:tcPr>
           <w:p>
             <w:pPr>
               <w:ind w:left="0"/>
               <w:jc w:val="center"/>
               <w:rPr>
-                <w:rFonts w:eastAsiaTheme="minorEastAsia"/>
+                <w:rFonts w:eastAsiaTheme="minorEastAsia" w:hint="eastAsia"/>
                 <w:b/>
               </w:rPr>
             </w:pPr>
@@ -4405,7 +4424,51 @@
                 <w:rFonts w:eastAsiaTheme="minorEastAsia" w:hint="eastAsia"/>
                 <w:b/>
               </w:rPr>
+              <w:t>类型</w:t>
+            </w:r>
+          </w:p>
+        </w:tc>
+        <w:tc>
+          <w:tcPr>
+            <w:tcW w:w="2336" w:type="dxa"/>
+          </w:tcPr>
+          <w:p>
+            <w:pPr>
+              <w:ind w:left="0"/>
+              <w:jc w:val="center"/>
+              <w:rPr>
+                <w:rFonts w:eastAsiaTheme="minorEastAsia"/>
+                <w:b/>
+              </w:rPr>
+            </w:pPr>
+            <w:r>
+              <w:rPr>
+                <w:rFonts w:eastAsiaTheme="minorEastAsia" w:hint="eastAsia"/>
+                <w:b/>
+              </w:rPr>
               <w:t>说明</w:t>
+            </w:r>
+          </w:p>
+        </w:tc>
+        <w:tc>
+          <w:tcPr>
+            <w:tcW w:w="2107" w:type="dxa"/>
+          </w:tcPr>
+          <w:p>
+            <w:pPr>
+              <w:ind w:left="0"/>
+              <w:jc w:val="center"/>
+              <w:rPr>
+                <w:rFonts w:eastAsiaTheme="minorEastAsia" w:hint="eastAsia"/>
+                <w:b/>
+              </w:rPr>
+            </w:pPr>
+            <w:r>
+              <w:rPr>
+                <w:rFonts w:eastAsiaTheme="minorEastAsia" w:hint="eastAsia"/>
+                <w:b/>
+              </w:rPr>
+              <w:t>备注</w:t>
             </w:r>
           </w:p>
         </w:tc>
@@ -4413,7 +4476,7 @@
       <w:tr>
         <w:tc>
           <w:tcPr>
-            <w:tcW w:w="2660" w:type="dxa"/>
+            <w:tcW w:w="2117" w:type="dxa"/>
           </w:tcPr>
           <w:p>
             <w:pPr>
@@ -4432,7 +4495,26 @@
         </w:tc>
         <w:tc>
           <w:tcPr>
-            <w:tcW w:w="3118" w:type="dxa"/>
+            <w:tcW w:w="2056" w:type="dxa"/>
+          </w:tcPr>
+          <w:p>
+            <w:pPr>
+              <w:ind w:left="0"/>
+              <w:rPr>
+                <w:rFonts w:hint="eastAsia"/>
+              </w:rPr>
+            </w:pPr>
+            <w:r>
+              <w:rPr>
+                <w:rFonts w:eastAsiaTheme="minorEastAsia" w:hint="eastAsia"/>
+              </w:rPr>
+              <w:t>DML</w:t>
+            </w:r>
+          </w:p>
+        </w:tc>
+        <w:tc>
+          <w:tcPr>
+            <w:tcW w:w="2336" w:type="dxa"/>
           </w:tcPr>
           <w:p>
             <w:pPr>
@@ -4447,13 +4529,26 @@
               </w:rPr>
               <w:t>插入数据</w:t>
             </w:r>
+          </w:p>
+        </w:tc>
+        <w:tc>
+          <w:tcPr>
+            <w:tcW w:w="2107" w:type="dxa"/>
+          </w:tcPr>
+          <w:p>
+            <w:pPr>
+              <w:ind w:left="0"/>
+              <w:rPr>
+                <w:rFonts w:hint="eastAsia"/>
+              </w:rPr>
+            </w:pPr>
           </w:p>
         </w:tc>
       </w:tr>
       <w:tr>
         <w:tc>
           <w:tcPr>
-            <w:tcW w:w="2660" w:type="dxa"/>
+            <w:tcW w:w="2117" w:type="dxa"/>
           </w:tcPr>
           <w:p>
             <w:pPr>
@@ -4472,7 +4567,26 @@
         </w:tc>
         <w:tc>
           <w:tcPr>
-            <w:tcW w:w="3118" w:type="dxa"/>
+            <w:tcW w:w="2056" w:type="dxa"/>
+          </w:tcPr>
+          <w:p>
+            <w:pPr>
+              <w:ind w:left="0"/>
+              <w:rPr>
+                <w:rFonts w:hint="eastAsia"/>
+              </w:rPr>
+            </w:pPr>
+            <w:r>
+              <w:rPr>
+                <w:rFonts w:eastAsiaTheme="minorEastAsia" w:hint="eastAsia"/>
+              </w:rPr>
+              <w:t>DML</w:t>
+            </w:r>
+          </w:p>
+        </w:tc>
+        <w:tc>
+          <w:tcPr>
+            <w:tcW w:w="2336" w:type="dxa"/>
           </w:tcPr>
           <w:p>
             <w:pPr>
@@ -4487,13 +4601,26 @@
               </w:rPr>
               <w:t>更新数据</w:t>
             </w:r>
+          </w:p>
+        </w:tc>
+        <w:tc>
+          <w:tcPr>
+            <w:tcW w:w="2107" w:type="dxa"/>
+          </w:tcPr>
+          <w:p>
+            <w:pPr>
+              <w:ind w:left="0"/>
+              <w:rPr>
+                <w:rFonts w:hint="eastAsia"/>
+              </w:rPr>
+            </w:pPr>
           </w:p>
         </w:tc>
       </w:tr>
       <w:tr>
         <w:tc>
           <w:tcPr>
-            <w:tcW w:w="2660" w:type="dxa"/>
+            <w:tcW w:w="2117" w:type="dxa"/>
           </w:tcPr>
           <w:p>
             <w:pPr>
@@ -4512,7 +4639,26 @@
         </w:tc>
         <w:tc>
           <w:tcPr>
-            <w:tcW w:w="3118" w:type="dxa"/>
+            <w:tcW w:w="2056" w:type="dxa"/>
+          </w:tcPr>
+          <w:p>
+            <w:pPr>
+              <w:ind w:left="0"/>
+              <w:rPr>
+                <w:rFonts w:hint="eastAsia"/>
+              </w:rPr>
+            </w:pPr>
+            <w:r>
+              <w:rPr>
+                <w:rFonts w:eastAsiaTheme="minorEastAsia" w:hint="eastAsia"/>
+              </w:rPr>
+              <w:t>DML</w:t>
+            </w:r>
+          </w:p>
+        </w:tc>
+        <w:tc>
+          <w:tcPr>
+            <w:tcW w:w="2336" w:type="dxa"/>
           </w:tcPr>
           <w:p>
             <w:pPr>
@@ -4527,85 +4673,174 @@
               </w:rPr>
               <w:t>删除数据</w:t>
             </w:r>
+          </w:p>
+        </w:tc>
+        <w:tc>
+          <w:tcPr>
+            <w:tcW w:w="2107" w:type="dxa"/>
+          </w:tcPr>
+          <w:p>
+            <w:pPr>
+              <w:ind w:left="0"/>
+              <w:rPr>
+                <w:rFonts w:hint="eastAsia"/>
+              </w:rPr>
+            </w:pPr>
           </w:p>
         </w:tc>
       </w:tr>
       <w:tr>
         <w:tc>
           <w:tcPr>
-            <w:tcW w:w="2660" w:type="dxa"/>
-          </w:tcPr>
-          <w:p>
-            <w:pPr>
-              <w:ind w:left="0"/>
-              <w:rPr>
-                <w:rFonts w:eastAsiaTheme="minorEastAsia"/>
-              </w:rPr>
-            </w:pPr>
-            <w:r>
-              <w:rPr>
-                <w:rFonts w:eastAsiaTheme="minorEastAsia" w:hint="eastAsia"/>
-              </w:rPr>
-              <w:t>createcs</w:t>
-            </w:r>
-          </w:p>
-        </w:tc>
-        <w:tc>
-          <w:tcPr>
-            <w:tcW w:w="3118" w:type="dxa"/>
-          </w:tcPr>
-          <w:p>
-            <w:pPr>
-              <w:ind w:left="0"/>
-              <w:rPr>
-                <w:rFonts w:eastAsiaTheme="minorEastAsia"/>
-              </w:rPr>
-            </w:pPr>
-            <w:r>
-              <w:rPr>
-                <w:rFonts w:eastAsiaTheme="minorEastAsia" w:hint="eastAsia"/>
-              </w:rPr>
-              <w:t>创建集合空间</w:t>
-            </w:r>
+            <w:tcW w:w="2117" w:type="dxa"/>
+          </w:tcPr>
+          <w:p>
+            <w:pPr>
+              <w:ind w:left="0"/>
+              <w:rPr>
+                <w:rFonts w:eastAsiaTheme="minorEastAsia"/>
+              </w:rPr>
+            </w:pPr>
+            <w:r>
+              <w:rPr>
+                <w:rFonts w:eastAsiaTheme="minorEastAsia" w:hint="eastAsia"/>
+              </w:rPr>
+              <w:t>truncatecl</w:t>
+            </w:r>
+          </w:p>
+        </w:tc>
+        <w:tc>
+          <w:tcPr>
+            <w:tcW w:w="2056" w:type="dxa"/>
+          </w:tcPr>
+          <w:p>
+            <w:pPr>
+              <w:ind w:left="0"/>
+              <w:rPr>
+                <w:rFonts w:hint="eastAsia"/>
+              </w:rPr>
+            </w:pPr>
+            <w:r>
+              <w:rPr>
+                <w:rFonts w:eastAsiaTheme="minorEastAsia" w:hint="eastAsia"/>
+              </w:rPr>
+              <w:t>DML</w:t>
+            </w:r>
+          </w:p>
+        </w:tc>
+        <w:tc>
+          <w:tcPr>
+            <w:tcW w:w="2336" w:type="dxa"/>
+          </w:tcPr>
+          <w:p>
+            <w:pPr>
+              <w:ind w:left="0"/>
+              <w:rPr>
+                <w:rFonts w:eastAsiaTheme="minorEastAsia"/>
+              </w:rPr>
+            </w:pPr>
+            <w:r>
+              <w:rPr>
+                <w:rFonts w:eastAsiaTheme="minorEastAsia" w:hint="eastAsia"/>
+              </w:rPr>
+              <w:t>truncate</w:t>
+            </w:r>
+            <w:r>
+              <w:rPr>
+                <w:rFonts w:eastAsiaTheme="minorEastAsia" w:hint="eastAsia"/>
+              </w:rPr>
+              <w:t>集合</w:t>
+            </w:r>
+          </w:p>
+        </w:tc>
+        <w:tc>
+          <w:tcPr>
+            <w:tcW w:w="2107" w:type="dxa"/>
+          </w:tcPr>
+          <w:p>
+            <w:pPr>
+              <w:ind w:left="0"/>
+              <w:rPr>
+                <w:rFonts w:hint="eastAsia"/>
+              </w:rPr>
+            </w:pPr>
           </w:p>
         </w:tc>
       </w:tr>
       <w:tr>
         <w:tc>
           <w:tcPr>
-            <w:tcW w:w="2660" w:type="dxa"/>
-          </w:tcPr>
-          <w:p>
-            <w:pPr>
-              <w:ind w:left="0"/>
-              <w:rPr>
-                <w:rFonts w:eastAsiaTheme="minorEastAsia"/>
-              </w:rPr>
-            </w:pPr>
-            <w:r>
-              <w:rPr>
-                <w:rFonts w:eastAsiaTheme="minorEastAsia" w:hint="eastAsia"/>
-              </w:rPr>
-              <w:t>deletecs</w:t>
-            </w:r>
-          </w:p>
-        </w:tc>
-        <w:tc>
-          <w:tcPr>
-            <w:tcW w:w="3118" w:type="dxa"/>
-          </w:tcPr>
-          <w:p>
-            <w:pPr>
-              <w:ind w:left="0"/>
-              <w:rPr>
-                <w:rFonts w:eastAsiaTheme="minorEastAsia"/>
-              </w:rPr>
-            </w:pPr>
-            <w:r>
-              <w:rPr>
-                <w:rFonts w:eastAsiaTheme="minorEastAsia" w:hint="eastAsia"/>
-              </w:rPr>
-              <w:t>删除集合空间</w:t>
+            <w:tcW w:w="2117" w:type="dxa"/>
+          </w:tcPr>
+          <w:p>
+            <w:pPr>
+              <w:ind w:left="0"/>
+              <w:rPr>
+                <w:rFonts w:eastAsiaTheme="minorEastAsia"/>
+              </w:rPr>
+            </w:pPr>
+            <w:r>
+              <w:rPr>
+                <w:rFonts w:eastAsiaTheme="minorEastAsia" w:hint="eastAsia"/>
+              </w:rPr>
+              <w:t>createcs</w:t>
+            </w:r>
+          </w:p>
+        </w:tc>
+        <w:tc>
+          <w:tcPr>
+            <w:tcW w:w="2056" w:type="dxa"/>
+          </w:tcPr>
+          <w:p>
+            <w:pPr>
+              <w:ind w:left="0"/>
+              <w:rPr>
+                <w:rFonts w:hint="eastAsia"/>
+              </w:rPr>
+            </w:pPr>
+            <w:r>
+              <w:rPr>
+                <w:rFonts w:eastAsiaTheme="minorEastAsia" w:hint="eastAsia"/>
+              </w:rPr>
+              <w:t>DDL</w:t>
+            </w:r>
+          </w:p>
+        </w:tc>
+        <w:tc>
+          <w:tcPr>
+            <w:tcW w:w="2336" w:type="dxa"/>
+          </w:tcPr>
+          <w:p>
+            <w:pPr>
+              <w:ind w:left="0"/>
+              <w:rPr>
+                <w:rFonts w:eastAsiaTheme="minorEastAsia"/>
+              </w:rPr>
+            </w:pPr>
+            <w:r>
+              <w:rPr>
+                <w:rFonts w:eastAsiaTheme="minorEastAsia" w:hint="eastAsia"/>
+              </w:rPr>
+              <w:t>创建集合空间</w:t>
+            </w:r>
+          </w:p>
+        </w:tc>
+        <w:tc>
+          <w:tcPr>
+            <w:tcW w:w="2107" w:type="dxa"/>
+          </w:tcPr>
+          <w:p>
+            <w:pPr>
+              <w:ind w:left="0"/>
+              <w:rPr>
+                <w:rFonts w:eastAsiaTheme="minorEastAsia" w:hint="eastAsia"/>
+              </w:rPr>
+            </w:pPr>
+            <w:r>
+              <w:rPr>
+                <w:rFonts w:eastAsiaTheme="minorEastAsia" w:hint="eastAsia"/>
+              </w:rPr>
+              <w:t>目前不支持</w:t>
             </w:r>
           </w:p>
         </w:tc>
@@ -4613,39 +4848,77 @@
       <w:tr>
         <w:tc>
           <w:tcPr>
-            <w:tcW w:w="2660" w:type="dxa"/>
-          </w:tcPr>
-          <w:p>
-            <w:pPr>
-              <w:ind w:left="0"/>
-              <w:rPr>
-                <w:rFonts w:eastAsiaTheme="minorEastAsia"/>
-              </w:rPr>
-            </w:pPr>
-            <w:r>
-              <w:rPr>
-                <w:rFonts w:eastAsiaTheme="minorEastAsia" w:hint="eastAsia"/>
-              </w:rPr>
-              <w:t>createcl</w:t>
-            </w:r>
-          </w:p>
-        </w:tc>
-        <w:tc>
-          <w:tcPr>
-            <w:tcW w:w="3118" w:type="dxa"/>
-          </w:tcPr>
-          <w:p>
-            <w:pPr>
-              <w:ind w:left="0"/>
-              <w:rPr>
-                <w:rFonts w:eastAsiaTheme="minorEastAsia"/>
-              </w:rPr>
-            </w:pPr>
-            <w:r>
-              <w:rPr>
-                <w:rFonts w:eastAsiaTheme="minorEastAsia" w:hint="eastAsia"/>
-              </w:rPr>
-              <w:t>创建集合</w:t>
+            <w:tcW w:w="2117" w:type="dxa"/>
+          </w:tcPr>
+          <w:p>
+            <w:pPr>
+              <w:ind w:left="0"/>
+              <w:rPr>
+                <w:rFonts w:eastAsiaTheme="minorEastAsia"/>
+              </w:rPr>
+            </w:pPr>
+            <w:r>
+              <w:rPr>
+                <w:rFonts w:eastAsiaTheme="minorEastAsia" w:hint="eastAsia"/>
+              </w:rPr>
+              <w:t>deletecs</w:t>
+            </w:r>
+          </w:p>
+        </w:tc>
+        <w:tc>
+          <w:tcPr>
+            <w:tcW w:w="2056" w:type="dxa"/>
+          </w:tcPr>
+          <w:p>
+            <w:pPr>
+              <w:ind w:left="0"/>
+              <w:rPr>
+                <w:rFonts w:hint="eastAsia"/>
+              </w:rPr>
+            </w:pPr>
+            <w:r>
+              <w:rPr>
+                <w:rFonts w:eastAsiaTheme="minorEastAsia" w:hint="eastAsia"/>
+              </w:rPr>
+              <w:t>DDL</w:t>
+            </w:r>
+          </w:p>
+        </w:tc>
+        <w:tc>
+          <w:tcPr>
+            <w:tcW w:w="2336" w:type="dxa"/>
+          </w:tcPr>
+          <w:p>
+            <w:pPr>
+              <w:ind w:left="0"/>
+              <w:rPr>
+                <w:rFonts w:eastAsiaTheme="minorEastAsia"/>
+              </w:rPr>
+            </w:pPr>
+            <w:r>
+              <w:rPr>
+                <w:rFonts w:eastAsiaTheme="minorEastAsia" w:hint="eastAsia"/>
+              </w:rPr>
+              <w:t>删除集合空间</w:t>
+            </w:r>
+          </w:p>
+        </w:tc>
+        <w:tc>
+          <w:tcPr>
+            <w:tcW w:w="2107" w:type="dxa"/>
+          </w:tcPr>
+          <w:p>
+            <w:pPr>
+              <w:ind w:left="0"/>
+              <w:rPr>
+                <w:rFonts w:hint="eastAsia"/>
+              </w:rPr>
+            </w:pPr>
+            <w:r>
+              <w:rPr>
+                <w:rFonts w:eastAsiaTheme="minorEastAsia" w:hint="eastAsia"/>
+              </w:rPr>
+              <w:t>目前不支持</w:t>
             </w:r>
           </w:p>
         </w:tc>
@@ -4653,39 +4926,77 @@
       <w:tr>
         <w:tc>
           <w:tcPr>
-            <w:tcW w:w="2660" w:type="dxa"/>
-          </w:tcPr>
-          <w:p>
-            <w:pPr>
-              <w:ind w:left="0"/>
-              <w:rPr>
-                <w:rFonts w:eastAsiaTheme="minorEastAsia"/>
-              </w:rPr>
-            </w:pPr>
-            <w:r>
-              <w:rPr>
-                <w:rFonts w:eastAsiaTheme="minorEastAsia" w:hint="eastAsia"/>
-              </w:rPr>
-              <w:t>deletecl</w:t>
-            </w:r>
-          </w:p>
-        </w:tc>
-        <w:tc>
-          <w:tcPr>
-            <w:tcW w:w="3118" w:type="dxa"/>
-          </w:tcPr>
-          <w:p>
-            <w:pPr>
-              <w:ind w:left="0"/>
-              <w:rPr>
-                <w:rFonts w:eastAsiaTheme="minorEastAsia"/>
-              </w:rPr>
-            </w:pPr>
-            <w:r>
-              <w:rPr>
-                <w:rFonts w:eastAsiaTheme="minorEastAsia" w:hint="eastAsia"/>
-              </w:rPr>
-              <w:t>删除集合</w:t>
+            <w:tcW w:w="2117" w:type="dxa"/>
+          </w:tcPr>
+          <w:p>
+            <w:pPr>
+              <w:ind w:left="0"/>
+              <w:rPr>
+                <w:rFonts w:eastAsiaTheme="minorEastAsia"/>
+              </w:rPr>
+            </w:pPr>
+            <w:r>
+              <w:rPr>
+                <w:rFonts w:eastAsiaTheme="minorEastAsia" w:hint="eastAsia"/>
+              </w:rPr>
+              <w:t>createcl</w:t>
+            </w:r>
+          </w:p>
+        </w:tc>
+        <w:tc>
+          <w:tcPr>
+            <w:tcW w:w="2056" w:type="dxa"/>
+          </w:tcPr>
+          <w:p>
+            <w:pPr>
+              <w:ind w:left="0"/>
+              <w:rPr>
+                <w:rFonts w:hint="eastAsia"/>
+              </w:rPr>
+            </w:pPr>
+            <w:r>
+              <w:rPr>
+                <w:rFonts w:eastAsiaTheme="minorEastAsia" w:hint="eastAsia"/>
+              </w:rPr>
+              <w:t>DDL</w:t>
+            </w:r>
+          </w:p>
+        </w:tc>
+        <w:tc>
+          <w:tcPr>
+            <w:tcW w:w="2336" w:type="dxa"/>
+          </w:tcPr>
+          <w:p>
+            <w:pPr>
+              <w:ind w:left="0"/>
+              <w:rPr>
+                <w:rFonts w:eastAsiaTheme="minorEastAsia"/>
+              </w:rPr>
+            </w:pPr>
+            <w:r>
+              <w:rPr>
+                <w:rFonts w:eastAsiaTheme="minorEastAsia" w:hint="eastAsia"/>
+              </w:rPr>
+              <w:t>创建集合</w:t>
+            </w:r>
+          </w:p>
+        </w:tc>
+        <w:tc>
+          <w:tcPr>
+            <w:tcW w:w="2107" w:type="dxa"/>
+          </w:tcPr>
+          <w:p>
+            <w:pPr>
+              <w:ind w:left="0"/>
+              <w:rPr>
+                <w:rFonts w:hint="eastAsia"/>
+              </w:rPr>
+            </w:pPr>
+            <w:r>
+              <w:rPr>
+                <w:rFonts w:eastAsiaTheme="minorEastAsia" w:hint="eastAsia"/>
+              </w:rPr>
+              <w:t>目前不支持</w:t>
             </w:r>
           </w:p>
         </w:tc>
@@ -4693,45 +5004,77 @@
       <w:tr>
         <w:tc>
           <w:tcPr>
-            <w:tcW w:w="2660" w:type="dxa"/>
-          </w:tcPr>
-          <w:p>
-            <w:pPr>
-              <w:ind w:left="0"/>
-              <w:rPr>
-                <w:rFonts w:eastAsiaTheme="minorEastAsia"/>
-              </w:rPr>
-            </w:pPr>
-            <w:r>
-              <w:rPr>
-                <w:rFonts w:eastAsiaTheme="minorEastAsia" w:hint="eastAsia"/>
-              </w:rPr>
-              <w:t>truncatecl</w:t>
-            </w:r>
-          </w:p>
-        </w:tc>
-        <w:tc>
-          <w:tcPr>
-            <w:tcW w:w="3118" w:type="dxa"/>
-          </w:tcPr>
-          <w:p>
-            <w:pPr>
-              <w:ind w:left="0"/>
-              <w:rPr>
-                <w:rFonts w:eastAsiaTheme="minorEastAsia"/>
-              </w:rPr>
-            </w:pPr>
-            <w:r>
-              <w:rPr>
-                <w:rFonts w:eastAsiaTheme="minorEastAsia" w:hint="eastAsia"/>
-              </w:rPr>
-              <w:t>truncate</w:t>
-            </w:r>
-            <w:r>
-              <w:rPr>
-                <w:rFonts w:eastAsiaTheme="minorEastAsia" w:hint="eastAsia"/>
-              </w:rPr>
-              <w:t>集合</w:t>
+            <w:tcW w:w="2117" w:type="dxa"/>
+          </w:tcPr>
+          <w:p>
+            <w:pPr>
+              <w:ind w:left="0"/>
+              <w:rPr>
+                <w:rFonts w:eastAsiaTheme="minorEastAsia"/>
+              </w:rPr>
+            </w:pPr>
+            <w:r>
+              <w:rPr>
+                <w:rFonts w:eastAsiaTheme="minorEastAsia" w:hint="eastAsia"/>
+              </w:rPr>
+              <w:t>deletecl</w:t>
+            </w:r>
+          </w:p>
+        </w:tc>
+        <w:tc>
+          <w:tcPr>
+            <w:tcW w:w="2056" w:type="dxa"/>
+          </w:tcPr>
+          <w:p>
+            <w:pPr>
+              <w:ind w:left="0"/>
+              <w:rPr>
+                <w:rFonts w:hint="eastAsia"/>
+              </w:rPr>
+            </w:pPr>
+            <w:r>
+              <w:rPr>
+                <w:rFonts w:eastAsiaTheme="minorEastAsia" w:hint="eastAsia"/>
+              </w:rPr>
+              <w:t>DDL</w:t>
+            </w:r>
+          </w:p>
+        </w:tc>
+        <w:tc>
+          <w:tcPr>
+            <w:tcW w:w="2336" w:type="dxa"/>
+          </w:tcPr>
+          <w:p>
+            <w:pPr>
+              <w:ind w:left="0"/>
+              <w:rPr>
+                <w:rFonts w:eastAsiaTheme="minorEastAsia"/>
+              </w:rPr>
+            </w:pPr>
+            <w:r>
+              <w:rPr>
+                <w:rFonts w:eastAsiaTheme="minorEastAsia" w:hint="eastAsia"/>
+              </w:rPr>
+              <w:t>删除集合</w:t>
+            </w:r>
+          </w:p>
+        </w:tc>
+        <w:tc>
+          <w:tcPr>
+            <w:tcW w:w="2107" w:type="dxa"/>
+          </w:tcPr>
+          <w:p>
+            <w:pPr>
+              <w:ind w:left="0"/>
+              <w:rPr>
+                <w:rFonts w:hint="eastAsia"/>
+              </w:rPr>
+            </w:pPr>
+            <w:r>
+              <w:rPr>
+                <w:rFonts w:eastAsiaTheme="minorEastAsia" w:hint="eastAsia"/>
+              </w:rPr>
+              <w:t>目前不支持</w:t>
             </w:r>
           </w:p>
         </w:tc>
@@ -4739,7 +5082,7 @@
       <w:tr>
         <w:tc>
           <w:tcPr>
-            <w:tcW w:w="2660" w:type="dxa"/>
+            <w:tcW w:w="2117" w:type="dxa"/>
           </w:tcPr>
           <w:p>
             <w:pPr>
@@ -4758,7 +5101,26 @@
         </w:tc>
         <w:tc>
           <w:tcPr>
-            <w:tcW w:w="3118" w:type="dxa"/>
+            <w:tcW w:w="2056" w:type="dxa"/>
+          </w:tcPr>
+          <w:p>
+            <w:pPr>
+              <w:ind w:left="0"/>
+              <w:rPr>
+                <w:rFonts w:hint="eastAsia"/>
+              </w:rPr>
+            </w:pPr>
+            <w:r>
+              <w:rPr>
+                <w:rFonts w:eastAsiaTheme="minorEastAsia" w:hint="eastAsia"/>
+              </w:rPr>
+              <w:t>DDL</w:t>
+            </w:r>
+          </w:p>
+        </w:tc>
+        <w:tc>
+          <w:tcPr>
+            <w:tcW w:w="2336" w:type="dxa"/>
           </w:tcPr>
           <w:p>
             <w:pPr>
@@ -4772,6 +5134,25 @@
                 <w:rFonts w:eastAsiaTheme="minorEastAsia" w:hint="eastAsia"/>
               </w:rPr>
               <w:t>创建索引</w:t>
+            </w:r>
+          </w:p>
+        </w:tc>
+        <w:tc>
+          <w:tcPr>
+            <w:tcW w:w="2107" w:type="dxa"/>
+          </w:tcPr>
+          <w:p>
+            <w:pPr>
+              <w:ind w:left="0"/>
+              <w:rPr>
+                <w:rFonts w:hint="eastAsia"/>
+              </w:rPr>
+            </w:pPr>
+            <w:r>
+              <w:rPr>
+                <w:rFonts w:eastAsiaTheme="minorEastAsia" w:hint="eastAsia"/>
+              </w:rPr>
+              <w:t>目前不支持</w:t>
             </w:r>
           </w:p>
         </w:tc>
@@ -4779,7 +5160,7 @@
       <w:tr>
         <w:tc>
           <w:tcPr>
-            <w:tcW w:w="2660" w:type="dxa"/>
+            <w:tcW w:w="2117" w:type="dxa"/>
           </w:tcPr>
           <w:p>
             <w:pPr>
@@ -4798,7 +5179,26 @@
         </w:tc>
         <w:tc>
           <w:tcPr>
-            <w:tcW w:w="3118" w:type="dxa"/>
+            <w:tcW w:w="2056" w:type="dxa"/>
+          </w:tcPr>
+          <w:p>
+            <w:pPr>
+              <w:ind w:left="0"/>
+              <w:rPr>
+                <w:rFonts w:hint="eastAsia"/>
+              </w:rPr>
+            </w:pPr>
+            <w:r>
+              <w:rPr>
+                <w:rFonts w:eastAsiaTheme="minorEastAsia" w:hint="eastAsia"/>
+              </w:rPr>
+              <w:t>DDL</w:t>
+            </w:r>
+          </w:p>
+        </w:tc>
+        <w:tc>
+          <w:tcPr>
+            <w:tcW w:w="2336" w:type="dxa"/>
           </w:tcPr>
           <w:p>
             <w:pPr>
@@ -4812,6 +5212,25 @@
                 <w:rFonts w:eastAsiaTheme="minorEastAsia" w:hint="eastAsia"/>
               </w:rPr>
               <w:t>删除索引</w:t>
+            </w:r>
+          </w:p>
+        </w:tc>
+        <w:tc>
+          <w:tcPr>
+            <w:tcW w:w="2107" w:type="dxa"/>
+          </w:tcPr>
+          <w:p>
+            <w:pPr>
+              <w:ind w:left="0"/>
+              <w:rPr>
+                <w:rFonts w:hint="eastAsia"/>
+              </w:rPr>
+            </w:pPr>
+            <w:r>
+              <w:rPr>
+                <w:rFonts w:eastAsiaTheme="minorEastAsia" w:hint="eastAsia"/>
+              </w:rPr>
+              <w:t>目前不支持</w:t>
             </w:r>
           </w:p>
         </w:tc>
@@ -4819,35 +5238,45 @@
       <w:tr>
         <w:tc>
           <w:tcPr>
-            <w:tcW w:w="2660" w:type="dxa"/>
-          </w:tcPr>
-          <w:p>
-            <w:pPr>
-              <w:ind w:left="0"/>
-              <w:rPr>
-                <w:rFonts w:eastAsiaTheme="minorEastAsia"/>
-              </w:rPr>
-            </w:pPr>
-            <w:commentRangeStart w:id="0"/>
+            <w:tcW w:w="2117" w:type="dxa"/>
+          </w:tcPr>
+          <w:p>
+            <w:pPr>
+              <w:ind w:left="0"/>
+              <w:rPr>
+                <w:rFonts w:eastAsiaTheme="minorEastAsia"/>
+              </w:rPr>
+            </w:pPr>
             <w:r>
               <w:rPr>
                 <w:rFonts w:eastAsiaTheme="minorEastAsia" w:hint="eastAsia"/>
               </w:rPr>
               <w:t>lobwrite</w:t>
             </w:r>
-            <w:commentRangeEnd w:id="0"/>
-            <w:r>
-              <w:rPr>
-                <w:rStyle w:val="CommentReference"/>
-                <w:rFonts w:eastAsiaTheme="minorEastAsia"/>
-              </w:rPr>
-              <w:commentReference w:id="0"/>
-            </w:r>
-          </w:p>
-        </w:tc>
-        <w:tc>
-          <w:tcPr>
-            <w:tcW w:w="3118" w:type="dxa"/>
+          </w:p>
+        </w:tc>
+        <w:tc>
+          <w:tcPr>
+            <w:tcW w:w="2056" w:type="dxa"/>
+          </w:tcPr>
+          <w:p>
+            <w:pPr>
+              <w:ind w:left="0"/>
+              <w:rPr>
+                <w:rFonts w:hint="eastAsia"/>
+              </w:rPr>
+            </w:pPr>
+            <w:r>
+              <w:rPr>
+                <w:rFonts w:eastAsiaTheme="minorEastAsia" w:hint="eastAsia"/>
+              </w:rPr>
+              <w:t>LOB</w:t>
+            </w:r>
+          </w:p>
+        </w:tc>
+        <w:tc>
+          <w:tcPr>
+            <w:tcW w:w="2336" w:type="dxa"/>
           </w:tcPr>
           <w:p>
             <w:pPr>
@@ -4867,6 +5296,25 @@
                 <w:rFonts w:eastAsiaTheme="minorEastAsia" w:hint="eastAsia"/>
               </w:rPr>
               <w:t>lob</w:t>
+            </w:r>
+          </w:p>
+        </w:tc>
+        <w:tc>
+          <w:tcPr>
+            <w:tcW w:w="2107" w:type="dxa"/>
+          </w:tcPr>
+          <w:p>
+            <w:pPr>
+              <w:ind w:left="0"/>
+              <w:rPr>
+                <w:rFonts w:hint="eastAsia"/>
+              </w:rPr>
+            </w:pPr>
+            <w:r>
+              <w:rPr>
+                <w:rFonts w:eastAsiaTheme="minorEastAsia" w:hint="eastAsia"/>
+              </w:rPr>
+              <w:t>目前不支持</w:t>
             </w:r>
           </w:p>
         </w:tc>
@@ -4874,7 +5322,7 @@
       <w:tr>
         <w:tc>
           <w:tcPr>
-            <w:tcW w:w="2660" w:type="dxa"/>
+            <w:tcW w:w="2117" w:type="dxa"/>
           </w:tcPr>
           <w:p>
             <w:pPr>
@@ -4893,7 +5341,26 @@
         </w:tc>
         <w:tc>
           <w:tcPr>
-            <w:tcW w:w="3118" w:type="dxa"/>
+            <w:tcW w:w="2056" w:type="dxa"/>
+          </w:tcPr>
+          <w:p>
+            <w:pPr>
+              <w:ind w:left="0"/>
+              <w:rPr>
+                <w:rFonts w:hint="eastAsia"/>
+              </w:rPr>
+            </w:pPr>
+            <w:r>
+              <w:rPr>
+                <w:rFonts w:eastAsiaTheme="minorEastAsia" w:hint="eastAsia"/>
+              </w:rPr>
+              <w:t>LOB</w:t>
+            </w:r>
+          </w:p>
+        </w:tc>
+        <w:tc>
+          <w:tcPr>
+            <w:tcW w:w="2336" w:type="dxa"/>
           </w:tcPr>
           <w:p>
             <w:pPr>
@@ -4913,6 +5380,25 @@
                 <w:rFonts w:eastAsiaTheme="minorEastAsia" w:hint="eastAsia"/>
               </w:rPr>
               <w:t>lob</w:t>
+            </w:r>
+          </w:p>
+        </w:tc>
+        <w:tc>
+          <w:tcPr>
+            <w:tcW w:w="2107" w:type="dxa"/>
+          </w:tcPr>
+          <w:p>
+            <w:pPr>
+              <w:ind w:left="0"/>
+              <w:rPr>
+                <w:rFonts w:hint="eastAsia"/>
+              </w:rPr>
+            </w:pPr>
+            <w:r>
+              <w:rPr>
+                <w:rFonts w:eastAsiaTheme="minorEastAsia" w:hint="eastAsia"/>
+              </w:rPr>
+              <w:t>目前不支持</w:t>
             </w:r>
           </w:p>
         </w:tc>
@@ -4920,7 +5406,7 @@
       <w:tr>
         <w:tc>
           <w:tcPr>
-            <w:tcW w:w="2660" w:type="dxa"/>
+            <w:tcW w:w="2117" w:type="dxa"/>
           </w:tcPr>
           <w:p>
             <w:pPr>
@@ -4939,7 +5425,26 @@
         </w:tc>
         <w:tc>
           <w:tcPr>
-            <w:tcW w:w="3118" w:type="dxa"/>
+            <w:tcW w:w="2056" w:type="dxa"/>
+          </w:tcPr>
+          <w:p>
+            <w:pPr>
+              <w:ind w:left="0"/>
+              <w:rPr>
+                <w:rFonts w:hint="eastAsia"/>
+              </w:rPr>
+            </w:pPr>
+            <w:r>
+              <w:rPr>
+                <w:rFonts w:eastAsiaTheme="minorEastAsia" w:hint="eastAsia"/>
+              </w:rPr>
+              <w:t>LOB</w:t>
+            </w:r>
+          </w:p>
+        </w:tc>
+        <w:tc>
+          <w:tcPr>
+            <w:tcW w:w="2336" w:type="dxa"/>
           </w:tcPr>
           <w:p>
             <w:pPr>
@@ -4959,6 +5464,25 @@
                 <w:rFonts w:eastAsiaTheme="minorEastAsia" w:hint="eastAsia"/>
               </w:rPr>
               <w:t>lob</w:t>
+            </w:r>
+          </w:p>
+        </w:tc>
+        <w:tc>
+          <w:tcPr>
+            <w:tcW w:w="2107" w:type="dxa"/>
+          </w:tcPr>
+          <w:p>
+            <w:pPr>
+              <w:ind w:left="0"/>
+              <w:rPr>
+                <w:rFonts w:hint="eastAsia"/>
+              </w:rPr>
+            </w:pPr>
+            <w:r>
+              <w:rPr>
+                <w:rFonts w:eastAsiaTheme="minorEastAsia" w:hint="eastAsia"/>
+              </w:rPr>
+              <w:t>目前不支持</w:t>
             </w:r>
           </w:p>
         </w:tc>
@@ -4966,7 +5490,7 @@
       <w:tr>
         <w:tc>
           <w:tcPr>
-            <w:tcW w:w="2660" w:type="dxa"/>
+            <w:tcW w:w="2117" w:type="dxa"/>
           </w:tcPr>
           <w:p>
             <w:pPr>
@@ -4985,7 +5509,26 @@
         </w:tc>
         <w:tc>
           <w:tcPr>
-            <w:tcW w:w="3118" w:type="dxa"/>
+            <w:tcW w:w="2056" w:type="dxa"/>
+          </w:tcPr>
+          <w:p>
+            <w:pPr>
+              <w:ind w:left="0"/>
+              <w:rPr>
+                <w:rFonts w:hint="eastAsia"/>
+              </w:rPr>
+            </w:pPr>
+            <w:r>
+              <w:rPr>
+                <w:rFonts w:eastAsiaTheme="minorEastAsia" w:hint="eastAsia"/>
+              </w:rPr>
+              <w:t>LOB</w:t>
+            </w:r>
+          </w:p>
+        </w:tc>
+        <w:tc>
+          <w:tcPr>
+            <w:tcW w:w="2336" w:type="dxa"/>
           </w:tcPr>
           <w:p>
             <w:pPr>
@@ -4999,6 +5542,25 @@
                 <w:rFonts w:eastAsiaTheme="minorEastAsia" w:hint="eastAsia"/>
               </w:rPr>
               <w:t>truncate lob</w:t>
+            </w:r>
+          </w:p>
+        </w:tc>
+        <w:tc>
+          <w:tcPr>
+            <w:tcW w:w="2107" w:type="dxa"/>
+          </w:tcPr>
+          <w:p>
+            <w:pPr>
+              <w:ind w:left="0"/>
+              <w:rPr>
+                <w:rFonts w:hint="eastAsia"/>
+              </w:rPr>
+            </w:pPr>
+            <w:r>
+              <w:rPr>
+                <w:rFonts w:eastAsiaTheme="minorEastAsia" w:hint="eastAsia"/>
+              </w:rPr>
+              <w:t>目前不支持</w:t>
             </w:r>
           </w:p>
         </w:tc>
@@ -5063,7 +5625,6 @@
         <w:pStyle w:val="Heading2"/>
       </w:pPr>
       <w:r>
-        <w:lastRenderedPageBreak/>
         <w:t xml:space="preserve">Story </w:t>
       </w:r>
       <w:r>
@@ -6096,6 +6657,9 @@
     <w:p>
       <w:pPr>
         <w:ind w:left="0"/>
+        <w:rPr>
+          <w:rFonts w:hint="eastAsia"/>
+        </w:rPr>
       </w:pPr>
       <w:r>
         <w:rPr>
@@ -6162,196 +6726,108 @@
       <w:pPr>
         <w:ind w:left="0"/>
       </w:pPr>
+      <w:r>
+        <w:rPr>
+          <w:rFonts w:hint="eastAsia"/>
+        </w:rPr>
+        <w:t>部分归档时不压缩</w:t>
+      </w:r>
+      <w:r>
+        <w:rPr>
+          <w:rFonts w:hint="eastAsia"/>
+        </w:rPr>
+        <w:t>，直至文件填满</w:t>
+      </w:r>
+      <w:r>
+        <w:rPr>
+          <w:rFonts w:hint="eastAsia"/>
+        </w:rPr>
+        <w:t>到一个完整的日志文件时整体压缩。</w:t>
+      </w:r>
     </w:p>
     <w:p>
       <w:pPr>
         <w:ind w:left="0"/>
       </w:pPr>
-      <w:r>
-        <w:rPr>
-          <w:rFonts w:hint="eastAsia"/>
-        </w:rPr>
-        <w:t>通过</w:t>
-      </w:r>
-      <w:r>
-        <w:rPr>
-          <w:rFonts w:hint="eastAsia"/>
-        </w:rPr>
-        <w:t>dpsEventHandler::</w:t>
-      </w:r>
-      <w:r>
-        <w:t>canAssignLogPage</w:t>
-      </w:r>
-      <w:r>
-        <w:rPr>
-          <w:rFonts w:hint="eastAsia"/>
-        </w:rPr>
-        <w:t>()</w:t>
-      </w:r>
-      <w:r>
-        <w:rPr>
-          <w:rFonts w:hint="eastAsia"/>
-        </w:rPr>
-        <w:t>方法</w:t>
-      </w:r>
-      <w:r>
-        <w:rPr>
-          <w:rFonts w:hint="eastAsia"/>
-        </w:rPr>
-        <w:t>来</w:t>
-      </w:r>
-      <w:r>
-        <w:rPr>
-          <w:rFonts w:hint="eastAsia"/>
-        </w:rPr>
-        <w:t>控制</w:t>
-      </w:r>
-      <w:r>
-        <w:rPr>
-          <w:rFonts w:hint="eastAsia"/>
-        </w:rPr>
-        <w:t>未</w:t>
-      </w:r>
-      <w:r>
-        <w:rPr>
-          <w:rFonts w:hint="eastAsia"/>
-        </w:rPr>
-        <w:t>归档的</w:t>
-      </w:r>
-      <w:r>
-        <w:rPr>
-          <w:rFonts w:hint="eastAsia"/>
-        </w:rPr>
-        <w:t>日志文件</w:t>
-      </w:r>
-      <w:r>
-        <w:rPr>
-          <w:rFonts w:hint="eastAsia"/>
-        </w:rPr>
-        <w:t>不能被</w:t>
-      </w:r>
-      <w:r>
-        <w:rPr>
-          <w:rFonts w:hint="eastAsia"/>
-        </w:rPr>
-        <w:t>重用。</w:t>
-      </w:r>
     </w:p>
     <w:p>
       <w:pPr>
         <w:ind w:left="0"/>
       </w:pPr>
+      <w:r>
+        <w:rPr>
+          <w:rFonts w:hint="eastAsia"/>
+        </w:rPr>
+        <w:t>通过</w:t>
+      </w:r>
+      <w:r>
+        <w:rPr>
+          <w:rFonts w:hint="eastAsia"/>
+        </w:rPr>
+        <w:t>dpsEventHandler::</w:t>
+      </w:r>
+      <w:r>
+        <w:t>canAssignLogPage</w:t>
+      </w:r>
+      <w:r>
+        <w:rPr>
+          <w:rFonts w:hint="eastAsia"/>
+        </w:rPr>
+        <w:t>()</w:t>
+      </w:r>
+      <w:r>
+        <w:rPr>
+          <w:rFonts w:hint="eastAsia"/>
+        </w:rPr>
+        <w:t>方法</w:t>
+      </w:r>
+      <w:r>
+        <w:rPr>
+          <w:rFonts w:hint="eastAsia"/>
+        </w:rPr>
+        <w:t>来</w:t>
+      </w:r>
+      <w:r>
+        <w:rPr>
+          <w:rFonts w:hint="eastAsia"/>
+        </w:rPr>
+        <w:t>控制</w:t>
+      </w:r>
+      <w:r>
+        <w:rPr>
+          <w:rFonts w:hint="eastAsia"/>
+        </w:rPr>
+        <w:t>未</w:t>
+      </w:r>
+      <w:r>
+        <w:rPr>
+          <w:rFonts w:hint="eastAsia"/>
+        </w:rPr>
+        <w:t>归档的</w:t>
+      </w:r>
+      <w:r>
+        <w:rPr>
+          <w:rFonts w:hint="eastAsia"/>
+        </w:rPr>
+        <w:t>日志文件</w:t>
+      </w:r>
+      <w:r>
+        <w:rPr>
+          <w:rFonts w:hint="eastAsia"/>
+        </w:rPr>
+        <w:t>不能被</w:t>
+      </w:r>
+      <w:r>
+        <w:rPr>
+          <w:rFonts w:hint="eastAsia"/>
+        </w:rPr>
+        <w:t>重用。</w:t>
+      </w:r>
     </w:p>
     <w:p>
       <w:pPr>
         <w:ind w:left="0"/>
       </w:pPr>
-      <w:r>
-        <w:rPr>
-          <w:rFonts w:hint="eastAsia"/>
-        </w:rPr>
-        <w:lastRenderedPageBreak/>
-        <w:t>在归档目录下有归档信息</w:t>
-      </w:r>
-      <w:r>
-        <w:rPr>
-          <w:rFonts w:hint="eastAsia"/>
-        </w:rPr>
-        <w:t>文件</w:t>
-      </w:r>
-      <w:r>
-        <w:rPr>
-          <w:rFonts w:hint="eastAsia"/>
-        </w:rPr>
-        <w:t>“</w:t>
-      </w:r>
-      <w:r>
-        <w:rPr>
-          <w:rFonts w:hint="eastAsia"/>
-        </w:rPr>
-        <w:t>.</w:t>
-      </w:r>
-      <w:r>
-        <w:rPr>
-          <w:rFonts w:hint="eastAsia"/>
-        </w:rPr>
-        <w:t>archiving</w:t>
-      </w:r>
-      <w:r>
-        <w:rPr>
-          <w:rFonts w:hint="eastAsia"/>
-        </w:rPr>
-        <w:t>.1</w:t>
-      </w:r>
-      <w:r>
-        <w:rPr>
-          <w:rFonts w:hint="eastAsia"/>
-        </w:rPr>
-        <w:t>”</w:t>
-      </w:r>
-      <w:r>
-        <w:rPr>
-          <w:rFonts w:hint="eastAsia"/>
-        </w:rPr>
-        <w:t>和“</w:t>
-      </w:r>
-      <w:r>
-        <w:rPr>
-          <w:rFonts w:hint="eastAsia"/>
-        </w:rPr>
-        <w:t>.archiving.2</w:t>
-      </w:r>
-      <w:r>
-        <w:t>”</w:t>
-      </w:r>
-      <w:r>
-        <w:rPr>
-          <w:rFonts w:hint="eastAsia"/>
-        </w:rPr>
-        <w:t>，</w:t>
-      </w:r>
-      <w:r>
-        <w:rPr>
-          <w:rFonts w:hint="eastAsia"/>
-        </w:rPr>
-        <w:t>记录</w:t>
-      </w:r>
-      <w:r>
-        <w:rPr>
-          <w:rFonts w:hint="eastAsia"/>
-        </w:rPr>
-        <w:t>归档的</w:t>
-      </w:r>
-      <w:r>
-        <w:rPr>
-          <w:rFonts w:hint="eastAsia"/>
-        </w:rPr>
-        <w:t>状态信息</w:t>
-      </w:r>
-      <w:r>
-        <w:rPr>
-          <w:rFonts w:hint="eastAsia"/>
-        </w:rPr>
-        <w:t>，内容为</w:t>
-      </w:r>
-      <w:r>
-        <w:rPr>
-          <w:rFonts w:hint="eastAsia"/>
-        </w:rPr>
-        <w:t>json</w:t>
-      </w:r>
-      <w:r>
-        <w:rPr>
-          <w:rFonts w:hint="eastAsia"/>
-        </w:rPr>
-        <w:t>格式</w:t>
-      </w:r>
-      <w:r>
-        <w:rPr>
-          <w:rFonts w:hint="eastAsia"/>
-        </w:rPr>
-        <w:t>:</w:t>
-      </w:r>
     </w:p>
     <w:p>
       <w:pPr>
@@ -6361,48 +6837,117 @@
         <w:rPr>
           <w:rFonts w:hint="eastAsia"/>
         </w:rPr>
-        <w:t>{</w:t>
+        <w:t>在归档目录下有归档信息</w:t>
+      </w:r>
+      <w:r>
+        <w:rPr>
+          <w:rFonts w:hint="eastAsia"/>
+        </w:rPr>
+        <w:t>文件</w:t>
+      </w:r>
+      <w:r>
+        <w:rPr>
+          <w:rFonts w:hint="eastAsia"/>
+        </w:rPr>
+        <w:t>“</w:t>
+      </w:r>
+      <w:r>
+        <w:rPr>
+          <w:rFonts w:hint="eastAsia"/>
+        </w:rPr>
+        <w:t>.</w:t>
+      </w:r>
+      <w:r>
+        <w:rPr>
+          <w:rFonts w:hint="eastAsia"/>
+        </w:rPr>
+        <w:t>archiving</w:t>
+      </w:r>
+      <w:r>
+        <w:rPr>
+          <w:rFonts w:hint="eastAsia"/>
+        </w:rPr>
+        <w:t>.1</w:t>
+      </w:r>
+      <w:r>
+        <w:rPr>
+          <w:rFonts w:hint="eastAsia"/>
+        </w:rPr>
+        <w:t>”</w:t>
+      </w:r>
+      <w:r>
+        <w:rPr>
+          <w:rFonts w:hint="eastAsia"/>
+        </w:rPr>
+        <w:t>和“</w:t>
+      </w:r>
+      <w:r>
+        <w:rPr>
+          <w:rFonts w:hint="eastAsia"/>
+        </w:rPr>
+        <w:t>.archiving.2</w:t>
+      </w:r>
+      <w:r>
+        <w:t>”</w:t>
+      </w:r>
+      <w:r>
+        <w:rPr>
+          <w:rFonts w:hint="eastAsia"/>
+        </w:rPr>
+        <w:t>，</w:t>
+      </w:r>
+      <w:r>
+        <w:rPr>
+          <w:rFonts w:hint="eastAsia"/>
+        </w:rPr>
+        <w:t>记录</w:t>
+      </w:r>
+      <w:r>
+        <w:rPr>
+          <w:rFonts w:hint="eastAsia"/>
+        </w:rPr>
+        <w:t>归档的</w:t>
+      </w:r>
+      <w:r>
+        <w:rPr>
+          <w:rFonts w:hint="eastAsia"/>
+        </w:rPr>
+        <w:t>状态信息</w:t>
+      </w:r>
+      <w:r>
+        <w:rPr>
+          <w:rFonts w:hint="eastAsia"/>
+        </w:rPr>
+        <w:t>，内容为</w:t>
+      </w:r>
+      <w:r>
+        <w:rPr>
+          <w:rFonts w:hint="eastAsia"/>
+        </w:rPr>
+        <w:t>json</w:t>
+      </w:r>
+      <w:r>
+        <w:rPr>
+          <w:rFonts w:hint="eastAsia"/>
+        </w:rPr>
+        <w:t>格式</w:t>
+      </w:r>
+      <w:r>
+        <w:rPr>
+          <w:rFonts w:hint="eastAsia"/>
+        </w:rPr>
+        <w:t>:</w:t>
       </w:r>
     </w:p>
     <w:p>
       <w:pPr>
-        <w:ind w:left="0" w:firstLine="405"/>
-      </w:pPr>
-      <w:r>
-        <w:t>“</w:t>
-      </w:r>
-      <w:r>
-        <w:rPr>
-          <w:rFonts w:hint="eastAsia"/>
-        </w:rPr>
-        <w:t>start</w:t>
-      </w:r>
-      <w:r>
-        <w:rPr>
-          <w:rFonts w:hint="eastAsia"/>
-        </w:rPr>
-        <w:t>LSN</w:t>
-      </w:r>
-      <w:r>
-        <w:t>”</w:t>
-      </w:r>
-      <w:r>
-        <w:rPr>
-          <w:rFonts w:hint="eastAsia"/>
-        </w:rPr>
-        <w:t xml:space="preserve">: </w:t>
-      </w:r>
-      <w:r>
-        <w:rPr>
-          <w:rFonts w:hint="eastAsia"/>
-        </w:rPr>
-        <w:t>&lt;LSN&gt;</w:t>
-      </w:r>
-      <w:r>
-        <w:rPr>
-          <w:rFonts w:hint="eastAsia"/>
-        </w:rPr>
-        <w:t>,</w:t>
+        <w:ind w:left="0"/>
+      </w:pPr>
+      <w:r>
+        <w:rPr>
+          <w:rFonts w:hint="eastAsia"/>
+        </w:rPr>
+        <w:t>{</w:t>
       </w:r>
     </w:p>
     <w:p>
@@ -6416,7 +6961,13 @@
         <w:rPr>
           <w:rFonts w:hint="eastAsia"/>
         </w:rPr>
-        <w:t>count</w:t>
+        <w:t>start</w:t>
+      </w:r>
+      <w:r>
+        <w:rPr>
+          <w:rFonts w:hint="eastAsia"/>
+        </w:rPr>
+        <w:t>LSN</w:t>
       </w:r>
       <w:r>
         <w:t>”</w:t>
@@ -6425,17 +6976,53 @@
         <w:rPr>
           <w:rFonts w:hint="eastAsia"/>
         </w:rPr>
-        <w:t>: 112</w:t>
+        <w:t xml:space="preserve">: </w:t>
+      </w:r>
+      <w:r>
+        <w:rPr>
+          <w:rFonts w:hint="eastAsia"/>
+        </w:rPr>
+        <w:t>&lt;LSN&gt;</w:t>
+      </w:r>
+      <w:r>
+        <w:rPr>
+          <w:rFonts w:hint="eastAsia"/>
+        </w:rPr>
+        <w:t>,</w:t>
       </w:r>
     </w:p>
     <w:p>
       <w:pPr>
+        <w:ind w:left="0" w:firstLine="405"/>
+      </w:pPr>
+      <w:r>
+        <w:t>“</w:t>
+      </w:r>
+      <w:r>
+        <w:rPr>
+          <w:rFonts w:hint="eastAsia"/>
+        </w:rPr>
+        <w:t>count</w:t>
+      </w:r>
+      <w:r>
+        <w:t>”</w:t>
+      </w:r>
+      <w:r>
+        <w:rPr>
+          <w:rFonts w:hint="eastAsia"/>
+        </w:rPr>
+        <w:t>: 112</w:t>
+      </w:r>
+    </w:p>
+    <w:p>
+      <w:pPr>
         <w:ind w:left="0"/>
       </w:pPr>
       <w:r>
         <w:rPr>
           <w:rFonts w:hint="eastAsia"/>
         </w:rPr>
+        <w:lastRenderedPageBreak/>
         <w:t>}</w:t>
       </w:r>
     </w:p>
@@ -7343,9 +7930,9 @@
             <o:lock v:ext="edit" aspectratio="t"/>
           </v:shapetype>
           <v:shape id="_x0000_i1025" type="#_x0000_t75" style="width:419.65pt;height:576.9pt" o:ole="">
-            <v:imagedata r:id="rId6" o:title=""/>
+            <v:imagedata r:id="rId5" o:title=""/>
           </v:shape>
-          <o:OLEObject Type="Embed" ProgID="Visio.Drawing.11" ShapeID="_x0000_i1025" DrawAspect="Content" ObjectID="_1535698562" r:id="rId7"/>
+          <o:OLEObject Type="Embed" ProgID="Visio.Drawing.11" ShapeID="_x0000_i1025" DrawAspect="Content" ObjectID="_1535969552" r:id="rId6"/>
         </w:object>
       </w:r>
     </w:p>
@@ -10106,42 +10693,6 @@
     </w:sectPr>
   </w:body>
 </w:document>
-</file>
-
-<file path=word/comments.xml><?xml version="1.0" encoding="utf-8"?>
-<w:comments xmlns:ve="http://schemas.openxmlformats.org/markup-compatibility/2006" xmlns:o="urn:schemas-microsoft-com:office:office" xmlns:r="http://schemas.openxmlformats.org/officeDocument/2006/relationships" xmlns:m="http://schemas.openxmlformats.org/officeDocument/2006/math" xmlns:v="urn:schemas-microsoft-com:vml" xmlns:wp="http://schemas.openxmlformats.org/drawingml/2006/wordprocessingDrawing" xmlns:w10="urn:schemas-microsoft-com:office:word" xmlns:w="http://schemas.openxmlformats.org/wordprocessingml/2006/main" xmlns:wne="http://schemas.microsoft.com/office/word/2006/wordml">
-  <w:comment w:id="0" w:author="liweichao" w:date="2016-07-15T16:30:00Z" w:initials="l">
-    <w:p>
-      <w:pPr>
-        <w:pStyle w:val="CommentText"/>
-      </w:pPr>
-      <w:r>
-        <w:rPr>
-          <w:rStyle w:val="CommentReference"/>
-        </w:rPr>
-        <w:annotationRef/>
-      </w:r>
-      <w:r>
-        <w:rPr>
-          <w:rFonts w:hint="eastAsia"/>
-        </w:rPr>
-        <w:t>lob</w:t>
-      </w:r>
-      <w:r>
-        <w:rPr>
-          <w:rFonts w:hint="eastAsia"/>
-        </w:rPr>
-        <w:t>操作</w:t>
-      </w:r>
-      <w:r>
-        <w:rPr>
-          <w:rFonts w:hint="eastAsia"/>
-        </w:rPr>
-        <w:t>不支持</w:t>
-      </w:r>
-    </w:p>
-  </w:comment>
-</w:comments>
 </file>
 
 <file path=word/numbering.xml><?xml version="1.0" encoding="utf-8"?>

--- a/internal_doc/03.开发设计/Story-ReplicaLogArchivingAndReplay.docx
+++ b/internal_doc/03.开发设计/Story-ReplicaLogArchivingAndReplay.docx
@@ -526,6 +526,7 @@
         </w:numPr>
         <w:ind w:firstLineChars="0"/>
         <w:rPr>
+          <w:rFonts w:hint="eastAsia"/>
           <w:color w:val="000000" w:themeColor="text1"/>
         </w:rPr>
       </w:pPr>
@@ -534,7 +535,34 @@
           <w:rFonts w:hint="eastAsia"/>
           <w:color w:val="000000" w:themeColor="text1"/>
         </w:rPr>
-        <w:t>持续监控归档目录并重放。</w:t>
+        <w:t>持续监控归档目录并重放；</w:t>
+      </w:r>
+    </w:p>
+    <w:p>
+      <w:pPr>
+        <w:pStyle w:val="ListParagraph"/>
+        <w:numPr>
+          <w:ilvl w:val="0"/>
+          <w:numId w:val="22"/>
+        </w:numPr>
+        <w:ind w:firstLineChars="0"/>
+        <w:rPr>
+          <w:color w:val="000000" w:themeColor="text1"/>
+        </w:rPr>
+      </w:pPr>
+      <w:r>
+        <w:rPr>
+          <w:rFonts w:hint="eastAsia"/>
+          <w:color w:val="000000" w:themeColor="text1"/>
+        </w:rPr>
+        <w:t>LSN</w:t>
+      </w:r>
+      <w:r>
+        <w:rPr>
+          <w:rFonts w:hint="eastAsia"/>
+          <w:color w:val="000000" w:themeColor="text1"/>
+        </w:rPr>
+        <w:t>不连续时报错退出。</w:t>
       </w:r>
     </w:p>
     <w:p>
@@ -1471,7 +1499,14 @@
               <w:rPr>
                 <w:rFonts w:eastAsiaTheme="minorEastAsia" w:hint="eastAsia"/>
               </w:rPr>
-              <w:t>表示不过期</w:t>
+              <w:t>表示</w:t>
+            </w:r>
+            <w:r>
+              <w:rPr>
+                <w:rFonts w:eastAsiaTheme="minorEastAsia" w:hint="eastAsia"/>
+              </w:rPr>
+              <w:lastRenderedPageBreak/>
+              <w:t>不过期</w:t>
             </w:r>
             <w:r>
               <w:rPr>
@@ -2442,12 +2477,21 @@
           <w:p>
             <w:pPr>
               <w:ind w:left="0"/>
+              <w:rPr>
+                <w:rFonts w:eastAsiaTheme="minorEastAsia"/>
+              </w:rPr>
             </w:pPr>
             <w:r>
               <w:rPr>
                 <w:rFonts w:hint="eastAsia"/>
               </w:rPr>
-              <w:t>归档路径</w:t>
+              <w:t>归档</w:t>
+            </w:r>
+            <w:r>
+              <w:rPr>
+                <w:rFonts w:eastAsiaTheme="minorEastAsia" w:hint="eastAsia"/>
+              </w:rPr>
+              <w:t>目录</w:t>
             </w:r>
           </w:p>
         </w:tc>
@@ -2991,7 +3035,7 @@
               <w:rPr>
                 <w:rFonts w:eastAsiaTheme="minorEastAsia" w:hint="eastAsia"/>
               </w:rPr>
-              <w:t>hold</w:t>
+              <w:t>watch</w:t>
             </w:r>
           </w:p>
         </w:tc>
@@ -3010,12 +3054,6 @@
               <w:rPr>
                 <w:rFonts w:eastAsiaTheme="minorEastAsia" w:hint="eastAsia"/>
               </w:rPr>
-              <w:t>保持不退出，</w:t>
-            </w:r>
-            <w:r>
-              <w:rPr>
-                <w:rFonts w:eastAsiaTheme="minorEastAsia" w:hint="eastAsia"/>
-              </w:rPr>
               <w:t>持续</w:t>
             </w:r>
             <w:r>
@@ -3083,7 +3121,288 @@
           <w:p>
             <w:pPr>
               <w:ind w:left="0"/>
-            </w:pPr>
+              <w:rPr>
+                <w:rFonts w:eastAsiaTheme="minorEastAsia" w:hint="eastAsia"/>
+              </w:rPr>
+            </w:pPr>
+            <w:r>
+              <w:rPr>
+                <w:rFonts w:eastAsiaTheme="minorEastAsia" w:hint="eastAsia"/>
+              </w:rPr>
+              <w:t>path</w:t>
+            </w:r>
+            <w:r>
+              <w:rPr>
+                <w:rFonts w:eastAsiaTheme="minorEastAsia" w:hint="eastAsia"/>
+              </w:rPr>
+              <w:t>为目录时</w:t>
+            </w:r>
+            <w:r>
+              <w:rPr>
+                <w:rFonts w:eastAsiaTheme="minorEastAsia" w:hint="eastAsia"/>
+              </w:rPr>
+              <w:t>有效</w:t>
+            </w:r>
+          </w:p>
+        </w:tc>
+      </w:tr>
+      <w:tr>
+        <w:tc>
+          <w:tcPr>
+            <w:tcW w:w="1242" w:type="dxa"/>
+          </w:tcPr>
+          <w:p>
+            <w:pPr>
+              <w:ind w:left="0"/>
+              <w:rPr>
+                <w:rFonts w:eastAsiaTheme="minorEastAsia" w:hint="eastAsia"/>
+              </w:rPr>
+            </w:pPr>
+            <w:r>
+              <w:rPr>
+                <w:rFonts w:eastAsiaTheme="minorEastAsia" w:hint="eastAsia"/>
+              </w:rPr>
+              <w:t>daemon</w:t>
+            </w:r>
+          </w:p>
+        </w:tc>
+        <w:tc>
+          <w:tcPr>
+            <w:tcW w:w="1985" w:type="dxa"/>
+          </w:tcPr>
+          <w:p>
+            <w:pPr>
+              <w:ind w:left="0"/>
+              <w:rPr>
+                <w:rFonts w:eastAsiaTheme="minorEastAsia" w:hint="eastAsia"/>
+              </w:rPr>
+            </w:pPr>
+            <w:r>
+              <w:rPr>
+                <w:rFonts w:eastAsiaTheme="minorEastAsia" w:hint="eastAsia"/>
+              </w:rPr>
+              <w:t>在</w:t>
+            </w:r>
+            <w:r>
+              <w:rPr>
+                <w:rFonts w:eastAsiaTheme="minorEastAsia" w:hint="eastAsia"/>
+              </w:rPr>
+              <w:t>后台运行</w:t>
+            </w:r>
+          </w:p>
+        </w:tc>
+        <w:tc>
+          <w:tcPr>
+            <w:tcW w:w="1134" w:type="dxa"/>
+          </w:tcPr>
+          <w:p>
+            <w:pPr>
+              <w:ind w:left="0"/>
+              <w:rPr>
+                <w:rFonts w:eastAsiaTheme="minorEastAsia" w:hint="eastAsia"/>
+              </w:rPr>
+            </w:pPr>
+            <w:r>
+              <w:rPr>
+                <w:rFonts w:eastAsiaTheme="minorEastAsia" w:hint="eastAsia"/>
+              </w:rPr>
+              <w:t>bool</w:t>
+            </w:r>
+          </w:p>
+        </w:tc>
+        <w:tc>
+          <w:tcPr>
+            <w:tcW w:w="1843" w:type="dxa"/>
+          </w:tcPr>
+          <w:p>
+            <w:pPr>
+              <w:ind w:left="0"/>
+              <w:rPr>
+                <w:rFonts w:eastAsiaTheme="minorEastAsia" w:hint="eastAsia"/>
+              </w:rPr>
+            </w:pPr>
+            <w:r>
+              <w:rPr>
+                <w:rFonts w:eastAsiaTheme="minorEastAsia" w:hint="eastAsia"/>
+              </w:rPr>
+              <w:t>false</w:t>
+            </w:r>
+          </w:p>
+        </w:tc>
+        <w:tc>
+          <w:tcPr>
+            <w:tcW w:w="2412" w:type="dxa"/>
+          </w:tcPr>
+          <w:p>
+            <w:pPr>
+              <w:ind w:left="0"/>
+              <w:rPr>
+                <w:rFonts w:eastAsiaTheme="minorEastAsia" w:hint="eastAsia"/>
+              </w:rPr>
+            </w:pPr>
+            <w:r>
+              <w:rPr>
+                <w:rFonts w:eastAsiaTheme="minorEastAsia" w:hint="eastAsia"/>
+              </w:rPr>
+              <w:t>kill -15 &lt;pid&gt;</w:t>
+            </w:r>
+            <w:r>
+              <w:rPr>
+                <w:rFonts w:eastAsiaTheme="minorEastAsia" w:hint="eastAsia"/>
+              </w:rPr>
+              <w:t>可以使后台进程</w:t>
+            </w:r>
+            <w:r>
+              <w:rPr>
+                <w:rFonts w:eastAsiaTheme="minorEastAsia" w:hint="eastAsia"/>
+              </w:rPr>
+              <w:t>正确</w:t>
+            </w:r>
+            <w:r>
+              <w:rPr>
+                <w:rFonts w:eastAsiaTheme="minorEastAsia" w:hint="eastAsia"/>
+              </w:rPr>
+              <w:t>退出</w:t>
+            </w:r>
+          </w:p>
+        </w:tc>
+      </w:tr>
+      <w:tr>
+        <w:tc>
+          <w:tcPr>
+            <w:tcW w:w="1242" w:type="dxa"/>
+          </w:tcPr>
+          <w:p>
+            <w:pPr>
+              <w:ind w:left="0"/>
+              <w:rPr>
+                <w:rFonts w:eastAsiaTheme="minorEastAsia" w:hint="eastAsia"/>
+              </w:rPr>
+            </w:pPr>
+            <w:r>
+              <w:rPr>
+                <w:rFonts w:eastAsiaTheme="minorEastAsia" w:hint="eastAsia"/>
+              </w:rPr>
+              <w:t>status</w:t>
+            </w:r>
+          </w:p>
+        </w:tc>
+        <w:tc>
+          <w:tcPr>
+            <w:tcW w:w="1985" w:type="dxa"/>
+          </w:tcPr>
+          <w:p>
+            <w:pPr>
+              <w:ind w:left="0"/>
+              <w:rPr>
+                <w:rFonts w:eastAsiaTheme="minorEastAsia" w:hint="eastAsia"/>
+              </w:rPr>
+            </w:pPr>
+            <w:r>
+              <w:rPr>
+                <w:rFonts w:eastAsiaTheme="minorEastAsia" w:hint="eastAsia"/>
+              </w:rPr>
+              <w:t>指定状态文件</w:t>
+            </w:r>
+          </w:p>
+        </w:tc>
+        <w:tc>
+          <w:tcPr>
+            <w:tcW w:w="1134" w:type="dxa"/>
+          </w:tcPr>
+          <w:p>
+            <w:pPr>
+              <w:ind w:left="0"/>
+              <w:rPr>
+                <w:rFonts w:eastAsiaTheme="minorEastAsia" w:hint="eastAsia"/>
+              </w:rPr>
+            </w:pPr>
+            <w:r>
+              <w:rPr>
+                <w:rFonts w:eastAsiaTheme="minorEastAsia" w:hint="eastAsia"/>
+              </w:rPr>
+              <w:t>string</w:t>
+            </w:r>
+          </w:p>
+        </w:tc>
+        <w:tc>
+          <w:tcPr>
+            <w:tcW w:w="1843" w:type="dxa"/>
+          </w:tcPr>
+          <w:p>
+            <w:pPr>
+              <w:ind w:left="0"/>
+              <w:rPr>
+                <w:rFonts w:eastAsiaTheme="minorEastAsia" w:hint="eastAsia"/>
+              </w:rPr>
+            </w:pPr>
+            <w:r>
+              <w:rPr>
+                <w:rFonts w:eastAsiaTheme="minorEastAsia" w:hint="eastAsia"/>
+              </w:rPr>
+              <w:t>-</w:t>
+            </w:r>
+          </w:p>
+        </w:tc>
+        <w:tc>
+          <w:tcPr>
+            <w:tcW w:w="2412" w:type="dxa"/>
+          </w:tcPr>
+          <w:p>
+            <w:pPr>
+              <w:ind w:left="0"/>
+              <w:rPr>
+                <w:rFonts w:eastAsiaTheme="minorEastAsia" w:hint="eastAsia"/>
+              </w:rPr>
+            </w:pPr>
+            <w:r>
+              <w:rPr>
+                <w:rFonts w:eastAsiaTheme="minorEastAsia" w:hint="eastAsia"/>
+              </w:rPr>
+              <w:t>状态文件会存储重放的状态信息，</w:t>
+            </w:r>
+            <w:r>
+              <w:rPr>
+                <w:rFonts w:eastAsiaTheme="minorEastAsia" w:hint="eastAsia"/>
+              </w:rPr>
+              <w:t>首次指定时重放工具会生成</w:t>
+            </w:r>
+            <w:r>
+              <w:rPr>
+                <w:rFonts w:eastAsiaTheme="minorEastAsia" w:hint="eastAsia"/>
+              </w:rPr>
+              <w:t>该</w:t>
+            </w:r>
+            <w:r>
+              <w:rPr>
+                <w:rFonts w:eastAsiaTheme="minorEastAsia" w:hint="eastAsia"/>
+              </w:rPr>
+              <w:t>文件</w:t>
+            </w:r>
+            <w:r>
+              <w:rPr>
+                <w:rFonts w:eastAsiaTheme="minorEastAsia" w:hint="eastAsia"/>
+              </w:rPr>
+              <w:t>。</w:t>
+            </w:r>
+            <w:r>
+              <w:rPr>
+                <w:rFonts w:eastAsiaTheme="minorEastAsia" w:hint="eastAsia"/>
+              </w:rPr>
+              <w:t>重放工具退出后，</w:t>
+            </w:r>
+            <w:r>
+              <w:rPr>
+                <w:rFonts w:eastAsiaTheme="minorEastAsia" w:hint="eastAsia"/>
+              </w:rPr>
+              <w:t>通过指定状态文件可以从上次</w:t>
+            </w:r>
+            <w:r>
+              <w:rPr>
+                <w:rFonts w:eastAsiaTheme="minorEastAsia" w:hint="eastAsia"/>
+              </w:rPr>
+              <w:t>退出的地方继续重放。</w:t>
+            </w:r>
           </w:p>
         </w:tc>
       </w:tr>
@@ -3144,6 +3463,7 @@
               <w:rPr>
                 <w:rFonts w:eastAsiaTheme="minorEastAsia" w:hint="eastAsia"/>
               </w:rPr>
+              <w:lastRenderedPageBreak/>
               <w:t>字段</w:t>
             </w:r>
           </w:p>
@@ -3663,7 +3983,6 @@
               <w:rPr>
                 <w:rFonts w:eastAsiaTheme="minorEastAsia" w:hint="eastAsia"/>
               </w:rPr>
-              <w:lastRenderedPageBreak/>
               <w:t>集合名”</w:t>
             </w:r>
             <w:r>
@@ -3697,7 +4016,6 @@
               <w:rPr>
                 <w:rFonts w:eastAsiaTheme="minorEastAsia" w:hint="eastAsia"/>
               </w:rPr>
-              <w:lastRenderedPageBreak/>
               <w:t>Excl</w:t>
             </w:r>
             <w:r>
@@ -4295,9 +4613,6 @@
     <w:p>
       <w:pPr>
         <w:ind w:left="0"/>
-        <w:rPr>
-          <w:rFonts w:hint="eastAsia"/>
-        </w:rPr>
       </w:pPr>
       <w:r>
         <w:rPr>
@@ -4415,7 +4730,7 @@
               <w:ind w:left="0"/>
               <w:jc w:val="center"/>
               <w:rPr>
-                <w:rFonts w:eastAsiaTheme="minorEastAsia" w:hint="eastAsia"/>
+                <w:rFonts w:eastAsiaTheme="minorEastAsia"/>
                 <w:b/>
               </w:rPr>
             </w:pPr>
@@ -4459,7 +4774,7 @@
               <w:ind w:left="0"/>
               <w:jc w:val="center"/>
               <w:rPr>
-                <w:rFonts w:eastAsiaTheme="minorEastAsia" w:hint="eastAsia"/>
+                <w:rFonts w:eastAsiaTheme="minorEastAsia"/>
                 <w:b/>
               </w:rPr>
             </w:pPr>
@@ -4500,9 +4815,6 @@
           <w:p>
             <w:pPr>
               <w:ind w:left="0"/>
-              <w:rPr>
-                <w:rFonts w:hint="eastAsia"/>
-              </w:rPr>
             </w:pPr>
             <w:r>
               <w:rPr>
@@ -4538,9 +4850,6 @@
           <w:p>
             <w:pPr>
               <w:ind w:left="0"/>
-              <w:rPr>
-                <w:rFonts w:hint="eastAsia"/>
-              </w:rPr>
             </w:pPr>
           </w:p>
         </w:tc>
@@ -4572,9 +4881,6 @@
           <w:p>
             <w:pPr>
               <w:ind w:left="0"/>
-              <w:rPr>
-                <w:rFonts w:hint="eastAsia"/>
-              </w:rPr>
             </w:pPr>
             <w:r>
               <w:rPr>
@@ -4610,9 +4916,6 @@
           <w:p>
             <w:pPr>
               <w:ind w:left="0"/>
-              <w:rPr>
-                <w:rFonts w:hint="eastAsia"/>
-              </w:rPr>
             </w:pPr>
           </w:p>
         </w:tc>
@@ -4644,9 +4947,6 @@
           <w:p>
             <w:pPr>
               <w:ind w:left="0"/>
-              <w:rPr>
-                <w:rFonts w:hint="eastAsia"/>
-              </w:rPr>
             </w:pPr>
             <w:r>
               <w:rPr>
@@ -4682,9 +4982,6 @@
           <w:p>
             <w:pPr>
               <w:ind w:left="0"/>
-              <w:rPr>
-                <w:rFonts w:hint="eastAsia"/>
-              </w:rPr>
             </w:pPr>
           </w:p>
         </w:tc>
@@ -4716,9 +5013,6 @@
           <w:p>
             <w:pPr>
               <w:ind w:left="0"/>
-              <w:rPr>
-                <w:rFonts w:hint="eastAsia"/>
-              </w:rPr>
             </w:pPr>
             <w:r>
               <w:rPr>
@@ -4760,9 +5054,6 @@
           <w:p>
             <w:pPr>
               <w:ind w:left="0"/>
-              <w:rPr>
-                <w:rFonts w:hint="eastAsia"/>
-              </w:rPr>
             </w:pPr>
           </w:p>
         </w:tc>
@@ -4794,9 +5085,6 @@
           <w:p>
             <w:pPr>
               <w:ind w:left="0"/>
-              <w:rPr>
-                <w:rFonts w:hint="eastAsia"/>
-              </w:rPr>
             </w:pPr>
             <w:r>
               <w:rPr>
@@ -4833,7 +5121,7 @@
             <w:pPr>
               <w:ind w:left="0"/>
               <w:rPr>
-                <w:rFonts w:eastAsiaTheme="minorEastAsia" w:hint="eastAsia"/>
+                <w:rFonts w:eastAsiaTheme="minorEastAsia"/>
               </w:rPr>
             </w:pPr>
             <w:r>
@@ -4872,9 +5160,6 @@
           <w:p>
             <w:pPr>
               <w:ind w:left="0"/>
-              <w:rPr>
-                <w:rFonts w:hint="eastAsia"/>
-              </w:rPr>
             </w:pPr>
             <w:r>
               <w:rPr>
@@ -4910,9 +5195,6 @@
           <w:p>
             <w:pPr>
               <w:ind w:left="0"/>
-              <w:rPr>
-                <w:rFonts w:hint="eastAsia"/>
-              </w:rPr>
             </w:pPr>
             <w:r>
               <w:rPr>
@@ -4950,9 +5232,6 @@
           <w:p>
             <w:pPr>
               <w:ind w:left="0"/>
-              <w:rPr>
-                <w:rFonts w:hint="eastAsia"/>
-              </w:rPr>
             </w:pPr>
             <w:r>
               <w:rPr>
@@ -4988,9 +5267,6 @@
           <w:p>
             <w:pPr>
               <w:ind w:left="0"/>
-              <w:rPr>
-                <w:rFonts w:hint="eastAsia"/>
-              </w:rPr>
             </w:pPr>
             <w:r>
               <w:rPr>
@@ -5028,9 +5304,6 @@
           <w:p>
             <w:pPr>
               <w:ind w:left="0"/>
-              <w:rPr>
-                <w:rFonts w:hint="eastAsia"/>
-              </w:rPr>
             </w:pPr>
             <w:r>
               <w:rPr>
@@ -5066,9 +5339,6 @@
           <w:p>
             <w:pPr>
               <w:ind w:left="0"/>
-              <w:rPr>
-                <w:rFonts w:hint="eastAsia"/>
-              </w:rPr>
             </w:pPr>
             <w:r>
               <w:rPr>
@@ -5106,9 +5376,6 @@
           <w:p>
             <w:pPr>
               <w:ind w:left="0"/>
-              <w:rPr>
-                <w:rFonts w:hint="eastAsia"/>
-              </w:rPr>
             </w:pPr>
             <w:r>
               <w:rPr>
@@ -5144,9 +5411,6 @@
           <w:p>
             <w:pPr>
               <w:ind w:left="0"/>
-              <w:rPr>
-                <w:rFonts w:hint="eastAsia"/>
-              </w:rPr>
             </w:pPr>
             <w:r>
               <w:rPr>
@@ -5184,9 +5448,6 @@
           <w:p>
             <w:pPr>
               <w:ind w:left="0"/>
-              <w:rPr>
-                <w:rFonts w:hint="eastAsia"/>
-              </w:rPr>
             </w:pPr>
             <w:r>
               <w:rPr>
@@ -5222,9 +5483,6 @@
           <w:p>
             <w:pPr>
               <w:ind w:left="0"/>
-              <w:rPr>
-                <w:rFonts w:hint="eastAsia"/>
-              </w:rPr>
             </w:pPr>
             <w:r>
               <w:rPr>
@@ -5262,9 +5520,6 @@
           <w:p>
             <w:pPr>
               <w:ind w:left="0"/>
-              <w:rPr>
-                <w:rFonts w:hint="eastAsia"/>
-              </w:rPr>
             </w:pPr>
             <w:r>
               <w:rPr>
@@ -5306,9 +5561,6 @@
           <w:p>
             <w:pPr>
               <w:ind w:left="0"/>
-              <w:rPr>
-                <w:rFonts w:hint="eastAsia"/>
-              </w:rPr>
             </w:pPr>
             <w:r>
               <w:rPr>
@@ -5346,9 +5598,6 @@
           <w:p>
             <w:pPr>
               <w:ind w:left="0"/>
-              <w:rPr>
-                <w:rFonts w:hint="eastAsia"/>
-              </w:rPr>
             </w:pPr>
             <w:r>
               <w:rPr>
@@ -5390,9 +5639,6 @@
           <w:p>
             <w:pPr>
               <w:ind w:left="0"/>
-              <w:rPr>
-                <w:rFonts w:hint="eastAsia"/>
-              </w:rPr>
             </w:pPr>
             <w:r>
               <w:rPr>
@@ -5430,9 +5676,6 @@
           <w:p>
             <w:pPr>
               <w:ind w:left="0"/>
-              <w:rPr>
-                <w:rFonts w:hint="eastAsia"/>
-              </w:rPr>
             </w:pPr>
             <w:r>
               <w:rPr>
@@ -5474,9 +5717,6 @@
           <w:p>
             <w:pPr>
               <w:ind w:left="0"/>
-              <w:rPr>
-                <w:rFonts w:hint="eastAsia"/>
-              </w:rPr>
             </w:pPr>
             <w:r>
               <w:rPr>
@@ -5514,9 +5754,6 @@
           <w:p>
             <w:pPr>
               <w:ind w:left="0"/>
-              <w:rPr>
-                <w:rFonts w:hint="eastAsia"/>
-              </w:rPr>
             </w:pPr>
             <w:r>
               <w:rPr>
@@ -5552,9 +5789,6 @@
           <w:p>
             <w:pPr>
               <w:ind w:left="0"/>
-              <w:rPr>
-                <w:rFonts w:hint="eastAsia"/>
-              </w:rPr>
             </w:pPr>
             <w:r>
               <w:rPr>
@@ -6657,9 +6891,6 @@
     <w:p>
       <w:pPr>
         <w:ind w:left="0"/>
-        <w:rPr>
-          <w:rFonts w:hint="eastAsia"/>
-        </w:rPr>
       </w:pPr>
       <w:r>
         <w:rPr>
@@ -7022,7 +7253,6 @@
         <w:rPr>
           <w:rFonts w:hint="eastAsia"/>
         </w:rPr>
-        <w:lastRenderedPageBreak/>
         <w:t>}</w:t>
       </w:r>
     </w:p>
@@ -7932,7 +8162,7 @@
           <v:shape id="_x0000_i1025" type="#_x0000_t75" style="width:419.65pt;height:576.9pt" o:ole="">
             <v:imagedata r:id="rId5" o:title=""/>
           </v:shape>
-          <o:OLEObject Type="Embed" ProgID="Visio.Drawing.11" ShapeID="_x0000_i1025" DrawAspect="Content" ObjectID="_1535969552" r:id="rId6"/>
+          <o:OLEObject Type="Embed" ProgID="Visio.Drawing.11" ShapeID="_x0000_i1025" DrawAspect="Content" ObjectID="_1539070151" r:id="rId6"/>
         </w:object>
       </w:r>
     </w:p>
@@ -8070,7 +8300,14 @@
         <w:rPr>
           <w:rFonts w:hint="eastAsia"/>
         </w:rPr>
-        <w:t>先重放</w:t>
+        <w:t>先重</w:t>
+      </w:r>
+      <w:r>
+        <w:rPr>
+          <w:rFonts w:hint="eastAsia"/>
+        </w:rPr>
+        <w:lastRenderedPageBreak/>
+        <w:t>放</w:t>
       </w:r>
       <w:r>
         <w:rPr>
@@ -8140,7 +8377,6 @@
         <w:rPr>
           <w:rFonts w:hint="eastAsia"/>
         </w:rPr>
-        <w:lastRenderedPageBreak/>
         <w:t>当回放过程中出现问题时，立即中断操作。已经处理过的日志不做回滚。</w:t>
       </w:r>
     </w:p>
@@ -9470,7 +9706,14 @@
               <w:rPr>
                 <w:rFonts w:eastAsiaTheme="minorEastAsia" w:hint="eastAsia"/>
               </w:rPr>
-              <w:t>日志时发生全量同步</w:t>
+              <w:t>日志时发生</w:t>
+            </w:r>
+            <w:r>
+              <w:rPr>
+                <w:rFonts w:eastAsiaTheme="minorEastAsia" w:hint="eastAsia"/>
+              </w:rPr>
+              <w:lastRenderedPageBreak/>
+              <w:t>全量同步</w:t>
             </w:r>
           </w:p>
         </w:tc>
@@ -9500,6 +9743,7 @@
               <w:rPr>
                 <w:rFonts w:eastAsiaTheme="minorEastAsia" w:hint="eastAsia"/>
               </w:rPr>
+              <w:lastRenderedPageBreak/>
               <w:t>创建复制组，其中一个备节点配置参数</w:t>
             </w:r>
             <w:r>
@@ -9543,6 +9787,7 @@
               <w:rPr>
                 <w:rFonts w:eastAsiaTheme="minorEastAsia" w:hint="eastAsia"/>
               </w:rPr>
+              <w:lastRenderedPageBreak/>
               <w:t>对数据库进行插入、更新、删除操作；</w:t>
             </w:r>
           </w:p>
@@ -9562,7 +9807,6 @@
               <w:rPr>
                 <w:rFonts w:eastAsiaTheme="minorEastAsia" w:hint="eastAsia"/>
               </w:rPr>
-              <w:lastRenderedPageBreak/>
               <w:t>操作过程中强杀</w:t>
             </w:r>
             <w:r>
@@ -9629,7 +9873,14 @@
                 <w:rFonts w:eastAsiaTheme="minorEastAsia" w:hint="eastAsia"/>
               </w:rPr>
               <w:lastRenderedPageBreak/>
-              <w:t>日志正常归档，独立节点与复制组的数据一致。</w:t>
+              <w:t>日志正常归档，独立节点与复制</w:t>
+            </w:r>
+            <w:r>
+              <w:rPr>
+                <w:rFonts w:eastAsiaTheme="minorEastAsia" w:hint="eastAsia"/>
+              </w:rPr>
+              <w:lastRenderedPageBreak/>
+              <w:t>组的数据一致。</w:t>
             </w:r>
           </w:p>
         </w:tc>

--- a/internal_doc/03.开发设计/Story-ReplicaLogArchivingAndReplay.docx
+++ b/internal_doc/03.开发设计/Story-ReplicaLogArchivingAndReplay.docx
@@ -536,6 +536,33 @@
           <w:color w:val="000000" w:themeColor="text1"/>
         </w:rPr>
         <w:t>持续监控归档目录并重放；</w:t>
+      </w:r>
+    </w:p>
+    <w:p>
+      <w:pPr>
+        <w:pStyle w:val="ListParagraph"/>
+        <w:numPr>
+          <w:ilvl w:val="0"/>
+          <w:numId w:val="22"/>
+        </w:numPr>
+        <w:ind w:firstLineChars="0"/>
+        <w:rPr>
+          <w:color w:val="000000" w:themeColor="text1"/>
+        </w:rPr>
+      </w:pPr>
+      <w:r>
+        <w:rPr>
+          <w:rFonts w:hint="eastAsia"/>
+          <w:color w:val="000000" w:themeColor="text1"/>
+        </w:rPr>
+        <w:t>可以指定状态文件从而在退出重启后接续退出前的重放</w:t>
+      </w:r>
+      <w:r>
+        <w:rPr>
+          <w:rFonts w:hint="eastAsia"/>
+          <w:color w:val="000000" w:themeColor="text1"/>
+        </w:rPr>
+        <w:t>；</w:t>
       </w:r>
     </w:p>
     <w:p>
@@ -1358,7 +1385,14 @@
               <w:rPr>
                 <w:rFonts w:eastAsiaTheme="minorEastAsia" w:hint="eastAsia"/>
               </w:rPr>
-              <w:t>归档日志过期时间</w:t>
+              <w:t>归档日志过期</w:t>
+            </w:r>
+            <w:r>
+              <w:rPr>
+                <w:rFonts w:eastAsiaTheme="minorEastAsia" w:hint="eastAsia"/>
+              </w:rPr>
+              <w:lastRenderedPageBreak/>
+              <w:t>时间</w:t>
             </w:r>
           </w:p>
         </w:tc>
@@ -1377,6 +1411,7 @@
               <w:rPr>
                 <w:rFonts w:eastAsiaTheme="minorEastAsia" w:hint="eastAsia"/>
               </w:rPr>
+              <w:lastRenderedPageBreak/>
               <w:t>i</w:t>
             </w:r>
             <w:r>
@@ -1487,7 +1522,14 @@
               <w:rPr>
                 <w:rFonts w:eastAsiaTheme="minorEastAsia" w:hint="eastAsia"/>
               </w:rPr>
-              <w:t>超过过期时间后删除，</w:t>
+              <w:t>超过过</w:t>
+            </w:r>
+            <w:r>
+              <w:rPr>
+                <w:rFonts w:eastAsiaTheme="minorEastAsia" w:hint="eastAsia"/>
+              </w:rPr>
+              <w:lastRenderedPageBreak/>
+              <w:t>期时间后删除，</w:t>
             </w:r>
             <w:r>
               <w:rPr>
@@ -1499,14 +1541,7 @@
               <w:rPr>
                 <w:rFonts w:eastAsiaTheme="minorEastAsia" w:hint="eastAsia"/>
               </w:rPr>
-              <w:t>表示</w:t>
-            </w:r>
-            <w:r>
-              <w:rPr>
-                <w:rFonts w:eastAsiaTheme="minorEastAsia" w:hint="eastAsia"/>
-              </w:rPr>
-              <w:lastRenderedPageBreak/>
-              <w:t>不过期</w:t>
+              <w:t>表示不过期</w:t>
             </w:r>
             <w:r>
               <w:rPr>
@@ -3122,7 +3157,7 @@
             <w:pPr>
               <w:ind w:left="0"/>
               <w:rPr>
-                <w:rFonts w:eastAsiaTheme="minorEastAsia" w:hint="eastAsia"/>
+                <w:rFonts w:eastAsiaTheme="minorEastAsia"/>
               </w:rPr>
             </w:pPr>
             <w:r>
@@ -3155,7 +3190,7 @@
             <w:pPr>
               <w:ind w:left="0"/>
               <w:rPr>
-                <w:rFonts w:eastAsiaTheme="minorEastAsia" w:hint="eastAsia"/>
+                <w:rFonts w:eastAsiaTheme="minorEastAsia"/>
               </w:rPr>
             </w:pPr>
             <w:r>
@@ -3174,7 +3209,7 @@
             <w:pPr>
               <w:ind w:left="0"/>
               <w:rPr>
-                <w:rFonts w:eastAsiaTheme="minorEastAsia" w:hint="eastAsia"/>
+                <w:rFonts w:eastAsiaTheme="minorEastAsia"/>
               </w:rPr>
             </w:pPr>
             <w:r>
@@ -3199,7 +3234,7 @@
             <w:pPr>
               <w:ind w:left="0"/>
               <w:rPr>
-                <w:rFonts w:eastAsiaTheme="minorEastAsia" w:hint="eastAsia"/>
+                <w:rFonts w:eastAsiaTheme="minorEastAsia"/>
               </w:rPr>
             </w:pPr>
             <w:r>
@@ -3218,7 +3253,7 @@
             <w:pPr>
               <w:ind w:left="0"/>
               <w:rPr>
-                <w:rFonts w:eastAsiaTheme="minorEastAsia" w:hint="eastAsia"/>
+                <w:rFonts w:eastAsiaTheme="minorEastAsia"/>
               </w:rPr>
             </w:pPr>
             <w:r>
@@ -3237,7 +3272,7 @@
             <w:pPr>
               <w:ind w:left="0"/>
               <w:rPr>
-                <w:rFonts w:eastAsiaTheme="minorEastAsia" w:hint="eastAsia"/>
+                <w:rFonts w:eastAsiaTheme="minorEastAsia"/>
               </w:rPr>
             </w:pPr>
             <w:r>
@@ -3276,7 +3311,7 @@
             <w:pPr>
               <w:ind w:left="0"/>
               <w:rPr>
-                <w:rFonts w:eastAsiaTheme="minorEastAsia" w:hint="eastAsia"/>
+                <w:rFonts w:eastAsiaTheme="minorEastAsia"/>
               </w:rPr>
             </w:pPr>
             <w:r>
@@ -3295,7 +3330,7 @@
             <w:pPr>
               <w:ind w:left="0"/>
               <w:rPr>
-                <w:rFonts w:eastAsiaTheme="minorEastAsia" w:hint="eastAsia"/>
+                <w:rFonts w:eastAsiaTheme="minorEastAsia"/>
               </w:rPr>
             </w:pPr>
             <w:r>
@@ -3314,7 +3349,7 @@
             <w:pPr>
               <w:ind w:left="0"/>
               <w:rPr>
-                <w:rFonts w:eastAsiaTheme="minorEastAsia" w:hint="eastAsia"/>
+                <w:rFonts w:eastAsiaTheme="minorEastAsia"/>
               </w:rPr>
             </w:pPr>
             <w:r>
@@ -3333,7 +3368,7 @@
             <w:pPr>
               <w:ind w:left="0"/>
               <w:rPr>
-                <w:rFonts w:eastAsiaTheme="minorEastAsia" w:hint="eastAsia"/>
+                <w:rFonts w:eastAsiaTheme="minorEastAsia"/>
               </w:rPr>
             </w:pPr>
             <w:r>
@@ -3352,7 +3387,7 @@
             <w:pPr>
               <w:ind w:left="0"/>
               <w:rPr>
-                <w:rFonts w:eastAsiaTheme="minorEastAsia" w:hint="eastAsia"/>
+                <w:rFonts w:eastAsiaTheme="minorEastAsia"/>
               </w:rPr>
             </w:pPr>
             <w:r>
@@ -3420,6 +3455,7 @@
         <w:rPr>
           <w:rFonts w:hint="eastAsia"/>
         </w:rPr>
+        <w:lastRenderedPageBreak/>
         <w:t>filter</w:t>
       </w:r>
       <w:r>
@@ -3463,7 +3499,6 @@
               <w:rPr>
                 <w:rFonts w:eastAsiaTheme="minorEastAsia" w:hint="eastAsia"/>
               </w:rPr>
-              <w:lastRenderedPageBreak/>
               <w:t>字段</w:t>
             </w:r>
           </w:p>
@@ -5743,6 +5778,7 @@
               <w:rPr>
                 <w:rFonts w:eastAsiaTheme="minorEastAsia" w:hint="eastAsia"/>
               </w:rPr>
+              <w:lastRenderedPageBreak/>
               <w:t>lobtruncate</w:t>
             </w:r>
           </w:p>
@@ -6591,7 +6627,19 @@
         <w:rPr>
           <w:rFonts w:hint="eastAsia"/>
         </w:rPr>
-        <w:t>仍发生日志文件的切换，</w:t>
+        <w:t>仍</w:t>
+      </w:r>
+      <w:r>
+        <w:rPr>
+          <w:rFonts w:hint="eastAsia"/>
+        </w:rPr>
+        <w:t>未</w:t>
+      </w:r>
+      <w:r>
+        <w:rPr>
+          <w:rFonts w:hint="eastAsia"/>
+        </w:rPr>
+        <w:t>发生日志文件的切换，</w:t>
       </w:r>
       <w:r>
         <w:rPr>
@@ -6765,6 +6813,7 @@
         <w:rPr>
           <w:rFonts w:hint="eastAsia"/>
         </w:rPr>
+        <w:lastRenderedPageBreak/>
         <w:t>此时</w:t>
       </w:r>
       <w:r>
@@ -8162,7 +8211,7 @@
           <v:shape id="_x0000_i1025" type="#_x0000_t75" style="width:419.65pt;height:576.9pt" o:ole="">
             <v:imagedata r:id="rId5" o:title=""/>
           </v:shape>
-          <o:OLEObject Type="Embed" ProgID="Visio.Drawing.11" ShapeID="_x0000_i1025" DrawAspect="Content" ObjectID="_1539070151" r:id="rId6"/>
+          <o:OLEObject Type="Embed" ProgID="Visio.Drawing.11" ShapeID="_x0000_i1025" DrawAspect="Content" ObjectID="_1539411280" r:id="rId6"/>
         </w:object>
       </w:r>
     </w:p>
@@ -8228,6 +8277,7 @@
         <w:rPr>
           <w:rFonts w:hint="eastAsia"/>
         </w:rPr>
+        <w:lastRenderedPageBreak/>
         <w:t>只重</w:t>
       </w:r>
       <w:r>
@@ -8300,14 +8350,7 @@
         <w:rPr>
           <w:rFonts w:hint="eastAsia"/>
         </w:rPr>
-        <w:t>先重</w:t>
-      </w:r>
-      <w:r>
-        <w:rPr>
-          <w:rFonts w:hint="eastAsia"/>
-        </w:rPr>
-        <w:lastRenderedPageBreak/>
-        <w:t>放</w:t>
+        <w:t>先重放</w:t>
       </w:r>
       <w:r>
         <w:rPr>
@@ -9706,14 +9749,8 @@
               <w:rPr>
                 <w:rFonts w:eastAsiaTheme="minorEastAsia" w:hint="eastAsia"/>
               </w:rPr>
-              <w:t>日志时发生</w:t>
-            </w:r>
-            <w:r>
-              <w:rPr>
-                <w:rFonts w:eastAsiaTheme="minorEastAsia" w:hint="eastAsia"/>
-              </w:rPr>
               <w:lastRenderedPageBreak/>
-              <w:t>全量同步</w:t>
+              <w:t>日志时发生全量同步</w:t>
             </w:r>
           </w:p>
         </w:tc>
@@ -9744,7 +9781,14 @@
                 <w:rFonts w:eastAsiaTheme="minorEastAsia" w:hint="eastAsia"/>
               </w:rPr>
               <w:lastRenderedPageBreak/>
-              <w:t>创建复制组，其中一个备节点配置参数</w:t>
+              <w:t>创建复制组，其中一个备节点</w:t>
+            </w:r>
+            <w:r>
+              <w:rPr>
+                <w:rFonts w:eastAsiaTheme="minorEastAsia" w:hint="eastAsia"/>
+              </w:rPr>
+              <w:lastRenderedPageBreak/>
+              <w:t>配置参数</w:t>
             </w:r>
             <w:r>
               <w:rPr>
@@ -9787,7 +9831,6 @@
               <w:rPr>
                 <w:rFonts w:eastAsiaTheme="minorEastAsia" w:hint="eastAsia"/>
               </w:rPr>
-              <w:lastRenderedPageBreak/>
               <w:t>对数据库进行插入、更新、删除操作；</w:t>
             </w:r>
           </w:p>
@@ -9873,14 +9916,14 @@
                 <w:rFonts w:eastAsiaTheme="minorEastAsia" w:hint="eastAsia"/>
               </w:rPr>
               <w:lastRenderedPageBreak/>
-              <w:t>日志正常归档，独立节点与复制</w:t>
+              <w:t>日志正常归档，</w:t>
             </w:r>
             <w:r>
               <w:rPr>
                 <w:rFonts w:eastAsiaTheme="minorEastAsia" w:hint="eastAsia"/>
               </w:rPr>
               <w:lastRenderedPageBreak/>
-              <w:t>组的数据一致。</w:t>
+              <w:t>独立节点与复制组的数据一致。</w:t>
             </w:r>
           </w:p>
         </w:tc>

--- a/internal_doc/03.开发设计/Story-ReplicaLogArchivingAndReplay.docx
+++ b/internal_doc/03.开发设计/Story-ReplicaLogArchivingAndReplay.docx
@@ -115,9 +115,11 @@
               </w:rPr>
               <w:t xml:space="preserve"> </w:t>
             </w:r>
+            <w:proofErr w:type="spellStart"/>
             <w:r>
               <w:t>Weichao</w:t>
             </w:r>
+            <w:proofErr w:type="spellEnd"/>
           </w:p>
         </w:tc>
         <w:tc>
@@ -226,12 +228,14 @@
       </w:r>
     </w:p>
     <w:p>
+      <w:proofErr w:type="spellStart"/>
       <w:r>
         <w:rPr>
           <w:rFonts w:hint="eastAsia"/>
         </w:rPr>
         <w:t>SequoiaDB</w:t>
       </w:r>
+      <w:proofErr w:type="spellEnd"/>
       <w:r>
         <w:rPr>
           <w:rFonts w:hint="eastAsia"/>
@@ -434,6 +438,7 @@
         </w:rPr>
         <w:t>．归档日志重放工具</w:t>
       </w:r>
+      <w:proofErr w:type="spellStart"/>
       <w:r>
         <w:rPr>
           <w:rFonts w:hint="eastAsia"/>
@@ -441,6 +446,7 @@
         </w:rPr>
         <w:t>sdbreplay</w:t>
       </w:r>
+      <w:proofErr w:type="spellEnd"/>
       <w:r>
         <w:rPr>
           <w:rFonts w:hint="eastAsia"/>
@@ -502,6 +508,7 @@
         </w:rPr>
         <w:t>根据记录生成执行语句，连接到</w:t>
       </w:r>
+      <w:proofErr w:type="spellStart"/>
       <w:r>
         <w:rPr>
           <w:rFonts w:hint="eastAsia"/>
@@ -509,6 +516,7 @@
         </w:rPr>
         <w:t>sequoiadb</w:t>
       </w:r>
+      <w:proofErr w:type="spellEnd"/>
       <w:r>
         <w:rPr>
           <w:rFonts w:hint="eastAsia"/>
@@ -526,7 +534,6 @@
         </w:numPr>
         <w:ind w:firstLineChars="0"/>
         <w:rPr>
-          <w:rFonts w:hint="eastAsia"/>
           <w:color w:val="000000" w:themeColor="text1"/>
         </w:rPr>
       </w:pPr>
@@ -839,6 +846,7 @@
                 <w:rFonts w:eastAsiaTheme="minorEastAsia"/>
               </w:rPr>
             </w:pPr>
+            <w:proofErr w:type="spellStart"/>
             <w:r>
               <w:rPr>
                 <w:rFonts w:hint="eastAsia"/>
@@ -851,6 +859,7 @@
               </w:rPr>
               <w:t>hiveon</w:t>
             </w:r>
+            <w:proofErr w:type="spellEnd"/>
           </w:p>
         </w:tc>
         <w:tc>
@@ -873,12 +882,14 @@
               </w:rPr>
               <w:t>开启</w:t>
             </w:r>
+            <w:proofErr w:type="spellStart"/>
             <w:r>
               <w:rPr>
                 <w:rFonts w:hint="eastAsia"/>
               </w:rPr>
               <w:t>归档</w:t>
             </w:r>
+            <w:proofErr w:type="spellEnd"/>
           </w:p>
         </w:tc>
         <w:tc>
@@ -892,6 +903,7 @@
                 <w:rFonts w:eastAsiaTheme="minorEastAsia"/>
               </w:rPr>
             </w:pPr>
+            <w:proofErr w:type="spellStart"/>
             <w:r>
               <w:rPr>
                 <w:rFonts w:eastAsiaTheme="minorEastAsia" w:hint="eastAsia"/>
@@ -904,6 +916,7 @@
               </w:rPr>
               <w:t>ool</w:t>
             </w:r>
+            <w:proofErr w:type="spellEnd"/>
           </w:p>
         </w:tc>
         <w:tc>
@@ -948,6 +961,7 @@
                 <w:rFonts w:eastAsiaTheme="minorEastAsia"/>
               </w:rPr>
             </w:pPr>
+            <w:proofErr w:type="spellStart"/>
             <w:r>
               <w:rPr>
                 <w:rFonts w:eastAsiaTheme="minorEastAsia" w:hint="eastAsia"/>
@@ -966,6 +980,7 @@
               </w:rPr>
               <w:t>path</w:t>
             </w:r>
+            <w:proofErr w:type="spellEnd"/>
           </w:p>
         </w:tc>
         <w:tc>
@@ -976,12 +991,14 @@
             <w:pPr>
               <w:ind w:left="0"/>
             </w:pPr>
+            <w:proofErr w:type="spellStart"/>
             <w:r>
               <w:rPr>
                 <w:rFonts w:hint="eastAsia"/>
               </w:rPr>
               <w:t>归档路径</w:t>
             </w:r>
+            <w:proofErr w:type="spellEnd"/>
           </w:p>
         </w:tc>
         <w:tc>
@@ -1020,11 +1037,26 @@
                 <w:rFonts w:eastAsiaTheme="minorEastAsia"/>
               </w:rPr>
             </w:pPr>
-            <w:r>
-              <w:rPr>
-                <w:rFonts w:eastAsiaTheme="minorEastAsia" w:hint="eastAsia"/>
-              </w:rPr>
-              <w:t>dbpath/archive</w:t>
+            <w:proofErr w:type="spellStart"/>
+            <w:r>
+              <w:rPr>
+                <w:rFonts w:eastAsiaTheme="minorEastAsia" w:hint="eastAsia"/>
+              </w:rPr>
+              <w:t>dbpath</w:t>
+            </w:r>
+            <w:proofErr w:type="spellEnd"/>
+            <w:r>
+              <w:rPr>
+                <w:rFonts w:eastAsiaTheme="minorEastAsia" w:hint="eastAsia"/>
+              </w:rPr>
+              <w:t>/</w:t>
+            </w:r>
+            <w:proofErr w:type="spellStart"/>
+            <w:r>
+              <w:rPr>
+                <w:rFonts w:eastAsiaTheme="minorEastAsia" w:hint="eastAsia"/>
+              </w:rPr>
+              <w:t>archive</w:t>
             </w:r>
             <w:r>
               <w:rPr>
@@ -1032,6 +1064,7 @@
               </w:rPr>
               <w:t>log</w:t>
             </w:r>
+            <w:proofErr w:type="spellEnd"/>
           </w:p>
         </w:tc>
         <w:tc>
@@ -1057,12 +1090,14 @@
                 <w:rFonts w:eastAsiaTheme="minorEastAsia"/>
               </w:rPr>
             </w:pPr>
+            <w:proofErr w:type="spellStart"/>
             <w:r>
               <w:rPr>
                 <w:rFonts w:eastAsiaTheme="minorEastAsia" w:hint="eastAsia"/>
               </w:rPr>
               <w:t>archivecompresson</w:t>
             </w:r>
+            <w:proofErr w:type="spellEnd"/>
           </w:p>
         </w:tc>
         <w:tc>
@@ -1095,12 +1130,14 @@
                 <w:rFonts w:eastAsiaTheme="minorEastAsia"/>
               </w:rPr>
             </w:pPr>
+            <w:proofErr w:type="spellStart"/>
             <w:r>
               <w:rPr>
                 <w:rFonts w:eastAsiaTheme="minorEastAsia" w:hint="eastAsia"/>
               </w:rPr>
               <w:t>bool</w:t>
             </w:r>
+            <w:proofErr w:type="spellEnd"/>
           </w:p>
         </w:tc>
         <w:tc>
@@ -1145,6 +1182,7 @@
                 <w:rFonts w:eastAsiaTheme="minorEastAsia"/>
               </w:rPr>
             </w:pPr>
+            <w:proofErr w:type="spellStart"/>
             <w:r>
               <w:rPr>
                 <w:rFonts w:eastAsiaTheme="minorEastAsia" w:hint="eastAsia"/>
@@ -1163,6 +1201,7 @@
               </w:rPr>
               <w:t>timeout</w:t>
             </w:r>
+            <w:proofErr w:type="spellEnd"/>
           </w:p>
         </w:tc>
         <w:tc>
@@ -1201,6 +1240,7 @@
                 <w:rFonts w:eastAsiaTheme="minorEastAsia"/>
               </w:rPr>
             </w:pPr>
+            <w:proofErr w:type="spellStart"/>
             <w:r>
               <w:rPr>
                 <w:rFonts w:eastAsiaTheme="minorEastAsia" w:hint="eastAsia"/>
@@ -1213,6 +1253,7 @@
               </w:rPr>
               <w:t>nt</w:t>
             </w:r>
+            <w:proofErr w:type="spellEnd"/>
             <w:r>
               <w:rPr>
                 <w:rFonts w:eastAsiaTheme="minorEastAsia" w:hint="eastAsia"/>
@@ -1350,6 +1391,7 @@
                 <w:rFonts w:eastAsiaTheme="minorEastAsia"/>
               </w:rPr>
             </w:pPr>
+            <w:proofErr w:type="spellStart"/>
             <w:r>
               <w:rPr>
                 <w:rFonts w:eastAsiaTheme="minorEastAsia" w:hint="eastAsia"/>
@@ -1368,6 +1410,7 @@
               </w:rPr>
               <w:t>expired</w:t>
             </w:r>
+            <w:proofErr w:type="spellEnd"/>
           </w:p>
         </w:tc>
         <w:tc>
@@ -1407,6 +1450,7 @@
                 <w:rFonts w:eastAsiaTheme="minorEastAsia"/>
               </w:rPr>
             </w:pPr>
+            <w:proofErr w:type="spellStart"/>
             <w:r>
               <w:rPr>
                 <w:rFonts w:eastAsiaTheme="minorEastAsia" w:hint="eastAsia"/>
@@ -1420,6 +1464,7 @@
               </w:rPr>
               <w:t>nt</w:t>
             </w:r>
+            <w:proofErr w:type="spellEnd"/>
             <w:r>
               <w:rPr>
                 <w:rFonts w:eastAsiaTheme="minorEastAsia" w:hint="eastAsia"/>
@@ -1564,6 +1609,7 @@
                 <w:rFonts w:eastAsiaTheme="minorEastAsia"/>
               </w:rPr>
             </w:pPr>
+            <w:proofErr w:type="spellStart"/>
             <w:r>
               <w:rPr>
                 <w:rFonts w:eastAsiaTheme="minorEastAsia" w:hint="eastAsia"/>
@@ -1583,6 +1629,7 @@
               </w:rPr>
               <w:t>quota</w:t>
             </w:r>
+            <w:proofErr w:type="spellEnd"/>
           </w:p>
         </w:tc>
         <w:tc>
@@ -1621,6 +1668,7 @@
                 <w:rFonts w:eastAsiaTheme="minorEastAsia"/>
               </w:rPr>
             </w:pPr>
+            <w:proofErr w:type="spellStart"/>
             <w:r>
               <w:rPr>
                 <w:rFonts w:eastAsiaTheme="minorEastAsia" w:hint="eastAsia"/>
@@ -1633,6 +1681,7 @@
               </w:rPr>
               <w:t>nt</w:t>
             </w:r>
+            <w:proofErr w:type="spellEnd"/>
             <w:r>
               <w:rPr>
                 <w:rFonts w:eastAsiaTheme="minorEastAsia" w:hint="eastAsia"/>
@@ -1762,12 +1811,14 @@
       <w:pPr>
         <w:ind w:left="0"/>
       </w:pPr>
+      <w:proofErr w:type="spellStart"/>
       <w:r>
         <w:rPr>
           <w:rFonts w:hint="eastAsia"/>
         </w:rPr>
         <w:t>sdbreplay</w:t>
       </w:r>
+      <w:proofErr w:type="spellEnd"/>
       <w:r>
         <w:rPr>
           <w:rFonts w:hint="eastAsia"/>
@@ -1782,11 +1833,11 @@
         <w:tblLook w:val="04A0"/>
       </w:tblPr>
       <w:tblGrid>
-        <w:gridCol w:w="1157"/>
-        <w:gridCol w:w="1539"/>
+        <w:gridCol w:w="1319"/>
+        <w:gridCol w:w="1226"/>
         <w:gridCol w:w="1184"/>
         <w:gridCol w:w="3099"/>
-        <w:gridCol w:w="1637"/>
+        <w:gridCol w:w="1788"/>
       </w:tblGrid>
       <w:tr>
         <w:tc>
@@ -1956,12 +2007,14 @@
                 <w:rFonts w:eastAsiaTheme="minorEastAsia"/>
               </w:rPr>
             </w:pPr>
+            <w:proofErr w:type="spellStart"/>
             <w:r>
               <w:rPr>
                 <w:rFonts w:eastAsiaTheme="minorEastAsia" w:hint="eastAsia"/>
               </w:rPr>
               <w:t>swith</w:t>
             </w:r>
+            <w:proofErr w:type="spellEnd"/>
           </w:p>
         </w:tc>
         <w:tc>
@@ -2125,12 +2178,14 @@
                 <w:rFonts w:eastAsiaTheme="minorEastAsia"/>
               </w:rPr>
             </w:pPr>
+            <w:proofErr w:type="spellStart"/>
             <w:r>
               <w:rPr>
                 <w:rFonts w:eastAsiaTheme="minorEastAsia" w:hint="eastAsia"/>
               </w:rPr>
               <w:t>SequoiaDB</w:t>
             </w:r>
+            <w:proofErr w:type="spellEnd"/>
             <w:r>
               <w:rPr>
                 <w:rFonts w:eastAsiaTheme="minorEastAsia" w:hint="eastAsia"/>
@@ -2193,6 +2248,50 @@
                 <w:rFonts w:eastAsiaTheme="minorEastAsia" w:hint="eastAsia"/>
               </w:rPr>
               <w:t>required</w:t>
+            </w:r>
+            <w:r>
+              <w:rPr>
+                <w:rFonts w:eastAsiaTheme="minorEastAsia" w:hint="eastAsia"/>
+              </w:rPr>
+              <w:t>(dump</w:t>
+            </w:r>
+            <w:r>
+              <w:rPr>
+                <w:rFonts w:eastAsiaTheme="minorEastAsia" w:hint="eastAsia"/>
+              </w:rPr>
+              <w:t>、</w:t>
+            </w:r>
+            <w:proofErr w:type="spellStart"/>
+            <w:r>
+              <w:rPr>
+                <w:rFonts w:eastAsiaTheme="minorEastAsia" w:hint="eastAsia"/>
+              </w:rPr>
+              <w:t>dumpheader</w:t>
+            </w:r>
+            <w:proofErr w:type="spellEnd"/>
+            <w:r>
+              <w:rPr>
+                <w:rFonts w:eastAsiaTheme="minorEastAsia" w:hint="eastAsia"/>
+              </w:rPr>
+              <w:t>都为</w:t>
+            </w:r>
+            <w:r>
+              <w:rPr>
+                <w:rFonts w:eastAsiaTheme="minorEastAsia" w:hint="eastAsia"/>
+              </w:rPr>
+              <w:t>false</w:t>
+            </w:r>
+            <w:r>
+              <w:rPr>
+                <w:rFonts w:eastAsiaTheme="minorEastAsia" w:hint="eastAsia"/>
+              </w:rPr>
+              <w:t>时</w:t>
+            </w:r>
+            <w:r>
+              <w:rPr>
+                <w:rFonts w:eastAsiaTheme="minorEastAsia" w:hint="eastAsia"/>
+              </w:rPr>
+              <w:t>)</w:t>
             </w:r>
           </w:p>
         </w:tc>
@@ -2209,12 +2308,14 @@
                 <w:rFonts w:eastAsiaTheme="minorEastAsia"/>
               </w:rPr>
             </w:pPr>
+            <w:proofErr w:type="spellStart"/>
             <w:r>
               <w:rPr>
                 <w:rFonts w:eastAsiaTheme="minorEastAsia" w:hint="eastAsia"/>
               </w:rPr>
               <w:t>svcname</w:t>
             </w:r>
+            <w:proofErr w:type="spellEnd"/>
           </w:p>
         </w:tc>
         <w:tc>
@@ -2228,12 +2329,14 @@
                 <w:rFonts w:eastAsiaTheme="minorEastAsia"/>
               </w:rPr>
             </w:pPr>
+            <w:proofErr w:type="spellStart"/>
             <w:r>
               <w:rPr>
                 <w:rFonts w:eastAsiaTheme="minorEastAsia" w:hint="eastAsia"/>
               </w:rPr>
               <w:t>SequoiaDB</w:t>
             </w:r>
+            <w:proofErr w:type="spellEnd"/>
             <w:r>
               <w:rPr>
                 <w:rFonts w:eastAsiaTheme="minorEastAsia" w:hint="eastAsia"/>
@@ -2299,6 +2402,50 @@
                 <w:rFonts w:eastAsiaTheme="minorEastAsia" w:hint="eastAsia"/>
               </w:rPr>
               <w:t>required</w:t>
+            </w:r>
+            <w:r>
+              <w:rPr>
+                <w:rFonts w:eastAsiaTheme="minorEastAsia" w:hint="eastAsia"/>
+              </w:rPr>
+              <w:t>(dump</w:t>
+            </w:r>
+            <w:r>
+              <w:rPr>
+                <w:rFonts w:eastAsiaTheme="minorEastAsia" w:hint="eastAsia"/>
+              </w:rPr>
+              <w:t>、</w:t>
+            </w:r>
+            <w:proofErr w:type="spellStart"/>
+            <w:r>
+              <w:rPr>
+                <w:rFonts w:eastAsiaTheme="minorEastAsia" w:hint="eastAsia"/>
+              </w:rPr>
+              <w:t>dumpheader</w:t>
+            </w:r>
+            <w:proofErr w:type="spellEnd"/>
+            <w:r>
+              <w:rPr>
+                <w:rFonts w:eastAsiaTheme="minorEastAsia" w:hint="eastAsia"/>
+              </w:rPr>
+              <w:t>都为</w:t>
+            </w:r>
+            <w:r>
+              <w:rPr>
+                <w:rFonts w:eastAsiaTheme="minorEastAsia" w:hint="eastAsia"/>
+              </w:rPr>
+              <w:t>false</w:t>
+            </w:r>
+            <w:r>
+              <w:rPr>
+                <w:rFonts w:eastAsiaTheme="minorEastAsia" w:hint="eastAsia"/>
+              </w:rPr>
+              <w:t>时</w:t>
+            </w:r>
+            <w:r>
+              <w:rPr>
+                <w:rFonts w:eastAsiaTheme="minorEastAsia" w:hint="eastAsia"/>
+              </w:rPr>
+              <w:t>)</w:t>
             </w:r>
           </w:p>
         </w:tc>
@@ -2516,12 +2663,14 @@
                 <w:rFonts w:eastAsiaTheme="minorEastAsia"/>
               </w:rPr>
             </w:pPr>
+            <w:proofErr w:type="spellStart"/>
             <w:r>
               <w:rPr>
                 <w:rFonts w:hint="eastAsia"/>
               </w:rPr>
               <w:t>归档</w:t>
             </w:r>
+            <w:proofErr w:type="spellEnd"/>
             <w:r>
               <w:rPr>
                 <w:rFonts w:eastAsiaTheme="minorEastAsia" w:hint="eastAsia"/>
@@ -2647,6 +2796,7 @@
               </w:rPr>
               <w:t>string(</w:t>
             </w:r>
+            <w:proofErr w:type="spellStart"/>
             <w:r>
               <w:rPr>
                 <w:rFonts w:eastAsiaTheme="minorEastAsia" w:hint="eastAsia"/>
@@ -2659,6 +2809,7 @@
               </w:rPr>
               <w:t>n</w:t>
             </w:r>
+            <w:proofErr w:type="spellEnd"/>
             <w:r>
               <w:rPr>
                 <w:rFonts w:eastAsiaTheme="minorEastAsia" w:hint="eastAsia"/>
@@ -2800,12 +2951,14 @@
               </w:rPr>
               <w:t>“</w:t>
             </w:r>
+            <w:proofErr w:type="spellStart"/>
             <w:r>
               <w:rPr>
                 <w:rFonts w:eastAsiaTheme="minorEastAsia" w:hint="eastAsia"/>
               </w:rPr>
               <w:t>truncatecl</w:t>
             </w:r>
+            <w:proofErr w:type="spellEnd"/>
             <w:r>
               <w:rPr>
                 <w:rFonts w:eastAsiaTheme="minorEastAsia"/>
@@ -2928,12 +3081,14 @@
                 <w:rFonts w:eastAsiaTheme="minorEastAsia"/>
               </w:rPr>
             </w:pPr>
+            <w:proofErr w:type="spellStart"/>
             <w:r>
               <w:rPr>
                 <w:rFonts w:eastAsiaTheme="minorEastAsia" w:hint="eastAsia"/>
               </w:rPr>
               <w:t>bool</w:t>
             </w:r>
+            <w:proofErr w:type="spellEnd"/>
           </w:p>
         </w:tc>
         <w:tc>
@@ -2975,15 +3130,17 @@
             <w:pPr>
               <w:ind w:left="0"/>
               <w:rPr>
-                <w:rFonts w:eastAsiaTheme="minorEastAsia"/>
-              </w:rPr>
-            </w:pPr>
-            <w:r>
-              <w:rPr>
-                <w:rFonts w:eastAsiaTheme="minorEastAsia" w:hint="eastAsia"/>
-              </w:rPr>
-              <w:t>delete</w:t>
-            </w:r>
+                <w:rFonts w:eastAsiaTheme="minorEastAsia" w:hint="eastAsia"/>
+              </w:rPr>
+            </w:pPr>
+            <w:proofErr w:type="spellStart"/>
+            <w:r>
+              <w:rPr>
+                <w:rFonts w:eastAsiaTheme="minorEastAsia" w:hint="eastAsia"/>
+              </w:rPr>
+              <w:t>dumpheader</w:t>
+            </w:r>
+            <w:proofErr w:type="spellEnd"/>
           </w:p>
         </w:tc>
         <w:tc>
@@ -2994,14 +3151,14 @@
             <w:pPr>
               <w:ind w:left="0"/>
               <w:rPr>
-                <w:rFonts w:eastAsiaTheme="minorEastAsia"/>
-              </w:rPr>
-            </w:pPr>
-            <w:r>
-              <w:rPr>
-                <w:rFonts w:eastAsiaTheme="minorEastAsia" w:hint="eastAsia"/>
-              </w:rPr>
-              <w:t>重放后删除归档日志文件</w:t>
+                <w:rFonts w:eastAsiaTheme="minorEastAsia" w:hint="eastAsia"/>
+              </w:rPr>
+            </w:pPr>
+            <w:r>
+              <w:rPr>
+                <w:rFonts w:eastAsiaTheme="minorEastAsia" w:hint="eastAsia"/>
+              </w:rPr>
+              <w:t>只导出归档日志文件头，不重放</w:t>
             </w:r>
           </w:p>
         </w:tc>
@@ -3013,15 +3170,17 @@
             <w:pPr>
               <w:ind w:left="0"/>
               <w:rPr>
-                <w:rFonts w:eastAsiaTheme="minorEastAsia"/>
-              </w:rPr>
-            </w:pPr>
+                <w:rFonts w:eastAsiaTheme="minorEastAsia" w:hint="eastAsia"/>
+              </w:rPr>
+            </w:pPr>
+            <w:proofErr w:type="spellStart"/>
             <w:r>
               <w:rPr>
                 <w:rFonts w:eastAsiaTheme="minorEastAsia" w:hint="eastAsia"/>
               </w:rPr>
               <w:t>bool</w:t>
             </w:r>
+            <w:proofErr w:type="spellEnd"/>
           </w:p>
         </w:tc>
         <w:tc>
@@ -3032,7 +3191,7 @@
             <w:pPr>
               <w:ind w:left="0"/>
               <w:rPr>
-                <w:rFonts w:eastAsiaTheme="minorEastAsia"/>
+                <w:rFonts w:eastAsiaTheme="minorEastAsia" w:hint="eastAsia"/>
               </w:rPr>
             </w:pPr>
             <w:r>
@@ -3070,7 +3229,7 @@
               <w:rPr>
                 <w:rFonts w:eastAsiaTheme="minorEastAsia" w:hint="eastAsia"/>
               </w:rPr>
-              <w:t>watch</w:t>
+              <w:t>delete</w:t>
             </w:r>
           </w:p>
         </w:tc>
@@ -3089,25 +3248,7 @@
               <w:rPr>
                 <w:rFonts w:eastAsiaTheme="minorEastAsia" w:hint="eastAsia"/>
               </w:rPr>
-              <w:t>持续</w:t>
-            </w:r>
-            <w:r>
-              <w:rPr>
-                <w:rFonts w:eastAsiaTheme="minorEastAsia" w:hint="eastAsia"/>
-              </w:rPr>
-              <w:t>监控</w:t>
-            </w:r>
-            <w:r>
-              <w:rPr>
-                <w:rFonts w:eastAsiaTheme="minorEastAsia" w:hint="eastAsia"/>
-              </w:rPr>
-              <w:t>归档路径并重放</w:t>
-            </w:r>
-            <w:r>
-              <w:rPr>
-                <w:rFonts w:eastAsiaTheme="minorEastAsia" w:hint="eastAsia"/>
-              </w:rPr>
-              <w:t>日志</w:t>
+              <w:t>重放后删除归档日志文件</w:t>
             </w:r>
           </w:p>
         </w:tc>
@@ -3122,12 +3263,14 @@
                 <w:rFonts w:eastAsiaTheme="minorEastAsia"/>
               </w:rPr>
             </w:pPr>
+            <w:proofErr w:type="spellStart"/>
             <w:r>
               <w:rPr>
                 <w:rFonts w:eastAsiaTheme="minorEastAsia" w:hint="eastAsia"/>
               </w:rPr>
               <w:t>bool</w:t>
             </w:r>
+            <w:proofErr w:type="spellEnd"/>
           </w:p>
         </w:tc>
         <w:tc>
@@ -3156,28 +3299,7 @@
           <w:p>
             <w:pPr>
               <w:ind w:left="0"/>
-              <w:rPr>
-                <w:rFonts w:eastAsiaTheme="minorEastAsia"/>
-              </w:rPr>
-            </w:pPr>
-            <w:r>
-              <w:rPr>
-                <w:rFonts w:eastAsiaTheme="minorEastAsia" w:hint="eastAsia"/>
-              </w:rPr>
-              <w:t>path</w:t>
-            </w:r>
-            <w:r>
-              <w:rPr>
-                <w:rFonts w:eastAsiaTheme="minorEastAsia" w:hint="eastAsia"/>
-              </w:rPr>
-              <w:t>为目录时</w:t>
-            </w:r>
-            <w:r>
-              <w:rPr>
-                <w:rFonts w:eastAsiaTheme="minorEastAsia" w:hint="eastAsia"/>
-              </w:rPr>
-              <w:t>有效</w:t>
-            </w:r>
+            </w:pPr>
           </w:p>
         </w:tc>
       </w:tr>
@@ -3197,7 +3319,7 @@
               <w:rPr>
                 <w:rFonts w:eastAsiaTheme="minorEastAsia" w:hint="eastAsia"/>
               </w:rPr>
-              <w:t>daemon</w:t>
+              <w:t>watch</w:t>
             </w:r>
           </w:p>
         </w:tc>
@@ -3216,13 +3338,25 @@
               <w:rPr>
                 <w:rFonts w:eastAsiaTheme="minorEastAsia" w:hint="eastAsia"/>
               </w:rPr>
-              <w:t>在</w:t>
-            </w:r>
-            <w:r>
-              <w:rPr>
-                <w:rFonts w:eastAsiaTheme="minorEastAsia" w:hint="eastAsia"/>
-              </w:rPr>
-              <w:t>后台运行</w:t>
+              <w:t>持续</w:t>
+            </w:r>
+            <w:r>
+              <w:rPr>
+                <w:rFonts w:eastAsiaTheme="minorEastAsia" w:hint="eastAsia"/>
+              </w:rPr>
+              <w:t>监控</w:t>
+            </w:r>
+            <w:r>
+              <w:rPr>
+                <w:rFonts w:eastAsiaTheme="minorEastAsia" w:hint="eastAsia"/>
+              </w:rPr>
+              <w:t>归档路径并重放</w:t>
+            </w:r>
+            <w:r>
+              <w:rPr>
+                <w:rFonts w:eastAsiaTheme="minorEastAsia" w:hint="eastAsia"/>
+              </w:rPr>
+              <w:t>日志</w:t>
             </w:r>
           </w:p>
         </w:tc>
@@ -3237,12 +3371,14 @@
                 <w:rFonts w:eastAsiaTheme="minorEastAsia"/>
               </w:rPr>
             </w:pPr>
+            <w:proofErr w:type="spellStart"/>
             <w:r>
               <w:rPr>
                 <w:rFonts w:eastAsiaTheme="minorEastAsia" w:hint="eastAsia"/>
               </w:rPr>
               <w:t>bool</w:t>
             </w:r>
+            <w:proofErr w:type="spellEnd"/>
           </w:p>
         </w:tc>
         <w:tc>
@@ -3279,25 +3415,19 @@
               <w:rPr>
                 <w:rFonts w:eastAsiaTheme="minorEastAsia" w:hint="eastAsia"/>
               </w:rPr>
-              <w:t>kill -15 &lt;pid&gt;</w:t>
-            </w:r>
-            <w:r>
-              <w:rPr>
-                <w:rFonts w:eastAsiaTheme="minorEastAsia" w:hint="eastAsia"/>
-              </w:rPr>
-              <w:t>可以使后台进程</w:t>
-            </w:r>
-            <w:r>
-              <w:rPr>
-                <w:rFonts w:eastAsiaTheme="minorEastAsia" w:hint="eastAsia"/>
-              </w:rPr>
-              <w:t>正确</w:t>
-            </w:r>
-            <w:r>
-              <w:rPr>
-                <w:rFonts w:eastAsiaTheme="minorEastAsia" w:hint="eastAsia"/>
-              </w:rPr>
-              <w:t>退出</w:t>
+              <w:t>path</w:t>
+            </w:r>
+            <w:r>
+              <w:rPr>
+                <w:rFonts w:eastAsiaTheme="minorEastAsia" w:hint="eastAsia"/>
+              </w:rPr>
+              <w:t>为目录时</w:t>
+            </w:r>
+            <w:r>
+              <w:rPr>
+                <w:rFonts w:eastAsiaTheme="minorEastAsia" w:hint="eastAsia"/>
+              </w:rPr>
+              <w:t>有效</w:t>
             </w:r>
           </w:p>
         </w:tc>
@@ -3318,6 +3448,143 @@
               <w:rPr>
                 <w:rFonts w:eastAsiaTheme="minorEastAsia" w:hint="eastAsia"/>
               </w:rPr>
+              <w:t>daemon</w:t>
+            </w:r>
+          </w:p>
+        </w:tc>
+        <w:tc>
+          <w:tcPr>
+            <w:tcW w:w="1985" w:type="dxa"/>
+          </w:tcPr>
+          <w:p>
+            <w:pPr>
+              <w:ind w:left="0"/>
+              <w:rPr>
+                <w:rFonts w:eastAsiaTheme="minorEastAsia"/>
+              </w:rPr>
+            </w:pPr>
+            <w:r>
+              <w:rPr>
+                <w:rFonts w:eastAsiaTheme="minorEastAsia" w:hint="eastAsia"/>
+              </w:rPr>
+              <w:t>在</w:t>
+            </w:r>
+            <w:r>
+              <w:rPr>
+                <w:rFonts w:eastAsiaTheme="minorEastAsia" w:hint="eastAsia"/>
+              </w:rPr>
+              <w:t>后台运行</w:t>
+            </w:r>
+          </w:p>
+        </w:tc>
+        <w:tc>
+          <w:tcPr>
+            <w:tcW w:w="1134" w:type="dxa"/>
+          </w:tcPr>
+          <w:p>
+            <w:pPr>
+              <w:ind w:left="0"/>
+              <w:rPr>
+                <w:rFonts w:eastAsiaTheme="minorEastAsia"/>
+              </w:rPr>
+            </w:pPr>
+            <w:proofErr w:type="spellStart"/>
+            <w:r>
+              <w:rPr>
+                <w:rFonts w:eastAsiaTheme="minorEastAsia" w:hint="eastAsia"/>
+              </w:rPr>
+              <w:t>bool</w:t>
+            </w:r>
+            <w:proofErr w:type="spellEnd"/>
+          </w:p>
+        </w:tc>
+        <w:tc>
+          <w:tcPr>
+            <w:tcW w:w="1843" w:type="dxa"/>
+          </w:tcPr>
+          <w:p>
+            <w:pPr>
+              <w:ind w:left="0"/>
+              <w:rPr>
+                <w:rFonts w:eastAsiaTheme="minorEastAsia"/>
+              </w:rPr>
+            </w:pPr>
+            <w:r>
+              <w:rPr>
+                <w:rFonts w:eastAsiaTheme="minorEastAsia" w:hint="eastAsia"/>
+              </w:rPr>
+              <w:t>false</w:t>
+            </w:r>
+          </w:p>
+        </w:tc>
+        <w:tc>
+          <w:tcPr>
+            <w:tcW w:w="2412" w:type="dxa"/>
+          </w:tcPr>
+          <w:p>
+            <w:pPr>
+              <w:ind w:left="0"/>
+              <w:rPr>
+                <w:rFonts w:eastAsiaTheme="minorEastAsia"/>
+              </w:rPr>
+            </w:pPr>
+            <w:r>
+              <w:rPr>
+                <w:rFonts w:eastAsiaTheme="minorEastAsia" w:hint="eastAsia"/>
+              </w:rPr>
+              <w:t>kill -15 &lt;</w:t>
+            </w:r>
+            <w:proofErr w:type="spellStart"/>
+            <w:r>
+              <w:rPr>
+                <w:rFonts w:eastAsiaTheme="minorEastAsia" w:hint="eastAsia"/>
+              </w:rPr>
+              <w:t>pid</w:t>
+            </w:r>
+            <w:proofErr w:type="spellEnd"/>
+            <w:r>
+              <w:rPr>
+                <w:rFonts w:eastAsiaTheme="minorEastAsia" w:hint="eastAsia"/>
+              </w:rPr>
+              <w:t>&gt;</w:t>
+            </w:r>
+            <w:r>
+              <w:rPr>
+                <w:rFonts w:eastAsiaTheme="minorEastAsia" w:hint="eastAsia"/>
+              </w:rPr>
+              <w:t>可以使后台进程</w:t>
+            </w:r>
+            <w:r>
+              <w:rPr>
+                <w:rFonts w:eastAsiaTheme="minorEastAsia" w:hint="eastAsia"/>
+              </w:rPr>
+              <w:t>正确</w:t>
+            </w:r>
+            <w:r>
+              <w:rPr>
+                <w:rFonts w:eastAsiaTheme="minorEastAsia" w:hint="eastAsia"/>
+              </w:rPr>
+              <w:t>退出</w:t>
+            </w:r>
+          </w:p>
+        </w:tc>
+      </w:tr>
+      <w:tr>
+        <w:tc>
+          <w:tcPr>
+            <w:tcW w:w="1242" w:type="dxa"/>
+          </w:tcPr>
+          <w:p>
+            <w:pPr>
+              <w:ind w:left="0"/>
+              <w:rPr>
+                <w:rFonts w:eastAsiaTheme="minorEastAsia"/>
+              </w:rPr>
+            </w:pPr>
+            <w:r>
+              <w:rPr>
+                <w:rFonts w:eastAsiaTheme="minorEastAsia" w:hint="eastAsia"/>
+              </w:rPr>
               <w:t>status</w:t>
             </w:r>
           </w:p>
@@ -3394,7 +3661,14 @@
               <w:rPr>
                 <w:rFonts w:eastAsiaTheme="minorEastAsia" w:hint="eastAsia"/>
               </w:rPr>
-              <w:t>状态文件会存储重放的状态信息，</w:t>
+              <w:t>状态文件会存储重放的状态信</w:t>
+            </w:r>
+            <w:r>
+              <w:rPr>
+                <w:rFonts w:eastAsiaTheme="minorEastAsia" w:hint="eastAsia"/>
+              </w:rPr>
+              <w:lastRenderedPageBreak/>
+              <w:t>息，</w:t>
             </w:r>
             <w:r>
               <w:rPr>
@@ -3455,7 +3729,6 @@
         <w:rPr>
           <w:rFonts w:hint="eastAsia"/>
         </w:rPr>
-        <w:lastRenderedPageBreak/>
         <w:t>filter</w:t>
       </w:r>
       <w:r>
@@ -3654,6 +3927,7 @@
                 <w:rFonts w:eastAsiaTheme="minorEastAsia"/>
               </w:rPr>
             </w:pPr>
+            <w:proofErr w:type="spellStart"/>
             <w:r>
               <w:rPr>
                 <w:rFonts w:eastAsiaTheme="minorEastAsia"/>
@@ -3678,6 +3952,7 @@
               </w:rPr>
               <w:t>ile</w:t>
             </w:r>
+            <w:proofErr w:type="spellEnd"/>
           </w:p>
         </w:tc>
         <w:tc>
@@ -3837,6 +4112,7 @@
                 <w:rFonts w:eastAsiaTheme="minorEastAsia"/>
               </w:rPr>
             </w:pPr>
+            <w:proofErr w:type="spellStart"/>
             <w:r>
               <w:rPr>
                 <w:rFonts w:eastAsiaTheme="minorEastAsia" w:hint="eastAsia"/>
@@ -3855,6 +4131,7 @@
               </w:rPr>
               <w:t>CS</w:t>
             </w:r>
+            <w:proofErr w:type="spellEnd"/>
           </w:p>
         </w:tc>
         <w:tc>
@@ -3912,12 +4189,14 @@
               </w:rPr>
               <w:t>，优先级高于</w:t>
             </w:r>
+            <w:proofErr w:type="spellStart"/>
             <w:r>
               <w:rPr>
                 <w:rFonts w:eastAsiaTheme="minorEastAsia" w:hint="eastAsia"/>
               </w:rPr>
               <w:t>CollectionSpace</w:t>
             </w:r>
+            <w:proofErr w:type="spellEnd"/>
             <w:r>
               <w:rPr>
                 <w:rFonts w:eastAsiaTheme="minorEastAsia" w:hint="eastAsia"/>
@@ -4047,6 +4326,7 @@
                 <w:rFonts w:eastAsiaTheme="minorEastAsia"/>
               </w:rPr>
             </w:pPr>
+            <w:proofErr w:type="spellStart"/>
             <w:r>
               <w:rPr>
                 <w:rFonts w:eastAsiaTheme="minorEastAsia" w:hint="eastAsia"/>
@@ -4065,6 +4345,7 @@
               </w:rPr>
               <w:t>L</w:t>
             </w:r>
+            <w:proofErr w:type="spellEnd"/>
           </w:p>
         </w:tc>
         <w:tc>
@@ -4277,12 +4558,14 @@
               </w:rPr>
               <w:t>“</w:t>
             </w:r>
+            <w:proofErr w:type="spellStart"/>
             <w:r>
               <w:rPr>
                 <w:rFonts w:eastAsiaTheme="minorEastAsia" w:hint="eastAsia"/>
               </w:rPr>
               <w:t>truncatecl</w:t>
             </w:r>
+            <w:proofErr w:type="spellEnd"/>
             <w:r>
               <w:rPr>
                 <w:rFonts w:eastAsiaTheme="minorEastAsia"/>
@@ -4329,6 +4612,7 @@
                 <w:rFonts w:eastAsiaTheme="minorEastAsia"/>
               </w:rPr>
             </w:pPr>
+            <w:proofErr w:type="spellStart"/>
             <w:r>
               <w:rPr>
                 <w:rFonts w:eastAsiaTheme="minorEastAsia" w:hint="eastAsia"/>
@@ -4347,6 +4631,7 @@
               </w:rPr>
               <w:t>P</w:t>
             </w:r>
+            <w:proofErr w:type="spellEnd"/>
           </w:p>
         </w:tc>
         <w:tc>
@@ -4429,6 +4714,7 @@
                 <w:rFonts w:eastAsiaTheme="minorEastAsia"/>
               </w:rPr>
             </w:pPr>
+            <w:proofErr w:type="spellStart"/>
             <w:r>
               <w:rPr>
                 <w:rFonts w:eastAsiaTheme="minorEastAsia"/>
@@ -4441,6 +4727,7 @@
               </w:rPr>
               <w:t>inLSN</w:t>
             </w:r>
+            <w:proofErr w:type="spellEnd"/>
           </w:p>
         </w:tc>
         <w:tc>
@@ -4546,12 +4833,14 @@
                 <w:rFonts w:eastAsiaTheme="minorEastAsia"/>
               </w:rPr>
             </w:pPr>
+            <w:proofErr w:type="spellStart"/>
             <w:r>
               <w:rPr>
                 <w:rFonts w:eastAsiaTheme="minorEastAsia" w:hint="eastAsia"/>
               </w:rPr>
               <w:t>MaxLSN</w:t>
             </w:r>
+            <w:proofErr w:type="spellEnd"/>
           </w:p>
         </w:tc>
         <w:tc>
@@ -5033,12 +5322,14 @@
                 <w:rFonts w:eastAsiaTheme="minorEastAsia"/>
               </w:rPr>
             </w:pPr>
+            <w:proofErr w:type="spellStart"/>
             <w:r>
               <w:rPr>
                 <w:rFonts w:eastAsiaTheme="minorEastAsia" w:hint="eastAsia"/>
               </w:rPr>
               <w:t>truncatecl</w:t>
             </w:r>
+            <w:proofErr w:type="spellEnd"/>
           </w:p>
         </w:tc>
         <w:tc>
@@ -5105,12 +5396,14 @@
                 <w:rFonts w:eastAsiaTheme="minorEastAsia"/>
               </w:rPr>
             </w:pPr>
+            <w:proofErr w:type="spellStart"/>
             <w:r>
               <w:rPr>
                 <w:rFonts w:eastAsiaTheme="minorEastAsia" w:hint="eastAsia"/>
               </w:rPr>
               <w:t>createcs</w:t>
             </w:r>
+            <w:proofErr w:type="spellEnd"/>
           </w:p>
         </w:tc>
         <w:tc>
@@ -5180,12 +5473,14 @@
                 <w:rFonts w:eastAsiaTheme="minorEastAsia"/>
               </w:rPr>
             </w:pPr>
+            <w:proofErr w:type="spellStart"/>
             <w:r>
               <w:rPr>
                 <w:rFonts w:eastAsiaTheme="minorEastAsia" w:hint="eastAsia"/>
               </w:rPr>
               <w:t>deletecs</w:t>
             </w:r>
+            <w:proofErr w:type="spellEnd"/>
           </w:p>
         </w:tc>
         <w:tc>
@@ -5252,12 +5547,15 @@
                 <w:rFonts w:eastAsiaTheme="minorEastAsia"/>
               </w:rPr>
             </w:pPr>
-            <w:r>
-              <w:rPr>
-                <w:rFonts w:eastAsiaTheme="minorEastAsia" w:hint="eastAsia"/>
-              </w:rPr>
+            <w:proofErr w:type="spellStart"/>
+            <w:r>
+              <w:rPr>
+                <w:rFonts w:eastAsiaTheme="minorEastAsia" w:hint="eastAsia"/>
+              </w:rPr>
+              <w:lastRenderedPageBreak/>
               <w:t>createcl</w:t>
             </w:r>
+            <w:proofErr w:type="spellEnd"/>
           </w:p>
         </w:tc>
         <w:tc>
@@ -5324,12 +5622,14 @@
                 <w:rFonts w:eastAsiaTheme="minorEastAsia"/>
               </w:rPr>
             </w:pPr>
+            <w:proofErr w:type="spellStart"/>
             <w:r>
               <w:rPr>
                 <w:rFonts w:eastAsiaTheme="minorEastAsia" w:hint="eastAsia"/>
               </w:rPr>
               <w:t>deletecl</w:t>
             </w:r>
+            <w:proofErr w:type="spellEnd"/>
           </w:p>
         </w:tc>
         <w:tc>
@@ -5396,12 +5696,14 @@
                 <w:rFonts w:eastAsiaTheme="minorEastAsia"/>
               </w:rPr>
             </w:pPr>
+            <w:proofErr w:type="spellStart"/>
             <w:r>
               <w:rPr>
                 <w:rFonts w:eastAsiaTheme="minorEastAsia" w:hint="eastAsia"/>
               </w:rPr>
               <w:t>createix</w:t>
             </w:r>
+            <w:proofErr w:type="spellEnd"/>
           </w:p>
         </w:tc>
         <w:tc>
@@ -5468,12 +5770,14 @@
                 <w:rFonts w:eastAsiaTheme="minorEastAsia"/>
               </w:rPr>
             </w:pPr>
+            <w:proofErr w:type="spellStart"/>
             <w:r>
               <w:rPr>
                 <w:rFonts w:eastAsiaTheme="minorEastAsia" w:hint="eastAsia"/>
               </w:rPr>
               <w:t>deleteix</w:t>
             </w:r>
+            <w:proofErr w:type="spellEnd"/>
           </w:p>
         </w:tc>
         <w:tc>
@@ -5540,12 +5844,14 @@
                 <w:rFonts w:eastAsiaTheme="minorEastAsia"/>
               </w:rPr>
             </w:pPr>
+            <w:proofErr w:type="spellStart"/>
             <w:r>
               <w:rPr>
                 <w:rFonts w:eastAsiaTheme="minorEastAsia" w:hint="eastAsia"/>
               </w:rPr>
               <w:t>lobwrite</w:t>
             </w:r>
+            <w:proofErr w:type="spellEnd"/>
           </w:p>
         </w:tc>
         <w:tc>
@@ -5618,12 +5924,14 @@
                 <w:rFonts w:eastAsiaTheme="minorEastAsia"/>
               </w:rPr>
             </w:pPr>
+            <w:proofErr w:type="spellStart"/>
             <w:r>
               <w:rPr>
                 <w:rFonts w:eastAsiaTheme="minorEastAsia" w:hint="eastAsia"/>
               </w:rPr>
               <w:t>lobremove</w:t>
             </w:r>
+            <w:proofErr w:type="spellEnd"/>
           </w:p>
         </w:tc>
         <w:tc>
@@ -5696,12 +6004,14 @@
                 <w:rFonts w:eastAsiaTheme="minorEastAsia"/>
               </w:rPr>
             </w:pPr>
+            <w:proofErr w:type="spellStart"/>
             <w:r>
               <w:rPr>
                 <w:rFonts w:eastAsiaTheme="minorEastAsia" w:hint="eastAsia"/>
               </w:rPr>
               <w:t>lobupdate</w:t>
             </w:r>
+            <w:proofErr w:type="spellEnd"/>
           </w:p>
         </w:tc>
         <w:tc>
@@ -5774,13 +6084,14 @@
                 <w:rFonts w:eastAsiaTheme="minorEastAsia"/>
               </w:rPr>
             </w:pPr>
-            <w:r>
-              <w:rPr>
-                <w:rFonts w:eastAsiaTheme="minorEastAsia" w:hint="eastAsia"/>
-              </w:rPr>
-              <w:lastRenderedPageBreak/>
+            <w:proofErr w:type="spellStart"/>
+            <w:r>
+              <w:rPr>
+                <w:rFonts w:eastAsiaTheme="minorEastAsia" w:hint="eastAsia"/>
+              </w:rPr>
               <w:t>lobtruncate</w:t>
             </w:r>
+            <w:proofErr w:type="spellEnd"/>
           </w:p>
         </w:tc>
         <w:tc>
@@ -6032,12 +6343,14 @@
       <w:r>
         <w:t>“</w:t>
       </w:r>
+      <w:proofErr w:type="spellStart"/>
       <w:r>
         <w:rPr>
           <w:rFonts w:hint="eastAsia"/>
         </w:rPr>
         <w:t>LogArchiveMgr</w:t>
       </w:r>
+      <w:proofErr w:type="spellEnd"/>
       <w:r>
         <w:t>”</w:t>
       </w:r>
@@ -6226,12 +6539,14 @@
         </w:numPr>
         <w:ind w:firstLineChars="0"/>
       </w:pPr>
+      <w:proofErr w:type="spellStart"/>
       <w:r>
         <w:rPr>
           <w:rFonts w:hint="eastAsia"/>
         </w:rPr>
         <w:t>SequoiaDB</w:t>
       </w:r>
+      <w:proofErr w:type="spellEnd"/>
       <w:r>
         <w:rPr>
           <w:rFonts w:hint="eastAsia"/>
@@ -6286,6 +6601,7 @@
         </w:rPr>
         <w:t>与归档日志的</w:t>
       </w:r>
+      <w:proofErr w:type="spellStart"/>
       <w:r>
         <w:rPr>
           <w:rFonts w:hint="eastAsia"/>
@@ -6298,6 +6614,7 @@
         </w:rPr>
         <w:t>LSN</w:t>
       </w:r>
+      <w:proofErr w:type="spellEnd"/>
       <w:r>
         <w:rPr>
           <w:rFonts w:hint="eastAsia"/>
@@ -6310,11 +6627,19 @@
         <w:pStyle w:val="ListParagraph"/>
         <w:ind w:left="360" w:firstLineChars="0" w:firstLine="0"/>
       </w:pPr>
-      <w:r>
-        <w:rPr>
-          <w:rFonts w:hint="eastAsia"/>
-        </w:rPr>
-        <w:t xml:space="preserve">startLSN = </w:t>
+      <w:proofErr w:type="spellStart"/>
+      <w:r>
+        <w:rPr>
+          <w:rFonts w:hint="eastAsia"/>
+        </w:rPr>
+        <w:t>startLSN</w:t>
+      </w:r>
+      <w:proofErr w:type="spellEnd"/>
+      <w:r>
+        <w:rPr>
+          <w:rFonts w:hint="eastAsia"/>
+        </w:rPr>
+        <w:t xml:space="preserve"> = </w:t>
       </w:r>
       <w:r>
         <w:t>min( max</w:t>
@@ -6322,6 +6647,7 @@
       <w:r>
         <w:t xml:space="preserve">( </w:t>
       </w:r>
+      <w:proofErr w:type="spellStart"/>
       <w:r>
         <w:rPr>
           <w:rFonts w:hint="eastAsia"/>
@@ -6329,7 +6655,27 @@
         <w:t>archive</w:t>
       </w:r>
       <w:r>
-        <w:t>StartLSN, dpsStartLSN ), dpsNextLSN )</w:t>
+        <w:t>StartLSN</w:t>
+      </w:r>
+      <w:proofErr w:type="spellEnd"/>
+      <w:r>
+        <w:t xml:space="preserve">, </w:t>
+      </w:r>
+      <w:proofErr w:type="spellStart"/>
+      <w:r>
+        <w:t>dpsStartLSN</w:t>
+      </w:r>
+      <w:proofErr w:type="spellEnd"/>
+      <w:r>
+        <w:t xml:space="preserve"> ), </w:t>
+      </w:r>
+      <w:proofErr w:type="spellStart"/>
+      <w:r>
+        <w:t>dpsNextLSN</w:t>
+      </w:r>
+      <w:proofErr w:type="spellEnd"/>
+      <w:r>
+        <w:t xml:space="preserve"> )</w:t>
       </w:r>
       <w:r>
         <w:rPr>
@@ -6488,9 +6834,11 @@
         </w:rPr>
         <w:t>在</w:t>
       </w:r>
+      <w:proofErr w:type="spellStart"/>
       <w:r>
         <w:t>dpsEventHandler</w:t>
       </w:r>
+      <w:proofErr w:type="spellEnd"/>
       <w:r>
         <w:rPr>
           <w:rFonts w:hint="eastAsia"/>
@@ -6514,20 +6862,30 @@
       <w:pPr>
         <w:ind w:left="0"/>
       </w:pPr>
+      <w:proofErr w:type="spellStart"/>
       <w:r>
         <w:t>dpsEventHandler</w:t>
       </w:r>
+      <w:proofErr w:type="spellEnd"/>
       <w:r>
         <w:rPr>
           <w:rFonts w:hint="eastAsia"/>
         </w:rPr>
         <w:t>::</w:t>
       </w:r>
-      <w:r>
-        <w:rPr>
-          <w:rFonts w:hint="eastAsia"/>
-        </w:rPr>
-        <w:t>onSwitchLogFile(</w:t>
+      <w:proofErr w:type="spellStart"/>
+      <w:r>
+        <w:rPr>
+          <w:rFonts w:hint="eastAsia"/>
+        </w:rPr>
+        <w:t>onSwitchLogFile</w:t>
+      </w:r>
+      <w:proofErr w:type="spellEnd"/>
+      <w:r>
+        <w:rPr>
+          <w:rFonts w:hint="eastAsia"/>
+        </w:rPr>
+        <w:t>(</w:t>
       </w:r>
       <w:r>
         <w:rPr>
@@ -6535,6 +6893,7 @@
         </w:rPr>
         <w:t xml:space="preserve">UINT32 </w:t>
       </w:r>
+      <w:proofErr w:type="spellStart"/>
       <w:r>
         <w:rPr>
           <w:rFonts w:hint="eastAsia"/>
@@ -6547,18 +6906,49 @@
         </w:rPr>
         <w:t>ogicalFileId</w:t>
       </w:r>
-      <w:r>
-        <w:rPr>
-          <w:rFonts w:hint="eastAsia"/>
-        </w:rPr>
-        <w:t>, UINT32 preFileId</w:t>
-      </w:r>
-      <w:r>
-        <w:rPr>
-          <w:rFonts w:hint="eastAsia"/>
-        </w:rPr>
-        <w:t>, UINT32 curLogicalFileId, UINT32 curFileId</w:t>
-      </w:r>
+      <w:proofErr w:type="spellEnd"/>
+      <w:r>
+        <w:rPr>
+          <w:rFonts w:hint="eastAsia"/>
+        </w:rPr>
+        <w:t xml:space="preserve">, UINT32 </w:t>
+      </w:r>
+      <w:proofErr w:type="spellStart"/>
+      <w:r>
+        <w:rPr>
+          <w:rFonts w:hint="eastAsia"/>
+        </w:rPr>
+        <w:t>preFileId</w:t>
+      </w:r>
+      <w:proofErr w:type="spellEnd"/>
+      <w:r>
+        <w:rPr>
+          <w:rFonts w:hint="eastAsia"/>
+        </w:rPr>
+        <w:t xml:space="preserve">, UINT32 </w:t>
+      </w:r>
+      <w:proofErr w:type="spellStart"/>
+      <w:r>
+        <w:rPr>
+          <w:rFonts w:hint="eastAsia"/>
+        </w:rPr>
+        <w:t>curLogicalFileId</w:t>
+      </w:r>
+      <w:proofErr w:type="spellEnd"/>
+      <w:r>
+        <w:rPr>
+          <w:rFonts w:hint="eastAsia"/>
+        </w:rPr>
+        <w:t xml:space="preserve">, UINT32 </w:t>
+      </w:r>
+      <w:proofErr w:type="spellStart"/>
+      <w:r>
+        <w:rPr>
+          <w:rFonts w:hint="eastAsia"/>
+        </w:rPr>
+        <w:t>curFileId</w:t>
+      </w:r>
+      <w:proofErr w:type="spellEnd"/>
       <w:r>
         <w:rPr>
           <w:rFonts w:hint="eastAsia"/>
@@ -6615,6 +7005,7 @@
         <w:rPr>
           <w:rFonts w:hint="eastAsia"/>
         </w:rPr>
+        <w:lastRenderedPageBreak/>
         <w:t>如果</w:t>
       </w:r>
       <w:r>
@@ -6691,24 +7082,28 @@
         </w:rPr>
         <w:t>根据归档的</w:t>
       </w:r>
+      <w:proofErr w:type="spellStart"/>
       <w:r>
         <w:rPr>
           <w:rFonts w:hint="eastAsia"/>
         </w:rPr>
         <w:t>startLSN</w:t>
       </w:r>
+      <w:proofErr w:type="spellEnd"/>
       <w:r>
         <w:rPr>
           <w:rFonts w:hint="eastAsia"/>
         </w:rPr>
         <w:t>和</w:t>
       </w:r>
+      <w:proofErr w:type="spellStart"/>
       <w:r>
         <w:rPr>
           <w:rFonts w:hint="eastAsia"/>
         </w:rPr>
         <w:t>endLSN</w:t>
       </w:r>
+      <w:proofErr w:type="spellEnd"/>
       <w:r>
         <w:rPr>
           <w:rFonts w:hint="eastAsia"/>
@@ -6761,12 +7156,14 @@
         </w:rPr>
         <w:t>文件名为</w:t>
       </w:r>
+      <w:proofErr w:type="spellStart"/>
       <w:r>
         <w:rPr>
           <w:rFonts w:hint="eastAsia"/>
         </w:rPr>
         <w:t>archivelog</w:t>
       </w:r>
+      <w:proofErr w:type="spellEnd"/>
       <w:r>
         <w:t>.</w:t>
       </w:r>
@@ -6776,12 +7173,14 @@
         </w:rPr>
         <w:t>&lt;</w:t>
       </w:r>
+      <w:proofErr w:type="spellStart"/>
       <w:r>
         <w:rPr>
           <w:rFonts w:hint="eastAsia"/>
         </w:rPr>
         <w:t>LogicalFileId</w:t>
       </w:r>
+      <w:proofErr w:type="spellEnd"/>
       <w:r>
         <w:rPr>
           <w:rFonts w:hint="eastAsia"/>
@@ -6813,7 +7212,6 @@
         <w:rPr>
           <w:rFonts w:hint="eastAsia"/>
         </w:rPr>
-        <w:lastRenderedPageBreak/>
         <w:t>此时</w:t>
       </w:r>
       <w:r>
@@ -6822,12 +7220,14 @@
         </w:rPr>
         <w:t>部分归档日志的文件名为</w:t>
       </w:r>
+      <w:proofErr w:type="spellStart"/>
       <w:r>
         <w:rPr>
           <w:rFonts w:hint="eastAsia"/>
         </w:rPr>
         <w:t>archivelog</w:t>
       </w:r>
+      <w:proofErr w:type="spellEnd"/>
       <w:r>
         <w:t>.</w:t>
       </w:r>
@@ -6835,7 +7235,21 @@
         <w:rPr>
           <w:rFonts w:hint="eastAsia"/>
         </w:rPr>
-        <w:t>&lt;LogicalFileId&gt;.p</w:t>
+        <w:t>&lt;</w:t>
+      </w:r>
+      <w:proofErr w:type="spellStart"/>
+      <w:r>
+        <w:rPr>
+          <w:rFonts w:hint="eastAsia"/>
+        </w:rPr>
+        <w:t>LogicalFileId</w:t>
+      </w:r>
+      <w:proofErr w:type="spellEnd"/>
+      <w:r>
+        <w:rPr>
+          <w:rFonts w:hint="eastAsia"/>
+        </w:rPr>
+        <w:t>&gt;.p</w:t>
       </w:r>
     </w:p>
     <w:p>
@@ -6853,12 +7267,14 @@
         </w:rPr>
         <w:t>其中</w:t>
       </w:r>
+      <w:proofErr w:type="spellStart"/>
       <w:r>
         <w:rPr>
           <w:rFonts w:hint="eastAsia"/>
         </w:rPr>
         <w:t>LogicalFileId</w:t>
       </w:r>
+      <w:proofErr w:type="spellEnd"/>
       <w:r>
         <w:rPr>
           <w:rFonts w:hint="eastAsia"/>
@@ -6924,12 +7340,14 @@
         </w:rPr>
         <w:t>使用</w:t>
       </w:r>
+      <w:proofErr w:type="spellStart"/>
       <w:r>
         <w:rPr>
           <w:rFonts w:hint="eastAsia"/>
         </w:rPr>
         <w:t>zlib</w:t>
       </w:r>
+      <w:proofErr w:type="spellEnd"/>
       <w:r>
         <w:rPr>
           <w:rFonts w:hint="eastAsia"/>
@@ -6965,12 +7383,14 @@
         </w:rPr>
         <w:t>通过</w:t>
       </w:r>
+      <w:proofErr w:type="spellStart"/>
       <w:r>
         <w:rPr>
           <w:rFonts w:hint="eastAsia"/>
         </w:rPr>
         <w:t>dps</w:t>
       </w:r>
+      <w:proofErr w:type="spellEnd"/>
       <w:r>
         <w:rPr>
           <w:rFonts w:hint="eastAsia"/>
@@ -7040,15 +7460,25 @@
         </w:rPr>
         <w:t>通过</w:t>
       </w:r>
-      <w:r>
-        <w:rPr>
-          <w:rFonts w:hint="eastAsia"/>
-        </w:rPr>
-        <w:t>dpsEventHandler::</w:t>
-      </w:r>
+      <w:proofErr w:type="spellStart"/>
+      <w:r>
+        <w:rPr>
+          <w:rFonts w:hint="eastAsia"/>
+        </w:rPr>
+        <w:t>dpsEventHandler</w:t>
+      </w:r>
+      <w:proofErr w:type="spellEnd"/>
+      <w:r>
+        <w:rPr>
+          <w:rFonts w:hint="eastAsia"/>
+        </w:rPr>
+        <w:t>::</w:t>
+      </w:r>
+      <w:proofErr w:type="spellStart"/>
       <w:r>
         <w:t>canAssignLogPage</w:t>
       </w:r>
+      <w:proofErr w:type="spellEnd"/>
       <w:r>
         <w:rPr>
           <w:rFonts w:hint="eastAsia"/>
@@ -7200,12 +7630,14 @@
         </w:rPr>
         <w:t>，内容为</w:t>
       </w:r>
+      <w:proofErr w:type="spellStart"/>
       <w:r>
         <w:rPr>
           <w:rFonts w:hint="eastAsia"/>
         </w:rPr>
         <w:t>json</w:t>
       </w:r>
+      <w:proofErr w:type="spellEnd"/>
       <w:r>
         <w:rPr>
           <w:rFonts w:hint="eastAsia"/>
@@ -7237,6 +7669,8 @@
       <w:r>
         <w:t>“</w:t>
       </w:r>
+      <w:proofErr w:type="spellStart"/>
+      <w:proofErr w:type="gramStart"/>
       <w:r>
         <w:rPr>
           <w:rFonts w:hint="eastAsia"/>
@@ -7249,6 +7683,8 @@
         </w:rPr>
         <w:t>LSN</w:t>
       </w:r>
+      <w:proofErr w:type="spellEnd"/>
+      <w:proofErr w:type="gramEnd"/>
       <w:r>
         <w:t>”</w:t>
       </w:r>
@@ -7278,12 +7714,14 @@
       <w:r>
         <w:t>“</w:t>
       </w:r>
+      <w:proofErr w:type="gramStart"/>
       <w:r>
         <w:rPr>
           <w:rFonts w:hint="eastAsia"/>
         </w:rPr>
         <w:t>count</w:t>
       </w:r>
+      <w:proofErr w:type="gramEnd"/>
       <w:r>
         <w:t>”</w:t>
       </w:r>
@@ -7315,12 +7753,14 @@
         </w:rPr>
         <w:t>其中</w:t>
       </w:r>
+      <w:proofErr w:type="spellStart"/>
       <w:r>
         <w:rPr>
           <w:rFonts w:hint="eastAsia"/>
         </w:rPr>
         <w:t>startLSN</w:t>
       </w:r>
+      <w:proofErr w:type="spellEnd"/>
       <w:r>
         <w:rPr>
           <w:rFonts w:hint="eastAsia"/>
@@ -7519,9 +7959,11 @@
         </w:rPr>
         <w:t>在</w:t>
       </w:r>
+      <w:proofErr w:type="spellStart"/>
       <w:r>
         <w:t>dpsEventHandler</w:t>
       </w:r>
+      <w:proofErr w:type="spellEnd"/>
       <w:r>
         <w:rPr>
           <w:rFonts w:hint="eastAsia"/>
@@ -7533,15 +7975,19 @@
       <w:pPr>
         <w:ind w:left="0"/>
       </w:pPr>
+      <w:proofErr w:type="spellStart"/>
       <w:r>
         <w:t>dpsEventHandler</w:t>
       </w:r>
+      <w:proofErr w:type="spellEnd"/>
       <w:r>
         <w:rPr>
           <w:rFonts w:hint="eastAsia"/>
         </w:rPr>
         <w:t>::</w:t>
       </w:r>
+      <w:proofErr w:type="spellStart"/>
+      <w:proofErr w:type="gramStart"/>
       <w:r>
         <w:rPr>
           <w:rFonts w:hint="eastAsia"/>
@@ -7554,14 +8000,24 @@
         </w:rPr>
         <w:t>Log</w:t>
       </w:r>
+      <w:proofErr w:type="spellEnd"/>
       <w:r>
         <w:rPr>
           <w:rFonts w:hint="eastAsia"/>
         </w:rPr>
         <w:t>(</w:t>
       </w:r>
-      <w:r>
-        <w:t>DPS_LSN_OFFSET moveToOffset,</w:t>
+      <w:proofErr w:type="gramEnd"/>
+      <w:r>
+        <w:t xml:space="preserve">DPS_LSN_OFFSET </w:t>
+      </w:r>
+      <w:proofErr w:type="spellStart"/>
+      <w:r>
+        <w:t>moveToOffset</w:t>
+      </w:r>
+      <w:proofErr w:type="spellEnd"/>
+      <w:r>
+        <w:t>,</w:t>
       </w:r>
     </w:p>
     <w:p>
@@ -7575,7 +8031,15 @@
         <w:t xml:space="preserve">                       </w:t>
       </w:r>
       <w:r>
-        <w:t>DPS_LSN_VER moveToVersion,</w:t>
+        <w:t xml:space="preserve">DPS_LSN_VER </w:t>
+      </w:r>
+      <w:proofErr w:type="spellStart"/>
+      <w:r>
+        <w:t>moveToVersion</w:t>
+      </w:r>
+      <w:proofErr w:type="spellEnd"/>
+      <w:r>
+        <w:t>,</w:t>
       </w:r>
     </w:p>
     <w:p>
@@ -7589,7 +8053,15 @@
         <w:t xml:space="preserve">                       </w:t>
       </w:r>
       <w:r>
-        <w:t>DPS_LSN_OFFSET expectOffset,</w:t>
+        <w:t xml:space="preserve">DPS_LSN_OFFSET </w:t>
+      </w:r>
+      <w:proofErr w:type="spellStart"/>
+      <w:r>
+        <w:t>expectOffset</w:t>
+      </w:r>
+      <w:proofErr w:type="spellEnd"/>
+      <w:r>
+        <w:t>,</w:t>
       </w:r>
     </w:p>
     <w:p>
@@ -7603,7 +8075,15 @@
         <w:t xml:space="preserve">                       </w:t>
       </w:r>
       <w:r>
-        <w:t>DPS_LSN_VER expectVersion,</w:t>
+        <w:t xml:space="preserve">DPS_LSN_VER </w:t>
+      </w:r>
+      <w:proofErr w:type="spellStart"/>
+      <w:r>
+        <w:t>expectVersion</w:t>
+      </w:r>
+      <w:proofErr w:type="spellEnd"/>
+      <w:r>
+        <w:t>,</w:t>
       </w:r>
     </w:p>
     <w:p>
@@ -7631,8 +8111,13 @@
         <w:t xml:space="preserve">                       </w:t>
       </w:r>
       <w:r>
-        <w:t>INT32 errcode</w:t>
-      </w:r>
+        <w:t xml:space="preserve">INT32 </w:t>
+      </w:r>
+      <w:proofErr w:type="spellStart"/>
+      <w:r>
+        <w:t>errcode</w:t>
+      </w:r>
+      <w:proofErr w:type="spellEnd"/>
       <w:r>
         <w:rPr>
           <w:rFonts w:hint="eastAsia"/>
@@ -7769,12 +8254,14 @@
         </w:rPr>
         <w:t>为</w:t>
       </w:r>
+      <w:proofErr w:type="spellStart"/>
       <w:r>
         <w:rPr>
           <w:rFonts w:hint="eastAsia"/>
         </w:rPr>
         <w:t>archivelog</w:t>
       </w:r>
+      <w:proofErr w:type="spellEnd"/>
       <w:r>
         <w:t>.</w:t>
       </w:r>
@@ -7782,7 +8269,21 @@
         <w:rPr>
           <w:rFonts w:hint="eastAsia"/>
         </w:rPr>
-        <w:t>&lt;LogicalFileId&gt;.m</w:t>
+        <w:t>&lt;</w:t>
+      </w:r>
+      <w:proofErr w:type="spellStart"/>
+      <w:r>
+        <w:rPr>
+          <w:rFonts w:hint="eastAsia"/>
+        </w:rPr>
+        <w:t>LogicalFileId</w:t>
+      </w:r>
+      <w:proofErr w:type="spellEnd"/>
+      <w:r>
+        <w:rPr>
+          <w:rFonts w:hint="eastAsia"/>
+        </w:rPr>
+        <w:t>&gt;.m</w:t>
       </w:r>
       <w:r>
         <w:rPr>
@@ -7813,12 +8314,14 @@
         </w:rPr>
         <w:t>操作修改</w:t>
       </w:r>
+      <w:proofErr w:type="spellStart"/>
       <w:r>
         <w:rPr>
           <w:rFonts w:hint="eastAsia"/>
         </w:rPr>
         <w:t>startLSN</w:t>
       </w:r>
+      <w:proofErr w:type="spellEnd"/>
       <w:r>
         <w:rPr>
           <w:rFonts w:hint="eastAsia"/>
@@ -7959,6 +8462,7 @@
         <w:rPr>
           <w:rFonts w:hint="eastAsia"/>
         </w:rPr>
+        <w:lastRenderedPageBreak/>
         <w:t>每次归档前检查，</w:t>
       </w:r>
       <w:r>
@@ -8211,7 +8715,7 @@
           <v:shape id="_x0000_i1025" type="#_x0000_t75" style="width:419.65pt;height:576.9pt" o:ole="">
             <v:imagedata r:id="rId5" o:title=""/>
           </v:shape>
-          <o:OLEObject Type="Embed" ProgID="Visio.Drawing.11" ShapeID="_x0000_i1025" DrawAspect="Content" ObjectID="_1539411280" r:id="rId6"/>
+          <o:OLEObject Type="Embed" ProgID="Visio.Drawing.11" ShapeID="_x0000_i1025" DrawAspect="Content" ObjectID="_1539676339" r:id="rId6"/>
         </w:object>
       </w:r>
     </w:p>
@@ -8252,12 +8756,14 @@
         </w:rPr>
         <w:t>对外功能接口描述中的</w:t>
       </w:r>
+      <w:proofErr w:type="spellStart"/>
       <w:r>
         <w:rPr>
           <w:rFonts w:hint="eastAsia"/>
         </w:rPr>
         <w:t>sdbreplay</w:t>
       </w:r>
+      <w:proofErr w:type="spellEnd"/>
       <w:r>
         <w:rPr>
           <w:rFonts w:hint="eastAsia"/>
@@ -8277,7 +8783,6 @@
         <w:rPr>
           <w:rFonts w:hint="eastAsia"/>
         </w:rPr>
-        <w:lastRenderedPageBreak/>
         <w:t>只重</w:t>
       </w:r>
       <w:r>
@@ -8420,6 +8925,7 @@
         <w:rPr>
           <w:rFonts w:hint="eastAsia"/>
         </w:rPr>
+        <w:lastRenderedPageBreak/>
         <w:t>当回放过程中出现问题时，立即中断操作。已经处理过的日志不做回滚。</w:t>
       </w:r>
     </w:p>
@@ -9362,12 +9868,14 @@
               </w:rPr>
               <w:t>配置参数</w:t>
             </w:r>
+            <w:proofErr w:type="spellStart"/>
             <w:r>
               <w:rPr>
                 <w:rFonts w:eastAsiaTheme="minorEastAsia" w:hint="eastAsia"/>
               </w:rPr>
               <w:t>arcenabled</w:t>
             </w:r>
+            <w:proofErr w:type="spellEnd"/>
             <w:r>
               <w:rPr>
                 <w:rFonts w:eastAsiaTheme="minorEastAsia" w:hint="eastAsia"/>
@@ -9430,12 +9938,14 @@
               </w:rPr>
               <w:t>通过</w:t>
             </w:r>
+            <w:proofErr w:type="spellStart"/>
             <w:r>
               <w:rPr>
                 <w:rFonts w:eastAsiaTheme="minorEastAsia" w:hint="eastAsia"/>
               </w:rPr>
               <w:t>sdbreplay</w:t>
             </w:r>
+            <w:proofErr w:type="spellEnd"/>
             <w:r>
               <w:rPr>
                 <w:rFonts w:eastAsiaTheme="minorEastAsia" w:hint="eastAsia"/>
@@ -9573,12 +10083,14 @@
               </w:rPr>
               <w:t>，其中主节点配置参数</w:t>
             </w:r>
+            <w:proofErr w:type="spellStart"/>
             <w:r>
               <w:rPr>
                 <w:rFonts w:eastAsiaTheme="minorEastAsia" w:hint="eastAsia"/>
               </w:rPr>
               <w:t>arcenabled</w:t>
             </w:r>
+            <w:proofErr w:type="spellEnd"/>
             <w:r>
               <w:rPr>
                 <w:rFonts w:eastAsiaTheme="minorEastAsia" w:hint="eastAsia"/>
@@ -9635,12 +10147,14 @@
               </w:rPr>
               <w:t>通过</w:t>
             </w:r>
+            <w:proofErr w:type="spellStart"/>
             <w:r>
               <w:rPr>
                 <w:rFonts w:eastAsiaTheme="minorEastAsia" w:hint="eastAsia"/>
               </w:rPr>
               <w:t>sdbreplay</w:t>
             </w:r>
+            <w:proofErr w:type="spellEnd"/>
             <w:r>
               <w:rPr>
                 <w:rFonts w:eastAsiaTheme="minorEastAsia" w:hint="eastAsia"/>
@@ -9749,7 +10263,6 @@
               <w:rPr>
                 <w:rFonts w:eastAsiaTheme="minorEastAsia" w:hint="eastAsia"/>
               </w:rPr>
-              <w:lastRenderedPageBreak/>
               <w:t>日志时发生全量同步</w:t>
             </w:r>
           </w:p>
@@ -9780,22 +10293,16 @@
               <w:rPr>
                 <w:rFonts w:eastAsiaTheme="minorEastAsia" w:hint="eastAsia"/>
               </w:rPr>
-              <w:lastRenderedPageBreak/>
-              <w:t>创建复制组，其中一个备节点</w:t>
-            </w:r>
-            <w:r>
-              <w:rPr>
-                <w:rFonts w:eastAsiaTheme="minorEastAsia" w:hint="eastAsia"/>
-              </w:rPr>
-              <w:lastRenderedPageBreak/>
-              <w:t>配置参数</w:t>
-            </w:r>
+              <w:t>创建复制组，其中一个备节点配置参数</w:t>
+            </w:r>
+            <w:proofErr w:type="spellStart"/>
             <w:r>
               <w:rPr>
                 <w:rFonts w:eastAsiaTheme="minorEastAsia" w:hint="eastAsia"/>
               </w:rPr>
               <w:t>arcenabled</w:t>
             </w:r>
+            <w:proofErr w:type="spellEnd"/>
             <w:r>
               <w:rPr>
                 <w:rFonts w:eastAsiaTheme="minorEastAsia" w:hint="eastAsia"/>
@@ -9850,6 +10357,7 @@
               <w:rPr>
                 <w:rFonts w:eastAsiaTheme="minorEastAsia" w:hint="eastAsia"/>
               </w:rPr>
+              <w:lastRenderedPageBreak/>
               <w:t>操作过程中强杀</w:t>
             </w:r>
             <w:r>
@@ -9883,12 +10391,14 @@
               </w:rPr>
               <w:t>通过</w:t>
             </w:r>
+            <w:proofErr w:type="spellStart"/>
             <w:r>
               <w:rPr>
                 <w:rFonts w:eastAsiaTheme="minorEastAsia" w:hint="eastAsia"/>
               </w:rPr>
               <w:t>sdbreplay</w:t>
             </w:r>
+            <w:proofErr w:type="spellEnd"/>
             <w:r>
               <w:rPr>
                 <w:rFonts w:eastAsiaTheme="minorEastAsia" w:hint="eastAsia"/>
@@ -9916,14 +10426,7 @@
                 <w:rFonts w:eastAsiaTheme="minorEastAsia" w:hint="eastAsia"/>
               </w:rPr>
               <w:lastRenderedPageBreak/>
-              <w:t>日志正常归档，</w:t>
-            </w:r>
-            <w:r>
-              <w:rPr>
-                <w:rFonts w:eastAsiaTheme="minorEastAsia" w:hint="eastAsia"/>
-              </w:rPr>
-              <w:lastRenderedPageBreak/>
-              <w:t>独立节点与复制组的数据一致。</w:t>
+              <w:t>日志正常归档，独立节点与复制组的数据一致。</w:t>
             </w:r>
           </w:p>
         </w:tc>
@@ -10038,12 +10541,14 @@
               </w:rPr>
               <w:t>节点配置参数</w:t>
             </w:r>
+            <w:proofErr w:type="spellStart"/>
             <w:r>
               <w:rPr>
                 <w:rFonts w:eastAsiaTheme="minorEastAsia" w:hint="eastAsia"/>
               </w:rPr>
               <w:t>arcenabled</w:t>
             </w:r>
+            <w:proofErr w:type="spellEnd"/>
             <w:r>
               <w:rPr>
                 <w:rFonts w:eastAsiaTheme="minorEastAsia" w:hint="eastAsia"/>
@@ -10149,12 +10654,14 @@
               </w:rPr>
               <w:t>通过</w:t>
             </w:r>
+            <w:proofErr w:type="spellStart"/>
             <w:r>
               <w:rPr>
                 <w:rFonts w:eastAsiaTheme="minorEastAsia" w:hint="eastAsia"/>
               </w:rPr>
               <w:t>sdbreplay</w:t>
             </w:r>
+            <w:proofErr w:type="spellEnd"/>
             <w:r>
               <w:rPr>
                 <w:rFonts w:eastAsiaTheme="minorEastAsia" w:hint="eastAsia"/>
@@ -10271,12 +10778,14 @@
               </w:rPr>
               <w:t>启动独立节点，配置参数</w:t>
             </w:r>
+            <w:proofErr w:type="spellStart"/>
             <w:r>
               <w:rPr>
                 <w:rFonts w:eastAsiaTheme="minorEastAsia" w:hint="eastAsia"/>
               </w:rPr>
               <w:t>arcenabled</w:t>
             </w:r>
+            <w:proofErr w:type="spellEnd"/>
             <w:r>
               <w:rPr>
                 <w:rFonts w:eastAsiaTheme="minorEastAsia" w:hint="eastAsia"/>
@@ -10351,12 +10860,14 @@
               </w:rPr>
               <w:t>通过</w:t>
             </w:r>
+            <w:proofErr w:type="spellStart"/>
             <w:r>
               <w:rPr>
                 <w:rFonts w:eastAsiaTheme="minorEastAsia" w:hint="eastAsia"/>
               </w:rPr>
               <w:t>sdbreplay</w:t>
             </w:r>
+            <w:proofErr w:type="spellEnd"/>
             <w:r>
               <w:rPr>
                 <w:rFonts w:eastAsiaTheme="minorEastAsia" w:hint="eastAsia"/>
